--- a/downloads/teacher/ai-3-week-29.docx
+++ b/downloads/teacher/ai-3-week-29.docx
@@ -2751,6 +2751,396 @@
         <w:t>For your Verified Study Buddy, save the input, procedure, observed result and limitation of this check. Label this worked example as practice; use a different, previously unreviewed case when checking independent understanding.</w:t>
       </w:r>
     </w:p>
+    <w:p>
+      <w:pPr>
+        <w:pStyle w:val="Heading1"/>
+      </w:pPr>
+      <w:r>
+        <w:t>07. Prepare, teach and assess</w:t>
+      </w:r>
+    </w:p>
+    <w:p>
+      <w:r>
+        <w:t>Teaching target: Explain the mechanism and terminology of copyright and permitted sources</w:t>
+      </w:r>
+    </w:p>
+    <w:p>
+      <w:r>
+        <w:t>Prepare the labelled worked-case picture, the matching workbook, fictional input cards and a place for individual responses. No paid AI account is required for the paper reasoning activities.</w:t>
+      </w:r>
+    </w:p>
+    <w:tbl>
+      <w:tblPr>
+        <w:tblStyle w:val="LightShading-Accent1"/>
+        <w:tblW w:type="auto" w:w="0"/>
+        <w:tblLook w:firstColumn="1" w:firstRow="1" w:lastColumn="0" w:lastRow="0" w:noHBand="0" w:noVBand="1" w:val="04A0"/>
+      </w:tblPr>
+      <w:tblGrid>
+        <w:gridCol w:w="3408"/>
+        <w:gridCol w:w="3408"/>
+        <w:gridCol w:w="3408"/>
+      </w:tblGrid>
+      <w:tr>
+        <w:trPr>
+          <w:tblHeader/>
+        </w:trPr>
+        <w:tc>
+          <w:tcPr>
+            <w:tcW w:type="dxa" w:w="3408"/>
+          </w:tcPr>
+          <w:p>
+            <w:r>
+              <w:t>Session</w:t>
+            </w:r>
+          </w:p>
+        </w:tc>
+        <w:tc>
+          <w:tcPr>
+            <w:tcW w:type="dxa" w:w="3408"/>
+          </w:tcPr>
+          <w:p>
+            <w:r>
+              <w:t>Plan</w:t>
+            </w:r>
+          </w:p>
+        </w:tc>
+        <w:tc>
+          <w:tcPr>
+            <w:tcW w:type="dxa" w:w="3408"/>
+          </w:tcPr>
+          <w:p>
+            <w:r>
+              <w:t>Resources</w:t>
+            </w:r>
+          </w:p>
+        </w:tc>
+      </w:tr>
+      <w:tr>
+        <w:tc>
+          <w:tcPr>
+            <w:tcW w:type="dxa" w:w="3408"/>
+          </w:tcPr>
+          <w:p>
+            <w:r>
+              <w:t>Session 1 · Understand · 45 min</w:t>
+            </w:r>
+          </w:p>
+        </w:tc>
+        <w:tc>
+          <w:tcPr>
+            <w:tcW w:type="dxa" w:w="3408"/>
+          </w:tcPr>
+          <w:p>
+            <w:r>
+              <w:t>0–7: recall and prerequisite; 7–15: inspect the concrete case and predict; 15–30: teacher models the worked trace; 30–40: learners explain a step using the text and visual; 40–45: check the core idea.</w:t>
+            </w:r>
+          </w:p>
+        </w:tc>
+        <w:tc>
+          <w:tcPr>
+            <w:tcW w:type="dxa" w:w="3408"/>
+          </w:tcPr>
+          <w:p>
+            <w:r>
+              <w:t>Sections 1–6; record the brief recall in the workbook.</w:t>
+            </w:r>
+          </w:p>
+        </w:tc>
+      </w:tr>
+      <w:tr>
+        <w:tc>
+          <w:tcPr>
+            <w:tcW w:type="dxa" w:w="3408"/>
+          </w:tcPr>
+          <w:p>
+            <w:r>
+              <w:t>Session 2 · Practise · 45 min</w:t>
+            </w:r>
+          </w:p>
+        </w:tc>
+        <w:tc>
+          <w:tcPr>
+            <w:tcW w:type="dxa" w:w="3408"/>
+          </w:tcPr>
+          <w:p>
+            <w:r>
+              <w:t>0–5: retrieve the procedure; 5–15: W2 completion practice; 15–23: explain and check with a partner; 23–30: each learner answers the misconception check; 30–40: targeted reteaching or a harder variation; 40–45: prepare the investigation.</w:t>
+            </w:r>
+          </w:p>
+        </w:tc>
+        <w:tc>
+          <w:tcPr>
+            <w:tcW w:type="dxa" w:w="3408"/>
+          </w:tcPr>
+          <w:p>
+            <w:r>
+              <w:t>Sections 7–10; use the matching workbook W2 and misconception check.</w:t>
+            </w:r>
+          </w:p>
+        </w:tc>
+      </w:tr>
+      <w:tr>
+        <w:tc>
+          <w:tcPr>
+            <w:tcW w:type="dxa" w:w="3408"/>
+          </w:tcPr>
+          <w:p>
+            <w:r>
+              <w:t>Session 3 · Investigate and transfer · 45 min</w:t>
+            </w:r>
+          </w:p>
+        </w:tc>
+        <w:tc>
+          <w:tcPr>
+            <w:tcW w:type="dxa" w:w="3408"/>
+          </w:tcPr>
+          <w:p>
+            <w:r>
+              <w:t>0–5: retrieve the decision rule; 5–20: investigate or trace; 20–30: start the independent case; 30–38: connect the project; 38–43: act on feedback; 43–45: plan the return check.</w:t>
+            </w:r>
+          </w:p>
+        </w:tc>
+        <w:tc>
+          <w:tcPr>
+            <w:tcW w:type="dxa" w:w="3408"/>
+          </w:tcPr>
+          <w:p>
+            <w:r>
+              <w:t>Sections 9 and 11–14. Give extra time to finish the full task set; use Section 15 when the week includes a coding lab.</w:t>
+            </w:r>
+          </w:p>
+        </w:tc>
+      </w:tr>
+    </w:tbl>
+    <w:p>
+      <w:r>
+        <w:t>Before class, solve the supported practice: Image A has L; image B has M. The project is a publicly downloadable adapted poster. Show the intermediate steps and give the conclusion with its scope.</w:t>
+      </w:r>
+    </w:p>
+    <w:p>
+      <w:r>
+        <w:t>Reasoned practice answer: Teacher explanation: A is not permitted for this use under L. B is permitted under the supplied M terms with attribution. Keep licence version and provenance.</w:t>
+      </w:r>
+    </w:p>
+    <w:p>
+      <w:r>
+        <w:t>Check every learner before discussion: Use the worked case for Copyright and permitted sources. Proposed explanation: “The worked result establishes every future case”. Decide whether this explanation is supported. Point to the step or supplied fact that decides; explain your repair if needed.</w:t>
+      </w:r>
+    </w:p>
+    <w:p>
+      <w:r>
+        <w:t>Misconception repair: Real legal outcomes depend on jurisdiction and facts; supplied licence terms define this classroom exercise, not universal copyright law.</w:t>
+      </w:r>
+    </w:p>
+    <w:p>
+      <w:r>
+        <w:t>Support: read the exact case aloud, enlarge the labelled picture, supply input cards and model only the first deciding step. Accept a spoken explanation or drawing; retain the reasoning goal.</w:t>
+      </w:r>
+    </w:p>
+    <w:p>
+      <w:r>
+        <w:t>Extension: Use Fern unchanged and include the required attribution. Require a prediction and a reason before comparing. Expected result: That use satisfies the stated fictional permission conditions. Reason: Its public redistribution is permitted when there is no alteration and attribution is included.</w:t>
+      </w:r>
+    </w:p>
+    <w:p>
+      <w:r>
+        <w:t>Independent assessment: withhold the reserved answer until the learner has attempted the new case. Record support separately from correctness.</w:t>
+      </w:r>
+    </w:p>
+    <w:tbl>
+      <w:tblPr>
+        <w:tblStyle w:val="LightShading-Accent1"/>
+        <w:tblW w:type="auto" w:w="0"/>
+        <w:tblLook w:firstColumn="1" w:firstRow="1" w:lastColumn="0" w:lastRow="0" w:noHBand="0" w:noVBand="1" w:val="04A0"/>
+      </w:tblPr>
+      <w:tblGrid>
+        <w:gridCol w:w="2556"/>
+        <w:gridCol w:w="2556"/>
+        <w:gridCol w:w="2556"/>
+        <w:gridCol w:w="2556"/>
+      </w:tblGrid>
+      <w:tr>
+        <w:trPr>
+          <w:tblHeader/>
+        </w:trPr>
+        <w:tc>
+          <w:tcPr>
+            <w:tcW w:type="dxa" w:w="2556"/>
+          </w:tcPr>
+          <w:p>
+            <w:r>
+              <w:t>Criterion</w:t>
+            </w:r>
+          </w:p>
+        </w:tc>
+        <w:tc>
+          <w:tcPr>
+            <w:tcW w:type="dxa" w:w="2556"/>
+          </w:tcPr>
+          <w:p>
+            <w:r>
+              <w:t>Not yet</w:t>
+            </w:r>
+          </w:p>
+        </w:tc>
+        <w:tc>
+          <w:tcPr>
+            <w:tcW w:type="dxa" w:w="2556"/>
+          </w:tcPr>
+          <w:p>
+            <w:r>
+              <w:t>With support</w:t>
+            </w:r>
+          </w:p>
+        </w:tc>
+        <w:tc>
+          <w:tcPr>
+            <w:tcW w:type="dxa" w:w="2556"/>
+          </w:tcPr>
+          <w:p>
+            <w:r>
+              <w:t>Independent</w:t>
+            </w:r>
+          </w:p>
+        </w:tc>
+      </w:tr>
+      <w:tr>
+        <w:tc>
+          <w:tcPr>
+            <w:tcW w:type="dxa" w:w="2556"/>
+          </w:tcPr>
+          <w:p>
+            <w:r>
+              <w:t>Explanation</w:t>
+            </w:r>
+          </w:p>
+        </w:tc>
+        <w:tc>
+          <w:tcPr>
+            <w:tcW w:type="dxa" w:w="2556"/>
+          </w:tcPr>
+          <w:p>
+            <w:r>
+              <w:t>Names an answer without a deciding fact</w:t>
+            </w:r>
+          </w:p>
+        </w:tc>
+        <w:tc>
+          <w:tcPr>
+            <w:tcW w:type="dxa" w:w="2556"/>
+          </w:tcPr>
+          <w:p>
+            <w:r>
+              <w:t>Uses a hint to link fact and decision</w:t>
+            </w:r>
+          </w:p>
+        </w:tc>
+        <w:tc>
+          <w:tcPr>
+            <w:tcW w:type="dxa" w:w="2556"/>
+          </w:tcPr>
+          <w:p>
+            <w:r>
+              <w:t>Explains the deciding fact in own words</w:t>
+            </w:r>
+          </w:p>
+        </w:tc>
+      </w:tr>
+      <w:tr>
+        <w:tc>
+          <w:tcPr>
+            <w:tcW w:type="dxa" w:w="2556"/>
+          </w:tcPr>
+          <w:p>
+            <w:r>
+              <w:t>Trace or test</w:t>
+            </w:r>
+          </w:p>
+        </w:tc>
+        <w:tc>
+          <w:tcPr>
+            <w:tcW w:type="dxa" w:w="2556"/>
+          </w:tcPr>
+          <w:p>
+            <w:r>
+              <w:t>Cannot connect input and result</w:t>
+            </w:r>
+          </w:p>
+        </w:tc>
+        <w:tc>
+          <w:tcPr>
+            <w:tcW w:type="dxa" w:w="2556"/>
+          </w:tcPr>
+          <w:p>
+            <w:r>
+              <w:t>Completes steps with prompts</w:t>
+            </w:r>
+          </w:p>
+        </w:tc>
+        <w:tc>
+          <w:tcPr>
+            <w:tcW w:type="dxa" w:w="2556"/>
+          </w:tcPr>
+          <w:p>
+            <w:r>
+              <w:t>Traces or tests a changed case accurately</w:t>
+            </w:r>
+          </w:p>
+        </w:tc>
+      </w:tr>
+      <w:tr>
+        <w:tc>
+          <w:tcPr>
+            <w:tcW w:type="dxa" w:w="2556"/>
+          </w:tcPr>
+          <w:p>
+            <w:r>
+              <w:t>Limits and revision</w:t>
+            </w:r>
+          </w:p>
+        </w:tc>
+        <w:tc>
+          <w:tcPr>
+            <w:tcW w:type="dxa" w:w="2556"/>
+          </w:tcPr>
+          <w:p>
+            <w:r>
+              <w:t>Claims more than evidence supports</w:t>
+            </w:r>
+          </w:p>
+        </w:tc>
+        <w:tc>
+          <w:tcPr>
+            <w:tcW w:type="dxa" w:w="2556"/>
+          </w:tcPr>
+          <w:p>
+            <w:r>
+              <w:t>Names a limit after a prompt</w:t>
+            </w:r>
+          </w:p>
+        </w:tc>
+        <w:tc>
+          <w:tcPr>
+            <w:tcW w:type="dxa" w:w="2556"/>
+          </w:tcPr>
+          <w:p>
+            <w:r>
+              <w:t>States a defensible limit and useful next test</w:t>
+            </w:r>
+          </w:p>
+        </w:tc>
+      </w:tr>
+    </w:tbl>
+    <w:p>
+      <w:r>
+        <w:t>Project checkpoint: Prepare the demonstration. Gather reproducible instructions, evidence, access checks and remaining limitations.</w:t>
+      </w:r>
+    </w:p>
+    <w:p>
+      <w:r>
+        <w:t>Use the weekly teacher answer for topic-specific reasoning. A saved progress tick is an activity record; judge mastery from the learner’s explanation and evidence.</w:t>
+      </w:r>
+    </w:p>
     <w:sectPr>
       <w:pgSz w:w="12240" w:h="15840"/>
       <w:pgMar w:top="936" w:right="1008" w:bottom="936" w:left="1008" w:header="720" w:footer="720" w:gutter="0"/>

--- a/downloads/teacher/ai-3-week-29.docx
+++ b/downloads/teacher/ai-3-week-29.docx
@@ -3141,6 +3141,39 @@
         <w:t>Use the weekly teacher answer for topic-specific reasoning. A saved progress tick is an activity record; judge mastery from the learner’s explanation and evidence.</w:t>
       </w:r>
     </w:p>
+    <w:p>
+      <w:pPr>
+        <w:pStyle w:val="Heading1"/>
+      </w:pPr>
+      <w:r>
+        <w:t>08. Use feedback, labs and repair paths</w:t>
+      </w:r>
+    </w:p>
+    <w:p>
+      <w:r>
+        <w:t>Use the two formative questions as supported practice, not as independent mastery scores. Discuss the deciding evidence rather than accepting a guessed selection.</w:t>
+      </w:r>
+    </w:p>
+    <w:p>
+      <w:r>
+        <w:t>The feedback comes from the reviewed public worked case. Do not reveal the separately reserved independent teacher answer until the learner has attempted that case.</w:t>
+      </w:r>
+    </w:p>
+    <w:p>
+      <w:r>
+        <w:t>Ask students to predict before running code. Preserve errors and actual outputs; collect a changed test and an explanation. The branch-boundary and indexing lessons deliberately include failure cases.</w:t>
+      </w:r>
+    </w:p>
+    <w:p>
+      <w:r>
+        <w:t>Use the earlier worked-explanation links to address a specific missing building block, then return to the current question. Adapt this suggestion after observing the learner; it is not an automatic diagnosis.</w:t>
+      </w:r>
+    </w:p>
+    <w:p>
+      <w:r>
+        <w:t>Collect the completed-work portfolio as evidence. Record support separately from correctness, and assess explanation, trace/test and limitations. Progress ticks and quiz selections alone do not establish mastery.</w:t>
+      </w:r>
+    </w:p>
     <w:sectPr>
       <w:pgSz w:w="12240" w:h="15840"/>
       <w:pgMar w:top="936" w:right="1008" w:bottom="936" w:left="1008" w:header="720" w:footer="720" w:gutter="0"/>

--- a/downloads/teacher/ai-3-week-29.docx
+++ b/downloads/teacher/ai-3-week-29.docx
@@ -29,6 +29,11 @@
       </w:r>
     </w:p>
     <w:p>
+      <w:r>
+        <w:t>Prepare Copyright and Provenance: check the target, prerequisites, resources and adaptable teaching schedule.</w:t>
+      </w:r>
+    </w:p>
+    <w:p>
       <w:pPr>
         <w:pStyle w:val="Heading3"/>
       </w:pPr>
@@ -37,8 +42,38 @@
       </w:r>
     </w:p>
     <w:p>
-      <w:r>
-        <w:t>Primary target: Explain the mechanism and terminology of copyright and permitted sources</w:t>
+      <w:pPr>
+        <w:spacing w:line="336" w:lineRule="auto" w:after="180"/>
+      </w:pPr>
+      <w:r>
+        <w:rPr>
+          <w:b w:val="0"/>
+        </w:rPr>
+        <w:t xml:space="preserve">Primary target: Explain the </w:t>
+      </w:r>
+      <w:r>
+        <w:rPr>
+          <w:b/>
+        </w:rPr>
+        <w:t>mechanism</w:t>
+      </w:r>
+      <w:r>
+        <w:rPr>
+          <w:b w:val="0"/>
+        </w:rPr>
+        <w:t xml:space="preserve"> and terminology of </w:t>
+      </w:r>
+      <w:r>
+        <w:rPr>
+          <w:b/>
+        </w:rPr>
+        <w:t>copyright</w:t>
+      </w:r>
+      <w:r>
+        <w:rPr>
+          <w:b w:val="0"/>
+        </w:rPr>
+        <w:t xml:space="preserve"> and permitted sources</w:t>
       </w:r>
     </w:p>
     <w:tbl>
@@ -185,8 +220,37 @@
       </w:tr>
     </w:tbl>
     <w:p>
-      <w:r>
-        <w:t>This is a starting allocation of 135 minutes, not a validated duration. Preserve all named topics. Schedule extra time for connected examples, the full investigation, independent cases and project building. Repeated copies of a case share one recorded attempt; they are not new evidence.</w:t>
+      <w:pPr>
+        <w:spacing w:line="336" w:lineRule="auto" w:after="180"/>
+      </w:pPr>
+      <w:r>
+        <w:rPr>
+          <w:b w:val="0"/>
+        </w:rPr>
+        <w:t>This is a starting allocation of 135 minutes, not a validated duration. Preserve all named topics. Schedule extra time for connected examples, the full investigation, independent cases and project building.</w:t>
+      </w:r>
+    </w:p>
+    <w:p>
+      <w:pPr>
+        <w:spacing w:line="336" w:lineRule="auto" w:after="180"/>
+      </w:pPr>
+      <w:r>
+        <w:rPr>
+          <w:b w:val="0"/>
+        </w:rPr>
+        <w:t xml:space="preserve">Repeated copies of a case share one recorded attempt; they are not new </w:t>
+      </w:r>
+      <w:r>
+        <w:rPr>
+          <w:b/>
+        </w:rPr>
+        <w:t>evidence</w:t>
+      </w:r>
+      <w:r>
+        <w:rPr>
+          <w:b w:val="0"/>
+        </w:rPr>
+        <w:t>.</w:t>
       </w:r>
     </w:p>
     <w:p>
@@ -206,18 +270,59 @@
       </w:r>
     </w:p>
     <w:p>
-      <w:r>
+      <w:pPr>
+        <w:spacing w:line="336" w:lineRule="auto" w:after="180"/>
+      </w:pPr>
+      <w:r>
+        <w:rPr>
+          <w:b w:val="0"/>
+        </w:rPr>
         <w:t>Without opening the old lesson, explain one key idea from Privacy by Design. Give an example and a mistake that the idea helps you avoid.</w:t>
       </w:r>
     </w:p>
     <w:p>
-      <w:r>
-        <w:t>Look for: Explain the mechanism and terminology of data retention and deletion</w:t>
-      </w:r>
-    </w:p>
-    <w:p>
-      <w:r>
-        <w:t>Reference example, not the only acceptable wording: Teacher explanation: Retention and deletion cover all declared stores, including caches and logs. Removing a visible row may leave copies elsewhere. Toy policy retains session content for 7 days and deletes it when age is at least7. Audit metadata may remain for 30 days without content. Track primary storage, cache and backup policy separately.</w:t>
+      <w:pPr>
+        <w:spacing w:line="336" w:lineRule="auto" w:after="180"/>
+      </w:pPr>
+      <w:r>
+        <w:rPr>
+          <w:b w:val="0"/>
+        </w:rPr>
+        <w:t xml:space="preserve">Look for: Explain the </w:t>
+      </w:r>
+      <w:r>
+        <w:rPr>
+          <w:b/>
+        </w:rPr>
+        <w:t>mechanism</w:t>
+      </w:r>
+      <w:r>
+        <w:rPr>
+          <w:b w:val="0"/>
+        </w:rPr>
+        <w:t xml:space="preserve"> and terminology of data retention and deletion</w:t>
+      </w:r>
+    </w:p>
+    <w:p>
+      <w:pPr>
+        <w:spacing w:line="336" w:lineRule="auto" w:after="180"/>
+      </w:pPr>
+      <w:r>
+        <w:rPr>
+          <w:b w:val="0"/>
+        </w:rPr>
+        <w:t>Reference example, not the only acceptable wording: Teacher explanation: Retention and deletion cover all declared stores, including caches and logs. Removing a visible row may leave copies elsewhere.</w:t>
+      </w:r>
+    </w:p>
+    <w:p>
+      <w:pPr>
+        <w:spacing w:line="336" w:lineRule="auto" w:after="180"/>
+      </w:pPr>
+      <w:r>
+        <w:rPr>
+          <w:b w:val="0"/>
+        </w:rPr>
+        <w:t>Toy policy retains session content for 7 days and deletes it when age is at least7. Audit metadata may remain for 30 days without content. Track primary storage, cache and backup policy separately.</w:t>
       </w:r>
     </w:p>
     <w:p>
@@ -229,18 +334,82 @@
       </w:r>
     </w:p>
     <w:p>
-      <w:r>
+      <w:pPr>
+        <w:spacing w:line="336" w:lineRule="auto" w:after="180"/>
+      </w:pPr>
+      <w:r>
+        <w:rPr>
+          <w:b w:val="0"/>
+        </w:rPr>
         <w:t>Without opening the old lesson, explain one key idea from Evaluation Sets. Give an example and a mistake that the idea helps you avoid.</w:t>
       </w:r>
     </w:p>
     <w:p>
-      <w:r>
-        <w:t>Look for: Explain the mechanism and terminology of system evaluation sets</w:t>
-      </w:r>
-    </w:p>
-    <w:p>
-      <w:r>
-        <w:t>Reference example, not the only acceptable wording: Teacher explanation: A system evaluation set contains cases with expected behaviour and scoring rules. It should cover retrieval, support, fallback and permissions rather than only easy answerable questions. Record case ID, evidence version, expected claims or fallback, permitted actions and scoring rubric. Separate development from final cases. Aggregate metrics only after checking required conditions individually.</w:t>
+      <w:pPr>
+        <w:spacing w:line="336" w:lineRule="auto" w:after="180"/>
+      </w:pPr>
+      <w:r>
+        <w:rPr>
+          <w:b w:val="0"/>
+        </w:rPr>
+        <w:t xml:space="preserve">Look for: Explain the </w:t>
+      </w:r>
+      <w:r>
+        <w:rPr>
+          <w:b/>
+        </w:rPr>
+        <w:t>mechanism</w:t>
+      </w:r>
+      <w:r>
+        <w:rPr>
+          <w:b w:val="0"/>
+        </w:rPr>
+        <w:t xml:space="preserve"> and terminology of system evaluation sets</w:t>
+      </w:r>
+    </w:p>
+    <w:p>
+      <w:pPr>
+        <w:spacing w:line="336" w:lineRule="auto" w:after="180"/>
+      </w:pPr>
+      <w:r>
+        <w:rPr>
+          <w:b w:val="0"/>
+        </w:rPr>
+        <w:t>Reference example, not the only acceptable wording: Teacher explanation: A system evaluation set contains cases with expected behaviour and scoring rules.</w:t>
+      </w:r>
+    </w:p>
+    <w:p>
+      <w:pPr>
+        <w:spacing w:line="336" w:lineRule="auto" w:after="180"/>
+      </w:pPr>
+      <w:r>
+        <w:rPr>
+          <w:b w:val="0"/>
+        </w:rPr>
+        <w:t xml:space="preserve">It should cover retrieval, support, fallback and permissions rather than only easy answerable questions. Record case ID, </w:t>
+      </w:r>
+      <w:r>
+        <w:rPr>
+          <w:b/>
+        </w:rPr>
+        <w:t>evidence</w:t>
+      </w:r>
+      <w:r>
+        <w:rPr>
+          <w:b w:val="0"/>
+        </w:rPr>
+        <w:t xml:space="preserve"> version, expected claims or fallback, permitted actions and scoring rubric.</w:t>
+      </w:r>
+    </w:p>
+    <w:p>
+      <w:pPr>
+        <w:spacing w:line="336" w:lineRule="auto" w:after="180"/>
+      </w:pPr>
+      <w:r>
+        <w:rPr>
+          <w:b w:val="0"/>
+        </w:rPr>
+        <w:t>Separate development from final cases. Aggregate metrics only after checking required conditions individually.</w:t>
       </w:r>
     </w:p>
     <w:p>
@@ -252,22 +421,69 @@
       </w:r>
     </w:p>
     <w:p>
-      <w:r>
+      <w:pPr>
+        <w:spacing w:line="336" w:lineRule="auto" w:after="180"/>
+      </w:pPr>
+      <w:r>
+        <w:rPr>
+          <w:b w:val="0"/>
+        </w:rPr>
         <w:t>Without opening the old lesson, explain one key idea from Block to Python Bridge. Give an example and a mistake that the idea helps you avoid.</w:t>
       </w:r>
     </w:p>
     <w:p>
-      <w:r>
+      <w:pPr>
+        <w:spacing w:line="336" w:lineRule="auto" w:after="180"/>
+      </w:pPr>
+      <w:r>
+        <w:rPr>
+          <w:b w:val="0"/>
+        </w:rPr>
         <w:t>Look for: Translate a short paper calculation into a Python script</w:t>
       </w:r>
     </w:p>
     <w:p>
-      <w:r>
-        <w:t>Reference example, not the only acceptable wording: packs = 4; per_pack = 6; total = packs * per_pack; print(total), each on its own line. The first two bind quantities, the third computes 24 and the fourth displays 24. Assignment alone produces no displayed output in this script.</w:t>
-      </w:r>
-    </w:p>
-    <w:p>
-      <w:r>
+      <w:pPr>
+        <w:spacing w:line="336" w:lineRule="auto" w:after="180"/>
+      </w:pPr>
+      <w:r>
+        <w:rPr>
+          <w:b w:val="0"/>
+        </w:rPr>
+        <w:t>Reference example, not the only acceptable wording: packs = 4; per_pack = 6; total = packs * per_pack; print(total), each on its own line. The first two bind quantities, the third computes 24 and the fourth displays 24.</w:t>
+      </w:r>
+    </w:p>
+    <w:p>
+      <w:pPr>
+        <w:spacing w:line="336" w:lineRule="auto" w:after="180"/>
+      </w:pPr>
+      <w:r>
+        <w:rPr>
+          <w:b w:val="0"/>
+        </w:rPr>
+        <w:t xml:space="preserve">Assignment alone produces no displayed </w:t>
+      </w:r>
+      <w:r>
+        <w:rPr>
+          <w:b/>
+        </w:rPr>
+        <w:t>output</w:t>
+      </w:r>
+      <w:r>
+        <w:rPr>
+          <w:b w:val="0"/>
+        </w:rPr>
+        <w:t xml:space="preserve"> in this script.</w:t>
+      </w:r>
+    </w:p>
+    <w:p>
+      <w:pPr>
+        <w:spacing w:line="336" w:lineRule="auto" w:after="180"/>
+      </w:pPr>
+      <w:r>
+        <w:rPr>
+          <w:b w:val="0"/>
+        </w:rPr>
         <w:t>Use the student module and workbook section with this exact week title. The worked case, independent question and answers below form one aligned lesson sequence.</w:t>
       </w:r>
     </w:p>
@@ -280,8 +496,38 @@
       </w:r>
     </w:p>
     <w:p>
-      <w:r>
-        <w:t>A project uses an image found through search. Its author is known but its licence is missing. Is naming the author enough to establish reuse permission? Describe a provenance record and next action.</w:t>
+      <w:pPr>
+        <w:spacing w:line="336" w:lineRule="auto" w:after="180"/>
+      </w:pPr>
+      <w:r>
+        <w:rPr>
+          <w:b w:val="0"/>
+        </w:rPr>
+        <w:t xml:space="preserve">A project uses an image found through search. Its author is known but its </w:t>
+      </w:r>
+      <w:r>
+        <w:rPr>
+          <w:b/>
+        </w:rPr>
+        <w:t>licence</w:t>
+      </w:r>
+      <w:r>
+        <w:rPr>
+          <w:b w:val="0"/>
+        </w:rPr>
+        <w:t xml:space="preserve"> is missing. Is naming the author enough to establish reuse permission? Describe a </w:t>
+      </w:r>
+      <w:r>
+        <w:rPr>
+          <w:b/>
+        </w:rPr>
+        <w:t>provenance</w:t>
+      </w:r>
+      <w:r>
+        <w:rPr>
+          <w:b w:val="0"/>
+        </w:rPr>
+        <w:t xml:space="preserve"> record and next action.</w:t>
       </w:r>
     </w:p>
     <w:p>
@@ -293,8 +539,26 @@
       </w:r>
     </w:p>
     <w:p>
-      <w:r>
-        <w:t>Responsible creation distinguishes source material, transformation, attribution, and generated content.</w:t>
+      <w:pPr>
+        <w:spacing w:line="336" w:lineRule="auto" w:after="180"/>
+      </w:pPr>
+      <w:r>
+        <w:rPr>
+          <w:b w:val="0"/>
+        </w:rPr>
+        <w:t xml:space="preserve">Responsible creation distinguishes source material, transformation, </w:t>
+      </w:r>
+      <w:r>
+        <w:rPr>
+          <w:b/>
+        </w:rPr>
+        <w:t>attribution</w:t>
+      </w:r>
+      <w:r>
+        <w:rPr>
+          <w:b w:val="0"/>
+        </w:rPr>
+        <w:t>, and generated content.</w:t>
       </w:r>
     </w:p>
     <w:tbl>
@@ -430,12 +694,38 @@
       </w:r>
     </w:p>
     <w:p>
-      <w:r>
+      <w:pPr>
+        <w:spacing w:line="336" w:lineRule="auto" w:after="180"/>
+      </w:pPr>
+      <w:r>
+        <w:rPr>
+          <w:b w:val="0"/>
+        </w:rPr>
         <w:t>Use the supplied scenario, student illustrations and blank paper. For numeric work, offer counters or a calculator after learners show the setup. Fictional records are supplied; personal data and paid accounts are unnecessary.</w:t>
       </w:r>
     </w:p>
     <w:p>
-      <w:r>
+      <w:pPr>
+        <w:pStyle w:val="Heading3"/>
+      </w:pPr>
+      <w:r>
+        <w:t>Alternative compact allocation</w:t>
+      </w:r>
+    </w:p>
+    <w:p>
+      <w:r>
+        <w:t>This compact option is not the full-week schedule. Use the main teaching cycle and allow extra sessions for the investigation, independent work and project.</w:t>
+      </w:r>
+    </w:p>
+    <w:p>
+      <w:pPr>
+        <w:spacing w:line="336" w:lineRule="auto" w:after="180"/>
+        <w:shd w:fill="F1F6F8"/>
+      </w:pPr>
+      <w:r>
+        <w:rPr>
+          <w:b w:val="0"/>
+        </w:rPr>
         <w:t>Allow 80 minutes: recall 8; explanation 12; worked demonstration 15; guided practice 20; independent assessment 15; project and reflection 10. Extend the lab into a second session when needed.</w:t>
       </w:r>
     </w:p>
@@ -448,8 +738,72 @@
       </w:r>
     </w:p>
     <w:p>
-      <w:r>
-        <w:t>Two 45-minute sessions. Permission to access a work and permission to redistribute or modify it are separate. Use a classroom licence ledger instead of assuming all online material is reusable. Use the supplied constructed scenarios to make the mechanism inspectable. Collect W4 before sharing solutions. Students should name intermediate evidence and limitations; classroom pacing and learning effectiveness remain unvalidated.</w:t>
+      <w:pPr>
+        <w:spacing w:line="336" w:lineRule="auto" w:after="180"/>
+      </w:pPr>
+      <w:r>
+        <w:rPr>
+          <w:b w:val="0"/>
+        </w:rPr>
+        <w:t xml:space="preserve">Two 45-minute sessions. Permission to access a work and permission to redistribute or modify it are separate. Use a classroom </w:t>
+      </w:r>
+      <w:r>
+        <w:rPr>
+          <w:b/>
+        </w:rPr>
+        <w:t>licence</w:t>
+      </w:r>
+      <w:r>
+        <w:rPr>
+          <w:b w:val="0"/>
+        </w:rPr>
+        <w:t xml:space="preserve"> ledger instead of assuming all online material is reusable.</w:t>
+      </w:r>
+    </w:p>
+    <w:p>
+      <w:pPr>
+        <w:spacing w:line="336" w:lineRule="auto" w:after="180"/>
+      </w:pPr>
+      <w:r>
+        <w:rPr>
+          <w:b w:val="0"/>
+        </w:rPr>
+        <w:t xml:space="preserve">Use the supplied constructed scenarios to make the </w:t>
+      </w:r>
+      <w:r>
+        <w:rPr>
+          <w:b/>
+        </w:rPr>
+        <w:t>mechanism</w:t>
+      </w:r>
+      <w:r>
+        <w:rPr>
+          <w:b w:val="0"/>
+        </w:rPr>
+        <w:t xml:space="preserve"> inspectable. Collect W4 before sharing solutions.</w:t>
+      </w:r>
+    </w:p>
+    <w:p>
+      <w:pPr>
+        <w:spacing w:line="336" w:lineRule="auto" w:after="180"/>
+      </w:pPr>
+      <w:r>
+        <w:rPr>
+          <w:b w:val="0"/>
+        </w:rPr>
+        <w:t xml:space="preserve">Students should name intermediate </w:t>
+      </w:r>
+      <w:r>
+        <w:rPr>
+          <w:b/>
+        </w:rPr>
+        <w:t>evidence</w:t>
+      </w:r>
+      <w:r>
+        <w:rPr>
+          <w:b w:val="0"/>
+        </w:rPr>
+        <w:t xml:space="preserve"> and limitations; classroom pacing and learning effectiveness remain unvalidated.</w:t>
       </w:r>
     </w:p>
     <w:p>
@@ -461,22 +815,81 @@
       </w:r>
     </w:p>
     <w:p>
-      <w:r>
-        <w:t>A result depends on the inputs, procedure and conditions that produced it. Preserve data roles and distinguish observed outcomes from predictions or unmeasured conditions. If the prior concept cannot be explained, use a short retrieval activity before this chapter.</w:t>
-      </w:r>
-    </w:p>
-    <w:p>
-      <w:r>
+      <w:pPr>
+        <w:spacing w:line="336" w:lineRule="auto" w:after="180"/>
+      </w:pPr>
+      <w:r>
+        <w:rPr>
+          <w:b w:val="0"/>
+        </w:rPr>
+        <w:t xml:space="preserve">A result depends on the </w:t>
+      </w:r>
+      <w:r>
+        <w:rPr>
+          <w:b/>
+        </w:rPr>
+        <w:t>input</w:t>
+      </w:r>
+      <w:r>
+        <w:rPr>
+          <w:b w:val="0"/>
+        </w:rPr>
+        <w:t xml:space="preserve">s, procedure and conditions that produced it. Preserve data roles and distinguish observed outcomes from </w:t>
+      </w:r>
+      <w:r>
+        <w:rPr>
+          <w:b/>
+        </w:rPr>
+        <w:t>prediction</w:t>
+      </w:r>
+      <w:r>
+        <w:rPr>
+          <w:b w:val="0"/>
+        </w:rPr>
+        <w:t>s or unmeasured conditions.</w:t>
+      </w:r>
+    </w:p>
+    <w:p>
+      <w:pPr>
+        <w:spacing w:line="336" w:lineRule="auto" w:after="180"/>
+      </w:pPr>
+      <w:r>
+        <w:rPr>
+          <w:b w:val="0"/>
+        </w:rPr>
+        <w:t>If the prior concept cannot be explained, use a short retrieval activity before this chapter.</w:t>
+      </w:r>
+    </w:p>
+    <w:p>
+      <w:pPr>
+        <w:spacing w:line="336" w:lineRule="auto" w:after="180"/>
+      </w:pPr>
+      <w:r>
+        <w:rPr>
+          <w:b w:val="0"/>
+        </w:rPr>
         <w:t>Lesson and workbook; paper and pencil</w:t>
       </w:r>
     </w:p>
     <w:p>
-      <w:r>
+      <w:pPr>
+        <w:spacing w:line="336" w:lineRule="auto" w:after="180"/>
+      </w:pPr>
+      <w:r>
+        <w:rPr>
+          <w:b w:val="0"/>
+        </w:rPr>
         <w:t>Calculator and optional local Python 3 for arithmetic; no live API or private data</w:t>
       </w:r>
     </w:p>
     <w:p>
-      <w:r>
+      <w:pPr>
+        <w:spacing w:line="336" w:lineRule="auto" w:after="180"/>
+      </w:pPr>
+      <w:r>
+        <w:rPr>
+          <w:b w:val="0"/>
+        </w:rPr>
         <w:t>Prepare the fresh retry separately and withhold its solution until after collection</w:t>
       </w:r>
     </w:p>
@@ -489,12 +902,48 @@
       </w:r>
     </w:p>
     <w:p>
-      <w:r>
-        <w:t>By the end, I can explain copyright and provenance using a traced example and a stated limitation.</w:t>
-      </w:r>
-    </w:p>
-    <w:p>
-      <w:r>
+      <w:pPr>
+        <w:spacing w:line="336" w:lineRule="auto" w:after="180"/>
+      </w:pPr>
+      <w:r>
+        <w:rPr>
+          <w:b w:val="0"/>
+        </w:rPr>
+        <w:t xml:space="preserve">By the end, I can explain </w:t>
+      </w:r>
+      <w:r>
+        <w:rPr>
+          <w:b/>
+        </w:rPr>
+        <w:t>copyright</w:t>
+      </w:r>
+      <w:r>
+        <w:rPr>
+          <w:b w:val="0"/>
+        </w:rPr>
+        <w:t xml:space="preserve"> and </w:t>
+      </w:r>
+      <w:r>
+        <w:rPr>
+          <w:b/>
+        </w:rPr>
+        <w:t>provenance</w:t>
+      </w:r>
+      <w:r>
+        <w:rPr>
+          <w:b w:val="0"/>
+        </w:rPr>
+        <w:t xml:space="preserve"> using a traced example and a stated limitation.</w:t>
+      </w:r>
+    </w:p>
+    <w:p>
+      <w:pPr>
+        <w:spacing w:line="336" w:lineRule="auto" w:after="180"/>
+      </w:pPr>
+      <w:r>
+        <w:rPr>
+          <w:b w:val="0"/>
+        </w:rPr>
         <w:t>This added worked case illustrates the week’s main idea. Retain all original and connected topics; schedule its practice within the teaching cycle.</w:t>
       </w:r>
     </w:p>
@@ -507,61 +956,203 @@
       </w:r>
     </w:p>
     <w:p>
+      <w:r>
+        <w:t>Model Copyright and Provenance using the supplied case, labelled mechanism and reasoning. Make the scope of each conclusion explicit.</w:t>
+      </w:r>
+    </w:p>
+    <w:p>
+      <w:pPr>
+        <w:spacing w:line="336" w:lineRule="auto" w:after="180"/>
+      </w:pPr>
+      <w:r>
+        <w:rPr>
+          <w:b/>
+        </w:rPr>
+        <w:t>Input</w:t>
+      </w:r>
+      <w:r>
+        <w:rPr>
+          <w:b w:val="0"/>
+        </w:rPr>
+        <w:t xml:space="preserve"> → </w:t>
+      </w:r>
+      <w:r>
+        <w:rPr>
+          <w:b/>
+        </w:rPr>
+        <w:t>Process</w:t>
+      </w:r>
+      <w:r>
+        <w:rPr>
+          <w:b w:val="0"/>
+        </w:rPr>
+        <w:t xml:space="preserve"> → </w:t>
+      </w:r>
+      <w:r>
+        <w:rPr>
+          <w:b/>
+        </w:rPr>
+        <w:t>Output</w:t>
+      </w:r>
+    </w:p>
+    <w:p>
+      <w:pPr>
+        <w:spacing w:line="336" w:lineRule="auto" w:after="180"/>
+      </w:pPr>
+      <w:r>
+        <w:rPr>
+          <w:b w:val="0"/>
+        </w:rPr>
+        <w:t>Trace the information. At each stage, ask what changed and how you could test it.</w:t>
+      </w:r>
+    </w:p>
+    <w:p>
+      <w:pPr>
+        <w:spacing w:line="336" w:lineRule="auto" w:after="180"/>
+      </w:pPr>
+      <w:r>
+        <w:rPr>
+          <w:b w:val="0"/>
+        </w:rPr>
+        <w:t>Which stage could fail even when the other two are correct? Explain:</w:t>
+      </w:r>
+    </w:p>
+    <w:p>
+      <w:pPr>
+        <w:spacing w:line="336" w:lineRule="auto" w:after="180"/>
+      </w:pPr>
+      <w:r>
+        <w:rPr>
+          <w:b w:val="0"/>
+        </w:rPr>
+        <w:t xml:space="preserve">Predict first. Then check each step. A correct answer without visible reasoning is incomplete </w:t>
+      </w:r>
+      <w:r>
+        <w:rPr>
+          <w:b/>
+        </w:rPr>
+        <w:t>evidence</w:t>
+      </w:r>
+      <w:r>
+        <w:rPr>
+          <w:b w:val="0"/>
+        </w:rPr>
+        <w:t>.</w:t>
+      </w:r>
+    </w:p>
+    <w:p>
+      <w:pPr>
+        <w:spacing w:line="336" w:lineRule="auto" w:after="180"/>
+        <w:shd w:fill="F4F9FC"/>
+      </w:pPr>
+      <w:r>
+        <w:rPr>
+          <w:b w:val="0"/>
+        </w:rPr>
+        <w:t>1. Source paragraph is quoted within allowed classroom use and cited.</w:t>
+      </w:r>
+    </w:p>
+    <w:p>
+      <w:pPr>
+        <w:spacing w:line="336" w:lineRule="auto" w:after="180"/>
+        <w:shd w:fill="F4F9FC"/>
+      </w:pPr>
+      <w:r>
+        <w:rPr>
+          <w:b w:val="0"/>
+        </w:rPr>
+        <w:t>2. Student summary is a transformation but still names the source.</w:t>
+      </w:r>
+    </w:p>
+    <w:p>
+      <w:pPr>
+        <w:spacing w:line="336" w:lineRule="auto" w:after="180"/>
+        <w:shd w:fill="F4F9FC"/>
+      </w:pPr>
+      <w:r>
+        <w:rPr>
+          <w:b w:val="0"/>
+        </w:rPr>
+        <w:t>3. Generated image is labeled as generated.</w:t>
+      </w:r>
+    </w:p>
+    <w:p>
+      <w:pPr>
+        <w:spacing w:line="336" w:lineRule="auto" w:after="180"/>
+        <w:shd w:fill="F4F9FC"/>
+      </w:pPr>
+      <w:r>
+        <w:rPr>
+          <w:b w:val="0"/>
+        </w:rPr>
+        <w:t xml:space="preserve">4. </w:t>
+      </w:r>
+      <w:r>
+        <w:rPr>
+          <w:b/>
+        </w:rPr>
+        <w:t>Provenance</w:t>
+      </w:r>
+      <w:r>
+        <w:rPr>
+          <w:b w:val="0"/>
+        </w:rPr>
+        <w:t xml:space="preserve"> record stores creator/source, </w:t>
+      </w:r>
+      <w:r>
+        <w:rPr>
+          <w:b/>
+        </w:rPr>
+        <w:t>license</w:t>
+      </w:r>
+      <w:r>
+        <w:rPr>
+          <w:b w:val="0"/>
+        </w:rPr>
+        <w:t xml:space="preserve"> or permission, transformation, and use.</w:t>
+      </w:r>
+    </w:p>
+    <w:p>
+      <w:pPr>
+        <w:spacing w:line="336" w:lineRule="auto" w:after="180"/>
+      </w:pPr>
+      <w:r>
+        <w:rPr>
+          <w:b w:val="0"/>
+        </w:rPr>
+        <w:t>Recalculate, retrace, or restate the reasoning in your own representation:</w:t>
+      </w:r>
+    </w:p>
+    <w:p>
+      <w:pPr>
+        <w:spacing w:line="336" w:lineRule="auto" w:after="180"/>
+        <w:shd w:fill="F5F1FB"/>
+      </w:pPr>
+      <w:r>
+        <w:rPr>
+          <w:b w:val="0"/>
+        </w:rPr>
+        <w:t xml:space="preserve">CHECK Did the </w:t>
+      </w:r>
+      <w:r>
+        <w:rPr>
+          <w:b/>
+        </w:rPr>
+        <w:t>evidence</w:t>
+      </w:r>
+      <w:r>
+        <w:rPr>
+          <w:b w:val="0"/>
+        </w:rPr>
+        <w:t xml:space="preserve"> answer the exact question? Did the total, path, or source record stay consistent?</w:t>
+      </w:r>
+    </w:p>
+    <w:p>
       <w:pPr>
         <w:pStyle w:val="Heading3"/>
       </w:pPr>
       <w:r>
-        <w:t>Explain the mechanism</w:t>
-      </w:r>
-    </w:p>
-    <w:p>
-      <w:r>
-        <w:t>Input → Process → Output</w:t>
-      </w:r>
-    </w:p>
-    <w:p>
-      <w:r>
-        <w:t>Trace the information. At each stage, ask what changed and how you could test it.</w:t>
-      </w:r>
-    </w:p>
-    <w:p>
-      <w:r>
-        <w:t>Which stage could fail even when the other two are correct? Explain:</w:t>
-      </w:r>
-    </w:p>
-    <w:p>
-      <w:r>
-        <w:t>Predict first. Then check each step. A correct answer without visible reasoning is incomplete evidence.</w:t>
-      </w:r>
-    </w:p>
-    <w:p>
-      <w:r>
-        <w:t>1. Source paragraph is quoted within allowed classroom use and cited.</w:t>
-      </w:r>
-    </w:p>
-    <w:p>
-      <w:r>
-        <w:t>2. Student summary is a transformation but still names the source.</w:t>
-      </w:r>
-    </w:p>
-    <w:p>
-      <w:r>
-        <w:t>3. Generated image is labeled as generated.</w:t>
-      </w:r>
-    </w:p>
-    <w:p>
-      <w:r>
-        <w:t>4. Provenance record stores creator/source, license or permission, transformation, and use.</w:t>
-      </w:r>
-    </w:p>
-    <w:p>
-      <w:r>
-        <w:t>Recalculate, retrace, or restate the reasoning in your own representation:</w:t>
-      </w:r>
-    </w:p>
-    <w:p>
-      <w:r>
-        <w:t>CHECK Did the evidence answer the exact question? Did the total, path, or source record stay consistent?</w:t>
+        <w:t>Concrete teaching case</w:t>
       </w:r>
     </w:p>
     <w:p>
@@ -569,17 +1160,43 @@
         <w:pStyle w:val="Heading3"/>
       </w:pPr>
       <w:r>
-        <w:t>Concrete teaching case</w:t>
-      </w:r>
-    </w:p>
-    <w:p>
-      <w:r>
+        <w:t>The teaching case</w:t>
+      </w:r>
+    </w:p>
+    <w:p>
+      <w:pPr>
+        <w:spacing w:line="336" w:lineRule="auto" w:after="180"/>
+        <w:shd w:fill="F1F6FC"/>
+      </w:pPr>
+      <w:r>
+        <w:rPr>
+          <w:b w:val="0"/>
+        </w:rPr>
         <w:t>A slide reuses an online photograph and textbook paragraph.</w:t>
       </w:r>
     </w:p>
     <w:p>
-      <w:r>
-        <w:t>What provenance and reuse checks are needed?</w:t>
+      <w:pPr>
+        <w:spacing w:line="336" w:lineRule="auto" w:after="180"/>
+        <w:shd w:fill="F5F1FB"/>
+      </w:pPr>
+      <w:r>
+        <w:rPr>
+          <w:b w:val="0"/>
+        </w:rPr>
+        <w:t xml:space="preserve">What </w:t>
+      </w:r>
+      <w:r>
+        <w:rPr>
+          <w:b/>
+        </w:rPr>
+        <w:t>provenance</w:t>
+      </w:r>
+      <w:r>
+        <w:rPr>
+          <w:b w:val="0"/>
+        </w:rPr>
+        <w:t xml:space="preserve"> and reuse checks are needed?</w:t>
       </w:r>
     </w:p>
     <w:p>
@@ -591,36 +1208,252 @@
       </w:r>
     </w:p>
     <w:p>
-      <w:r>
-        <w:t>Record creator, source, licence or permission, attribution requirements and modifications. Attribution alone is not permission; classroom context is not a universal exemption.</w:t>
-      </w:r>
-    </w:p>
-    <w:p>
       <w:pPr>
         <w:pStyle w:val="Heading3"/>
       </w:pPr>
       <w:r>
+        <w:t>Why the result follows</w:t>
+      </w:r>
+    </w:p>
+    <w:p>
+      <w:pPr>
+        <w:spacing w:line="336" w:lineRule="auto" w:after="180"/>
+        <w:shd w:fill="F1F6FC"/>
+      </w:pPr>
+      <w:r>
+        <w:rPr>
+          <w:b w:val="0"/>
+        </w:rPr>
+        <w:t xml:space="preserve">Record creator, source, </w:t>
+      </w:r>
+      <w:r>
+        <w:rPr>
+          <w:b/>
+        </w:rPr>
+        <w:t>licence</w:t>
+      </w:r>
+      <w:r>
+        <w:rPr>
+          <w:b w:val="0"/>
+        </w:rPr>
+        <w:t xml:space="preserve"> or permission, </w:t>
+      </w:r>
+      <w:r>
+        <w:rPr>
+          <w:b/>
+        </w:rPr>
+        <w:t>attribution</w:t>
+      </w:r>
+      <w:r>
+        <w:rPr>
+          <w:b w:val="0"/>
+        </w:rPr>
+        <w:t xml:space="preserve"> requirements and modifications. </w:t>
+      </w:r>
+      <w:r>
+        <w:rPr>
+          <w:b/>
+        </w:rPr>
+        <w:t>Attribution</w:t>
+      </w:r>
+      <w:r>
+        <w:rPr>
+          <w:b w:val="0"/>
+        </w:rPr>
+        <w:t xml:space="preserve"> alone is not permission; classroom context is not a universal exemption.</w:t>
+      </w:r>
+    </w:p>
+    <w:p>
+      <w:pPr>
+        <w:pStyle w:val="Heading3"/>
+      </w:pPr>
+      <w:r>
         <w:t>Explain the added worked example</w:t>
       </w:r>
     </w:p>
     <w:p>
-      <w:r>
-        <w:t>Permission to access a work and permission to redistribute or modify it are separate. Use a classroom licence ledger instead of assuming all online material is reusable.</w:t>
-      </w:r>
-    </w:p>
-    <w:p>
-      <w:r>
-        <w:t>Begin by writing the question the procedure is intended to answer. Identify the information already supplied, the information it will produce and the information still missing. These are constructed classroom examples; they do not require live accounts, private records or an external service. Do not treat a plausible explanation as a measured outcome.</w:t>
-      </w:r>
-    </w:p>
-    <w:p>
-      <w:r>
-        <w:t>For this fictional policy, licence L permits classroom display with attribution but forbids public redistribution. Licence M permits adaptation and redistribution with attribution. Unknown permission means seek approval or choose a permitted alternative; this exercise is not a legal ruling.</w:t>
-      </w:r>
-    </w:p>
-    <w:p>
-      <w:r>
-        <w:t>Before applying the procedure, write its units, denominator or decision boundary where relevant. A partner should be able to repeat each step using the same inputs. If a required input is absent or violates the stated contract, record that condition explicitly instead of quietly replacing it with a convenient value.</w:t>
+      <w:pPr>
+        <w:spacing w:line="336" w:lineRule="auto" w:after="180"/>
+      </w:pPr>
+      <w:r>
+        <w:rPr>
+          <w:b w:val="0"/>
+        </w:rPr>
+        <w:t xml:space="preserve">Permission to access a work and permission to redistribute or modify it are separate. Use a classroom </w:t>
+      </w:r>
+      <w:r>
+        <w:rPr>
+          <w:b/>
+        </w:rPr>
+        <w:t>licence</w:t>
+      </w:r>
+      <w:r>
+        <w:rPr>
+          <w:b w:val="0"/>
+        </w:rPr>
+        <w:t xml:space="preserve"> ledger instead of assuming all online material is reusable.</w:t>
+      </w:r>
+    </w:p>
+    <w:p>
+      <w:pPr>
+        <w:pStyle w:val="Heading3"/>
+      </w:pPr>
+      <w:r>
+        <w:t>Explain the added worked example · 1</w:t>
+      </w:r>
+    </w:p>
+    <w:p>
+      <w:pPr>
+        <w:spacing w:line="336" w:lineRule="auto" w:after="180"/>
+      </w:pPr>
+      <w:r>
+        <w:rPr>
+          <w:b w:val="0"/>
+        </w:rPr>
+        <w:t>Begin by writing the question the procedure is intended to answer. Identify the information already supplied, the information it will produce and the information still missing.</w:t>
+      </w:r>
+    </w:p>
+    <w:p>
+      <w:pPr>
+        <w:spacing w:line="336" w:lineRule="auto" w:after="180"/>
+      </w:pPr>
+      <w:r>
+        <w:rPr>
+          <w:b w:val="0"/>
+        </w:rPr>
+        <w:t>These are constructed classroom examples; they do not require live accounts, private records or an external service. Do not treat a plausible explanation as a measured outcome.</w:t>
+      </w:r>
+    </w:p>
+    <w:p>
+      <w:pPr>
+        <w:pStyle w:val="Heading3"/>
+      </w:pPr>
+      <w:r>
+        <w:t>Explain the added worked example · 2</w:t>
+      </w:r>
+    </w:p>
+    <w:p>
+      <w:pPr>
+        <w:spacing w:line="336" w:lineRule="auto" w:after="180"/>
+      </w:pPr>
+      <w:r>
+        <w:rPr>
+          <w:b w:val="0"/>
+        </w:rPr>
+        <w:t xml:space="preserve">For this fictional policy, </w:t>
+      </w:r>
+      <w:r>
+        <w:rPr>
+          <w:b/>
+        </w:rPr>
+        <w:t>licence</w:t>
+      </w:r>
+      <w:r>
+        <w:rPr>
+          <w:b w:val="0"/>
+        </w:rPr>
+        <w:t xml:space="preserve"> L permits classroom display with </w:t>
+      </w:r>
+      <w:r>
+        <w:rPr>
+          <w:b/>
+        </w:rPr>
+        <w:t>attribution</w:t>
+      </w:r>
+      <w:r>
+        <w:rPr>
+          <w:b w:val="0"/>
+        </w:rPr>
+        <w:t xml:space="preserve"> but forbids public redistribution. </w:t>
+      </w:r>
+      <w:r>
+        <w:rPr>
+          <w:b/>
+        </w:rPr>
+        <w:t>Licence</w:t>
+      </w:r>
+      <w:r>
+        <w:rPr>
+          <w:b w:val="0"/>
+        </w:rPr>
+        <w:t xml:space="preserve"> M permits adaptation and redistribution with </w:t>
+      </w:r>
+      <w:r>
+        <w:rPr>
+          <w:b/>
+        </w:rPr>
+        <w:t>attribution</w:t>
+      </w:r>
+      <w:r>
+        <w:rPr>
+          <w:b w:val="0"/>
+        </w:rPr>
+        <w:t>.</w:t>
+      </w:r>
+    </w:p>
+    <w:p>
+      <w:pPr>
+        <w:spacing w:line="336" w:lineRule="auto" w:after="180"/>
+      </w:pPr>
+      <w:r>
+        <w:rPr>
+          <w:b w:val="0"/>
+        </w:rPr>
+        <w:t>Unknown permission means seek approval or choose a permitted alternative; this exercise is not a legal ruling.</w:t>
+      </w:r>
+    </w:p>
+    <w:p>
+      <w:pPr>
+        <w:pStyle w:val="Heading3"/>
+      </w:pPr>
+      <w:r>
+        <w:t>Explain the added worked example · 3</w:t>
+      </w:r>
+    </w:p>
+    <w:p>
+      <w:pPr>
+        <w:spacing w:line="336" w:lineRule="auto" w:after="180"/>
+      </w:pPr>
+      <w:r>
+        <w:rPr>
+          <w:b w:val="0"/>
+        </w:rPr>
+        <w:t xml:space="preserve">Before applying the procedure, write its units, denominator or decision boundary where relevant. A partner should be able to repeat each step using the same </w:t>
+      </w:r>
+      <w:r>
+        <w:rPr>
+          <w:b/>
+        </w:rPr>
+        <w:t>input</w:t>
+      </w:r>
+      <w:r>
+        <w:rPr>
+          <w:b w:val="0"/>
+        </w:rPr>
+        <w:t>s.</w:t>
+      </w:r>
+    </w:p>
+    <w:p>
+      <w:pPr>
+        <w:spacing w:line="336" w:lineRule="auto" w:after="180"/>
+      </w:pPr>
+      <w:r>
+        <w:rPr>
+          <w:b w:val="0"/>
+        </w:rPr>
+        <w:t xml:space="preserve">If a required </w:t>
+      </w:r>
+      <w:r>
+        <w:rPr>
+          <w:b/>
+        </w:rPr>
+        <w:t>input</w:t>
+      </w:r>
+      <w:r>
+        <w:rPr>
+          <w:b w:val="0"/>
+        </w:rPr>
+        <w:t xml:space="preserve"> is absent or violates the stated contract, record that condition explicitly instead of quietly replacing it with a convenient value.</w:t>
       </w:r>
     </w:p>
     <w:p>
@@ -742,23 +1575,161 @@
       </w:r>
     </w:p>
     <w:p>
-      <w:r>
-        <w:t>Use the complete worked example below before asking learners to complete W2. Reveal a small part, invite a prediction, then explain the deciding step. These teacher notes contain solutions; do not reveal the independent case answer during modelling.</w:t>
-      </w:r>
-    </w:p>
-    <w:p>
-      <w:r>
+      <w:pPr>
+        <w:spacing w:line="336" w:lineRule="auto" w:after="180"/>
+      </w:pPr>
+      <w:r>
+        <w:rPr>
+          <w:b w:val="0"/>
+        </w:rPr>
+        <w:t xml:space="preserve">Use the complete worked example below before asking learners to complete W2. Reveal a small part, invite a </w:t>
+      </w:r>
+      <w:r>
+        <w:rPr>
+          <w:b/>
+        </w:rPr>
+        <w:t>prediction</w:t>
+      </w:r>
+      <w:r>
+        <w:rPr>
+          <w:b w:val="0"/>
+        </w:rPr>
+        <w:t>, then explain the deciding step.</w:t>
+      </w:r>
+    </w:p>
+    <w:p>
+      <w:pPr>
+        <w:spacing w:line="336" w:lineRule="auto" w:after="180"/>
+      </w:pPr>
+      <w:r>
+        <w:rPr>
+          <w:b w:val="0"/>
+        </w:rPr>
+        <w:t>These teacher notes contain solutions; do not reveal the independent case answer during modelling.</w:t>
+      </w:r>
+    </w:p>
+    <w:p>
+      <w:pPr>
+        <w:spacing w:line="336" w:lineRule="auto" w:after="180"/>
+      </w:pPr>
+      <w:r>
+        <w:rPr>
+          <w:b w:val="0"/>
+        </w:rPr>
         <w:t>Image A has L; image B has M. The project is a publicly downloadable adapted poster.</w:t>
       </w:r>
     </w:p>
     <w:p>
-      <w:r>
-        <w:t>A is not permitted for this use under L. B is permitted under the supplied M terms with attribution. Keep licence version and provenance.</w:t>
-      </w:r>
-    </w:p>
-    <w:p>
-      <w:r>
-        <w:t>Compare the intermediate evidence with the final statement. Explain why each number or decision follows from the stated inputs. The conclusion belongs to this scenario and procedure; changing the inputs, evaluation population or authority can change what it establishes. Retain the raw record so a later revision can be compared honestly.</w:t>
+      <w:pPr>
+        <w:spacing w:line="336" w:lineRule="auto" w:after="180"/>
+      </w:pPr>
+      <w:r>
+        <w:rPr>
+          <w:b w:val="0"/>
+        </w:rPr>
+        <w:t xml:space="preserve">A is not permitted for this use under L. B is permitted under the supplied M terms with </w:t>
+      </w:r>
+      <w:r>
+        <w:rPr>
+          <w:b/>
+        </w:rPr>
+        <w:t>attribution</w:t>
+      </w:r>
+      <w:r>
+        <w:rPr>
+          <w:b w:val="0"/>
+        </w:rPr>
+        <w:t xml:space="preserve">. Keep </w:t>
+      </w:r>
+      <w:r>
+        <w:rPr>
+          <w:b/>
+        </w:rPr>
+        <w:t>licence</w:t>
+      </w:r>
+      <w:r>
+        <w:rPr>
+          <w:b w:val="0"/>
+        </w:rPr>
+        <w:t xml:space="preserve"> version and </w:t>
+      </w:r>
+      <w:r>
+        <w:rPr>
+          <w:b/>
+        </w:rPr>
+        <w:t>provenance</w:t>
+      </w:r>
+      <w:r>
+        <w:rPr>
+          <w:b w:val="0"/>
+        </w:rPr>
+        <w:t>.</w:t>
+      </w:r>
+    </w:p>
+    <w:p>
+      <w:pPr>
+        <w:pStyle w:val="Heading3"/>
+      </w:pPr>
+      <w:r>
+        <w:t>Model the reasoning aloud · 4</w:t>
+      </w:r>
+    </w:p>
+    <w:p>
+      <w:pPr>
+        <w:spacing w:line="336" w:lineRule="auto" w:after="180"/>
+      </w:pPr>
+      <w:r>
+        <w:rPr>
+          <w:b w:val="0"/>
+        </w:rPr>
+        <w:t xml:space="preserve">Compare the intermediate </w:t>
+      </w:r>
+      <w:r>
+        <w:rPr>
+          <w:b/>
+        </w:rPr>
+        <w:t>evidence</w:t>
+      </w:r>
+      <w:r>
+        <w:rPr>
+          <w:b w:val="0"/>
+        </w:rPr>
+        <w:t xml:space="preserve"> with the final statement. Explain why each number or decision follows from the stated </w:t>
+      </w:r>
+      <w:r>
+        <w:rPr>
+          <w:b/>
+        </w:rPr>
+        <w:t>input</w:t>
+      </w:r>
+      <w:r>
+        <w:rPr>
+          <w:b w:val="0"/>
+        </w:rPr>
+        <w:t>s.</w:t>
+      </w:r>
+    </w:p>
+    <w:p>
+      <w:pPr>
+        <w:spacing w:line="336" w:lineRule="auto" w:after="180"/>
+      </w:pPr>
+      <w:r>
+        <w:rPr>
+          <w:b w:val="0"/>
+        </w:rPr>
+        <w:t xml:space="preserve">The conclusion belongs to this scenario and procedure; changing the </w:t>
+      </w:r>
+      <w:r>
+        <w:rPr>
+          <w:b/>
+        </w:rPr>
+        <w:t>input</w:t>
+      </w:r>
+      <w:r>
+        <w:rPr>
+          <w:b w:val="0"/>
+        </w:rPr>
+        <w:t>s, evaluation population or authority can change what it establishes. Retain the raw record so a later revision can be compared honestly.</w:t>
       </w:r>
     </w:p>
     <w:tbl>
@@ -864,7 +1835,13 @@
       </w:tr>
     </w:tbl>
     <w:p>
-      <w:r>
+      <w:pPr>
+        <w:spacing w:line="336" w:lineRule="auto" w:after="180"/>
+      </w:pPr>
+      <w:r>
+        <w:rPr>
+          <w:b w:val="0"/>
+        </w:rPr>
         <w:t>Use the diagram and verbal explanation together. Ask learners to match a sentence to a specific visual step; do not assign learners fixed visual or auditory learning styles.</w:t>
       </w:r>
     </w:p>
@@ -877,7 +1854,13 @@
       </w:r>
     </w:p>
     <w:p>
-      <w:r>
+      <w:pPr>
+        <w:spacing w:line="336" w:lineRule="auto" w:after="180"/>
+      </w:pPr>
+      <w:r>
+        <w:rPr>
+          <w:b w:val="0"/>
+        </w:rPr>
         <w:t>Read fictional reuse terms before decorating a public study guide.</w:t>
       </w:r>
     </w:p>
@@ -890,13 +1873,79 @@
       </w:r>
     </w:p>
     <w:p>
-      <w:r>
-        <w:t>Image Fern allows public redistribution with attribution but no alteration. Image Moss allows alteration and public redistribution with attribution. The plan crops an image.</w:t>
-      </w:r>
-    </w:p>
-    <w:p>
-      <w:r>
-        <w:t>All inputs and outcomes in this worked example are invented classroom data; no real model run is claimed.</w:t>
+      <w:pPr>
+        <w:pStyle w:val="Heading3"/>
+      </w:pPr>
+      <w:r>
+        <w:t>Supplied facts</w:t>
+      </w:r>
+    </w:p>
+    <w:p>
+      <w:pPr>
+        <w:spacing w:line="336" w:lineRule="auto" w:after="180"/>
+        <w:shd w:fill="F1F6FC"/>
+      </w:pPr>
+      <w:r>
+        <w:rPr>
+          <w:b w:val="0"/>
+        </w:rPr>
+        <w:t xml:space="preserve">Image Fern allows public redistribution with </w:t>
+      </w:r>
+      <w:r>
+        <w:rPr>
+          <w:b/>
+        </w:rPr>
+        <w:t>attribution</w:t>
+      </w:r>
+      <w:r>
+        <w:rPr>
+          <w:b w:val="0"/>
+        </w:rPr>
+        <w:t xml:space="preserve"> but no alteration. Image Moss allows alteration and public redistribution with </w:t>
+      </w:r>
+      <w:r>
+        <w:rPr>
+          <w:b/>
+        </w:rPr>
+        <w:t>attribution</w:t>
+      </w:r>
+      <w:r>
+        <w:rPr>
+          <w:b w:val="0"/>
+        </w:rPr>
+        <w:t>. The plan crops an image.</w:t>
+      </w:r>
+    </w:p>
+    <w:p>
+      <w:pPr>
+        <w:pStyle w:val="Heading3"/>
+      </w:pPr>
+      <w:r>
+        <w:t>Supplied facts</w:t>
+      </w:r>
+    </w:p>
+    <w:p>
+      <w:pPr>
+        <w:spacing w:line="336" w:lineRule="auto" w:after="180"/>
+        <w:shd w:fill="F1F6FC"/>
+      </w:pPr>
+      <w:r>
+        <w:rPr>
+          <w:b w:val="0"/>
+        </w:rPr>
+        <w:t xml:space="preserve">All </w:t>
+      </w:r>
+      <w:r>
+        <w:rPr>
+          <w:b/>
+        </w:rPr>
+        <w:t>input</w:t>
+      </w:r>
+      <w:r>
+        <w:rPr>
+          <w:b w:val="0"/>
+        </w:rPr>
+        <w:t>s and outcomes in this worked example are invented classroom data; no real model run is claimed.</w:t>
       </w:r>
     </w:p>
     <w:p>
@@ -1059,57 +2108,259 @@
       </w:r>
     </w:p>
     <w:p>
-      <w:r>
-        <w:t>Read the picture in order. Use Moss with its required attribution; do not crop Fern for this public guide. The arrows show which recorded input or intermediate result each decision uses. Explain the deciding step aloud before checking the changed case; pointing to the final answer alone does not show how it follows.</w:t>
-      </w:r>
-    </w:p>
-    <w:p>
       <w:pPr>
         <w:pStyle w:val="Heading3"/>
       </w:pPr>
       <w:r>
+        <w:t>Why the result follows</w:t>
+      </w:r>
+    </w:p>
+    <w:p>
+      <w:pPr>
+        <w:spacing w:line="336" w:lineRule="auto" w:after="180"/>
+        <w:shd w:fill="F1F6FC"/>
+      </w:pPr>
+      <w:r>
+        <w:rPr>
+          <w:b w:val="0"/>
+        </w:rPr>
+        <w:t xml:space="preserve">Read the picture in order. Use Moss with its required </w:t>
+      </w:r>
+      <w:r>
+        <w:rPr>
+          <w:b/>
+        </w:rPr>
+        <w:t>attribution</w:t>
+      </w:r>
+      <w:r>
+        <w:rPr>
+          <w:b w:val="0"/>
+        </w:rPr>
+        <w:t xml:space="preserve">; do not crop Fern for this public guide. The arrows show which recorded </w:t>
+      </w:r>
+      <w:r>
+        <w:rPr>
+          <w:b/>
+        </w:rPr>
+        <w:t>input</w:t>
+      </w:r>
+      <w:r>
+        <w:rPr>
+          <w:b w:val="0"/>
+        </w:rPr>
+        <w:t xml:space="preserve"> or intermediate result each decision uses.</w:t>
+      </w:r>
+    </w:p>
+    <w:p>
+      <w:pPr>
+        <w:spacing w:line="336" w:lineRule="auto" w:after="180"/>
+        <w:shd w:fill="F1F6FC"/>
+      </w:pPr>
+      <w:r>
+        <w:rPr>
+          <w:b w:val="0"/>
+        </w:rPr>
+        <w:t>Explain the deciding step aloud before checking the changed case; pointing to the final answer alone does not show how it follows.</w:t>
+      </w:r>
+    </w:p>
+    <w:p>
+      <w:pPr>
+        <w:pStyle w:val="Heading3"/>
+      </w:pPr>
+      <w:r>
         <w:t>What this example does not establish</w:t>
       </w:r>
     </w:p>
     <w:p>
-      <w:r>
-        <w:t>Real permission decisions require the actual licence and use context. These invented terms teach condition matching, not legal advice.</w:t>
-      </w:r>
-    </w:p>
-    <w:p>
       <w:pPr>
         <w:pStyle w:val="Heading3"/>
       </w:pPr>
       <w:r>
+        <w:t>Keep the stated limit</w:t>
+      </w:r>
+    </w:p>
+    <w:p>
+      <w:pPr>
+        <w:spacing w:line="336" w:lineRule="auto" w:after="180"/>
+        <w:shd w:fill="FFF5E6"/>
+      </w:pPr>
+      <w:r>
+        <w:rPr>
+          <w:b w:val="0"/>
+        </w:rPr>
+        <w:t xml:space="preserve">Real permission decisions require the actual </w:t>
+      </w:r>
+      <w:r>
+        <w:rPr>
+          <w:b/>
+        </w:rPr>
+        <w:t>licence</w:t>
+      </w:r>
+      <w:r>
+        <w:rPr>
+          <w:b w:val="0"/>
+        </w:rPr>
+        <w:t xml:space="preserve"> and use context. These invented terms teach condition matching, not legal advice.</w:t>
+      </w:r>
+    </w:p>
+    <w:p>
+      <w:pPr>
+        <w:pStyle w:val="Heading3"/>
+      </w:pPr>
+      <w:r>
         <w:t>Change one thing in the pictured case</w:t>
       </w:r>
     </w:p>
     <w:p>
-      <w:r>
-        <w:t>Change: Use Fern unchanged and include the required attribution.</w:t>
-      </w:r>
-    </w:p>
-    <w:p>
-      <w:r>
-        <w:t>Prediction: That use satisfies the stated fictional permission conditions.</w:t>
-      </w:r>
-    </w:p>
-    <w:p>
-      <w:r>
-        <w:t>Reason: Its public redistribution is permitted when there is no alteration and attribution is included.</w:t>
-      </w:r>
-    </w:p>
-    <w:p>
       <w:pPr>
         <w:pStyle w:val="Heading3"/>
       </w:pPr>
       <w:r>
+        <w:t>Change one thing</w:t>
+      </w:r>
+    </w:p>
+    <w:p>
+      <w:pPr>
+        <w:spacing w:line="336" w:lineRule="auto" w:after="180"/>
+        <w:shd w:fill="F5F1FB"/>
+      </w:pPr>
+      <w:r>
+        <w:rPr>
+          <w:b w:val="0"/>
+        </w:rPr>
+        <w:t xml:space="preserve">Change: Use Fern unchanged and include the required </w:t>
+      </w:r>
+      <w:r>
+        <w:rPr>
+          <w:b/>
+        </w:rPr>
+        <w:t>attribution</w:t>
+      </w:r>
+      <w:r>
+        <w:rPr>
+          <w:b w:val="0"/>
+        </w:rPr>
+        <w:t>.</w:t>
+      </w:r>
+    </w:p>
+    <w:p>
+      <w:pPr>
+        <w:pStyle w:val="Heading3"/>
+      </w:pPr>
+      <w:r>
+        <w:t>Predicted result</w:t>
+      </w:r>
+    </w:p>
+    <w:p>
+      <w:pPr>
+        <w:spacing w:line="336" w:lineRule="auto" w:after="180"/>
+        <w:shd w:fill="F1F6FC"/>
+      </w:pPr>
+      <w:r>
+        <w:rPr>
+          <w:b/>
+        </w:rPr>
+        <w:t>Prediction</w:t>
+      </w:r>
+      <w:r>
+        <w:rPr>
+          <w:b w:val="0"/>
+        </w:rPr>
+        <w:t>: That use satisfies the stated fictional permission conditions.</w:t>
+      </w:r>
+    </w:p>
+    <w:p>
+      <w:pPr>
+        <w:pStyle w:val="Heading3"/>
+      </w:pPr>
+      <w:r>
+        <w:t>Why the result follows</w:t>
+      </w:r>
+    </w:p>
+    <w:p>
+      <w:pPr>
+        <w:spacing w:line="336" w:lineRule="auto" w:after="180"/>
+        <w:shd w:fill="F1F6FC"/>
+      </w:pPr>
+      <w:r>
+        <w:rPr>
+          <w:b w:val="0"/>
+        </w:rPr>
+        <w:t xml:space="preserve">Reason: Its public redistribution is permitted when there is no alteration and </w:t>
+      </w:r>
+      <w:r>
+        <w:rPr>
+          <w:b/>
+        </w:rPr>
+        <w:t>attribution</w:t>
+      </w:r>
+      <w:r>
+        <w:rPr>
+          <w:b w:val="0"/>
+        </w:rPr>
+        <w:t xml:space="preserve"> is included.</w:t>
+      </w:r>
+    </w:p>
+    <w:p>
+      <w:pPr>
+        <w:pStyle w:val="Heading3"/>
+      </w:pPr>
+      <w:r>
         <w:t>Ask while showing the picture</w:t>
       </w:r>
     </w:p>
     <w:p>
-      <w:r>
-        <w:t>Cover the result. Ask learners to name the inputs and predict the next step. Uncover one step, connect the icon to the actual procedure, and explain its evidence. Then change the supplied condition and compare. The picture is a representation; it does not document execution of a real AI model.</w:t>
+      <w:pPr>
+        <w:pStyle w:val="Heading3"/>
+      </w:pPr>
+      <w:r>
+        <w:t>Ask while showing the picture · 5</w:t>
+      </w:r>
+    </w:p>
+    <w:p>
+      <w:pPr>
+        <w:spacing w:line="336" w:lineRule="auto" w:after="180"/>
+      </w:pPr>
+      <w:r>
+        <w:rPr>
+          <w:b w:val="0"/>
+        </w:rPr>
+        <w:t xml:space="preserve">Cover the result. Ask learners to name the </w:t>
+      </w:r>
+      <w:r>
+        <w:rPr>
+          <w:b/>
+        </w:rPr>
+        <w:t>input</w:t>
+      </w:r>
+      <w:r>
+        <w:rPr>
+          <w:b w:val="0"/>
+        </w:rPr>
+        <w:t xml:space="preserve">s and predict the next step. Uncover one step, connect the icon to the actual procedure, and explain its </w:t>
+      </w:r>
+      <w:r>
+        <w:rPr>
+          <w:b/>
+        </w:rPr>
+        <w:t>evidence</w:t>
+      </w:r>
+      <w:r>
+        <w:rPr>
+          <w:b w:val="0"/>
+        </w:rPr>
+        <w:t>. Then change the supplied condition and compare.</w:t>
+      </w:r>
+    </w:p>
+    <w:p>
+      <w:pPr>
+        <w:spacing w:line="336" w:lineRule="auto" w:after="180"/>
+      </w:pPr>
+      <w:r>
+        <w:rPr>
+          <w:b w:val="0"/>
+        </w:rPr>
+        <w:t>The picture is a representation; it does not document execution of a real AI model.</w:t>
       </w:r>
     </w:p>
     <w:p>
@@ -1121,11 +2372,16 @@
       </w:r>
     </w:p>
     <w:p>
+      <w:r>
+        <w:t>Demonstrate Copyright and Provenance, reduce support deliberately and check individual reasoning before discussing answers.</w:t>
+      </w:r>
+    </w:p>
+    <w:p>
       <w:pPr>
         <w:pStyle w:val="Heading3"/>
       </w:pPr>
       <w:r>
-        <w:t>Demonstrate and guide practice</w:t>
+        <w:t>Board sequence</w:t>
       </w:r>
     </w:p>
     <w:p>
@@ -1133,55 +2389,233 @@
         <w:pStyle w:val="Heading3"/>
       </w:pPr>
       <w:r>
-        <w:t>Board sequence</w:t>
-      </w:r>
-    </w:p>
-    <w:p>
-      <w:r>
+        <w:t>1. Put the facts on the board</w:t>
+      </w:r>
+    </w:p>
+    <w:p>
+      <w:pPr>
+        <w:spacing w:line="336" w:lineRule="auto" w:after="180"/>
+        <w:shd w:fill="F4F9FC"/>
+      </w:pPr>
+      <w:r>
+        <w:rPr>
+          <w:b w:val="0"/>
+        </w:rPr>
         <w:t>Write the given facts: A slide reuses an online photograph and textbook paragraph.</w:t>
       </w:r>
     </w:p>
     <w:p>
-      <w:r>
-        <w:t>Write the question to explain: What provenance and reuse checks are needed?</w:t>
-      </w:r>
-    </w:p>
-    <w:p>
-      <w:r>
-        <w:t>Reveal after predictions: Record creator, source, licence or permission, attribution requirements and modifications. Attribution alone is not permission; classroom context is not a universal exemption.</w:t>
-      </w:r>
-    </w:p>
-    <w:p>
-      <w:r>
-        <w:t>Keep for an independent attempt: You find an attractive illustration online with no license information. What should you record and check before reusing it in a public project?</w:t>
-      </w:r>
-    </w:p>
-    <w:p>
       <w:pPr>
         <w:pStyle w:val="Heading3"/>
       </w:pPr>
       <w:r>
+        <w:t>2. State the decision to explain</w:t>
+      </w:r>
+    </w:p>
+    <w:p>
+      <w:pPr>
+        <w:spacing w:line="336" w:lineRule="auto" w:after="180"/>
+        <w:shd w:fill="F5F1FB"/>
+      </w:pPr>
+      <w:r>
+        <w:rPr>
+          <w:b w:val="0"/>
+        </w:rPr>
+        <w:t xml:space="preserve">Write the question to explain: What </w:t>
+      </w:r>
+      <w:r>
+        <w:rPr>
+          <w:b/>
+        </w:rPr>
+        <w:t>provenance</w:t>
+      </w:r>
+      <w:r>
+        <w:rPr>
+          <w:b w:val="0"/>
+        </w:rPr>
+        <w:t xml:space="preserve"> and reuse checks are needed?</w:t>
+      </w:r>
+    </w:p>
+    <w:p>
+      <w:pPr>
+        <w:pStyle w:val="Heading3"/>
+      </w:pPr>
+      <w:r>
+        <w:t>3. Reveal the worked reasoning</w:t>
+      </w:r>
+    </w:p>
+    <w:p>
+      <w:pPr>
+        <w:spacing w:line="336" w:lineRule="auto" w:after="180"/>
+        <w:shd w:fill="F1F6FC"/>
+      </w:pPr>
+      <w:r>
+        <w:rPr>
+          <w:b w:val="0"/>
+        </w:rPr>
+        <w:t xml:space="preserve">Reveal after </w:t>
+      </w:r>
+      <w:r>
+        <w:rPr>
+          <w:b/>
+        </w:rPr>
+        <w:t>prediction</w:t>
+      </w:r>
+      <w:r>
+        <w:rPr>
+          <w:b w:val="0"/>
+        </w:rPr>
+        <w:t xml:space="preserve">s: Record creator, source, </w:t>
+      </w:r>
+      <w:r>
+        <w:rPr>
+          <w:b/>
+        </w:rPr>
+        <w:t>licence</w:t>
+      </w:r>
+      <w:r>
+        <w:rPr>
+          <w:b w:val="0"/>
+        </w:rPr>
+        <w:t xml:space="preserve"> or permission, </w:t>
+      </w:r>
+      <w:r>
+        <w:rPr>
+          <w:b/>
+        </w:rPr>
+        <w:t>attribution</w:t>
+      </w:r>
+      <w:r>
+        <w:rPr>
+          <w:b w:val="0"/>
+        </w:rPr>
+        <w:t xml:space="preserve"> requirements and modifications. </w:t>
+      </w:r>
+      <w:r>
+        <w:rPr>
+          <w:b/>
+        </w:rPr>
+        <w:t>Attribution</w:t>
+      </w:r>
+      <w:r>
+        <w:rPr>
+          <w:b w:val="0"/>
+        </w:rPr>
+        <w:t xml:space="preserve"> alone is not permission; classroom context is not a universal exemption.</w:t>
+      </w:r>
+    </w:p>
+    <w:p>
+      <w:pPr>
+        <w:pStyle w:val="Heading3"/>
+      </w:pPr>
+      <w:r>
+        <w:t>Hold back the independent task</w:t>
+      </w:r>
+    </w:p>
+    <w:p>
+      <w:pPr>
+        <w:spacing w:line="336" w:lineRule="auto" w:after="180"/>
+        <w:shd w:fill="F5F1FB"/>
+      </w:pPr>
+      <w:r>
+        <w:rPr>
+          <w:b w:val="0"/>
+        </w:rPr>
+        <w:t xml:space="preserve">Keep for an independent attempt: You find an attractive illustration online with no </w:t>
+      </w:r>
+      <w:r>
+        <w:rPr>
+          <w:b/>
+        </w:rPr>
+        <w:t>license</w:t>
+      </w:r>
+      <w:r>
+        <w:rPr>
+          <w:b w:val="0"/>
+        </w:rPr>
+        <w:t xml:space="preserve"> information. What should you record and check before reusing it in a public project?</w:t>
+      </w:r>
+    </w:p>
+    <w:p>
+      <w:pPr>
+        <w:pStyle w:val="Heading3"/>
+      </w:pPr>
+      <w:r>
         <w:t>Classroom dialogue</w:t>
       </w:r>
     </w:p>
     <w:p>
-      <w:r>
+      <w:pPr>
+        <w:pStyle w:val="Heading3"/>
+      </w:pPr>
+      <w:r>
+        <w:t>Ask the class</w:t>
+      </w:r>
+    </w:p>
+    <w:p>
+      <w:pPr>
+        <w:spacing w:line="336" w:lineRule="auto" w:after="180"/>
+        <w:shd w:fill="F5F1FB"/>
+      </w:pPr>
+      <w:r>
+        <w:rPr>
+          <w:b w:val="0"/>
+        </w:rPr>
         <w:t>Ask: Which facts are given, and which would we have to assume? Learners mark relevant details before discussing answers.</w:t>
       </w:r>
     </w:p>
     <w:p>
-      <w:r>
+      <w:pPr>
+        <w:pStyle w:val="Heading3"/>
+      </w:pPr>
+      <w:r>
+        <w:t>Language to model</w:t>
+      </w:r>
+    </w:p>
+    <w:p>
+      <w:pPr>
+        <w:spacing w:line="336" w:lineRule="auto" w:after="180"/>
+        <w:shd w:fill="F1F6F8"/>
+      </w:pPr>
+      <w:r>
+        <w:rPr>
+          <w:b w:val="0"/>
+        </w:rPr>
         <w:t>Say: Predict first. Show the rule, information path or calculation that would produce the result. A correct guess is not yet an explanation.</w:t>
       </w:r>
     </w:p>
     <w:p>
-      <w:r>
+      <w:pPr>
+        <w:spacing w:line="336" w:lineRule="auto" w:after="180"/>
+      </w:pPr>
+      <w:r>
+        <w:rPr>
+          <w:b w:val="0"/>
+        </w:rPr>
         <w:t>Reveal reasoning one step at a time. Explain why a tempting alternative fails. Write units and denominators for arithmetic, trace conditions for decisions, and identify supporting sources for claims.</w:t>
       </w:r>
     </w:p>
     <w:p>
-      <w:r>
-        <w:t>In pairs, one learner solves while the other checks evidence; exchange roles. Remove the worked answer before independent assessment.</w:t>
+      <w:pPr>
+        <w:spacing w:line="336" w:lineRule="auto" w:after="180"/>
+      </w:pPr>
+      <w:r>
+        <w:rPr>
+          <w:b w:val="0"/>
+        </w:rPr>
+        <w:t xml:space="preserve">In pairs, one learner solves while the other checks </w:t>
+      </w:r>
+      <w:r>
+        <w:rPr>
+          <w:b/>
+        </w:rPr>
+        <w:t>evidence</w:t>
+      </w:r>
+      <w:r>
+        <w:rPr>
+          <w:b w:val="0"/>
+        </w:rPr>
+        <w:t>; exchange roles. Remove the worked answer before independent assessment.</w:t>
       </w:r>
     </w:p>
     <w:p>
@@ -1193,8 +2627,120 @@
       </w:r>
     </w:p>
     <w:p>
-      <w:r>
-        <w:t>Guided: A is not permitted for this use under L. B is permitted under the supplied M terms with attribution. Keep licence version and provenance. Qualification: Real legal outcomes depend on jurisdiction and facts; supplied licence terms define this classroom exercise, not universal copyright law. Exit: accept a concrete variation with its predicted outcome and a stated condition that would challenge the mechanism; reject a claim resting on unmeasured evidence.</w:t>
+      <w:pPr>
+        <w:spacing w:line="336" w:lineRule="auto" w:after="180"/>
+      </w:pPr>
+      <w:r>
+        <w:rPr>
+          <w:b w:val="0"/>
+        </w:rPr>
+        <w:t xml:space="preserve">Guided: A is not permitted for this use under L. B is permitted under the supplied M terms with </w:t>
+      </w:r>
+      <w:r>
+        <w:rPr>
+          <w:b/>
+        </w:rPr>
+        <w:t>attribution</w:t>
+      </w:r>
+      <w:r>
+        <w:rPr>
+          <w:b w:val="0"/>
+        </w:rPr>
+        <w:t xml:space="preserve">. Keep </w:t>
+      </w:r>
+      <w:r>
+        <w:rPr>
+          <w:b/>
+        </w:rPr>
+        <w:t>licence</w:t>
+      </w:r>
+      <w:r>
+        <w:rPr>
+          <w:b w:val="0"/>
+        </w:rPr>
+        <w:t xml:space="preserve"> version and </w:t>
+      </w:r>
+      <w:r>
+        <w:rPr>
+          <w:b/>
+        </w:rPr>
+        <w:t>provenance</w:t>
+      </w:r>
+      <w:r>
+        <w:rPr>
+          <w:b w:val="0"/>
+        </w:rPr>
+        <w:t>.</w:t>
+      </w:r>
+    </w:p>
+    <w:p>
+      <w:pPr>
+        <w:spacing w:line="336" w:lineRule="auto" w:after="180"/>
+      </w:pPr>
+      <w:r>
+        <w:rPr>
+          <w:b w:val="0"/>
+        </w:rPr>
+        <w:t xml:space="preserve">Qualification: Real legal outcomes depend on jurisdiction and facts; supplied </w:t>
+      </w:r>
+      <w:r>
+        <w:rPr>
+          <w:b/>
+        </w:rPr>
+        <w:t>licence</w:t>
+      </w:r>
+      <w:r>
+        <w:rPr>
+          <w:b w:val="0"/>
+        </w:rPr>
+        <w:t xml:space="preserve"> terms define this classroom exercise, not universal </w:t>
+      </w:r>
+      <w:r>
+        <w:rPr>
+          <w:b/>
+        </w:rPr>
+        <w:t>copyright</w:t>
+      </w:r>
+      <w:r>
+        <w:rPr>
+          <w:b w:val="0"/>
+        </w:rPr>
+        <w:t xml:space="preserve"> law.</w:t>
+      </w:r>
+    </w:p>
+    <w:p>
+      <w:pPr>
+        <w:spacing w:line="336" w:lineRule="auto" w:after="180"/>
+      </w:pPr>
+      <w:r>
+        <w:rPr>
+          <w:b w:val="0"/>
+        </w:rPr>
+        <w:t xml:space="preserve">Exit: accept a concrete variation with its predicted outcome and a stated condition that would challenge the </w:t>
+      </w:r>
+      <w:r>
+        <w:rPr>
+          <w:b/>
+        </w:rPr>
+        <w:t>mechanism</w:t>
+      </w:r>
+      <w:r>
+        <w:rPr>
+          <w:b w:val="0"/>
+        </w:rPr>
+        <w:t xml:space="preserve">; reject a claim resting on unmeasured </w:t>
+      </w:r>
+      <w:r>
+        <w:rPr>
+          <w:b/>
+        </w:rPr>
+        <w:t>evidence</w:t>
+      </w:r>
+      <w:r>
+        <w:rPr>
+          <w:b w:val="0"/>
+        </w:rPr>
+        <w:t>.</w:t>
       </w:r>
     </w:p>
     <w:p>
@@ -1426,41 +2972,155 @@
       </w:r>
     </w:p>
     <w:p>
-      <w:r>
+      <w:pPr>
+        <w:pStyle w:val="Heading3"/>
+      </w:pPr>
+      <w:r>
+        <w:t>Completion practice</w:t>
+      </w:r>
+    </w:p>
+    <w:p>
+      <w:pPr>
+        <w:spacing w:line="336" w:lineRule="auto" w:after="180"/>
+        <w:shd w:fill="F5F1FB"/>
+      </w:pPr>
+      <w:r>
+        <w:rPr>
+          <w:b w:val="0"/>
+        </w:rPr>
         <w:t>Completion task: Image A has L; image B has M. The project is a publicly downloadable adapted poster. Show the intermediate steps and give the conclusion with its scope.</w:t>
       </w:r>
     </w:p>
     <w:p>
-      <w:r>
-        <w:t>Teacher check: Teacher explanation: A is not permitted for this use under L. B is permitted under the supplied M terms with attribution. Keep licence version and provenance.</w:t>
-      </w:r>
-    </w:p>
-    <w:p>
-      <w:r>
-        <w:t>Start by identifying the given inputs together. Leave the intermediate steps blank. If needed, model one step, then withdraw that help on the next step. Move to a full trace only when the partial trace is understood. For partners, alternate explainer and checker; collect a response from every learner before discussion.</w:t>
-      </w:r>
-    </w:p>
-    <w:p>
       <w:pPr>
         <w:pStyle w:val="Heading3"/>
       </w:pPr>
       <w:r>
+        <w:t>Reasoning to listen for</w:t>
+      </w:r>
+    </w:p>
+    <w:p>
+      <w:pPr>
+        <w:spacing w:line="336" w:lineRule="auto" w:after="180"/>
+        <w:shd w:fill="F1F6FC"/>
+      </w:pPr>
+      <w:r>
+        <w:rPr>
+          <w:b w:val="0"/>
+        </w:rPr>
+        <w:t xml:space="preserve">Teacher check: Teacher explanation: A is not permitted for this use under L. B is permitted under the supplied M terms with </w:t>
+      </w:r>
+      <w:r>
+        <w:rPr>
+          <w:b/>
+        </w:rPr>
+        <w:t>attribution</w:t>
+      </w:r>
+      <w:r>
+        <w:rPr>
+          <w:b w:val="0"/>
+        </w:rPr>
+        <w:t xml:space="preserve">. Keep </w:t>
+      </w:r>
+      <w:r>
+        <w:rPr>
+          <w:b/>
+        </w:rPr>
+        <w:t>licence</w:t>
+      </w:r>
+      <w:r>
+        <w:rPr>
+          <w:b w:val="0"/>
+        </w:rPr>
+        <w:t xml:space="preserve"> version and </w:t>
+      </w:r>
+      <w:r>
+        <w:rPr>
+          <w:b/>
+        </w:rPr>
+        <w:t>provenance</w:t>
+      </w:r>
+      <w:r>
+        <w:rPr>
+          <w:b w:val="0"/>
+        </w:rPr>
+        <w:t>.</w:t>
+      </w:r>
+    </w:p>
+    <w:p>
+      <w:pPr>
+        <w:spacing w:line="336" w:lineRule="auto" w:after="180"/>
+      </w:pPr>
+      <w:r>
+        <w:rPr>
+          <w:b w:val="0"/>
+        </w:rPr>
+        <w:t xml:space="preserve">Start by identifying the given </w:t>
+      </w:r>
+      <w:r>
+        <w:rPr>
+          <w:b/>
+        </w:rPr>
+        <w:t>input</w:t>
+      </w:r>
+      <w:r>
+        <w:rPr>
+          <w:b w:val="0"/>
+        </w:rPr>
+        <w:t>s together. Leave the intermediate steps blank. If needed, model one step, then withdraw that help on the next step. Move to a full trace only when the partial trace is understood.</w:t>
+      </w:r>
+    </w:p>
+    <w:p>
+      <w:pPr>
+        <w:spacing w:line="336" w:lineRule="auto" w:after="180"/>
+      </w:pPr>
+      <w:r>
+        <w:rPr>
+          <w:b w:val="0"/>
+        </w:rPr>
+        <w:t>For partners, alternate explainer and checker; collect a response from every learner before discussion.</w:t>
+      </w:r>
+    </w:p>
+    <w:p>
+      <w:pPr>
+        <w:pStyle w:val="Heading3"/>
+      </w:pPr>
+      <w:r>
         <w:t>Individual reasoning check</w:t>
       </w:r>
     </w:p>
     <w:p>
-      <w:r>
-        <w:t>Use the worked case for Copyright and permitted sources. Proposed explanation: “The worked result establishes every future case”. Decide whether this explanation is supported. Point to the step or supplied fact that decides; explain your repair if needed.</w:t>
-      </w:r>
-    </w:p>
-    <w:p>
-      <w:r>
-        <w:t>Expected correction: Real legal outcomes depend on jurisdiction and facts; supplied licence terms define this classroom exercise, not universal copyright law.</w:t>
-      </w:r>
-    </w:p>
-    <w:p>
-      <w:r>
-        <w:t>Collect explanations, not only yes/no votes. If a misunderstanding is common, re-model the relevant step for the class. If it affects a few learners, give a short targeted group explanation while others solve a more demanding variation.</w:t>
+      <w:pPr>
+        <w:spacing w:line="336" w:lineRule="auto" w:after="180"/>
+      </w:pPr>
+      <w:r>
+        <w:rPr>
+          <w:b w:val="0"/>
+        </w:rPr>
+        <w:t xml:space="preserve">Use the worked case for </w:t>
+      </w:r>
+      <w:r>
+        <w:rPr>
+          <w:b/>
+        </w:rPr>
+        <w:t>Copyright</w:t>
+      </w:r>
+      <w:r>
+        <w:rPr>
+          <w:b w:val="0"/>
+        </w:rPr>
+        <w:t xml:space="preserve"> and permitted sources. Proposed explanation: “The worked result establishes every future case”. Decide whether this explanation is supported.</w:t>
+      </w:r>
+    </w:p>
+    <w:p>
+      <w:pPr>
+        <w:spacing w:line="336" w:lineRule="auto" w:after="180"/>
+      </w:pPr>
+      <w:r>
+        <w:rPr>
+          <w:b w:val="0"/>
+        </w:rPr>
+        <w:t>Point to the step or supplied fact that decides; explain your repair if needed.</w:t>
       </w:r>
     </w:p>
     <w:p>
@@ -1468,12 +3128,96 @@
         <w:pStyle w:val="Heading3"/>
       </w:pPr>
       <w:r>
+        <w:t>Expected repair</w:t>
+      </w:r>
+    </w:p>
+    <w:p>
+      <w:pPr>
+        <w:spacing w:line="336" w:lineRule="auto" w:after="180"/>
+        <w:shd w:fill="F1F6FC"/>
+      </w:pPr>
+      <w:r>
+        <w:rPr>
+          <w:b w:val="0"/>
+        </w:rPr>
+        <w:t xml:space="preserve">Expected correction: Real legal outcomes depend on jurisdiction and facts; supplied </w:t>
+      </w:r>
+      <w:r>
+        <w:rPr>
+          <w:b/>
+        </w:rPr>
+        <w:t>licence</w:t>
+      </w:r>
+      <w:r>
+        <w:rPr>
+          <w:b w:val="0"/>
+        </w:rPr>
+        <w:t xml:space="preserve"> terms define this classroom exercise, not universal </w:t>
+      </w:r>
+      <w:r>
+        <w:rPr>
+          <w:b/>
+        </w:rPr>
+        <w:t>copyright</w:t>
+      </w:r>
+      <w:r>
+        <w:rPr>
+          <w:b w:val="0"/>
+        </w:rPr>
+        <w:t xml:space="preserve"> law.</w:t>
+      </w:r>
+    </w:p>
+    <w:p>
+      <w:pPr>
+        <w:spacing w:line="336" w:lineRule="auto" w:after="180"/>
+      </w:pPr>
+      <w:r>
+        <w:rPr>
+          <w:b w:val="0"/>
+        </w:rPr>
+        <w:t>Collect explanations, not only yes/no votes. If a misunderstanding is common, re-model the relevant step for the class.</w:t>
+      </w:r>
+    </w:p>
+    <w:p>
+      <w:pPr>
+        <w:spacing w:line="336" w:lineRule="auto" w:after="180"/>
+      </w:pPr>
+      <w:r>
+        <w:rPr>
+          <w:b w:val="0"/>
+        </w:rPr>
+        <w:t>If it affects a few learners, give a short targeted group explanation while others solve a more demanding variation.</w:t>
+      </w:r>
+    </w:p>
+    <w:p>
+      <w:pPr>
+        <w:pStyle w:val="Heading3"/>
+      </w:pPr>
+      <w:r>
         <w:t>Pictorial practice question</w:t>
       </w:r>
     </w:p>
     <w:p>
-      <w:r>
-        <w:t>Does acknowledging Fern make a cropped version permitted? Point to the relevant step in the picture, then write the changed result and the rule or evidence that supports it.</w:t>
+      <w:pPr>
+        <w:spacing w:line="336" w:lineRule="auto" w:after="180"/>
+      </w:pPr>
+      <w:r>
+        <w:rPr>
+          <w:b w:val="0"/>
+        </w:rPr>
+        <w:t xml:space="preserve">Does acknowledging Fern make a cropped version permitted? Point to the relevant step in the picture, then write the changed result and the rule or </w:t>
+      </w:r>
+      <w:r>
+        <w:rPr>
+          <w:b/>
+        </w:rPr>
+        <w:t>evidence</w:t>
+      </w:r>
+      <w:r>
+        <w:rPr>
+          <w:b w:val="0"/>
+        </w:rPr>
+        <w:t xml:space="preserve"> that supports it.</w:t>
       </w:r>
     </w:p>
     <w:p>
@@ -1485,18 +3229,107 @@
       </w:r>
     </w:p>
     <w:p>
-      <w:r>
-        <w:t>No. Attribution is one condition; the no-alteration condition still prohibits cropping under these terms. Changed-case check: That use satisfies the stated fictional permission conditions. Its public redistribution is permitted when there is no alteration and attribution is included.</w:t>
-      </w:r>
-    </w:p>
-    <w:p>
-      <w:r>
-        <w:t>Changed-case reasoning: That use satisfies the stated fictional permission conditions. Its public redistribution is permitted when there is no alteration and attribution is included.</w:t>
-      </w:r>
-    </w:p>
-    <w:p>
-      <w:r>
-        <w:t>Collect each learner’s explanation before discussion. Use the first missing connection between input, deciding step and result to choose support. This question is worked-case practice, not fresh mastery evidence.</w:t>
+      <w:pPr>
+        <w:spacing w:line="336" w:lineRule="auto" w:after="180"/>
+      </w:pPr>
+      <w:r>
+        <w:rPr>
+          <w:b w:val="0"/>
+        </w:rPr>
+        <w:t xml:space="preserve">No. </w:t>
+      </w:r>
+      <w:r>
+        <w:rPr>
+          <w:b/>
+        </w:rPr>
+        <w:t>Attribution</w:t>
+      </w:r>
+      <w:r>
+        <w:rPr>
+          <w:b w:val="0"/>
+        </w:rPr>
+        <w:t xml:space="preserve"> is one condition; the no-alteration condition still prohibits cropping under these terms. Changed-case check: That use satisfies the stated fictional permission conditions.</w:t>
+      </w:r>
+    </w:p>
+    <w:p>
+      <w:pPr>
+        <w:spacing w:line="336" w:lineRule="auto" w:after="180"/>
+      </w:pPr>
+      <w:r>
+        <w:rPr>
+          <w:b w:val="0"/>
+        </w:rPr>
+        <w:t xml:space="preserve">Its public redistribution is permitted when there is no alteration and </w:t>
+      </w:r>
+      <w:r>
+        <w:rPr>
+          <w:b/>
+        </w:rPr>
+        <w:t>attribution</w:t>
+      </w:r>
+      <w:r>
+        <w:rPr>
+          <w:b w:val="0"/>
+        </w:rPr>
+        <w:t xml:space="preserve"> is included.</w:t>
+      </w:r>
+    </w:p>
+    <w:p>
+      <w:pPr>
+        <w:spacing w:line="336" w:lineRule="auto" w:after="180"/>
+      </w:pPr>
+      <w:r>
+        <w:rPr>
+          <w:b w:val="0"/>
+        </w:rPr>
+        <w:t xml:space="preserve">Changed-case reasoning: That use satisfies the stated fictional permission conditions. Its public redistribution is permitted when there is no alteration and </w:t>
+      </w:r>
+      <w:r>
+        <w:rPr>
+          <w:b/>
+        </w:rPr>
+        <w:t>attribution</w:t>
+      </w:r>
+      <w:r>
+        <w:rPr>
+          <w:b w:val="0"/>
+        </w:rPr>
+        <w:t xml:space="preserve"> is included.</w:t>
+      </w:r>
+    </w:p>
+    <w:p>
+      <w:pPr>
+        <w:spacing w:line="336" w:lineRule="auto" w:after="180"/>
+      </w:pPr>
+      <w:r>
+        <w:rPr>
+          <w:b w:val="0"/>
+        </w:rPr>
+        <w:t xml:space="preserve">Collect each learner’s explanation before discussion. Use the first missing connection between </w:t>
+      </w:r>
+      <w:r>
+        <w:rPr>
+          <w:b/>
+        </w:rPr>
+        <w:t>input</w:t>
+      </w:r>
+      <w:r>
+        <w:rPr>
+          <w:b w:val="0"/>
+        </w:rPr>
+        <w:t xml:space="preserve">, deciding step and result to choose support. This question is worked-case practice, not fresh mastery </w:t>
+      </w:r>
+      <w:r>
+        <w:rPr>
+          <w:b/>
+        </w:rPr>
+        <w:t>evidence</w:t>
+      </w:r>
+      <w:r>
+        <w:rPr>
+          <w:b w:val="0"/>
+        </w:rPr>
+        <w:t>.</w:t>
       </w:r>
     </w:p>
     <w:p>
@@ -1508,54 +3341,117 @@
       </w:r>
     </w:p>
     <w:p>
+      <w:r>
+        <w:t>Run the Copyright and Provenance investigation and use the first unsupported step to choose a teaching response.</w:t>
+      </w:r>
+    </w:p>
+    <w:p>
+      <w:pPr>
+        <w:spacing w:line="336" w:lineRule="auto" w:after="180"/>
+      </w:pPr>
+      <w:r>
+        <w:rPr>
+          <w:b w:val="0"/>
+        </w:rPr>
+        <w:t>Words You Can Use to Reason</w:t>
+      </w:r>
+    </w:p>
+    <w:p>
+      <w:pPr>
+        <w:spacing w:line="336" w:lineRule="auto" w:after="180"/>
+      </w:pPr>
+      <w:r>
+        <w:rPr>
+          <w:b w:val="0"/>
+        </w:rPr>
+        <w:t>A definition matters when you can recognize the idea, use it, and contrast it with a near-miss.</w:t>
+      </w:r>
+    </w:p>
+    <w:p>
+      <w:pPr>
+        <w:spacing w:line="336" w:lineRule="auto" w:after="180"/>
+      </w:pPr>
+      <w:r>
+        <w:rPr>
+          <w:b w:val="0"/>
+        </w:rPr>
+        <w:t>Predict → Test → Record → Explain</w:t>
+      </w:r>
+    </w:p>
+    <w:p>
+      <w:pPr>
+        <w:spacing w:line="336" w:lineRule="auto" w:after="180"/>
+      </w:pPr>
+      <w:r>
+        <w:rPr>
+          <w:b w:val="0"/>
+        </w:rPr>
+        <w:t>Keep expected and actual results separate. Surprises are useful data when recorded honestly.</w:t>
+      </w:r>
+    </w:p>
+    <w:p>
+      <w:pPr>
+        <w:spacing w:line="336" w:lineRule="auto" w:after="180"/>
+      </w:pPr>
+      <w:r>
+        <w:rPr>
+          <w:b w:val="0"/>
+        </w:rPr>
+        <w:t xml:space="preserve">Inspect a mixed project, classify original/quoted/transformed/generated parts, check permission, and build a complete </w:t>
+      </w:r>
+      <w:r>
+        <w:rPr>
+          <w:b/>
+        </w:rPr>
+        <w:t>provenance</w:t>
+      </w:r>
+      <w:r>
+        <w:rPr>
+          <w:b w:val="0"/>
+        </w:rPr>
+        <w:t xml:space="preserve"> record.</w:t>
+      </w:r>
+    </w:p>
+    <w:p>
+      <w:pPr>
+        <w:spacing w:line="336" w:lineRule="auto" w:after="180"/>
+        <w:shd w:fill="F5F1FB"/>
+      </w:pPr>
+      <w:r>
+        <w:rPr>
+          <w:b w:val="0"/>
+        </w:rPr>
+        <w:t>What did the hardest test teach you that the normal test did not?</w:t>
+      </w:r>
+    </w:p>
+    <w:p>
       <w:pPr>
         <w:pStyle w:val="Heading3"/>
       </w:pPr>
       <w:r>
-        <w:t>Run the weekly evidence lab</w:t>
-      </w:r>
-    </w:p>
-    <w:p>
-      <w:r>
-        <w:t>Words You Can Use to Reason</w:t>
-      </w:r>
-    </w:p>
-    <w:p>
-      <w:r>
-        <w:t>A definition matters when you can recognize the idea, use it, and contrast it with a near-miss.</w:t>
-      </w:r>
-    </w:p>
-    <w:p>
-      <w:r>
-        <w:t>Predict → Test → Record → Explain</w:t>
-      </w:r>
-    </w:p>
-    <w:p>
-      <w:r>
-        <w:t>Keep expected and actual results separate. Surprises are useful data when recorded honestly.</w:t>
-      </w:r>
-    </w:p>
-    <w:p>
-      <w:r>
-        <w:t>Inspect a mixed project, classify original/quoted/transformed/generated parts, check permission, and build a complete provenance record.</w:t>
-      </w:r>
-    </w:p>
-    <w:p>
-      <w:r>
-        <w:t>What did the hardest test teach you that the normal test did not?</w:t>
-      </w:r>
-    </w:p>
-    <w:p>
-      <w:pPr>
-        <w:pStyle w:val="Heading3"/>
-      </w:pPr>
-      <w:r>
         <w:t>Make the lab runnable</w:t>
       </w:r>
     </w:p>
     <w:p>
-      <w:r>
-        <w:t>Use the concrete case as the shared normal case and the independent question as a second case. Each pair creates a boundary or missing-information case and predicts its result before testing. Keep the expected result separate from an observed mistake.</w:t>
+      <w:pPr>
+        <w:spacing w:line="336" w:lineRule="auto" w:after="180"/>
+      </w:pPr>
+      <w:r>
+        <w:rPr>
+          <w:b w:val="0"/>
+        </w:rPr>
+        <w:t>Use the concrete case as the shared normal case and the independent question as a second case. Each pair creates a boundary or missing-information case and predicts its result before testing.</w:t>
+      </w:r>
+    </w:p>
+    <w:p>
+      <w:pPr>
+        <w:spacing w:line="336" w:lineRule="auto" w:after="180"/>
+      </w:pPr>
+      <w:r>
+        <w:rPr>
+          <w:b w:val="0"/>
+        </w:rPr>
+        <w:t>Keep the expected result separate from an observed mistake.</w:t>
       </w:r>
     </w:p>
     <w:tbl>
@@ -1713,8 +3609,25 @@
       </w:r>
     </w:p>
     <w:p>
-      <w:r>
-        <w:t>For guessing, return to given facts and request a trace. For vocabulary without application, use one example and one non-example. For arithmetic errors, check the setup before the calculation. Finish with a different uncoached case before recording mastery.</w:t>
+      <w:pPr>
+        <w:spacing w:line="336" w:lineRule="auto" w:after="180"/>
+      </w:pPr>
+      <w:r>
+        <w:rPr>
+          <w:b w:val="0"/>
+        </w:rPr>
+        <w:t>For guessing, return to given facts and request a trace. For vocabulary without application, use one example and one non-example. For arithmetic errors, check the setup before the calculation.</w:t>
+      </w:r>
+    </w:p>
+    <w:p>
+      <w:pPr>
+        <w:spacing w:line="336" w:lineRule="auto" w:after="180"/>
+      </w:pPr>
+      <w:r>
+        <w:rPr>
+          <w:b w:val="0"/>
+        </w:rPr>
+        <w:t>Finish with a different uncoached case before recording mastery.</w:t>
       </w:r>
     </w:p>
     <w:p>
@@ -1726,18 +3639,96 @@
       </w:r>
     </w:p>
     <w:p>
-      <w:r>
-        <w:t>The worked result establishes every future case: Real legal outcomes depend on jurisdiction and facts; supplied licence terms define this classroom exercise, not universal copyright law.</w:t>
-      </w:r>
-    </w:p>
-    <w:p>
-      <w:r>
-        <w:t>A missing input may be replaced without recording the change: A replacement changes the evidence or contract. Record the change and its justification; do not silently turn unknown into a measured value.</w:t>
-      </w:r>
-    </w:p>
-    <w:p>
-      <w:r>
-        <w:t>Repeating an assessed case is new independent evidence: A replay checks consistency. An example used for feedback or revision cannot later be described as untouched final evaluation.</w:t>
+      <w:pPr>
+        <w:spacing w:line="336" w:lineRule="auto" w:after="180"/>
+      </w:pPr>
+      <w:r>
+        <w:rPr>
+          <w:b w:val="0"/>
+        </w:rPr>
+        <w:t xml:space="preserve">The worked result establishes every future case: Real legal outcomes depend on jurisdiction and facts; supplied </w:t>
+      </w:r>
+      <w:r>
+        <w:rPr>
+          <w:b/>
+        </w:rPr>
+        <w:t>licence</w:t>
+      </w:r>
+      <w:r>
+        <w:rPr>
+          <w:b w:val="0"/>
+        </w:rPr>
+        <w:t xml:space="preserve"> terms define this classroom exercise, not universal </w:t>
+      </w:r>
+      <w:r>
+        <w:rPr>
+          <w:b/>
+        </w:rPr>
+        <w:t>copyright</w:t>
+      </w:r>
+      <w:r>
+        <w:rPr>
+          <w:b w:val="0"/>
+        </w:rPr>
+        <w:t xml:space="preserve"> law.</w:t>
+      </w:r>
+    </w:p>
+    <w:p>
+      <w:pPr>
+        <w:spacing w:line="336" w:lineRule="auto" w:after="180"/>
+      </w:pPr>
+      <w:r>
+        <w:rPr>
+          <w:b w:val="0"/>
+        </w:rPr>
+        <w:t xml:space="preserve">A missing </w:t>
+      </w:r>
+      <w:r>
+        <w:rPr>
+          <w:b/>
+        </w:rPr>
+        <w:t>input</w:t>
+      </w:r>
+      <w:r>
+        <w:rPr>
+          <w:b w:val="0"/>
+        </w:rPr>
+        <w:t xml:space="preserve"> may be replaced without recording the change: A replacement changes the </w:t>
+      </w:r>
+      <w:r>
+        <w:rPr>
+          <w:b/>
+        </w:rPr>
+        <w:t>evidence</w:t>
+      </w:r>
+      <w:r>
+        <w:rPr>
+          <w:b w:val="0"/>
+        </w:rPr>
+        <w:t xml:space="preserve"> or contract. Record the change and its justification; do not silently turn unknown into a measured value.</w:t>
+      </w:r>
+    </w:p>
+    <w:p>
+      <w:pPr>
+        <w:spacing w:line="336" w:lineRule="auto" w:after="180"/>
+      </w:pPr>
+      <w:r>
+        <w:rPr>
+          <w:b w:val="0"/>
+        </w:rPr>
+        <w:t xml:space="preserve">Repeating an assessed case is new independent </w:t>
+      </w:r>
+      <w:r>
+        <w:rPr>
+          <w:b/>
+        </w:rPr>
+        <w:t>evidence</w:t>
+      </w:r>
+      <w:r>
+        <w:rPr>
+          <w:b w:val="0"/>
+        </w:rPr>
+        <w:t>: A replay checks consistency. An example used for feedback or revision cannot later be described as untouched final evaluation.</w:t>
       </w:r>
     </w:p>
     <w:p>
@@ -1895,8 +3886,25 @@
       </w:tr>
     </w:tbl>
     <w:p>
-      <w:r>
-        <w:t>Offer an oral explanation, drawing, enlarged visual or fewer examples when that removes a reading/writing barrier. Keep the same reasoning goal. Stretch secure learners by changing a boundary or assumption and asking them to defend the effect, not simply by assigning more of the same questions.</w:t>
+      <w:pPr>
+        <w:spacing w:line="336" w:lineRule="auto" w:after="180"/>
+      </w:pPr>
+      <w:r>
+        <w:rPr>
+          <w:b w:val="0"/>
+        </w:rPr>
+        <w:t>Offer an oral explanation, drawing, enlarged visual or fewer examples when that removes a reading/writing barrier. Keep the same reasoning goal.</w:t>
+      </w:r>
+    </w:p>
+    <w:p>
+      <w:pPr>
+        <w:spacing w:line="336" w:lineRule="auto" w:after="180"/>
+      </w:pPr>
+      <w:r>
+        <w:rPr>
+          <w:b w:val="0"/>
+        </w:rPr>
+        <w:t>Stretch secure learners by changing a boundary or assumption and asking them to defend the effect, not simply by assigning more of the same questions.</w:t>
       </w:r>
     </w:p>
     <w:p>
@@ -1908,11 +3916,16 @@
       </w:r>
     </w:p>
     <w:p>
+      <w:r>
+        <w:t>Use the Copyright and Provenance questions, teacher keys and criteria after the relevant attempts. Previously discussed cases are practice; protect the separately selected independent task.</w:t>
+      </w:r>
+    </w:p>
+    <w:p>
       <w:pPr>
         <w:pStyle w:val="Heading3"/>
       </w:pPr>
       <w:r>
-        <w:t>Assess and explain the answers</w:t>
+        <w:t>Worked case answer</w:t>
       </w:r>
     </w:p>
     <w:p>
@@ -1920,12 +3933,55 @@
         <w:pStyle w:val="Heading3"/>
       </w:pPr>
       <w:r>
-        <w:t>Worked case answer</w:t>
-      </w:r>
-    </w:p>
-    <w:p>
-      <w:r>
-        <w:t>Record creator, source, licence or permission, attribution requirements and modifications. Attribution alone is not permission; classroom context is not a universal exemption.</w:t>
+        <w:t>Teacher key · Worked case answer</w:t>
+      </w:r>
+    </w:p>
+    <w:p>
+      <w:pPr>
+        <w:spacing w:line="336" w:lineRule="auto" w:after="180"/>
+        <w:shd w:fill="F1F6FC"/>
+      </w:pPr>
+      <w:r>
+        <w:rPr>
+          <w:b w:val="0"/>
+        </w:rPr>
+        <w:t xml:space="preserve">Record creator, source, </w:t>
+      </w:r>
+      <w:r>
+        <w:rPr>
+          <w:b/>
+        </w:rPr>
+        <w:t>licence</w:t>
+      </w:r>
+      <w:r>
+        <w:rPr>
+          <w:b w:val="0"/>
+        </w:rPr>
+        <w:t xml:space="preserve"> or permission, </w:t>
+      </w:r>
+      <w:r>
+        <w:rPr>
+          <w:b/>
+        </w:rPr>
+        <w:t>attribution</w:t>
+      </w:r>
+      <w:r>
+        <w:rPr>
+          <w:b w:val="0"/>
+        </w:rPr>
+        <w:t xml:space="preserve"> requirements and modifications. </w:t>
+      </w:r>
+      <w:r>
+        <w:rPr>
+          <w:b/>
+        </w:rPr>
+        <w:t>Attribution</w:t>
+      </w:r>
+      <w:r>
+        <w:rPr>
+          <w:b w:val="0"/>
+        </w:rPr>
+        <w:t xml:space="preserve"> alone is not permission; classroom context is not a universal exemption.</w:t>
       </w:r>
     </w:p>
     <w:p>
@@ -1937,21 +3993,87 @@
       </w:r>
     </w:p>
     <w:p>
-      <w:r>
-        <w:t>You find an attractive illustration online with no license information. What should you record and check before reusing it in a public project?</w:t>
-      </w:r>
-    </w:p>
-    <w:p>
       <w:pPr>
         <w:pStyle w:val="Heading3"/>
       </w:pPr>
       <w:r>
+        <w:t>Independent question · withhold the key</w:t>
+      </w:r>
+    </w:p>
+    <w:p>
+      <w:pPr>
+        <w:spacing w:line="336" w:lineRule="auto" w:after="180"/>
+        <w:shd w:fill="F5F1FB"/>
+      </w:pPr>
+      <w:r>
+        <w:rPr>
+          <w:b w:val="0"/>
+        </w:rPr>
+        <w:t xml:space="preserve">You find an attractive illustration online with no </w:t>
+      </w:r>
+      <w:r>
+        <w:rPr>
+          <w:b/>
+        </w:rPr>
+        <w:t>license</w:t>
+      </w:r>
+      <w:r>
+        <w:rPr>
+          <w:b w:val="0"/>
+        </w:rPr>
+        <w:t xml:space="preserve"> information. What should you record and check before reusing it in a public project?</w:t>
+      </w:r>
+    </w:p>
+    <w:p>
+      <w:pPr>
+        <w:pStyle w:val="Heading3"/>
+      </w:pPr>
+      <w:r>
         <w:t>Expected independent answer</w:t>
       </w:r>
     </w:p>
     <w:p>
-      <w:r>
-        <w:t>Record its source and creator if known, check permission or license terms for the intended reuse, and choose an appropriately licensed alternative if rights remain unclear.</w:t>
+      <w:pPr>
+        <w:pStyle w:val="Heading3"/>
+      </w:pPr>
+      <w:r>
+        <w:t>Teacher key · Expected independent answer</w:t>
+      </w:r>
+    </w:p>
+    <w:p>
+      <w:pPr>
+        <w:spacing w:line="336" w:lineRule="auto" w:after="180"/>
+        <w:shd w:fill="F1F6FC"/>
+      </w:pPr>
+      <w:r>
+        <w:rPr>
+          <w:b w:val="0"/>
+        </w:rPr>
+        <w:t xml:space="preserve">Record its source and creator if known, check permission or </w:t>
+      </w:r>
+      <w:r>
+        <w:rPr>
+          <w:b/>
+        </w:rPr>
+        <w:t>license</w:t>
+      </w:r>
+      <w:r>
+        <w:rPr>
+          <w:b w:val="0"/>
+        </w:rPr>
+        <w:t xml:space="preserve"> terms for the intended reuse, and choose an appropriately </w:t>
+      </w:r>
+      <w:r>
+        <w:rPr>
+          <w:b/>
+        </w:rPr>
+        <w:t>license</w:t>
+      </w:r>
+      <w:r>
+        <w:rPr>
+          <w:b w:val="0"/>
+        </w:rPr>
+        <w:t>d alternative if rights remain unclear.</w:t>
       </w:r>
     </w:p>
     <w:p>
@@ -2189,8 +4311,25 @@
       </w:tr>
     </w:tbl>
     <w:p>
-      <w:r>
-        <w:t>Use 6/8 as a classroom checkpoint, with 2 required for both Result and Reasoning. This is a proposed teaching rule, not a validated certification threshold. Do not count a coached answer as independent mastery; correct unsafe or unsupported claims regardless of total.</w:t>
+      <w:pPr>
+        <w:spacing w:line="336" w:lineRule="auto" w:after="180"/>
+      </w:pPr>
+      <w:r>
+        <w:rPr>
+          <w:b w:val="0"/>
+        </w:rPr>
+        <w:t>Use 6/8 as a classroom checkpoint, with 2 required for both Result and Reasoning. This is a proposed teaching rule, not a validated certification threshold.</w:t>
+      </w:r>
+    </w:p>
+    <w:p>
+      <w:pPr>
+        <w:spacing w:line="336" w:lineRule="auto" w:after="180"/>
+      </w:pPr>
+      <w:r>
+        <w:rPr>
+          <w:b w:val="0"/>
+        </w:rPr>
+        <w:t>Do not count a coached answer as independent mastery; correct unsafe or unsupported claims regardless of total.</w:t>
       </w:r>
     </w:p>
     <w:p>
@@ -2202,8 +4341,26 @@
       </w:r>
     </w:p>
     <w:p>
-      <w:r>
-        <w:t>Ask the learner to find the evidence that challenges this claim: “Being visible online grants permission for any reuse.” Keep the first attempt and an uncoached retry separate.</w:t>
+      <w:pPr>
+        <w:spacing w:line="336" w:lineRule="auto" w:after="180"/>
+      </w:pPr>
+      <w:r>
+        <w:rPr>
+          <w:b w:val="0"/>
+        </w:rPr>
+        <w:t xml:space="preserve">Ask the learner to find the </w:t>
+      </w:r>
+      <w:r>
+        <w:rPr>
+          <w:b/>
+        </w:rPr>
+        <w:t>evidence</w:t>
+      </w:r>
+      <w:r>
+        <w:rPr>
+          <w:b w:val="0"/>
+        </w:rPr>
+        <w:t xml:space="preserve"> that challenges this claim: “Being visible online grants permission for any reuse.” Keep the first attempt and an uncoached retry separate.</w:t>
       </w:r>
     </w:p>
     <w:p>
@@ -2215,15 +4372,90 @@
       </w:r>
     </w:p>
     <w:p>
-      <w:r>
-        <w:t>No. Record creator, source URL, licence or permission evidence, required attribution and modifications. If permission is unclear, use an appropriately licensed alternative or seek guidance from the teacher. Do not assume search visibility or classroom use provides universal permission.</w:t>
-      </w:r>
-    </w:p>
-    <w:p>
       <w:pPr>
         <w:pStyle w:val="Heading3"/>
       </w:pPr>
       <w:r>
+        <w:t>Teacher key · Original transfer answer</w:t>
+      </w:r>
+    </w:p>
+    <w:p>
+      <w:pPr>
+        <w:spacing w:line="336" w:lineRule="auto" w:after="180"/>
+        <w:shd w:fill="F1F6FC"/>
+      </w:pPr>
+      <w:r>
+        <w:rPr>
+          <w:b w:val="0"/>
+        </w:rPr>
+        <w:t xml:space="preserve">No. Record creator, source URL, </w:t>
+      </w:r>
+      <w:r>
+        <w:rPr>
+          <w:b/>
+        </w:rPr>
+        <w:t>licence</w:t>
+      </w:r>
+      <w:r>
+        <w:rPr>
+          <w:b w:val="0"/>
+        </w:rPr>
+        <w:t xml:space="preserve"> or permission </w:t>
+      </w:r>
+      <w:r>
+        <w:rPr>
+          <w:b/>
+        </w:rPr>
+        <w:t>evidence</w:t>
+      </w:r>
+      <w:r>
+        <w:rPr>
+          <w:b w:val="0"/>
+        </w:rPr>
+        <w:t xml:space="preserve">, required </w:t>
+      </w:r>
+      <w:r>
+        <w:rPr>
+          <w:b/>
+        </w:rPr>
+        <w:t>attribution</w:t>
+      </w:r>
+      <w:r>
+        <w:rPr>
+          <w:b w:val="0"/>
+        </w:rPr>
+        <w:t xml:space="preserve"> and modifications. If permission is unclear, use an appropriately </w:t>
+      </w:r>
+      <w:r>
+        <w:rPr>
+          <w:b/>
+        </w:rPr>
+        <w:t>license</w:t>
+      </w:r>
+      <w:r>
+        <w:rPr>
+          <w:b w:val="0"/>
+        </w:rPr>
+        <w:t>d alternative or seek guidance from the teacher.</w:t>
+      </w:r>
+    </w:p>
+    <w:p>
+      <w:pPr>
+        <w:spacing w:line="336" w:lineRule="auto" w:after="180"/>
+        <w:shd w:fill="F1F6FC"/>
+      </w:pPr>
+      <w:r>
+        <w:rPr>
+          <w:b w:val="0"/>
+        </w:rPr>
+        <w:t>Do not assume search visibility or classroom use provides universal permission.</w:t>
+      </w:r>
+    </w:p>
+    <w:p>
+      <w:pPr>
+        <w:pStyle w:val="Heading3"/>
+      </w:pPr>
+      <w:r>
         <w:t>Explanations for the additional workbook examples</w:t>
       </w:r>
     </w:p>
@@ -2236,111 +4468,675 @@
       </w:r>
     </w:p>
     <w:p>
-      <w:r>
-        <w:t>Explain the weekly mechanism in your own words. Use the worked scenario to name its input, decision rule and output.</w:t>
-      </w:r>
-    </w:p>
-    <w:p>
-      <w:r>
-        <w:t>Teacher explanation: Permission to access a work and permission to redistribute or modify it are separate. Use a classroom licence ledger instead of assuming all online material is reusable. For this fictional policy, licence L permits classroom display with attribution but forbids public redistribution. Licence M permits adaptation and redistribution with attribution. Unknown permission means seek approval or choose a permitted alternative; this exercise is not a legal ruling.</w:t>
-      </w:r>
-    </w:p>
-    <w:p>
       <w:pPr>
         <w:pStyle w:val="Heading3"/>
       </w:pPr>
       <w:r>
+        <w:t>Workbook question · W1</w:t>
+      </w:r>
+    </w:p>
+    <w:p>
+      <w:pPr>
+        <w:spacing w:line="336" w:lineRule="auto" w:after="180"/>
+        <w:shd w:fill="F5F1FB"/>
+      </w:pPr>
+      <w:r>
+        <w:rPr>
+          <w:b w:val="0"/>
+        </w:rPr>
+        <w:t xml:space="preserve">Explain the weekly </w:t>
+      </w:r>
+      <w:r>
+        <w:rPr>
+          <w:b/>
+        </w:rPr>
+        <w:t>mechanism</w:t>
+      </w:r>
+      <w:r>
+        <w:rPr>
+          <w:b w:val="0"/>
+        </w:rPr>
+        <w:t xml:space="preserve"> in your own words. Use the worked scenario to name its </w:t>
+      </w:r>
+      <w:r>
+        <w:rPr>
+          <w:b/>
+        </w:rPr>
+        <w:t>input</w:t>
+      </w:r>
+      <w:r>
+        <w:rPr>
+          <w:b w:val="0"/>
+        </w:rPr>
+        <w:t xml:space="preserve">, decision rule and </w:t>
+      </w:r>
+      <w:r>
+        <w:rPr>
+          <w:b/>
+        </w:rPr>
+        <w:t>output</w:t>
+      </w:r>
+      <w:r>
+        <w:rPr>
+          <w:b w:val="0"/>
+        </w:rPr>
+        <w:t>.</w:t>
+      </w:r>
+    </w:p>
+    <w:p>
+      <w:pPr>
+        <w:pStyle w:val="Heading3"/>
+      </w:pPr>
+      <w:r>
+        <w:t>Teacher reasoning · W1</w:t>
+      </w:r>
+    </w:p>
+    <w:p>
+      <w:pPr>
+        <w:spacing w:line="336" w:lineRule="auto" w:after="180"/>
+        <w:shd w:fill="F1F6FC"/>
+      </w:pPr>
+      <w:r>
+        <w:rPr>
+          <w:b w:val="0"/>
+        </w:rPr>
+        <w:t xml:space="preserve">Teacher explanation: Permission to access a work and permission to redistribute or modify it are separate. Use a classroom </w:t>
+      </w:r>
+      <w:r>
+        <w:rPr>
+          <w:b/>
+        </w:rPr>
+        <w:t>licence</w:t>
+      </w:r>
+      <w:r>
+        <w:rPr>
+          <w:b w:val="0"/>
+        </w:rPr>
+        <w:t xml:space="preserve"> ledger instead of assuming all online material is reusable.</w:t>
+      </w:r>
+    </w:p>
+    <w:p>
+      <w:pPr>
+        <w:spacing w:line="336" w:lineRule="auto" w:after="180"/>
+        <w:shd w:fill="F1F6FC"/>
+      </w:pPr>
+      <w:r>
+        <w:rPr>
+          <w:b w:val="0"/>
+        </w:rPr>
+        <w:t xml:space="preserve">For this fictional policy, </w:t>
+      </w:r>
+      <w:r>
+        <w:rPr>
+          <w:b/>
+        </w:rPr>
+        <w:t>licence</w:t>
+      </w:r>
+      <w:r>
+        <w:rPr>
+          <w:b w:val="0"/>
+        </w:rPr>
+        <w:t xml:space="preserve"> L permits classroom display with </w:t>
+      </w:r>
+      <w:r>
+        <w:rPr>
+          <w:b/>
+        </w:rPr>
+        <w:t>attribution</w:t>
+      </w:r>
+      <w:r>
+        <w:rPr>
+          <w:b w:val="0"/>
+        </w:rPr>
+        <w:t xml:space="preserve"> but forbids public redistribution. </w:t>
+      </w:r>
+      <w:r>
+        <w:rPr>
+          <w:b/>
+        </w:rPr>
+        <w:t>Licence</w:t>
+      </w:r>
+      <w:r>
+        <w:rPr>
+          <w:b w:val="0"/>
+        </w:rPr>
+        <w:t xml:space="preserve"> M permits adaptation and redistribution with </w:t>
+      </w:r>
+      <w:r>
+        <w:rPr>
+          <w:b/>
+        </w:rPr>
+        <w:t>attribution</w:t>
+      </w:r>
+      <w:r>
+        <w:rPr>
+          <w:b w:val="0"/>
+        </w:rPr>
+        <w:t>.</w:t>
+      </w:r>
+    </w:p>
+    <w:p>
+      <w:pPr>
+        <w:spacing w:line="336" w:lineRule="auto" w:after="180"/>
+        <w:shd w:fill="F1F6FC"/>
+      </w:pPr>
+      <w:r>
+        <w:rPr>
+          <w:b w:val="0"/>
+        </w:rPr>
+        <w:t>Unknown permission means seek approval or choose a permitted alternative; this exercise is not a legal ruling.</w:t>
+      </w:r>
+    </w:p>
+    <w:p>
+      <w:pPr>
+        <w:pStyle w:val="Heading3"/>
+      </w:pPr>
+      <w:r>
         <w:t>W2 Trace the worked case</w:t>
       </w:r>
     </w:p>
     <w:p>
-      <w:r>
+      <w:pPr>
+        <w:pStyle w:val="Heading3"/>
+      </w:pPr>
+      <w:r>
+        <w:t>Workbook question · W2</w:t>
+      </w:r>
+    </w:p>
+    <w:p>
+      <w:pPr>
+        <w:spacing w:line="336" w:lineRule="auto" w:after="180"/>
+        <w:shd w:fill="F5F1FB"/>
+      </w:pPr>
+      <w:r>
+        <w:rPr>
+          <w:b w:val="0"/>
+        </w:rPr>
         <w:t>Image A has L; image B has M. The project is a publicly downloadable adapted poster. Show the intermediate steps and give the conclusion with its scope.</w:t>
       </w:r>
     </w:p>
     <w:p>
-      <w:r>
-        <w:t>Teacher explanation: A is not permitted for this use under L. B is permitted under the supplied M terms with attribution. Keep licence version and provenance.</w:t>
-      </w:r>
-    </w:p>
-    <w:p>
       <w:pPr>
         <w:pStyle w:val="Heading3"/>
       </w:pPr>
       <w:r>
+        <w:t>Teacher reasoning · W2</w:t>
+      </w:r>
+    </w:p>
+    <w:p>
+      <w:pPr>
+        <w:spacing w:line="336" w:lineRule="auto" w:after="180"/>
+        <w:shd w:fill="F1F6FC"/>
+      </w:pPr>
+      <w:r>
+        <w:rPr>
+          <w:b w:val="0"/>
+        </w:rPr>
+        <w:t xml:space="preserve">Teacher explanation: A is not permitted for this use under L. B is permitted under the supplied M terms with </w:t>
+      </w:r>
+      <w:r>
+        <w:rPr>
+          <w:b/>
+        </w:rPr>
+        <w:t>attribution</w:t>
+      </w:r>
+      <w:r>
+        <w:rPr>
+          <w:b w:val="0"/>
+        </w:rPr>
+        <w:t xml:space="preserve">. Keep </w:t>
+      </w:r>
+      <w:r>
+        <w:rPr>
+          <w:b/>
+        </w:rPr>
+        <w:t>licence</w:t>
+      </w:r>
+      <w:r>
+        <w:rPr>
+          <w:b w:val="0"/>
+        </w:rPr>
+        <w:t xml:space="preserve"> version and </w:t>
+      </w:r>
+      <w:r>
+        <w:rPr>
+          <w:b/>
+        </w:rPr>
+        <w:t>provenance</w:t>
+      </w:r>
+      <w:r>
+        <w:rPr>
+          <w:b w:val="0"/>
+        </w:rPr>
+        <w:t>.</w:t>
+      </w:r>
+    </w:p>
+    <w:p>
+      <w:pPr>
+        <w:pStyle w:val="Heading3"/>
+      </w:pPr>
+      <w:r>
         <w:t>W3 Audit the limit</w:t>
       </w:r>
     </w:p>
     <w:p>
-      <w:r>
-        <w:t>A report omits this qualification: Real legal outcomes depend on jurisdiction and facts; supplied licence terms define this classroom exercise, not universal copyright law. Explain how omitting it could change a reader's interpretation, and write an accurate replacement.</w:t>
-      </w:r>
-    </w:p>
-    <w:p>
-      <w:r>
-        <w:t>Teacher explanation: Real legal outcomes depend on jurisdiction and facts; supplied licence terms define this classroom exercise, not universal copyright law. State the observed result separately from the unverified or out-of-scope claim; preserve the original evidence rather than inventing a missing fact.</w:t>
-      </w:r>
-    </w:p>
-    <w:p>
       <w:pPr>
         <w:pStyle w:val="Heading3"/>
       </w:pPr>
       <w:r>
+        <w:t>Workbook question · W3</w:t>
+      </w:r>
+    </w:p>
+    <w:p>
+      <w:pPr>
+        <w:spacing w:line="336" w:lineRule="auto" w:after="180"/>
+        <w:shd w:fill="F5F1FB"/>
+      </w:pPr>
+      <w:r>
+        <w:rPr>
+          <w:b w:val="0"/>
+        </w:rPr>
+        <w:t xml:space="preserve">A report omits this qualification: Real legal outcomes depend on jurisdiction and facts; supplied </w:t>
+      </w:r>
+      <w:r>
+        <w:rPr>
+          <w:b/>
+        </w:rPr>
+        <w:t>licence</w:t>
+      </w:r>
+      <w:r>
+        <w:rPr>
+          <w:b w:val="0"/>
+        </w:rPr>
+        <w:t xml:space="preserve"> terms define this classroom exercise, not universal </w:t>
+      </w:r>
+      <w:r>
+        <w:rPr>
+          <w:b/>
+        </w:rPr>
+        <w:t>copyright</w:t>
+      </w:r>
+      <w:r>
+        <w:rPr>
+          <w:b w:val="0"/>
+        </w:rPr>
+        <w:t xml:space="preserve"> law.</w:t>
+      </w:r>
+    </w:p>
+    <w:p>
+      <w:pPr>
+        <w:spacing w:line="336" w:lineRule="auto" w:after="180"/>
+        <w:shd w:fill="F5F1FB"/>
+      </w:pPr>
+      <w:r>
+        <w:rPr>
+          <w:b w:val="0"/>
+        </w:rPr>
+        <w:t>Explain how omitting it could change a reader's interpretation, and write an accurate replacement.</w:t>
+      </w:r>
+    </w:p>
+    <w:p>
+      <w:pPr>
+        <w:pStyle w:val="Heading3"/>
+      </w:pPr>
+      <w:r>
+        <w:t>Teacher reasoning · W3</w:t>
+      </w:r>
+    </w:p>
+    <w:p>
+      <w:pPr>
+        <w:spacing w:line="336" w:lineRule="auto" w:after="180"/>
+        <w:shd w:fill="F1F6FC"/>
+      </w:pPr>
+      <w:r>
+        <w:rPr>
+          <w:b w:val="0"/>
+        </w:rPr>
+        <w:t xml:space="preserve">Teacher explanation: Real legal outcomes depend on jurisdiction and facts; supplied </w:t>
+      </w:r>
+      <w:r>
+        <w:rPr>
+          <w:b/>
+        </w:rPr>
+        <w:t>licence</w:t>
+      </w:r>
+      <w:r>
+        <w:rPr>
+          <w:b w:val="0"/>
+        </w:rPr>
+        <w:t xml:space="preserve"> terms define this classroom exercise, not universal </w:t>
+      </w:r>
+      <w:r>
+        <w:rPr>
+          <w:b/>
+        </w:rPr>
+        <w:t>copyright</w:t>
+      </w:r>
+      <w:r>
+        <w:rPr>
+          <w:b w:val="0"/>
+        </w:rPr>
+        <w:t xml:space="preserve"> law.</w:t>
+      </w:r>
+    </w:p>
+    <w:p>
+      <w:pPr>
+        <w:spacing w:line="336" w:lineRule="auto" w:after="180"/>
+        <w:shd w:fill="F1F6FC"/>
+      </w:pPr>
+      <w:r>
+        <w:rPr>
+          <w:b w:val="0"/>
+        </w:rPr>
+        <w:t xml:space="preserve">State the observed result separately from the unverified or out-of-scope claim; preserve the original </w:t>
+      </w:r>
+      <w:r>
+        <w:rPr>
+          <w:b/>
+        </w:rPr>
+        <w:t>evidence</w:t>
+      </w:r>
+      <w:r>
+        <w:rPr>
+          <w:b w:val="0"/>
+        </w:rPr>
+        <w:t xml:space="preserve"> rather than inventing a missing fact.</w:t>
+      </w:r>
+    </w:p>
+    <w:p>
+      <w:pPr>
+        <w:pStyle w:val="Heading3"/>
+      </w:pPr>
+      <w:r>
         <w:t>W4 Apply a new case independently</w:t>
       </w:r>
     </w:p>
     <w:p>
-      <w:r>
-        <w:t>Text C permits internal reading only; D permits public quotation up to 30 words with attribution. Proposed public handout reproduces 40 words. Apply the fictional terms.</w:t>
-      </w:r>
-    </w:p>
-    <w:p>
-      <w:r>
-        <w:t>Teacher explanation: C lacks public-use permission; 40 exceeds D limit. Revise D quotation to at most 30 words with attribution or obtain permission. Do not infer legal exceptions from this fictional policy.</w:t>
-      </w:r>
-    </w:p>
-    <w:p>
       <w:pPr>
         <w:pStyle w:val="Heading3"/>
       </w:pPr>
       <w:r>
+        <w:t>Workbook question · W4</w:t>
+      </w:r>
+    </w:p>
+    <w:p>
+      <w:pPr>
+        <w:spacing w:line="336" w:lineRule="auto" w:after="180"/>
+        <w:shd w:fill="F5F1FB"/>
+      </w:pPr>
+      <w:r>
+        <w:rPr>
+          <w:b w:val="0"/>
+        </w:rPr>
+        <w:t xml:space="preserve">Text C permits internal reading only; D permits public quotation up to 30 words with </w:t>
+      </w:r>
+      <w:r>
+        <w:rPr>
+          <w:b/>
+        </w:rPr>
+        <w:t>attribution</w:t>
+      </w:r>
+      <w:r>
+        <w:rPr>
+          <w:b w:val="0"/>
+        </w:rPr>
+        <w:t>. Proposed public handout reproduces 40 words. Apply the fictional terms.</w:t>
+      </w:r>
+    </w:p>
+    <w:p>
+      <w:pPr>
+        <w:pStyle w:val="Heading3"/>
+      </w:pPr>
+      <w:r>
+        <w:t>Teacher reasoning · W4</w:t>
+      </w:r>
+    </w:p>
+    <w:p>
+      <w:pPr>
+        <w:spacing w:line="336" w:lineRule="auto" w:after="180"/>
+        <w:shd w:fill="F1F6FC"/>
+      </w:pPr>
+      <w:r>
+        <w:rPr>
+          <w:b w:val="0"/>
+        </w:rPr>
+        <w:t xml:space="preserve">Teacher explanation: C lacks public-use permission; 40 exceeds D limit. Revise D quotation to at most 30 words with </w:t>
+      </w:r>
+      <w:r>
+        <w:rPr>
+          <w:b/>
+        </w:rPr>
+        <w:t>attribution</w:t>
+      </w:r>
+      <w:r>
+        <w:rPr>
+          <w:b w:val="0"/>
+        </w:rPr>
+        <w:t xml:space="preserve"> or obtain permission. Do not infer legal exceptions from this fictional policy.</w:t>
+      </w:r>
+    </w:p>
+    <w:p>
+      <w:pPr>
+        <w:pStyle w:val="Heading3"/>
+      </w:pPr>
+      <w:r>
         <w:t>W5 Design a revealing follow-up</w:t>
       </w:r>
     </w:p>
     <w:p>
-      <w:r>
-        <w:t>For the worked scenario, propose one additional case that could reveal a failure, describe its expected outcome before running it, and explain what would need to remain fixed for a fair comparison. Do not reuse W4 as a new final test after receiving feedback.</w:t>
-      </w:r>
-    </w:p>
-    <w:p>
-      <w:r>
-        <w:t>Teacher explanation: Accept a concrete variant of the worked input or a missing/conflicting/boundary condition, with an expectation derived from the declared procedure. Require preserved settings, original outputs and data roles. Real legal outcomes depend on jurisdiction and facts; supplied licence terms define this classroom exercise, not universal copyright law. The new case should test this particular mechanism rather than merely restate the original result.</w:t>
-      </w:r>
-    </w:p>
-    <w:p>
       <w:pPr>
         <w:pStyle w:val="Heading3"/>
       </w:pPr>
       <w:r>
+        <w:t>Workbook question · W5</w:t>
+      </w:r>
+    </w:p>
+    <w:p>
+      <w:pPr>
+        <w:spacing w:line="336" w:lineRule="auto" w:after="180"/>
+        <w:shd w:fill="F5F1FB"/>
+      </w:pPr>
+      <w:r>
+        <w:rPr>
+          <w:b w:val="0"/>
+        </w:rPr>
+        <w:t>For the worked scenario, propose one additional case that could reveal a failure, describe its expected outcome before running it, and explain what would need to remain fixed for a fair comparison.</w:t>
+      </w:r>
+    </w:p>
+    <w:p>
+      <w:pPr>
+        <w:spacing w:line="336" w:lineRule="auto" w:after="180"/>
+        <w:shd w:fill="F5F1FB"/>
+      </w:pPr>
+      <w:r>
+        <w:rPr>
+          <w:b w:val="0"/>
+        </w:rPr>
+        <w:t>Do not reuse W4 as a new final test after receiving feedback.</w:t>
+      </w:r>
+    </w:p>
+    <w:p>
+      <w:pPr>
+        <w:pStyle w:val="Heading3"/>
+      </w:pPr>
+      <w:r>
+        <w:t>Teacher reasoning · W5</w:t>
+      </w:r>
+    </w:p>
+    <w:p>
+      <w:pPr>
+        <w:spacing w:line="336" w:lineRule="auto" w:after="180"/>
+        <w:shd w:fill="F1F6FC"/>
+      </w:pPr>
+      <w:r>
+        <w:rPr>
+          <w:b w:val="0"/>
+        </w:rPr>
+        <w:t xml:space="preserve">Teacher explanation: Accept a concrete variant of the worked </w:t>
+      </w:r>
+      <w:r>
+        <w:rPr>
+          <w:b/>
+        </w:rPr>
+        <w:t>input</w:t>
+      </w:r>
+      <w:r>
+        <w:rPr>
+          <w:b w:val="0"/>
+        </w:rPr>
+        <w:t xml:space="preserve"> or a missing/conflicting/boundary condition, with an expectation derived from the declared procedure.</w:t>
+      </w:r>
+    </w:p>
+    <w:p>
+      <w:pPr>
+        <w:spacing w:line="336" w:lineRule="auto" w:after="180"/>
+        <w:shd w:fill="F1F6FC"/>
+      </w:pPr>
+      <w:r>
+        <w:rPr>
+          <w:b w:val="0"/>
+        </w:rPr>
+        <w:t xml:space="preserve">Require preserved settings, original </w:t>
+      </w:r>
+      <w:r>
+        <w:rPr>
+          <w:b/>
+        </w:rPr>
+        <w:t>output</w:t>
+      </w:r>
+      <w:r>
+        <w:rPr>
+          <w:b w:val="0"/>
+        </w:rPr>
+        <w:t xml:space="preserve">s and data roles. Real legal outcomes depend on jurisdiction and facts; supplied </w:t>
+      </w:r>
+      <w:r>
+        <w:rPr>
+          <w:b/>
+        </w:rPr>
+        <w:t>licence</w:t>
+      </w:r>
+      <w:r>
+        <w:rPr>
+          <w:b w:val="0"/>
+        </w:rPr>
+        <w:t xml:space="preserve"> terms define this classroom exercise, not universal </w:t>
+      </w:r>
+      <w:r>
+        <w:rPr>
+          <w:b/>
+        </w:rPr>
+        <w:t>copyright</w:t>
+      </w:r>
+      <w:r>
+        <w:rPr>
+          <w:b w:val="0"/>
+        </w:rPr>
+        <w:t xml:space="preserve"> law.</w:t>
+      </w:r>
+    </w:p>
+    <w:p>
+      <w:pPr>
+        <w:spacing w:line="336" w:lineRule="auto" w:after="180"/>
+        <w:shd w:fill="F1F6FC"/>
+      </w:pPr>
+      <w:r>
+        <w:rPr>
+          <w:b w:val="0"/>
+        </w:rPr>
+        <w:t xml:space="preserve">The new case should test this particular </w:t>
+      </w:r>
+      <w:r>
+        <w:rPr>
+          <w:b/>
+        </w:rPr>
+        <w:t>mechanism</w:t>
+      </w:r>
+      <w:r>
+        <w:rPr>
+          <w:b w:val="0"/>
+        </w:rPr>
+        <w:t xml:space="preserve"> rather than merely restate the original result.</w:t>
+      </w:r>
+    </w:p>
+    <w:p>
+      <w:pPr>
+        <w:pStyle w:val="Heading3"/>
+      </w:pPr>
+      <w:r>
         <w:t>Assess independent transfer</w:t>
       </w:r>
     </w:p>
     <w:p>
-      <w:r>
-        <w:t>Selected case: Text C permits internal reading only; D permits public quotation up to 30 words with attribution. Proposed public handout reproduces 40 words. Apply the fictional terms.</w:t>
-      </w:r>
-    </w:p>
-    <w:p>
       <w:pPr>
         <w:pStyle w:val="Heading3"/>
       </w:pPr>
       <w:r>
+        <w:t>Independent question · withhold the key</w:t>
+      </w:r>
+    </w:p>
+    <w:p>
+      <w:pPr>
+        <w:spacing w:line="336" w:lineRule="auto" w:after="180"/>
+        <w:shd w:fill="F5F1FB"/>
+      </w:pPr>
+      <w:r>
+        <w:rPr>
+          <w:b w:val="0"/>
+        </w:rPr>
+        <w:t xml:space="preserve">Selected case: Text C permits internal reading only; D permits public quotation up to 30 words with </w:t>
+      </w:r>
+      <w:r>
+        <w:rPr>
+          <w:b/>
+        </w:rPr>
+        <w:t>attribution</w:t>
+      </w:r>
+      <w:r>
+        <w:rPr>
+          <w:b w:val="0"/>
+        </w:rPr>
+        <w:t>. Proposed public handout reproduces 40 words. Apply the fictional terms.</w:t>
+      </w:r>
+    </w:p>
+    <w:p>
+      <w:pPr>
+        <w:pStyle w:val="Heading3"/>
+      </w:pPr>
+      <w:r>
         <w:t>Selected case answer</w:t>
       </w:r>
     </w:p>
     <w:p>
-      <w:r>
-        <w:t>Teacher explanation: C lacks public-use permission; 40 exceeds D limit. Revise D quotation to at most 30 words with attribution or obtain permission. Do not infer legal exceptions from this fictional policy.</w:t>
+      <w:pPr>
+        <w:pStyle w:val="Heading3"/>
+      </w:pPr>
+      <w:r>
+        <w:t>Teacher key · Selected case answer</w:t>
+      </w:r>
+    </w:p>
+    <w:p>
+      <w:pPr>
+        <w:spacing w:line="336" w:lineRule="auto" w:after="180"/>
+        <w:shd w:fill="F1F6FC"/>
+      </w:pPr>
+      <w:r>
+        <w:rPr>
+          <w:b w:val="0"/>
+        </w:rPr>
+        <w:t xml:space="preserve">Teacher explanation: C lacks public-use permission; 40 exceeds D limit. Revise D quotation to at most 30 words with </w:t>
+      </w:r>
+      <w:r>
+        <w:rPr>
+          <w:b/>
+        </w:rPr>
+        <w:t>attribution</w:t>
+      </w:r>
+      <w:r>
+        <w:rPr>
+          <w:b w:val="0"/>
+        </w:rPr>
+        <w:t xml:space="preserve"> or obtain permission. Do not infer legal exceptions from this fictional policy.</w:t>
       </w:r>
     </w:p>
     <w:tbl>
@@ -2446,21 +5242,77 @@
       </w:tr>
     </w:tbl>
     <w:p>
-      <w:r>
-        <w:t>Record each dimension as not yet, with support, or independent. Accept a valid alternative procedure with a defensible trace. Do not penalise an honestly recorded model failure if the learner correctly explains its evidence and limits.</w:t>
-      </w:r>
-    </w:p>
-    <w:p>
       <w:pPr>
         <w:pStyle w:val="Heading3"/>
       </w:pPr>
       <w:r>
+        <w:t>Teacher key · Selected case answer</w:t>
+      </w:r>
+    </w:p>
+    <w:p>
+      <w:pPr>
+        <w:spacing w:line="336" w:lineRule="auto" w:after="180"/>
+        <w:shd w:fill="F1F6FC"/>
+      </w:pPr>
+      <w:r>
+        <w:rPr>
+          <w:b w:val="0"/>
+        </w:rPr>
+        <w:t>Record each dimension as not yet, with support, or independent. Accept a valid alternative procedure with a defensible trace.</w:t>
+      </w:r>
+    </w:p>
+    <w:p>
+      <w:pPr>
+        <w:spacing w:line="336" w:lineRule="auto" w:after="180"/>
+        <w:shd w:fill="F1F6FC"/>
+      </w:pPr>
+      <w:r>
+        <w:rPr>
+          <w:b w:val="0"/>
+        </w:rPr>
+        <w:t xml:space="preserve">Do not penalise an honestly recorded model failure if the learner correctly explains its </w:t>
+      </w:r>
+      <w:r>
+        <w:rPr>
+          <w:b/>
+        </w:rPr>
+        <w:t>evidence</w:t>
+      </w:r>
+      <w:r>
+        <w:rPr>
+          <w:b w:val="0"/>
+        </w:rPr>
+        <w:t xml:space="preserve"> and limits.</w:t>
+      </w:r>
+    </w:p>
+    <w:p>
+      <w:pPr>
+        <w:pStyle w:val="Heading3"/>
+      </w:pPr>
+      <w:r>
         <w:t>Feedback that the learner uses</w:t>
       </w:r>
     </w:p>
     <w:p>
-      <w:r>
-        <w:t>Name the earliest unsupported step and give one action to repair it. Have the learner make that repair now and explain why. Then assess the relevant skill on a fresh, fully specified case. Confirm it was not previously practised with feedback; solve and check the new case before assigning it. A follow-up design prompt is a starting brief, not automatically an equivalent test.</w:t>
+      <w:pPr>
+        <w:spacing w:line="336" w:lineRule="auto" w:after="180"/>
+      </w:pPr>
+      <w:r>
+        <w:rPr>
+          <w:b w:val="0"/>
+        </w:rPr>
+        <w:t>Name the earliest unsupported step and give one action to repair it. Have the learner make that repair now and explain why. Then assess the relevant skill on a fresh, fully specified case.</w:t>
+      </w:r>
+    </w:p>
+    <w:p>
+      <w:pPr>
+        <w:spacing w:line="336" w:lineRule="auto" w:after="180"/>
+      </w:pPr>
+      <w:r>
+        <w:rPr>
+          <w:b w:val="0"/>
+        </w:rPr>
+        <w:t>Confirm it was not previously practised with feedback; solve and check the new case before assigning it. A follow-up design prompt is a starting brief, not automatically an equivalent test.</w:t>
       </w:r>
     </w:p>
     <w:p>
@@ -2472,11 +5324,74 @@
       </w:r>
     </w:p>
     <w:p>
+      <w:r>
+        <w:t>Connect Copyright and Provenance to Verified Study Buddy, adapt support and plan a later changed-case check.</w:t>
+      </w:r>
+    </w:p>
+    <w:p>
       <w:pPr>
         <w:pStyle w:val="Heading3"/>
       </w:pPr>
       <w:r>
-        <w:t>Connect and extend learning</w:t>
+        <w:t>Verified Study Buddy</w:t>
+      </w:r>
+    </w:p>
+    <w:p>
+      <w:pPr>
+        <w:spacing w:line="336" w:lineRule="auto" w:after="180"/>
+      </w:pPr>
+      <w:r>
+        <w:rPr>
+          <w:b w:val="0"/>
+        </w:rPr>
+        <w:t xml:space="preserve">Attach citations and </w:t>
+      </w:r>
+      <w:r>
+        <w:rPr>
+          <w:b/>
+        </w:rPr>
+        <w:t>provenance</w:t>
+      </w:r>
+      <w:r>
+        <w:rPr>
+          <w:b w:val="0"/>
+        </w:rPr>
+        <w:t xml:space="preserve"> metadata to every Study Buddy learning asset.</w:t>
+      </w:r>
+    </w:p>
+    <w:p>
+      <w:pPr>
+        <w:spacing w:line="336" w:lineRule="auto" w:after="180"/>
+      </w:pPr>
+      <w:r>
+        <w:rPr>
+          <w:b w:val="0"/>
+        </w:rPr>
+        <w:t xml:space="preserve">Keep the decision, </w:t>
+      </w:r>
+      <w:r>
+        <w:rPr>
+          <w:b/>
+        </w:rPr>
+        <w:t>input</w:t>
+      </w:r>
+      <w:r>
+        <w:rPr>
+          <w:b w:val="0"/>
+        </w:rPr>
+        <w:t xml:space="preserve">, result, explanation and remaining limitation in the project </w:t>
+      </w:r>
+      <w:r>
+        <w:rPr>
+          <w:b/>
+        </w:rPr>
+        <w:t>evidence</w:t>
+      </w:r>
+      <w:r>
+        <w:rPr>
+          <w:b w:val="0"/>
+        </w:rPr>
+        <w:t xml:space="preserve"> record. Retrieve this record next week rather than restarting the project.</w:t>
       </w:r>
     </w:p>
     <w:p>
@@ -2484,17 +5399,54 @@
         <w:pStyle w:val="Heading3"/>
       </w:pPr>
       <w:r>
-        <w:t>Verified Study Buddy</w:t>
-      </w:r>
-    </w:p>
-    <w:p>
-      <w:r>
-        <w:t>Attach citations and provenance metadata to every Study Buddy learning asset.</w:t>
-      </w:r>
-    </w:p>
-    <w:p>
-      <w:r>
-        <w:t>Keep the decision, input, result, explanation and remaining limitation in the project evidence record. Retrieve this record next week rather than restarting the project.</w:t>
+        <w:t>Support and stretch</w:t>
+      </w:r>
+    </w:p>
+    <w:p>
+      <w:pPr>
+        <w:spacing w:line="336" w:lineRule="auto" w:after="180"/>
+      </w:pPr>
+      <w:r>
+        <w:rPr>
+          <w:b w:val="0"/>
+        </w:rPr>
+        <w:t xml:space="preserve">Provide one short approved passage; separate instruction, </w:t>
+      </w:r>
+      <w:r>
+        <w:rPr>
+          <w:b/>
+        </w:rPr>
+        <w:t>input</w:t>
+      </w:r>
+      <w:r>
+        <w:rPr>
+          <w:b w:val="0"/>
+        </w:rPr>
+        <w:t xml:space="preserve">, </w:t>
+      </w:r>
+      <w:r>
+        <w:rPr>
+          <w:b/>
+        </w:rPr>
+        <w:t>output</w:t>
+      </w:r>
+      <w:r>
+        <w:rPr>
+          <w:b w:val="0"/>
+        </w:rPr>
+        <w:t xml:space="preserve"> and </w:t>
+      </w:r>
+      <w:r>
+        <w:rPr>
+          <w:b/>
+        </w:rPr>
+        <w:t>evidence</w:t>
+      </w:r>
+      <w:r>
+        <w:rPr>
+          <w:b w:val="0"/>
+        </w:rPr>
+        <w:t>. Stretch: introduce an unsupported claim or conflicting source and validate claim by claim with a fallback.</w:t>
       </w:r>
     </w:p>
     <w:p>
@@ -2502,12 +5454,30 @@
         <w:pStyle w:val="Heading3"/>
       </w:pPr>
       <w:r>
-        <w:t>Support and stretch</w:t>
-      </w:r>
-    </w:p>
-    <w:p>
-      <w:r>
-        <w:t>Provide one short approved passage; separate instruction, input, output and evidence. Stretch: introduce an unsupported claim or conflicting source and validate claim by claim with a fallback.</w:t>
+        <w:t>Exit reflection</w:t>
+      </w:r>
+    </w:p>
+    <w:p>
+      <w:pPr>
+        <w:spacing w:line="336" w:lineRule="auto" w:after="180"/>
+      </w:pPr>
+      <w:r>
+        <w:rPr>
+          <w:b w:val="0"/>
+        </w:rPr>
+        <w:t xml:space="preserve">Ask for one decision the learner can now justify and one situation requiring more </w:t>
+      </w:r>
+      <w:r>
+        <w:rPr>
+          <w:b/>
+        </w:rPr>
+        <w:t>evidence</w:t>
+      </w:r>
+      <w:r>
+        <w:rPr>
+          <w:b w:val="0"/>
+        </w:rPr>
+        <w:t xml:space="preserve"> or human review. Confidence ratings are separate from correct independent performance.</w:t>
       </w:r>
     </w:p>
     <w:p>
@@ -2515,12 +5485,30 @@
         <w:pStyle w:val="Heading3"/>
       </w:pPr>
       <w:r>
-        <w:t>Exit reflection</w:t>
-      </w:r>
-    </w:p>
-    <w:p>
-      <w:r>
-        <w:t>Ask for one decision the learner can now justify and one situation requiring more evidence or human review. Confidence ratings are separate from correct independent performance.</w:t>
+        <w:t>Bridge to the next week</w:t>
+      </w:r>
+    </w:p>
+    <w:p>
+      <w:pPr>
+        <w:spacing w:line="336" w:lineRule="auto" w:after="180"/>
+      </w:pPr>
+      <w:r>
+        <w:rPr>
+          <w:b w:val="0"/>
+        </w:rPr>
+        <w:t xml:space="preserve">Next: Week 30: Bias and Representation. Retrieve today’s </w:t>
+      </w:r>
+      <w:r>
+        <w:rPr>
+          <w:b/>
+        </w:rPr>
+        <w:t>evidence</w:t>
+      </w:r>
+      <w:r>
+        <w:rPr>
+          <w:b w:val="0"/>
+        </w:rPr>
+        <w:t xml:space="preserve"> and identify what carries forward and what is new.</w:t>
       </w:r>
     </w:p>
     <w:p>
@@ -2528,12 +5516,144 @@
         <w:pStyle w:val="Heading3"/>
       </w:pPr>
       <w:r>
-        <w:t>Bridge to the next week</w:t>
-      </w:r>
-    </w:p>
-    <w:p>
-      <w:r>
-        <w:t>Next: Week 30: Bias and Representation. Retrieve today’s evidence and identify what carries forward and what is new.</w:t>
+        <w:t>Support and fresh reassessment</w:t>
+      </w:r>
+    </w:p>
+    <w:p>
+      <w:pPr>
+        <w:spacing w:line="336" w:lineRule="auto" w:after="180"/>
+      </w:pPr>
+      <w:r>
+        <w:rPr>
+          <w:b w:val="0"/>
+        </w:rPr>
+        <w:t xml:space="preserve">Provide an </w:t>
+      </w:r>
+      <w:r>
+        <w:rPr>
+          <w:b/>
+        </w:rPr>
+        <w:t>input</w:t>
+      </w:r>
+      <w:r>
+        <w:rPr>
+          <w:b w:val="0"/>
+        </w:rPr>
+        <w:t>/procedure/result/limit frame and a calculator when needed. Ask students to identify the first step before completing the whole trace.</w:t>
+      </w:r>
+    </w:p>
+    <w:p>
+      <w:pPr>
+        <w:spacing w:line="336" w:lineRule="auto" w:after="180"/>
+      </w:pPr>
+      <w:r>
+        <w:rPr>
+          <w:b w:val="0"/>
+        </w:rPr>
+        <w:t xml:space="preserve">Extension: compare two concrete variants of this </w:t>
+      </w:r>
+      <w:r>
+        <w:rPr>
+          <w:b/>
+        </w:rPr>
+        <w:t>mechanism</w:t>
+      </w:r>
+      <w:r>
+        <w:rPr>
+          <w:b w:val="0"/>
+        </w:rPr>
+        <w:t xml:space="preserve"> while holding unrelated conditions fixed; report both successful and unsuccessful outcomes.</w:t>
+      </w:r>
+    </w:p>
+    <w:p>
+      <w:pPr>
+        <w:spacing w:line="336" w:lineRule="auto" w:after="180"/>
+      </w:pPr>
+      <w:r>
+        <w:rPr>
+          <w:b w:val="0"/>
+        </w:rPr>
+        <w:t xml:space="preserve">W4: C lacks public-use permission; 40 exceeds D limit. Revise D quotation to at most 30 words with </w:t>
+      </w:r>
+      <w:r>
+        <w:rPr>
+          <w:b/>
+        </w:rPr>
+        <w:t>attribution</w:t>
+      </w:r>
+      <w:r>
+        <w:rPr>
+          <w:b w:val="0"/>
+        </w:rPr>
+        <w:t xml:space="preserve"> or obtain permission. Do not infer legal exceptions from this fictional policy.</w:t>
+      </w:r>
+    </w:p>
+    <w:p>
+      <w:pPr>
+        <w:spacing w:line="336" w:lineRule="auto" w:after="180"/>
+      </w:pPr>
+      <w:r>
+        <w:rPr>
+          <w:b w:val="0"/>
+        </w:rPr>
+        <w:t xml:space="preserve">Require intermediate reasoning and the stated scope. Fresh retry: </w:t>
+      </w:r>
+      <w:r>
+        <w:rPr>
+          <w:b/>
+        </w:rPr>
+        <w:t>Licence</w:t>
+      </w:r>
+      <w:r>
+        <w:rPr>
+          <w:b w:val="0"/>
+        </w:rPr>
+        <w:t xml:space="preserve"> permits 20 attributed words; handout includes 25.</w:t>
+      </w:r>
+    </w:p>
+    <w:p>
+      <w:pPr>
+        <w:spacing w:line="336" w:lineRule="auto" w:after="180"/>
+      </w:pPr>
+      <w:r>
+        <w:rPr>
+          <w:b w:val="0"/>
+        </w:rPr>
+        <w:t>Expected reasoning: Reduce to at most 20 or obtain permission under this policy; unknown rights are not assumed granted.</w:t>
+      </w:r>
+    </w:p>
+    <w:p>
+      <w:pPr>
+        <w:spacing w:line="336" w:lineRule="auto" w:after="180"/>
+      </w:pPr>
+      <w:r>
+        <w:rPr>
+          <w:b w:val="0"/>
+        </w:rPr>
+        <w:t>If students need support, record it and reassess with another new case rather than awarding independence to a copied answer.</w:t>
+      </w:r>
+    </w:p>
+    <w:p>
+      <w:pPr>
+        <w:spacing w:line="336" w:lineRule="auto" w:after="180"/>
+      </w:pPr>
+      <w:r>
+        <w:rPr>
+          <w:b w:val="0"/>
+        </w:rPr>
+        <w:t xml:space="preserve">Next connection: Representation and bias evaluation. Preserve the current case record and retrieve its </w:t>
+      </w:r>
+      <w:r>
+        <w:rPr>
+          <w:b/>
+        </w:rPr>
+        <w:t>evidence</w:t>
+      </w:r>
+      <w:r>
+        <w:rPr>
+          <w:b w:val="0"/>
+        </w:rPr>
+        <w:t xml:space="preserve"> boundary before moving on.</w:t>
       </w:r>
     </w:p>
     <w:p>
@@ -2541,40 +5661,40 @@
         <w:pStyle w:val="Heading3"/>
       </w:pPr>
       <w:r>
-        <w:t>Support and fresh reassessment</w:t>
-      </w:r>
-    </w:p>
-    <w:p>
-      <w:r>
-        <w:t>Provide an input/procedure/result/limit frame and a calculator when needed. Ask students to identify the first step before completing the whole trace. Extension: compare two concrete variants of this mechanism while holding unrelated conditions fixed; report both successful and unsuccessful outcomes.</w:t>
-      </w:r>
-    </w:p>
-    <w:p>
-      <w:r>
-        <w:t>W4: C lacks public-use permission; 40 exceeds D limit. Revise D quotation to at most 30 words with attribution or obtain permission. Do not infer legal exceptions from this fictional policy. Require intermediate reasoning and the stated scope. Fresh retry: Licence permits 20 attributed words; handout includes 25. Expected reasoning: Reduce to at most 20 or obtain permission under this policy; unknown rights are not assumed granted. If students need support, record it and reassess with another new case rather than awarding independence to a copied answer.</w:t>
-      </w:r>
-    </w:p>
-    <w:p>
-      <w:r>
-        <w:t>Next connection: Representation and bias evaluation. Preserve the current case record and retrieve its evidence boundary before moving on.</w:t>
-      </w:r>
-    </w:p>
-    <w:p>
-      <w:pPr>
-        <w:pStyle w:val="Heading3"/>
-      </w:pPr>
-      <w:r>
         <w:t>Plan the delayed return</w:t>
       </w:r>
     </w:p>
     <w:p>
-      <w:r>
+      <w:pPr>
+        <w:spacing w:line="336" w:lineRule="auto" w:after="180"/>
+      </w:pPr>
+      <w:r>
+        <w:rPr>
+          <w:b w:val="0"/>
+        </w:rPr>
         <w:t>Suggested return points in this level: ai-3/30, ai-3/32, ai-3/35. Use actual classroom dates, adjusting for holidays and gaps. One, three and six teaching weeks are scheduling choices, not a claimed optimal spacing.</w:t>
       </w:r>
     </w:p>
     <w:p>
-      <w:r>
-        <w:t>At a delayed check, ask for the idea from memory and a changed application. Compare with the earlier independent response and record support used. For a new level, revisit the previous capstone before checking the new prerequisites.</w:t>
+      <w:pPr>
+        <w:spacing w:line="336" w:lineRule="auto" w:after="180"/>
+      </w:pPr>
+      <w:r>
+        <w:rPr>
+          <w:b w:val="0"/>
+        </w:rPr>
+        <w:t>At a delayed check, ask for the idea from memory and a changed application. Compare with the earlier independent response and record support used.</w:t>
+      </w:r>
+    </w:p>
+    <w:p>
+      <w:pPr>
+        <w:spacing w:line="336" w:lineRule="auto" w:after="180"/>
+      </w:pPr>
+      <w:r>
+        <w:rPr>
+          <w:b w:val="0"/>
+        </w:rPr>
+        <w:t>For a new level, revisit the previous capstone before checking the new prerequisites.</w:t>
       </w:r>
     </w:p>
     <w:tbl>
@@ -2734,8 +5854,26 @@
       </w:tr>
     </w:tbl>
     <w:p>
-      <w:r>
-        <w:t>Use the evidence to choose reteaching or the next step. A completed page, confidence rating or attractive project does not by itself demonstrate understanding.</w:t>
+      <w:pPr>
+        <w:spacing w:line="336" w:lineRule="auto" w:after="180"/>
+      </w:pPr>
+      <w:r>
+        <w:rPr>
+          <w:b w:val="0"/>
+        </w:rPr>
+        <w:t xml:space="preserve">Use the </w:t>
+      </w:r>
+      <w:r>
+        <w:rPr>
+          <w:b/>
+        </w:rPr>
+        <w:t>evidence</w:t>
+      </w:r>
+      <w:r>
+        <w:rPr>
+          <w:b w:val="0"/>
+        </w:rPr>
+        <w:t xml:space="preserve"> to choose reteaching or the next step. A completed page, confidence rating or attractive project does not by itself demonstrate understanding.</w:t>
       </w:r>
     </w:p>
     <w:p>
@@ -2747,8 +5885,37 @@
       </w:r>
     </w:p>
     <w:p>
-      <w:r>
-        <w:t>For your Verified Study Buddy, save the input, procedure, observed result and limitation of this check. Label this worked example as practice; use a different, previously unreviewed case when checking independent understanding.</w:t>
+      <w:pPr>
+        <w:spacing w:line="336" w:lineRule="auto" w:after="180"/>
+      </w:pPr>
+      <w:r>
+        <w:rPr>
+          <w:b w:val="0"/>
+        </w:rPr>
+        <w:t xml:space="preserve">For your Verified Study Buddy, save the </w:t>
+      </w:r>
+      <w:r>
+        <w:rPr>
+          <w:b/>
+        </w:rPr>
+        <w:t>input</w:t>
+      </w:r>
+      <w:r>
+        <w:rPr>
+          <w:b w:val="0"/>
+        </w:rPr>
+        <w:t>, procedure, observed result and limitation of this check.</w:t>
+      </w:r>
+    </w:p>
+    <w:p>
+      <w:pPr>
+        <w:spacing w:line="336" w:lineRule="auto" w:after="180"/>
+      </w:pPr>
+      <w:r>
+        <w:rPr>
+          <w:b w:val="0"/>
+        </w:rPr>
+        <w:t>Label this worked example as practice; use a different, previously unreviewed case when checking independent understanding.</w:t>
       </w:r>
     </w:p>
     <w:p>
@@ -2761,12 +5928,74 @@
     </w:p>
     <w:p>
       <w:r>
-        <w:t>Teaching target: Explain the mechanism and terminology of copyright and permitted sources</w:t>
-      </w:r>
-    </w:p>
-    <w:p>
-      <w:r>
-        <w:t>Prepare the labelled worked-case picture, the matching workbook, fictional input cards and a place for individual responses. No paid AI account is required for the paper reasoning activities.</w:t>
+        <w:t>Use this preparation summary alongside the detailed Copyright and Provenance lesson; it is a checklist rather than a replacement for the full sequence.</w:t>
+      </w:r>
+    </w:p>
+    <w:p>
+      <w:pPr>
+        <w:pStyle w:val="Heading3"/>
+      </w:pPr>
+      <w:r>
+        <w:t>Teaching target</w:t>
+      </w:r>
+    </w:p>
+    <w:p>
+      <w:pPr>
+        <w:spacing w:line="336" w:lineRule="auto" w:after="180"/>
+        <w:shd w:fill="EDF7F3"/>
+      </w:pPr>
+      <w:r>
+        <w:rPr>
+          <w:b w:val="0"/>
+        </w:rPr>
+        <w:t xml:space="preserve">Teaching target: Explain the </w:t>
+      </w:r>
+      <w:r>
+        <w:rPr>
+          <w:b/>
+        </w:rPr>
+        <w:t>mechanism</w:t>
+      </w:r>
+      <w:r>
+        <w:rPr>
+          <w:b w:val="0"/>
+        </w:rPr>
+        <w:t xml:space="preserve"> and terminology of </w:t>
+      </w:r>
+      <w:r>
+        <w:rPr>
+          <w:b/>
+        </w:rPr>
+        <w:t>copyright</w:t>
+      </w:r>
+      <w:r>
+        <w:rPr>
+          <w:b w:val="0"/>
+        </w:rPr>
+        <w:t xml:space="preserve"> and permitted sources</w:t>
+      </w:r>
+    </w:p>
+    <w:p>
+      <w:pPr>
+        <w:spacing w:line="336" w:lineRule="auto" w:after="180"/>
+      </w:pPr>
+      <w:r>
+        <w:rPr>
+          <w:b w:val="0"/>
+        </w:rPr>
+        <w:t xml:space="preserve">Prepare the labelled worked-case picture, the matching workbook, fictional </w:t>
+      </w:r>
+      <w:r>
+        <w:rPr>
+          <w:b/>
+        </w:rPr>
+        <w:t>input</w:t>
+      </w:r>
+      <w:r>
+        <w:rPr>
+          <w:b w:val="0"/>
+        </w:rPr>
+        <w:t xml:space="preserve"> cards and a place for individual responses. No paid AI account is required for the paper reasoning activities.</w:t>
       </w:r>
     </w:p>
     <w:tbl>
@@ -2913,37 +6142,267 @@
       </w:tr>
     </w:tbl>
     <w:p>
-      <w:r>
+      <w:pPr>
+        <w:spacing w:line="336" w:lineRule="auto" w:after="180"/>
+      </w:pPr>
+      <w:r>
+        <w:rPr>
+          <w:b w:val="0"/>
+        </w:rPr>
         <w:t>Before class, solve the supported practice: Image A has L; image B has M. The project is a publicly downloadable adapted poster. Show the intermediate steps and give the conclusion with its scope.</w:t>
       </w:r>
     </w:p>
     <w:p>
-      <w:r>
-        <w:t>Reasoned practice answer: Teacher explanation: A is not permitted for this use under L. B is permitted under the supplied M terms with attribution. Keep licence version and provenance.</w:t>
-      </w:r>
-    </w:p>
-    <w:p>
-      <w:r>
-        <w:t>Check every learner before discussion: Use the worked case for Copyright and permitted sources. Proposed explanation: “The worked result establishes every future case”. Decide whether this explanation is supported. Point to the step or supplied fact that decides; explain your repair if needed.</w:t>
-      </w:r>
-    </w:p>
-    <w:p>
-      <w:r>
-        <w:t>Misconception repair: Real legal outcomes depend on jurisdiction and facts; supplied licence terms define this classroom exercise, not universal copyright law.</w:t>
-      </w:r>
-    </w:p>
-    <w:p>
-      <w:r>
-        <w:t>Support: read the exact case aloud, enlarge the labelled picture, supply input cards and model only the first deciding step. Accept a spoken explanation or drawing; retain the reasoning goal.</w:t>
-      </w:r>
-    </w:p>
-    <w:p>
-      <w:r>
-        <w:t>Extension: Use Fern unchanged and include the required attribution. Require a prediction and a reason before comparing. Expected result: That use satisfies the stated fictional permission conditions. Reason: Its public redistribution is permitted when there is no alteration and attribution is included.</w:t>
-      </w:r>
-    </w:p>
-    <w:p>
-      <w:r>
+      <w:pPr>
+        <w:pStyle w:val="Heading3"/>
+      </w:pPr>
+      <w:r>
+        <w:t>Supported practice answer</w:t>
+      </w:r>
+    </w:p>
+    <w:p>
+      <w:pPr>
+        <w:spacing w:line="336" w:lineRule="auto" w:after="180"/>
+        <w:shd w:fill="F1F6FC"/>
+      </w:pPr>
+      <w:r>
+        <w:rPr>
+          <w:b w:val="0"/>
+        </w:rPr>
+        <w:t xml:space="preserve">Reasoned practice answer: Teacher explanation: A is not permitted for this use under L. B is permitted under the supplied M terms with </w:t>
+      </w:r>
+      <w:r>
+        <w:rPr>
+          <w:b/>
+        </w:rPr>
+        <w:t>attribution</w:t>
+      </w:r>
+      <w:r>
+        <w:rPr>
+          <w:b w:val="0"/>
+        </w:rPr>
+        <w:t xml:space="preserve">. Keep </w:t>
+      </w:r>
+      <w:r>
+        <w:rPr>
+          <w:b/>
+        </w:rPr>
+        <w:t>licence</w:t>
+      </w:r>
+      <w:r>
+        <w:rPr>
+          <w:b w:val="0"/>
+        </w:rPr>
+        <w:t xml:space="preserve"> version and </w:t>
+      </w:r>
+      <w:r>
+        <w:rPr>
+          <w:b/>
+        </w:rPr>
+        <w:t>provenance</w:t>
+      </w:r>
+      <w:r>
+        <w:rPr>
+          <w:b w:val="0"/>
+        </w:rPr>
+        <w:t>.</w:t>
+      </w:r>
+    </w:p>
+    <w:p>
+      <w:pPr>
+        <w:spacing w:line="336" w:lineRule="auto" w:after="180"/>
+      </w:pPr>
+      <w:r>
+        <w:rPr>
+          <w:b w:val="0"/>
+        </w:rPr>
+        <w:t xml:space="preserve">Check every learner before discussion: Use the worked case for </w:t>
+      </w:r>
+      <w:r>
+        <w:rPr>
+          <w:b/>
+        </w:rPr>
+        <w:t>Copyright</w:t>
+      </w:r>
+      <w:r>
+        <w:rPr>
+          <w:b w:val="0"/>
+        </w:rPr>
+        <w:t xml:space="preserve"> and permitted sources. Proposed explanation: “The worked result establishes every future case”. Decide whether this explanation is supported.</w:t>
+      </w:r>
+    </w:p>
+    <w:p>
+      <w:pPr>
+        <w:spacing w:line="336" w:lineRule="auto" w:after="180"/>
+      </w:pPr>
+      <w:r>
+        <w:rPr>
+          <w:b w:val="0"/>
+        </w:rPr>
+        <w:t>Point to the step or supplied fact that decides; explain your repair if needed.</w:t>
+      </w:r>
+    </w:p>
+    <w:p>
+      <w:pPr>
+        <w:pStyle w:val="Heading3"/>
+      </w:pPr>
+      <w:r>
+        <w:t>Repair the misconception</w:t>
+      </w:r>
+    </w:p>
+    <w:p>
+      <w:pPr>
+        <w:spacing w:line="336" w:lineRule="auto" w:after="180"/>
+        <w:shd w:fill="FFF5E6"/>
+      </w:pPr>
+      <w:r>
+        <w:rPr>
+          <w:b w:val="0"/>
+        </w:rPr>
+        <w:t xml:space="preserve">Misconception repair: Real legal outcomes depend on jurisdiction and facts; supplied </w:t>
+      </w:r>
+      <w:r>
+        <w:rPr>
+          <w:b/>
+        </w:rPr>
+        <w:t>licence</w:t>
+      </w:r>
+      <w:r>
+        <w:rPr>
+          <w:b w:val="0"/>
+        </w:rPr>
+        <w:t xml:space="preserve"> terms define this classroom exercise, not universal </w:t>
+      </w:r>
+      <w:r>
+        <w:rPr>
+          <w:b/>
+        </w:rPr>
+        <w:t>copyright</w:t>
+      </w:r>
+      <w:r>
+        <w:rPr>
+          <w:b w:val="0"/>
+        </w:rPr>
+        <w:t xml:space="preserve"> law.</w:t>
+      </w:r>
+    </w:p>
+    <w:p>
+      <w:pPr>
+        <w:pStyle w:val="Heading3"/>
+      </w:pPr>
+      <w:r>
+        <w:t>Support without giving away the answer</w:t>
+      </w:r>
+    </w:p>
+    <w:p>
+      <w:pPr>
+        <w:spacing w:line="336" w:lineRule="auto" w:after="180"/>
+        <w:shd w:fill="F1F6F8"/>
+      </w:pPr>
+      <w:r>
+        <w:rPr>
+          <w:b w:val="0"/>
+        </w:rPr>
+        <w:t xml:space="preserve">Support: read the exact case aloud, enlarge the labelled picture, supply </w:t>
+      </w:r>
+      <w:r>
+        <w:rPr>
+          <w:b/>
+        </w:rPr>
+        <w:t>input</w:t>
+      </w:r>
+      <w:r>
+        <w:rPr>
+          <w:b w:val="0"/>
+        </w:rPr>
+        <w:t xml:space="preserve"> cards and model only the first deciding step. Accept a spoken explanation or drawing; retain the reasoning goal.</w:t>
+      </w:r>
+    </w:p>
+    <w:p>
+      <w:pPr>
+        <w:pStyle w:val="Heading3"/>
+      </w:pPr>
+      <w:r>
+        <w:t>Extend the reasoning</w:t>
+      </w:r>
+    </w:p>
+    <w:p>
+      <w:pPr>
+        <w:spacing w:line="336" w:lineRule="auto" w:after="180"/>
+        <w:shd w:fill="F5F1FB"/>
+      </w:pPr>
+      <w:r>
+        <w:rPr>
+          <w:b w:val="0"/>
+        </w:rPr>
+        <w:t xml:space="preserve">Extension: Use Fern unchanged and include the required </w:t>
+      </w:r>
+      <w:r>
+        <w:rPr>
+          <w:b/>
+        </w:rPr>
+        <w:t>attribution</w:t>
+      </w:r>
+      <w:r>
+        <w:rPr>
+          <w:b w:val="0"/>
+        </w:rPr>
+        <w:t xml:space="preserve">. Require a </w:t>
+      </w:r>
+      <w:r>
+        <w:rPr>
+          <w:b/>
+        </w:rPr>
+        <w:t>prediction</w:t>
+      </w:r>
+      <w:r>
+        <w:rPr>
+          <w:b w:val="0"/>
+        </w:rPr>
+        <w:t xml:space="preserve"> and a reason before comparing. Expected result: That use satisfies the stated fictional permission conditions.</w:t>
+      </w:r>
+    </w:p>
+    <w:p>
+      <w:pPr>
+        <w:spacing w:line="336" w:lineRule="auto" w:after="180"/>
+        <w:shd w:fill="F5F1FB"/>
+      </w:pPr>
+      <w:r>
+        <w:rPr>
+          <w:b w:val="0"/>
+        </w:rPr>
+        <w:t xml:space="preserve">Reason: Its public redistribution is permitted when there is no alteration and </w:t>
+      </w:r>
+      <w:r>
+        <w:rPr>
+          <w:b/>
+        </w:rPr>
+        <w:t>attribution</w:t>
+      </w:r>
+      <w:r>
+        <w:rPr>
+          <w:b w:val="0"/>
+        </w:rPr>
+        <w:t xml:space="preserve"> is included.</w:t>
+      </w:r>
+    </w:p>
+    <w:p>
+      <w:pPr>
+        <w:pStyle w:val="Heading3"/>
+      </w:pPr>
+      <w:r>
+        <w:t>Protect the independent attempt</w:t>
+      </w:r>
+    </w:p>
+    <w:p>
+      <w:pPr>
+        <w:spacing w:line="336" w:lineRule="auto" w:after="180"/>
+        <w:shd w:fill="FFF5E6"/>
+      </w:pPr>
+      <w:r>
+        <w:rPr>
+          <w:b w:val="0"/>
+        </w:rPr>
         <w:t>Independent assessment: withhold the reserved answer until the learner has attempted the new case. Record support separately from correctness.</w:t>
       </w:r>
     </w:p>
@@ -3132,13 +6591,58 @@
       </w:tr>
     </w:tbl>
     <w:p>
-      <w:r>
-        <w:t>Project checkpoint: Prepare the demonstration. Gather reproducible instructions, evidence, access checks and remaining limitations.</w:t>
-      </w:r>
-    </w:p>
-    <w:p>
-      <w:r>
-        <w:t>Use the weekly teacher answer for topic-specific reasoning. A saved progress tick is an activity record; judge mastery from the learner’s explanation and evidence.</w:t>
+      <w:pPr>
+        <w:pStyle w:val="Heading3"/>
+      </w:pPr>
+      <w:r>
+        <w:t>Project checkpoint</w:t>
+      </w:r>
+    </w:p>
+    <w:p>
+      <w:pPr>
+        <w:spacing w:line="336" w:lineRule="auto" w:after="180"/>
+        <w:shd w:fill="EDF7F3"/>
+      </w:pPr>
+      <w:r>
+        <w:rPr>
+          <w:b w:val="0"/>
+        </w:rPr>
+        <w:t xml:space="preserve">Project checkpoint: Prepare the demonstration. Gather reproducible instructions, </w:t>
+      </w:r>
+      <w:r>
+        <w:rPr>
+          <w:b/>
+        </w:rPr>
+        <w:t>evidence</w:t>
+      </w:r>
+      <w:r>
+        <w:rPr>
+          <w:b w:val="0"/>
+        </w:rPr>
+        <w:t>, access checks and remaining limitations.</w:t>
+      </w:r>
+    </w:p>
+    <w:p>
+      <w:pPr>
+        <w:spacing w:line="336" w:lineRule="auto" w:after="180"/>
+      </w:pPr>
+      <w:r>
+        <w:rPr>
+          <w:b w:val="0"/>
+        </w:rPr>
+        <w:t xml:space="preserve">Use the weekly teacher answer for topic-specific reasoning. A saved progress tick is an activity record; judge mastery from the learner’s explanation and </w:t>
+      </w:r>
+      <w:r>
+        <w:rPr>
+          <w:b/>
+        </w:rPr>
+        <w:t>evidence</w:t>
+      </w:r>
+      <w:r>
+        <w:rPr>
+          <w:b w:val="0"/>
+        </w:rPr>
+        <w:t>.</w:t>
       </w:r>
     </w:p>
     <w:p>
@@ -3151,27 +6655,1165 @@
     </w:p>
     <w:p>
       <w:r>
-        <w:t>Use the two formative questions as supported practice, not as independent mastery scores. Discuss the deciding evidence rather than accepting a guessed selection.</w:t>
-      </w:r>
-    </w:p>
-    <w:p>
-      <w:r>
+        <w:t>Use feedback, earlier review and portfolios purposefully. Apply the coding routine only when this lesson has an executable lab.</w:t>
+      </w:r>
+    </w:p>
+    <w:p>
+      <w:pPr>
+        <w:spacing w:line="336" w:lineRule="auto" w:after="180"/>
+      </w:pPr>
+      <w:r>
+        <w:rPr>
+          <w:b w:val="0"/>
+        </w:rPr>
+        <w:t xml:space="preserve">Use the two formative questions as supported practice, not as independent mastery scores. Discuss the deciding </w:t>
+      </w:r>
+      <w:r>
+        <w:rPr>
+          <w:b/>
+        </w:rPr>
+        <w:t>evidence</w:t>
+      </w:r>
+      <w:r>
+        <w:rPr>
+          <w:b w:val="0"/>
+        </w:rPr>
+        <w:t xml:space="preserve"> rather than accepting a guessed selection.</w:t>
+      </w:r>
+    </w:p>
+    <w:p>
+      <w:pPr>
+        <w:spacing w:line="336" w:lineRule="auto" w:after="180"/>
+      </w:pPr>
+      <w:r>
+        <w:rPr>
+          <w:b w:val="0"/>
+        </w:rPr>
         <w:t>The feedback comes from the reviewed public worked case. Do not reveal the separately reserved independent teacher answer until the learner has attempted that case.</w:t>
       </w:r>
     </w:p>
     <w:p>
-      <w:r>
-        <w:t>Ask students to predict before running code. Preserve errors and actual outputs; collect a changed test and an explanation. The branch-boundary and indexing lessons deliberately include failure cases.</w:t>
-      </w:r>
-    </w:p>
-    <w:p>
-      <w:r>
+      <w:pPr>
+        <w:pStyle w:val="Heading3"/>
+      </w:pPr>
+      <w:r>
+        <w:t>For later coding lessons</w:t>
+      </w:r>
+    </w:p>
+    <w:p>
+      <w:r>
+        <w:t>This week has no code block. Use this routine when a later lesson includes an executable lab.</w:t>
+      </w:r>
+    </w:p>
+    <w:p>
+      <w:pPr>
+        <w:spacing w:line="336" w:lineRule="auto" w:after="180"/>
+        <w:shd w:fill="F1F6F8"/>
+      </w:pPr>
+      <w:r>
+        <w:rPr>
+          <w:b w:val="0"/>
+        </w:rPr>
+        <w:t xml:space="preserve">Ask students to predict before running code. Preserve errors and actual </w:t>
+      </w:r>
+      <w:r>
+        <w:rPr>
+          <w:b/>
+        </w:rPr>
+        <w:t>output</w:t>
+      </w:r>
+      <w:r>
+        <w:rPr>
+          <w:b w:val="0"/>
+        </w:rPr>
+        <w:t>s; collect a changed test and an explanation. The branch-boundary and indexing lessons deliberately include failure cases.</w:t>
+      </w:r>
+    </w:p>
+    <w:p>
+      <w:pPr>
+        <w:spacing w:line="336" w:lineRule="auto" w:after="180"/>
+      </w:pPr>
+      <w:r>
+        <w:rPr>
+          <w:b w:val="0"/>
+        </w:rPr>
         <w:t>Use the earlier worked-explanation links to address a specific missing building block, then return to the current question. Adapt this suggestion after observing the learner; it is not an automatic diagnosis.</w:t>
       </w:r>
     </w:p>
     <w:p>
-      <w:r>
-        <w:t>Collect the completed-work portfolio as evidence. Record support separately from correctness, and assess explanation, trace/test and limitations. Progress ticks and quiz selections alone do not establish mastery.</w:t>
+      <w:pPr>
+        <w:spacing w:line="336" w:lineRule="auto" w:after="180"/>
+      </w:pPr>
+      <w:r>
+        <w:rPr>
+          <w:b w:val="0"/>
+        </w:rPr>
+        <w:t xml:space="preserve">Collect the completed-work portfolio as </w:t>
+      </w:r>
+      <w:r>
+        <w:rPr>
+          <w:b/>
+        </w:rPr>
+        <w:t>evidence</w:t>
+      </w:r>
+      <w:r>
+        <w:rPr>
+          <w:b w:val="0"/>
+        </w:rPr>
+        <w:t>. Record support separately from correctness, and assess explanation, trace/test and limitations. Progress ticks and quiz selections alone do not establish mastery.</w:t>
+      </w:r>
+    </w:p>
+    <w:p>
+      <w:pPr>
+        <w:pStyle w:val="Heading1"/>
+      </w:pPr>
+      <w:r>
+        <w:t>09. Visual concept journey</w:t>
+      </w:r>
+    </w:p>
+    <w:p>
+      <w:r>
+        <w:t>Show one Copyright and Provenance graphic at a time, request a prediction and discuss its trace before the independent assessment.</w:t>
+      </w:r>
+    </w:p>
+    <w:p>
+      <w:pPr>
+        <w:spacing w:line="336" w:lineRule="auto" w:after="180"/>
+      </w:pPr>
+      <w:r>
+        <w:rPr>
+          <w:b w:val="0"/>
+        </w:rPr>
+        <w:t xml:space="preserve">Use one picture at a time. Hide a worked result before asking for a </w:t>
+      </w:r>
+      <w:r>
+        <w:rPr>
+          <w:b/>
+        </w:rPr>
+        <w:t>prediction</w:t>
+      </w:r>
+      <w:r>
+        <w:rPr>
+          <w:b w:val="0"/>
+        </w:rPr>
+        <w:t>, then reveal it for feedback. These are supported teaching cases; retain the separate independent assessment for a fresh first attempt.</w:t>
+      </w:r>
+    </w:p>
+    <w:p>
+      <w:pPr>
+        <w:pStyle w:val="Heading3"/>
+      </w:pPr>
+      <w:r>
+        <w:t>01. Copyright and Provenance: the case</w:t>
+      </w:r>
+    </w:p>
+    <w:p>
+      <w:r>
+        <w:drawing>
+          <wp:inline xmlns:a="http://schemas.openxmlformats.org/drawingml/2006/main" xmlns:pic="http://schemas.openxmlformats.org/drawingml/2006/picture">
+            <wp:extent cx="5486400" cy="3142488"/>
+            <wp:docPr id="2" name="Picture 2" descr="Read fictional reuse terms before decorating a public study guide. Supplied facts: Image Fern allows public redistribution with attribution but no alteration. Image Moss allows alteration and public redistribution with attribution. The plan crops an image. All inputs and outcomes in this worked example are invented classroom data; no real model run is claimed."/>
+            <wp:cNvGraphicFramePr>
+              <a:graphicFrameLocks noChangeAspect="1"/>
+            </wp:cNvGraphicFramePr>
+            <a:graphic>
+              <a:graphicData uri="http://schemas.openxmlformats.org/drawingml/2006/picture">
+                <pic:pic>
+                  <pic:nvPicPr>
+                    <pic:cNvPr id="0" name="academy-story-ai-3-29-01.png"/>
+                    <pic:cNvPicPr/>
+                  </pic:nvPicPr>
+                  <pic:blipFill>
+                    <a:blip r:embed="rId10"/>
+                    <a:stretch>
+                      <a:fillRect/>
+                    </a:stretch>
+                  </pic:blipFill>
+                  <pic:spPr>
+                    <a:xfrm>
+                      <a:off x="0" y="0"/>
+                      <a:ext cx="5486400" cy="3142488"/>
+                    </a:xfrm>
+                    <a:prstGeom prst="rect"/>
+                  </pic:spPr>
+                </pic:pic>
+              </a:graphicData>
+            </a:graphic>
+          </wp:inline>
+        </w:drawing>
+      </w:r>
+    </w:p>
+    <w:p>
+      <w:pPr>
+        <w:spacing w:line="336" w:lineRule="auto" w:after="180"/>
+      </w:pPr>
+      <w:r>
+        <w:rPr>
+          <w:b w:val="0"/>
+        </w:rPr>
+        <w:t xml:space="preserve">Read fictional reuse terms before decorating a public study guide. Supplied facts: Image Fern allows public redistribution with </w:t>
+      </w:r>
+      <w:r>
+        <w:rPr>
+          <w:b/>
+        </w:rPr>
+        <w:t>attribution</w:t>
+      </w:r>
+      <w:r>
+        <w:rPr>
+          <w:b w:val="0"/>
+        </w:rPr>
+        <w:t xml:space="preserve"> but no alteration.</w:t>
+      </w:r>
+    </w:p>
+    <w:p>
+      <w:pPr>
+        <w:spacing w:line="336" w:lineRule="auto" w:after="180"/>
+      </w:pPr>
+      <w:r>
+        <w:rPr>
+          <w:b w:val="0"/>
+        </w:rPr>
+        <w:t xml:space="preserve">Image Moss allows alteration and public redistribution with </w:t>
+      </w:r>
+      <w:r>
+        <w:rPr>
+          <w:b/>
+        </w:rPr>
+        <w:t>attribution</w:t>
+      </w:r>
+      <w:r>
+        <w:rPr>
+          <w:b w:val="0"/>
+        </w:rPr>
+        <w:t xml:space="preserve">. The plan crops an image. All </w:t>
+      </w:r>
+      <w:r>
+        <w:rPr>
+          <w:b/>
+        </w:rPr>
+        <w:t>input</w:t>
+      </w:r>
+      <w:r>
+        <w:rPr>
+          <w:b w:val="0"/>
+        </w:rPr>
+        <w:t>s and outcomes in this worked example are invented classroom data; no real model run is claimed.</w:t>
+      </w:r>
+    </w:p>
+    <w:p>
+      <w:pPr>
+        <w:spacing w:line="336" w:lineRule="auto" w:after="180"/>
+        <w:shd w:fill="F5F1FB"/>
+      </w:pPr>
+      <w:r>
+        <w:rPr>
+          <w:b w:val="0"/>
+        </w:rPr>
+        <w:t>Point to the given fact that matters most. Explain why it matters.</w:t>
+      </w:r>
+    </w:p>
+    <w:p>
+      <w:pPr>
+        <w:pStyle w:val="Heading3"/>
+      </w:pPr>
+      <w:r>
+        <w:t>Discuss while showing the picture</w:t>
+      </w:r>
+    </w:p>
+    <w:p>
+      <w:pPr>
+        <w:spacing w:line="336" w:lineRule="auto" w:after="180"/>
+        <w:shd w:fill="F1F6F8"/>
+      </w:pPr>
+      <w:r>
+        <w:rPr>
+          <w:b w:val="0"/>
+        </w:rPr>
+        <w:t>Teacher prompt: Point to the given fact that matters most. Explain why it matters. Ask learners to describe one label or arrow in ordinary words. Use the adjacent transcript if the image is difficult to see.</w:t>
+      </w:r>
+    </w:p>
+    <w:p>
+      <w:pPr>
+        <w:pStyle w:val="Heading3"/>
+      </w:pPr>
+      <w:r>
+        <w:t>02. Follow the deciding steps</w:t>
+      </w:r>
+    </w:p>
+    <w:p>
+      <w:r>
+        <w:drawing>
+          <wp:inline xmlns:a="http://schemas.openxmlformats.org/drawingml/2006/main" xmlns:pic="http://schemas.openxmlformats.org/drawingml/2006/picture">
+            <wp:extent cx="5486400" cy="3182112"/>
+            <wp:docPr id="3" name="Picture 3" descr="Read terms: Fern excludes alteration; Moss permits it. → Match proposed use: Cropping is an alteration in these declared toy terms. → Choose eligible asset: Use Moss with its required attribution; do not crop Fern for this public guide."/>
+            <wp:cNvGraphicFramePr>
+              <a:graphicFrameLocks noChangeAspect="1"/>
+            </wp:cNvGraphicFramePr>
+            <a:graphic>
+              <a:graphicData uri="http://schemas.openxmlformats.org/drawingml/2006/picture">
+                <pic:pic>
+                  <pic:nvPicPr>
+                    <pic:cNvPr id="0" name="academy-story-ai-3-29-02.png"/>
+                    <pic:cNvPicPr/>
+                  </pic:nvPicPr>
+                  <pic:blipFill>
+                    <a:blip r:embed="rId11"/>
+                    <a:stretch>
+                      <a:fillRect/>
+                    </a:stretch>
+                  </pic:blipFill>
+                  <pic:spPr>
+                    <a:xfrm>
+                      <a:off x="0" y="0"/>
+                      <a:ext cx="5486400" cy="3182112"/>
+                    </a:xfrm>
+                    <a:prstGeom prst="rect"/>
+                  </pic:spPr>
+                </pic:pic>
+              </a:graphicData>
+            </a:graphic>
+          </wp:inline>
+        </w:drawing>
+      </w:r>
+    </w:p>
+    <w:p>
+      <w:pPr>
+        <w:spacing w:line="336" w:lineRule="auto" w:after="180"/>
+      </w:pPr>
+      <w:r>
+        <w:rPr>
+          <w:b w:val="0"/>
+        </w:rPr>
+        <w:t xml:space="preserve">Read terms: Fern excludes alteration; Moss permits it. → Match proposed use: Cropping is an alteration in these declared toy terms. → Choose eligible asset: Use Moss with its required </w:t>
+      </w:r>
+      <w:r>
+        <w:rPr>
+          <w:b/>
+        </w:rPr>
+        <w:t>attribution</w:t>
+      </w:r>
+      <w:r>
+        <w:rPr>
+          <w:b w:val="0"/>
+        </w:rPr>
+        <w:t>; do not crop Fern for this public guide.</w:t>
+      </w:r>
+    </w:p>
+    <w:p>
+      <w:pPr>
+        <w:spacing w:line="336" w:lineRule="auto" w:after="180"/>
+        <w:shd w:fill="F5F1FB"/>
+      </w:pPr>
+      <w:r>
+        <w:rPr>
+          <w:b w:val="0"/>
+        </w:rPr>
+        <w:t xml:space="preserve">Point to each numbered stage and explain which recorded </w:t>
+      </w:r>
+      <w:r>
+        <w:rPr>
+          <w:b/>
+        </w:rPr>
+        <w:t>input</w:t>
+      </w:r>
+      <w:r>
+        <w:rPr>
+          <w:b w:val="0"/>
+        </w:rPr>
+        <w:t xml:space="preserve"> it uses.</w:t>
+      </w:r>
+    </w:p>
+    <w:p>
+      <w:pPr>
+        <w:pStyle w:val="Heading3"/>
+      </w:pPr>
+      <w:r>
+        <w:t>Discuss while showing the picture</w:t>
+      </w:r>
+    </w:p>
+    <w:p>
+      <w:pPr>
+        <w:spacing w:line="336" w:lineRule="auto" w:after="180"/>
+        <w:shd w:fill="F1F6F8"/>
+      </w:pPr>
+      <w:r>
+        <w:rPr>
+          <w:b w:val="0"/>
+        </w:rPr>
+        <w:t xml:space="preserve">Teacher prompt: Point to each numbered stage and explain which recorded </w:t>
+      </w:r>
+      <w:r>
+        <w:rPr>
+          <w:b/>
+        </w:rPr>
+        <w:t>input</w:t>
+      </w:r>
+      <w:r>
+        <w:rPr>
+          <w:b w:val="0"/>
+        </w:rPr>
+        <w:t xml:space="preserve"> it uses. Ask learners to describe one label or arrow in ordinary words. Use the adjacent transcript if the image is difficult to see.</w:t>
+      </w:r>
+    </w:p>
+    <w:p>
+      <w:pPr>
+        <w:pStyle w:val="Heading3"/>
+      </w:pPr>
+      <w:r>
+        <w:t>03. Copyright and permitted sources — evidence trace</w:t>
+      </w:r>
+    </w:p>
+    <w:p>
+      <w:r>
+        <w:drawing>
+          <wp:inline xmlns:a="http://schemas.openxmlformats.org/drawingml/2006/main" xmlns:pic="http://schemas.openxmlformats.org/drawingml/2006/picture">
+            <wp:extent cx="5486400" cy="3447288"/>
+            <wp:docPr id="4" name="Picture 4" descr="Copyright and permitted sources — evidence trace. Image A has L; image B has M. The project is a publicly downloadable adapted poster. | For this fictional policy, licence L permits classroom display with attribution but forbids public redistribution. Licence M permits adaptation and redistribution with attribution. Unknown permission means seek approval or choose a permitted alternative; this exercise is not a legal ruling. | A is not permitted for this use under L. B is permitted under the supplied M terms with attribution. Keep licence version and provenance."/>
+            <wp:cNvGraphicFramePr>
+              <a:graphicFrameLocks noChangeAspect="1"/>
+            </wp:cNvGraphicFramePr>
+            <a:graphic>
+              <a:graphicData uri="http://schemas.openxmlformats.org/drawingml/2006/picture">
+                <pic:pic>
+                  <pic:nvPicPr>
+                    <pic:cNvPr id="0" name="academy-story-ai-3-29-03.png"/>
+                    <pic:cNvPicPr/>
+                  </pic:nvPicPr>
+                  <pic:blipFill>
+                    <a:blip r:embed="rId12"/>
+                    <a:stretch>
+                      <a:fillRect/>
+                    </a:stretch>
+                  </pic:blipFill>
+                  <pic:spPr>
+                    <a:xfrm>
+                      <a:off x="0" y="0"/>
+                      <a:ext cx="5486400" cy="3447288"/>
+                    </a:xfrm>
+                    <a:prstGeom prst="rect"/>
+                  </pic:spPr>
+                </pic:pic>
+              </a:graphicData>
+            </a:graphic>
+          </wp:inline>
+        </w:drawing>
+      </w:r>
+    </w:p>
+    <w:p>
+      <w:pPr>
+        <w:spacing w:line="336" w:lineRule="auto" w:after="180"/>
+      </w:pPr>
+      <w:r>
+        <w:rPr>
+          <w:b/>
+        </w:rPr>
+        <w:t>Copyright</w:t>
+      </w:r>
+      <w:r>
+        <w:rPr>
+          <w:b w:val="0"/>
+        </w:rPr>
+        <w:t xml:space="preserve"> and permitted sources — </w:t>
+      </w:r>
+      <w:r>
+        <w:rPr>
+          <w:b/>
+        </w:rPr>
+        <w:t>evidence</w:t>
+      </w:r>
+      <w:r>
+        <w:rPr>
+          <w:b w:val="0"/>
+        </w:rPr>
+        <w:t xml:space="preserve"> trace. Image A has L; image B has M.</w:t>
+      </w:r>
+    </w:p>
+    <w:p>
+      <w:pPr>
+        <w:spacing w:line="336" w:lineRule="auto" w:after="180"/>
+      </w:pPr>
+      <w:r>
+        <w:rPr>
+          <w:b w:val="0"/>
+        </w:rPr>
+        <w:t xml:space="preserve">The project is a publicly downloadable adapted poster. | For this fictional policy, </w:t>
+      </w:r>
+      <w:r>
+        <w:rPr>
+          <w:b/>
+        </w:rPr>
+        <w:t>licence</w:t>
+      </w:r>
+      <w:r>
+        <w:rPr>
+          <w:b w:val="0"/>
+        </w:rPr>
+        <w:t xml:space="preserve"> L permits classroom display with </w:t>
+      </w:r>
+      <w:r>
+        <w:rPr>
+          <w:b/>
+        </w:rPr>
+        <w:t>attribution</w:t>
+      </w:r>
+      <w:r>
+        <w:rPr>
+          <w:b w:val="0"/>
+        </w:rPr>
+        <w:t xml:space="preserve"> but forbids public redistribution.</w:t>
+      </w:r>
+    </w:p>
+    <w:p>
+      <w:pPr>
+        <w:spacing w:line="336" w:lineRule="auto" w:after="180"/>
+      </w:pPr>
+      <w:r>
+        <w:rPr>
+          <w:b/>
+        </w:rPr>
+        <w:t>Licence</w:t>
+      </w:r>
+      <w:r>
+        <w:rPr>
+          <w:b w:val="0"/>
+        </w:rPr>
+        <w:t xml:space="preserve"> M permits adaptation and redistribution with </w:t>
+      </w:r>
+      <w:r>
+        <w:rPr>
+          <w:b/>
+        </w:rPr>
+        <w:t>attribution</w:t>
+      </w:r>
+      <w:r>
+        <w:rPr>
+          <w:b w:val="0"/>
+        </w:rPr>
+        <w:t>. Unknown permission means seek approval or choose a permitted alternative; this exercise is not a legal ruling. | A is not permitted for this use under L.</w:t>
+      </w:r>
+    </w:p>
+    <w:p>
+      <w:pPr>
+        <w:spacing w:line="336" w:lineRule="auto" w:after="180"/>
+      </w:pPr>
+      <w:r>
+        <w:rPr>
+          <w:b w:val="0"/>
+        </w:rPr>
+        <w:t xml:space="preserve">B is permitted under the supplied M terms with </w:t>
+      </w:r>
+      <w:r>
+        <w:rPr>
+          <w:b/>
+        </w:rPr>
+        <w:t>attribution</w:t>
+      </w:r>
+      <w:r>
+        <w:rPr>
+          <w:b w:val="0"/>
+        </w:rPr>
+        <w:t xml:space="preserve">. Keep </w:t>
+      </w:r>
+      <w:r>
+        <w:rPr>
+          <w:b/>
+        </w:rPr>
+        <w:t>licence</w:t>
+      </w:r>
+      <w:r>
+        <w:rPr>
+          <w:b w:val="0"/>
+        </w:rPr>
+        <w:t xml:space="preserve"> version and </w:t>
+      </w:r>
+      <w:r>
+        <w:rPr>
+          <w:b/>
+        </w:rPr>
+        <w:t>provenance</w:t>
+      </w:r>
+      <w:r>
+        <w:rPr>
+          <w:b w:val="0"/>
+        </w:rPr>
+        <w:t>.</w:t>
+      </w:r>
+    </w:p>
+    <w:p>
+      <w:pPr>
+        <w:spacing w:line="336" w:lineRule="auto" w:after="180"/>
+        <w:shd w:fill="F5F1FB"/>
+      </w:pPr>
+      <w:r>
+        <w:rPr>
+          <w:b w:val="0"/>
+        </w:rPr>
+        <w:t>Read the labels and values. Explain the relationship the model shows.</w:t>
+      </w:r>
+    </w:p>
+    <w:p>
+      <w:pPr>
+        <w:pStyle w:val="Heading3"/>
+      </w:pPr>
+      <w:r>
+        <w:t>Discuss while showing the picture</w:t>
+      </w:r>
+    </w:p>
+    <w:p>
+      <w:pPr>
+        <w:spacing w:line="336" w:lineRule="auto" w:after="180"/>
+        <w:shd w:fill="F1F6F8"/>
+      </w:pPr>
+      <w:r>
+        <w:rPr>
+          <w:b w:val="0"/>
+        </w:rPr>
+        <w:t>Teacher prompt: Read the labels and values. Explain the relationship the model shows. Ask learners to describe one label or arrow in ordinary words. Use the adjacent transcript if the image is difficult to see.</w:t>
+      </w:r>
+    </w:p>
+    <w:p>
+      <w:pPr>
+        <w:pStyle w:val="Heading3"/>
+      </w:pPr>
+      <w:r>
+        <w:t>04. Change one thing. Trace what follows.</w:t>
+      </w:r>
+    </w:p>
+    <w:p>
+      <w:r>
+        <w:drawing>
+          <wp:inline xmlns:a="http://schemas.openxmlformats.org/drawingml/2006/main" xmlns:pic="http://schemas.openxmlformats.org/drawingml/2006/picture">
+            <wp:extent cx="5486400" cy="3026664"/>
+            <wp:docPr id="5" name="Picture 5" descr="Original case: Use Moss with its required attribution; do not crop Fern for this public guide. Changed condition: Use Fern unchanged and include the required attribution. Expected result: That use satisfies the stated fictional permission conditions. Reason: Its public redistribution is permitted when there is no alteration and attribution is included."/>
+            <wp:cNvGraphicFramePr>
+              <a:graphicFrameLocks noChangeAspect="1"/>
+            </wp:cNvGraphicFramePr>
+            <a:graphic>
+              <a:graphicData uri="http://schemas.openxmlformats.org/drawingml/2006/picture">
+                <pic:pic>
+                  <pic:nvPicPr>
+                    <pic:cNvPr id="0" name="academy-story-ai-3-29-04.png"/>
+                    <pic:cNvPicPr/>
+                  </pic:nvPicPr>
+                  <pic:blipFill>
+                    <a:blip r:embed="rId13"/>
+                    <a:stretch>
+                      <a:fillRect/>
+                    </a:stretch>
+                  </pic:blipFill>
+                  <pic:spPr>
+                    <a:xfrm>
+                      <a:off x="0" y="0"/>
+                      <a:ext cx="5486400" cy="3026664"/>
+                    </a:xfrm>
+                    <a:prstGeom prst="rect"/>
+                  </pic:spPr>
+                </pic:pic>
+              </a:graphicData>
+            </a:graphic>
+          </wp:inline>
+        </w:drawing>
+      </w:r>
+    </w:p>
+    <w:p>
+      <w:pPr>
+        <w:spacing w:line="336" w:lineRule="auto" w:after="180"/>
+      </w:pPr>
+      <w:r>
+        <w:rPr>
+          <w:b w:val="0"/>
+        </w:rPr>
+        <w:t xml:space="preserve">Original case: Use Moss with its required </w:t>
+      </w:r>
+      <w:r>
+        <w:rPr>
+          <w:b/>
+        </w:rPr>
+        <w:t>attribution</w:t>
+      </w:r>
+      <w:r>
+        <w:rPr>
+          <w:b w:val="0"/>
+        </w:rPr>
+        <w:t xml:space="preserve">; do not crop Fern for this public guide. Changed condition: Use Fern unchanged and include the required </w:t>
+      </w:r>
+      <w:r>
+        <w:rPr>
+          <w:b/>
+        </w:rPr>
+        <w:t>attribution</w:t>
+      </w:r>
+      <w:r>
+        <w:rPr>
+          <w:b w:val="0"/>
+        </w:rPr>
+        <w:t>.</w:t>
+      </w:r>
+    </w:p>
+    <w:p>
+      <w:pPr>
+        <w:spacing w:line="336" w:lineRule="auto" w:after="180"/>
+      </w:pPr>
+      <w:r>
+        <w:rPr>
+          <w:b w:val="0"/>
+        </w:rPr>
+        <w:t xml:space="preserve">Expected result: That use satisfies the stated fictional permission conditions. Reason: Its public redistribution is permitted when there is no alteration and </w:t>
+      </w:r>
+      <w:r>
+        <w:rPr>
+          <w:b/>
+        </w:rPr>
+        <w:t>attribution</w:t>
+      </w:r>
+      <w:r>
+        <w:rPr>
+          <w:b w:val="0"/>
+        </w:rPr>
+        <w:t xml:space="preserve"> is included.</w:t>
+      </w:r>
+    </w:p>
+    <w:p>
+      <w:pPr>
+        <w:spacing w:line="336" w:lineRule="auto" w:after="180"/>
+        <w:shd w:fill="F5F1FB"/>
+      </w:pPr>
+      <w:r>
+        <w:rPr>
+          <w:b w:val="0"/>
+        </w:rPr>
+        <w:t>Predict before checking the worked changed-case result. Name what changed and what the supplied facts allow you to conclude.</w:t>
+      </w:r>
+    </w:p>
+    <w:p>
+      <w:pPr>
+        <w:pStyle w:val="Heading3"/>
+      </w:pPr>
+      <w:r>
+        <w:t>Discuss while showing the picture</w:t>
+      </w:r>
+    </w:p>
+    <w:p>
+      <w:pPr>
+        <w:spacing w:line="336" w:lineRule="auto" w:after="180"/>
+        <w:shd w:fill="F1F6F8"/>
+      </w:pPr>
+      <w:r>
+        <w:rPr>
+          <w:b w:val="0"/>
+        </w:rPr>
+        <w:t>Teacher prompt: Predict before checking the worked changed-case result. Name what changed and what the supplied facts allow you to conclude. Ask learners to describe one label or arrow in ordinary words.</w:t>
+      </w:r>
+    </w:p>
+    <w:p>
+      <w:pPr>
+        <w:spacing w:line="336" w:lineRule="auto" w:after="180"/>
+        <w:shd w:fill="F1F6F8"/>
+      </w:pPr>
+      <w:r>
+        <w:rPr>
+          <w:b w:val="0"/>
+        </w:rPr>
+        <w:t xml:space="preserve">Use the adjacent transcript if the image is difficult to see. Changed-case reasoning: Its public redistribution is permitted when there is no alteration and </w:t>
+      </w:r>
+      <w:r>
+        <w:rPr>
+          <w:b/>
+        </w:rPr>
+        <w:t>attribution</w:t>
+      </w:r>
+      <w:r>
+        <w:rPr>
+          <w:b w:val="0"/>
+        </w:rPr>
+        <w:t xml:space="preserve"> is included.</w:t>
+      </w:r>
+    </w:p>
+    <w:p>
+      <w:pPr>
+        <w:pStyle w:val="Heading3"/>
+      </w:pPr>
+      <w:r>
+        <w:t>05. Connect the explanation to its limit</w:t>
+      </w:r>
+    </w:p>
+    <w:p>
+      <w:r>
+        <w:drawing>
+          <wp:inline xmlns:a="http://schemas.openxmlformats.org/drawingml/2006/main" xmlns:pic="http://schemas.openxmlformats.org/drawingml/2006/picture">
+            <wp:extent cx="5486400" cy="2834640"/>
+            <wp:docPr id="6" name="Picture 6" descr="Read the picture in order. Use Moss with its required attribution; do not crop Fern for this public guide. The arrows show which recorded input or intermediate result each decision uses. Explain the deciding step aloud before checking the changed case; pointing to the final answer alone does not show how it follows. Limit: Real permission decisions require the actual licence and use context. These invented terms teach condition matching, not legal advice."/>
+            <wp:cNvGraphicFramePr>
+              <a:graphicFrameLocks noChangeAspect="1"/>
+            </wp:cNvGraphicFramePr>
+            <a:graphic>
+              <a:graphicData uri="http://schemas.openxmlformats.org/drawingml/2006/picture">
+                <pic:pic>
+                  <pic:nvPicPr>
+                    <pic:cNvPr id="0" name="academy-story-ai-3-29-05.png"/>
+                    <pic:cNvPicPr/>
+                  </pic:nvPicPr>
+                  <pic:blipFill>
+                    <a:blip r:embed="rId14"/>
+                    <a:stretch>
+                      <a:fillRect/>
+                    </a:stretch>
+                  </pic:blipFill>
+                  <pic:spPr>
+                    <a:xfrm>
+                      <a:off x="0" y="0"/>
+                      <a:ext cx="5486400" cy="2834640"/>
+                    </a:xfrm>
+                    <a:prstGeom prst="rect"/>
+                  </pic:spPr>
+                </pic:pic>
+              </a:graphicData>
+            </a:graphic>
+          </wp:inline>
+        </w:drawing>
+      </w:r>
+    </w:p>
+    <w:p>
+      <w:pPr>
+        <w:spacing w:line="336" w:lineRule="auto" w:after="180"/>
+      </w:pPr>
+      <w:r>
+        <w:rPr>
+          <w:b w:val="0"/>
+        </w:rPr>
+        <w:t xml:space="preserve">Read the picture in order. Use Moss with its required </w:t>
+      </w:r>
+      <w:r>
+        <w:rPr>
+          <w:b/>
+        </w:rPr>
+        <w:t>attribution</w:t>
+      </w:r>
+      <w:r>
+        <w:rPr>
+          <w:b w:val="0"/>
+        </w:rPr>
+        <w:t xml:space="preserve">; do not crop Fern for this public guide. The arrows show which recorded </w:t>
+      </w:r>
+      <w:r>
+        <w:rPr>
+          <w:b/>
+        </w:rPr>
+        <w:t>input</w:t>
+      </w:r>
+      <w:r>
+        <w:rPr>
+          <w:b w:val="0"/>
+        </w:rPr>
+        <w:t xml:space="preserve"> or intermediate result each decision uses.</w:t>
+      </w:r>
+    </w:p>
+    <w:p>
+      <w:pPr>
+        <w:spacing w:line="336" w:lineRule="auto" w:after="180"/>
+      </w:pPr>
+      <w:r>
+        <w:rPr>
+          <w:b w:val="0"/>
+        </w:rPr>
+        <w:t xml:space="preserve">Explain the deciding step aloud before checking the changed case; pointing to the final answer alone does not show how it follows. Limit: Real permission decisions require the actual </w:t>
+      </w:r>
+      <w:r>
+        <w:rPr>
+          <w:b/>
+        </w:rPr>
+        <w:t>licence</w:t>
+      </w:r>
+      <w:r>
+        <w:rPr>
+          <w:b w:val="0"/>
+        </w:rPr>
+        <w:t xml:space="preserve"> and use context.</w:t>
+      </w:r>
+    </w:p>
+    <w:p>
+      <w:pPr>
+        <w:spacing w:line="336" w:lineRule="auto" w:after="180"/>
+      </w:pPr>
+      <w:r>
+        <w:rPr>
+          <w:b w:val="0"/>
+        </w:rPr>
+        <w:t>These invented terms teach condition matching, not legal advice.</w:t>
+      </w:r>
+    </w:p>
+    <w:p>
+      <w:pPr>
+        <w:spacing w:line="336" w:lineRule="auto" w:after="180"/>
+        <w:shd w:fill="F5F1FB"/>
+      </w:pPr>
+      <w:r>
+        <w:rPr>
+          <w:b w:val="0"/>
+        </w:rPr>
+        <w:t>Explain the case, then point to a limit on the claim.</w:t>
+      </w:r>
+    </w:p>
+    <w:p>
+      <w:pPr>
+        <w:pStyle w:val="Heading3"/>
+      </w:pPr>
+      <w:r>
+        <w:t>Discuss while showing the picture</w:t>
+      </w:r>
+    </w:p>
+    <w:p>
+      <w:pPr>
+        <w:spacing w:line="336" w:lineRule="auto" w:after="180"/>
+        <w:shd w:fill="F1F6F8"/>
+      </w:pPr>
+      <w:r>
+        <w:rPr>
+          <w:b w:val="0"/>
+        </w:rPr>
+        <w:t>Teacher prompt: Explain the case, then point to a limit on the claim. Ask learners to describe one label or arrow in ordinary words. Use the adjacent transcript if the image is difficult to see.</w:t>
+      </w:r>
+    </w:p>
+    <w:p>
+      <w:pPr>
+        <w:spacing w:line="336" w:lineRule="auto" w:after="180"/>
+        <w:shd w:fill="F1F6F8"/>
+      </w:pPr>
+      <w:r>
+        <w:rPr>
+          <w:b w:val="0"/>
+        </w:rPr>
+        <w:t xml:space="preserve">Keep the stated scope: Real permission decisions require the actual </w:t>
+      </w:r>
+      <w:r>
+        <w:rPr>
+          <w:b/>
+        </w:rPr>
+        <w:t>licence</w:t>
+      </w:r>
+      <w:r>
+        <w:rPr>
+          <w:b w:val="0"/>
+        </w:rPr>
+        <w:t xml:space="preserve"> and use context. These invented terms teach condition matching, not legal advice.</w:t>
+      </w:r>
+    </w:p>
+    <w:p>
+      <w:pPr>
+        <w:pStyle w:val="Heading3"/>
+      </w:pPr>
+      <w:r>
+        <w:t>06. Make the idea visible in your project</w:t>
+      </w:r>
+    </w:p>
+    <w:p>
+      <w:r>
+        <w:drawing>
+          <wp:inline xmlns:a="http://schemas.openxmlformats.org/drawingml/2006/main" xmlns:pic="http://schemas.openxmlformats.org/drawingml/2006/picture">
+            <wp:extent cx="5486400" cy="3681984"/>
+            <wp:docPr id="7" name="Picture 7" descr="For your Verified Study Buddy, save the input, procedure, observed result and limitation of this check. Label this worked example as practice; use a different, previously unreviewed case when checking independent understanding. Draw your input, deciding step, result and limit. Supported question: Does acknowledging Fern make a cropped version permitted? Point to the relevant step in the picture, then write the changed result and the rule or evidence that supports it."/>
+            <wp:cNvGraphicFramePr>
+              <a:graphicFrameLocks noChangeAspect="1"/>
+            </wp:cNvGraphicFramePr>
+            <a:graphic>
+              <a:graphicData uri="http://schemas.openxmlformats.org/drawingml/2006/picture">
+                <pic:pic>
+                  <pic:nvPicPr>
+                    <pic:cNvPr id="0" name="academy-story-ai-3-29-06.png"/>
+                    <pic:cNvPicPr/>
+                  </pic:nvPicPr>
+                  <pic:blipFill>
+                    <a:blip r:embed="rId15"/>
+                    <a:stretch>
+                      <a:fillRect/>
+                    </a:stretch>
+                  </pic:blipFill>
+                  <pic:spPr>
+                    <a:xfrm>
+                      <a:off x="0" y="0"/>
+                      <a:ext cx="5486400" cy="3681984"/>
+                    </a:xfrm>
+                    <a:prstGeom prst="rect"/>
+                  </pic:spPr>
+                </pic:pic>
+              </a:graphicData>
+            </a:graphic>
+          </wp:inline>
+        </w:drawing>
+      </w:r>
+    </w:p>
+    <w:p>
+      <w:pPr>
+        <w:spacing w:line="336" w:lineRule="auto" w:after="180"/>
+      </w:pPr>
+      <w:r>
+        <w:rPr>
+          <w:b w:val="0"/>
+        </w:rPr>
+        <w:t xml:space="preserve">For your Verified Study Buddy, save the </w:t>
+      </w:r>
+      <w:r>
+        <w:rPr>
+          <w:b/>
+        </w:rPr>
+        <w:t>input</w:t>
+      </w:r>
+      <w:r>
+        <w:rPr>
+          <w:b w:val="0"/>
+        </w:rPr>
+        <w:t>, procedure, observed result and limitation of this check.</w:t>
+      </w:r>
+    </w:p>
+    <w:p>
+      <w:pPr>
+        <w:spacing w:line="336" w:lineRule="auto" w:after="180"/>
+      </w:pPr>
+      <w:r>
+        <w:rPr>
+          <w:b w:val="0"/>
+        </w:rPr>
+        <w:t xml:space="preserve">Label this worked example as practice; use a different, previously unreviewed case when checking independent understanding. Draw your </w:t>
+      </w:r>
+      <w:r>
+        <w:rPr>
+          <w:b/>
+        </w:rPr>
+        <w:t>input</w:t>
+      </w:r>
+      <w:r>
+        <w:rPr>
+          <w:b w:val="0"/>
+        </w:rPr>
+        <w:t>, deciding step, result and limit.</w:t>
+      </w:r>
+    </w:p>
+    <w:p>
+      <w:pPr>
+        <w:spacing w:line="336" w:lineRule="auto" w:after="180"/>
+      </w:pPr>
+      <w:r>
+        <w:rPr>
+          <w:b w:val="0"/>
+        </w:rPr>
+        <w:t xml:space="preserve">Supported question: Does acknowledging Fern make a cropped version permitted? Point to the relevant step in the picture, then write the changed result and the rule or </w:t>
+      </w:r>
+      <w:r>
+        <w:rPr>
+          <w:b/>
+        </w:rPr>
+        <w:t>evidence</w:t>
+      </w:r>
+      <w:r>
+        <w:rPr>
+          <w:b w:val="0"/>
+        </w:rPr>
+        <w:t xml:space="preserve"> that supports it.</w:t>
+      </w:r>
+    </w:p>
+    <w:p>
+      <w:pPr>
+        <w:spacing w:line="336" w:lineRule="auto" w:after="180"/>
+        <w:shd w:fill="F5F1FB"/>
+      </w:pPr>
+      <w:r>
+        <w:rPr>
+          <w:b w:val="0"/>
+        </w:rPr>
+        <w:t xml:space="preserve">Draw your project trace and justify the deciding step using </w:t>
+      </w:r>
+      <w:r>
+        <w:rPr>
+          <w:b/>
+        </w:rPr>
+        <w:t>evidence</w:t>
+      </w:r>
+      <w:r>
+        <w:rPr>
+          <w:b w:val="0"/>
+        </w:rPr>
+        <w:t>.</w:t>
+      </w:r>
+    </w:p>
+    <w:p>
+      <w:pPr>
+        <w:pStyle w:val="Heading3"/>
+      </w:pPr>
+      <w:r>
+        <w:t>Discuss while showing the picture</w:t>
+      </w:r>
+    </w:p>
+    <w:p>
+      <w:pPr>
+        <w:spacing w:line="336" w:lineRule="auto" w:after="180"/>
+        <w:shd w:fill="F1F6F8"/>
+      </w:pPr>
+      <w:r>
+        <w:rPr>
+          <w:b w:val="0"/>
+        </w:rPr>
+        <w:t xml:space="preserve">Teacher prompt: Draw your project trace and justify the deciding step using </w:t>
+      </w:r>
+      <w:r>
+        <w:rPr>
+          <w:b/>
+        </w:rPr>
+        <w:t>evidence</w:t>
+      </w:r>
+      <w:r>
+        <w:rPr>
+          <w:b w:val="0"/>
+        </w:rPr>
+        <w:t>. Ask learners to describe one label or arrow in ordinary words. Use the adjacent transcript if the image is difficult to see.</w:t>
+      </w:r>
+    </w:p>
+    <w:p>
+      <w:pPr>
+        <w:spacing w:line="336" w:lineRule="auto" w:after="180"/>
+        <w:shd w:fill="F1F6F8"/>
+      </w:pPr>
+      <w:r>
+        <w:rPr>
+          <w:b w:val="0"/>
+        </w:rPr>
+        <w:t xml:space="preserve">Supported practice key: No. </w:t>
+      </w:r>
+      <w:r>
+        <w:rPr>
+          <w:b/>
+        </w:rPr>
+        <w:t>Attribution</w:t>
+      </w:r>
+      <w:r>
+        <w:rPr>
+          <w:b w:val="0"/>
+        </w:rPr>
+        <w:t xml:space="preserve"> is one condition; the no-alteration condition still prohibits cropping under these terms. Changed-case check: That use satisfies the stated fictional permission conditions.</w:t>
+      </w:r>
+    </w:p>
+    <w:p>
+      <w:pPr>
+        <w:spacing w:line="336" w:lineRule="auto" w:after="180"/>
+        <w:shd w:fill="F1F6F8"/>
+      </w:pPr>
+      <w:r>
+        <w:rPr>
+          <w:b w:val="0"/>
+        </w:rPr>
+        <w:t xml:space="preserve">Its public redistribution is permitted when there is no alteration and </w:t>
+      </w:r>
+      <w:r>
+        <w:rPr>
+          <w:b/>
+        </w:rPr>
+        <w:t>attribution</w:t>
+      </w:r>
+      <w:r>
+        <w:rPr>
+          <w:b w:val="0"/>
+        </w:rPr>
+        <w:t xml:space="preserve"> is included.</w:t>
       </w:r>
     </w:p>
     <w:sectPr>

--- a/downloads/teacher/ai-3-week-29.docx
+++ b/downloads/teacher/ai-3-week-29.docx
@@ -213,7 +213,7 @@
           </w:tcPr>
           <w:p>
             <w:r>
-              <w:t>Sections 9 and 11–14. Give extra time to finish the full task set; use Section 15 when the week includes a coding lab.</w:t>
+              <w:t>Use “Run the investigation”, “Connect your project”, “Show what you know”, “Study a complete case” and “Try a new case independently”. Give extra time for the full task set. If this week has a coding lab, use its named section; section numbers can change when extra explanations are included.</w:t>
             </w:r>
           </w:p>
         </w:tc>
@@ -6135,7 +6135,7 @@
           </w:tcPr>
           <w:p>
             <w:r>
-              <w:t>Sections 9 and 11–14. Give extra time to finish the full task set; use Section 15 when the week includes a coding lab.</w:t>
+              <w:t>Use “Run the investigation”, “Connect your project”, “Show what you know”, “Study a complete case” and “Try a new case independently”. Give extra time for the full task set. If this week has a coding lab, use its named section; section numbers can change when extra explanations are included.</w:t>
             </w:r>
           </w:p>
         </w:tc>

--- a/downloads/teacher/ai-3-week-29.docx
+++ b/downloads/teacher/ai-3-week-29.docx
@@ -25,20 +25,38 @@
         <w:pStyle w:val="Heading1"/>
       </w:pPr>
       <w:r>
-        <w:t>01. Copyright and Provenance</w:t>
-      </w:r>
-    </w:p>
-    <w:p>
-      <w:r>
-        <w:t>Prepare Copyright and Provenance: check the target, prerequisites, resources and adaptable teaching schedule.</w:t>
-      </w:r>
-    </w:p>
-    <w:p>
-      <w:pPr>
-        <w:pStyle w:val="Heading3"/>
-      </w:pPr>
-      <w:r>
-        <w:t>Teach the learning cycle</w:t>
+        <w:t>Teach exact fictional terms and honest unknowns.</w:t>
+      </w:r>
+    </w:p>
+    <w:p>
+      <w:r>
+        <w:t>Supply complete asset cards, distinguish background law from toy conditions and assess a fresh public-use plan.</w:t>
+      </w:r>
+    </w:p>
+    <w:p>
+      <w:r>
+        <w:t>Ask which proposed operation matches which condition and what permission evidence is absent.</w:t>
+      </w:r>
+    </w:p>
+    <w:p>
+      <w:pPr>
+        <w:pStyle w:val="Heading1"/>
+      </w:pPr>
+      <w:r>
+        <w:t>01. Prepare this connected week</w:t>
+      </w:r>
+    </w:p>
+    <w:p>
+      <w:r>
+        <w:t>Use one main plan and keep practice separate from the independent first attempt.</w:t>
+      </w:r>
+    </w:p>
+    <w:p>
+      <w:pPr>
+        <w:pStyle w:val="Heading2"/>
+      </w:pPr>
+      <w:r>
+        <w:t>Learning goal and precision</w:t>
       </w:r>
     </w:p>
     <w:p>
@@ -74,6 +92,158 @@
           <w:b w:val="0"/>
         </w:rPr>
         <w:t xml:space="preserve"> and permitted sources</w:t>
+      </w:r>
+    </w:p>
+    <w:p>
+      <w:pPr>
+        <w:spacing w:line="336" w:lineRule="auto" w:after="180"/>
+      </w:pPr>
+      <w:r>
+        <w:rPr>
+          <w:b w:val="0"/>
+        </w:rPr>
+        <w:t xml:space="preserve">Two 45-minute sessions. Permission to access a work and permission to redistribute or modify it are separate. Use a classroom </w:t>
+      </w:r>
+      <w:r>
+        <w:rPr>
+          <w:b/>
+        </w:rPr>
+        <w:t>licence</w:t>
+      </w:r>
+      <w:r>
+        <w:rPr>
+          <w:b w:val="0"/>
+        </w:rPr>
+        <w:t xml:space="preserve"> ledger instead of assuming all online material is reusable.</w:t>
+      </w:r>
+    </w:p>
+    <w:p>
+      <w:pPr>
+        <w:spacing w:line="336" w:lineRule="auto" w:after="180"/>
+      </w:pPr>
+      <w:r>
+        <w:rPr>
+          <w:b w:val="0"/>
+        </w:rPr>
+        <w:t xml:space="preserve">Use the supplied constructed scenarios to make the </w:t>
+      </w:r>
+      <w:r>
+        <w:rPr>
+          <w:b/>
+        </w:rPr>
+        <w:t>mechanism</w:t>
+      </w:r>
+      <w:r>
+        <w:rPr>
+          <w:b w:val="0"/>
+        </w:rPr>
+        <w:t xml:space="preserve"> inspectable. Collect W4 before sharing solutions.</w:t>
+      </w:r>
+    </w:p>
+    <w:p>
+      <w:pPr>
+        <w:spacing w:line="336" w:lineRule="auto" w:after="180"/>
+      </w:pPr>
+      <w:r>
+        <w:rPr>
+          <w:b w:val="0"/>
+        </w:rPr>
+        <w:t xml:space="preserve">Students should name intermediate </w:t>
+      </w:r>
+      <w:r>
+        <w:rPr>
+          <w:b/>
+        </w:rPr>
+        <w:t>evidence</w:t>
+      </w:r>
+      <w:r>
+        <w:rPr>
+          <w:b w:val="0"/>
+        </w:rPr>
+        <w:t xml:space="preserve"> and limitations; classroom pacing and learning effectiveness remain unvalidated.</w:t>
+      </w:r>
+    </w:p>
+    <w:p>
+      <w:pPr>
+        <w:spacing w:line="336" w:lineRule="auto" w:after="180"/>
+      </w:pPr>
+      <w:r>
+        <w:rPr>
+          <w:b w:val="0"/>
+        </w:rPr>
+        <w:t xml:space="preserve">By the end, I can explain </w:t>
+      </w:r>
+      <w:r>
+        <w:rPr>
+          <w:b/>
+        </w:rPr>
+        <w:t>copyright</w:t>
+      </w:r>
+      <w:r>
+        <w:rPr>
+          <w:b w:val="0"/>
+        </w:rPr>
+        <w:t xml:space="preserve"> and </w:t>
+      </w:r>
+      <w:r>
+        <w:rPr>
+          <w:b/>
+        </w:rPr>
+        <w:t>provenance</w:t>
+      </w:r>
+      <w:r>
+        <w:rPr>
+          <w:b w:val="0"/>
+        </w:rPr>
+        <w:t xml:space="preserve"> using a traced example and a stated limitation.</w:t>
+      </w:r>
+    </w:p>
+    <w:p>
+      <w:pPr>
+        <w:pStyle w:val="Heading2"/>
+      </w:pPr>
+      <w:r>
+        <w:t>What to prepare</w:t>
+      </w:r>
+    </w:p>
+    <w:p>
+      <w:pPr>
+        <w:pStyle w:val="ListBullet"/>
+      </w:pPr>
+      <w:r>
+        <w:t>Use the supplied scenario, student illustrations and blank paper. For numeric work, offer counters or a calculator after learners show the setup. Fictional records are supplied; personal data and paid accounts are unnecessary.</w:t>
+      </w:r>
+    </w:p>
+    <w:p>
+      <w:pPr>
+        <w:pStyle w:val="ListBullet"/>
+      </w:pPr>
+      <w:r>
+        <w:t>Lesson and workbook; paper and pencil</w:t>
+      </w:r>
+    </w:p>
+    <w:p>
+      <w:pPr>
+        <w:pStyle w:val="ListBullet"/>
+      </w:pPr>
+      <w:r>
+        <w:t>Calculator and optional local Python 3 for arithmetic; no live API or private data</w:t>
+      </w:r>
+    </w:p>
+    <w:p>
+      <w:pPr>
+        <w:pStyle w:val="ListBullet"/>
+      </w:pPr>
+      <w:r>
+        <w:t>Prepare the fresh retry separately and withhold its solution until after collection</w:t>
+      </w:r>
+    </w:p>
+    <w:p>
+      <w:pPr>
+        <w:pStyle w:val="Heading2"/>
+      </w:pPr>
+      <w:r>
+        <w:t>Main teaching plan</w:t>
       </w:r>
     </w:p>
     <w:tbl>
@@ -255,9 +425,270 @@
     </w:p>
     <w:p>
       <w:pPr>
+        <w:pStyle w:val="Heading2"/>
+      </w:pPr>
+      <w:r>
+        <w:t>Opening retrieval and readiness</w:t>
+      </w:r>
+    </w:p>
+    <w:p>
+      <w:pPr>
+        <w:spacing w:line="336" w:lineRule="auto" w:after="180"/>
+      </w:pPr>
+      <w:r>
+        <w:rPr>
+          <w:b w:val="0"/>
+        </w:rPr>
+        <w:t>Without opening the old lesson, explain one key idea from Privacy by Design. Give an example and a mistake that the idea helps you avoid.</w:t>
+      </w:r>
+    </w:p>
+    <w:p>
+      <w:pPr>
+        <w:spacing w:line="336" w:lineRule="auto" w:after="180"/>
+      </w:pPr>
+      <w:r>
+        <w:rPr>
+          <w:b w:val="0"/>
+        </w:rPr>
+        <w:t xml:space="preserve">Look for: Explain the </w:t>
+      </w:r>
+      <w:r>
+        <w:rPr>
+          <w:b/>
+        </w:rPr>
+        <w:t>mechanism</w:t>
+      </w:r>
+      <w:r>
+        <w:rPr>
+          <w:b w:val="0"/>
+        </w:rPr>
+        <w:t xml:space="preserve"> and terminology of data retention and deletion</w:t>
+      </w:r>
+    </w:p>
+    <w:p>
+      <w:pPr>
+        <w:spacing w:line="336" w:lineRule="auto" w:after="180"/>
+      </w:pPr>
+      <w:r>
+        <w:rPr>
+          <w:b w:val="0"/>
+        </w:rPr>
+        <w:t>Reference example, not the only acceptable wording: Teacher explanation: Retention and deletion cover all declared stores, including caches and logs. Removing a visible row may leave copies elsewhere.</w:t>
+      </w:r>
+    </w:p>
+    <w:p>
+      <w:pPr>
+        <w:spacing w:line="336" w:lineRule="auto" w:after="180"/>
+      </w:pPr>
+      <w:r>
+        <w:rPr>
+          <w:b w:val="0"/>
+        </w:rPr>
+        <w:t>Toy policy retains session content for 7 days and deletes it when age is at least7. Audit metadata may remain for 30 days without content. Track primary storage, cache and backup policy separately.</w:t>
+      </w:r>
+    </w:p>
+    <w:p>
+      <w:pPr>
+        <w:spacing w:line="336" w:lineRule="auto" w:after="180"/>
+      </w:pPr>
+      <w:r>
+        <w:rPr>
+          <w:b w:val="0"/>
+        </w:rPr>
+        <w:t>Without opening the old lesson, explain one key idea from Evaluation Sets. Give an example and a mistake that the idea helps you avoid.</w:t>
+      </w:r>
+    </w:p>
+    <w:p>
+      <w:pPr>
+        <w:spacing w:line="336" w:lineRule="auto" w:after="180"/>
+      </w:pPr>
+      <w:r>
+        <w:rPr>
+          <w:b w:val="0"/>
+        </w:rPr>
+        <w:t xml:space="preserve">Look for: Explain the </w:t>
+      </w:r>
+      <w:r>
+        <w:rPr>
+          <w:b/>
+        </w:rPr>
+        <w:t>mechanism</w:t>
+      </w:r>
+      <w:r>
+        <w:rPr>
+          <w:b w:val="0"/>
+        </w:rPr>
+        <w:t xml:space="preserve"> and terminology of system evaluation sets</w:t>
+      </w:r>
+    </w:p>
+    <w:p>
+      <w:pPr>
+        <w:spacing w:line="336" w:lineRule="auto" w:after="180"/>
+      </w:pPr>
+      <w:r>
+        <w:rPr>
+          <w:b w:val="0"/>
+        </w:rPr>
+        <w:t>Reference example, not the only acceptable wording: Teacher explanation: A system evaluation set contains cases with expected behaviour and scoring rules.</w:t>
+      </w:r>
+    </w:p>
+    <w:p>
+      <w:pPr>
+        <w:spacing w:line="336" w:lineRule="auto" w:after="180"/>
+      </w:pPr>
+      <w:r>
+        <w:rPr>
+          <w:b w:val="0"/>
+        </w:rPr>
+        <w:t xml:space="preserve">It should cover retrieval, support, fallback and permissions rather than only easy answerable questions. Record case ID, </w:t>
+      </w:r>
+      <w:r>
+        <w:rPr>
+          <w:b/>
+        </w:rPr>
+        <w:t>evidence</w:t>
+      </w:r>
+      <w:r>
+        <w:rPr>
+          <w:b w:val="0"/>
+        </w:rPr>
+        <w:t xml:space="preserve"> version, expected claims or fallback, permitted actions and scoring rubric.</w:t>
+      </w:r>
+    </w:p>
+    <w:p>
+      <w:pPr>
+        <w:spacing w:line="336" w:lineRule="auto" w:after="180"/>
+      </w:pPr>
+      <w:r>
+        <w:rPr>
+          <w:b w:val="0"/>
+        </w:rPr>
+        <w:t>Separate development from final cases. Aggregate metrics only after checking required conditions individually.</w:t>
+      </w:r>
+    </w:p>
+    <w:p>
+      <w:pPr>
+        <w:spacing w:line="336" w:lineRule="auto" w:after="180"/>
+      </w:pPr>
+      <w:r>
+        <w:rPr>
+          <w:b w:val="0"/>
+        </w:rPr>
+        <w:t>Without opening the old lesson, explain one key idea from Block to Python Bridge. Give an example and a mistake that the idea helps you avoid.</w:t>
+      </w:r>
+    </w:p>
+    <w:p>
+      <w:pPr>
+        <w:spacing w:line="336" w:lineRule="auto" w:after="180"/>
+      </w:pPr>
+      <w:r>
+        <w:rPr>
+          <w:b w:val="0"/>
+        </w:rPr>
+        <w:t>Look for: Translate a short paper calculation into a Python script</w:t>
+      </w:r>
+    </w:p>
+    <w:p>
+      <w:pPr>
+        <w:spacing w:line="336" w:lineRule="auto" w:after="180"/>
+      </w:pPr>
+      <w:r>
+        <w:rPr>
+          <w:b w:val="0"/>
+        </w:rPr>
+        <w:t>Reference example, not the only acceptable wording: packs = 4; per_pack = 6; total = packs * per_pack; print(total), each on its own line. The first two bind quantities, the third computes 24 and the fourth displays 24.</w:t>
+      </w:r>
+    </w:p>
+    <w:p>
+      <w:pPr>
+        <w:spacing w:line="336" w:lineRule="auto" w:after="180"/>
+      </w:pPr>
+      <w:r>
+        <w:rPr>
+          <w:b w:val="0"/>
+        </w:rPr>
+        <w:t xml:space="preserve">Assignment alone produces no displayed </w:t>
+      </w:r>
+      <w:r>
+        <w:rPr>
+          <w:b/>
+        </w:rPr>
+        <w:t>output</w:t>
+      </w:r>
+      <w:r>
+        <w:rPr>
+          <w:b w:val="0"/>
+        </w:rPr>
+        <w:t xml:space="preserve"> in this script.</w:t>
+      </w:r>
+    </w:p>
+    <w:p>
+      <w:pPr>
+        <w:spacing w:line="336" w:lineRule="auto" w:after="180"/>
+      </w:pPr>
+      <w:r>
+        <w:rPr>
+          <w:b w:val="0"/>
+        </w:rPr>
+        <w:t xml:space="preserve">A result depends on the </w:t>
+      </w:r>
+      <w:r>
+        <w:rPr>
+          <w:b/>
+        </w:rPr>
+        <w:t>input</w:t>
+      </w:r>
+      <w:r>
+        <w:rPr>
+          <w:b w:val="0"/>
+        </w:rPr>
+        <w:t xml:space="preserve">s, procedure and conditions that produced it. Preserve data roles and distinguish observed outcomes from </w:t>
+      </w:r>
+      <w:r>
+        <w:rPr>
+          <w:b/>
+        </w:rPr>
+        <w:t>prediction</w:t>
+      </w:r>
+      <w:r>
+        <w:rPr>
+          <w:b w:val="0"/>
+        </w:rPr>
+        <w:t>s or unmeasured conditions.</w:t>
+      </w:r>
+    </w:p>
+    <w:p>
+      <w:pPr>
+        <w:spacing w:line="336" w:lineRule="auto" w:after="180"/>
+      </w:pPr>
+      <w:r>
+        <w:rPr>
+          <w:b w:val="0"/>
+        </w:rPr>
+        <w:t>If the prior concept cannot be explained, use a short retrieval activity before this chapter.</w:t>
+      </w:r>
+    </w:p>
+    <w:p>
+      <w:pPr>
+        <w:pStyle w:val="Heading2"/>
+      </w:pPr>
+      <w:r>
+        <w:t>Earlier wording, alternatives and picture transcripts · reference / check after trying</w:t>
+      </w:r>
+    </w:p>
+    <w:p>
+      <w:pPr>
         <w:pStyle w:val="Heading3"/>
       </w:pPr>
       <w:r>
+        <w:t>Teach the learning cycle</w:t>
+      </w:r>
+    </w:p>
+    <w:p>
+      <w:pPr>
+        <w:pStyle w:val="Heading3"/>
+      </w:pPr>
+      <w:r>
         <w:t>Retrieval answer guidance</w:t>
       </w:r>
     </w:p>
@@ -271,62 +702,6 @@
     </w:p>
     <w:p>
       <w:pPr>
-        <w:spacing w:line="336" w:lineRule="auto" w:after="180"/>
-      </w:pPr>
-      <w:r>
-        <w:rPr>
-          <w:b w:val="0"/>
-        </w:rPr>
-        <w:t>Without opening the old lesson, explain one key idea from Privacy by Design. Give an example and a mistake that the idea helps you avoid.</w:t>
-      </w:r>
-    </w:p>
-    <w:p>
-      <w:pPr>
-        <w:spacing w:line="336" w:lineRule="auto" w:after="180"/>
-      </w:pPr>
-      <w:r>
-        <w:rPr>
-          <w:b w:val="0"/>
-        </w:rPr>
-        <w:t xml:space="preserve">Look for: Explain the </w:t>
-      </w:r>
-      <w:r>
-        <w:rPr>
-          <w:b/>
-        </w:rPr>
-        <w:t>mechanism</w:t>
-      </w:r>
-      <w:r>
-        <w:rPr>
-          <w:b w:val="0"/>
-        </w:rPr>
-        <w:t xml:space="preserve"> and terminology of data retention and deletion</w:t>
-      </w:r>
-    </w:p>
-    <w:p>
-      <w:pPr>
-        <w:spacing w:line="336" w:lineRule="auto" w:after="180"/>
-      </w:pPr>
-      <w:r>
-        <w:rPr>
-          <w:b w:val="0"/>
-        </w:rPr>
-        <w:t>Reference example, not the only acceptable wording: Teacher explanation: Retention and deletion cover all declared stores, including caches and logs. Removing a visible row may leave copies elsewhere.</w:t>
-      </w:r>
-    </w:p>
-    <w:p>
-      <w:pPr>
-        <w:spacing w:line="336" w:lineRule="auto" w:after="180"/>
-      </w:pPr>
-      <w:r>
-        <w:rPr>
-          <w:b w:val="0"/>
-        </w:rPr>
-        <w:t>Toy policy retains session content for 7 days and deletes it when age is at least7. Audit metadata may remain for 30 days without content. Track primary storage, cache and backup policy separately.</w:t>
-      </w:r>
-    </w:p>
-    <w:p>
-      <w:pPr>
         <w:pStyle w:val="Heading3"/>
       </w:pPr>
       <w:r>
@@ -335,145 +710,10 @@
     </w:p>
     <w:p>
       <w:pPr>
-        <w:spacing w:line="336" w:lineRule="auto" w:after="180"/>
-      </w:pPr>
-      <w:r>
-        <w:rPr>
-          <w:b w:val="0"/>
-        </w:rPr>
-        <w:t>Without opening the old lesson, explain one key idea from Evaluation Sets. Give an example and a mistake that the idea helps you avoid.</w:t>
-      </w:r>
-    </w:p>
-    <w:p>
-      <w:pPr>
-        <w:spacing w:line="336" w:lineRule="auto" w:after="180"/>
-      </w:pPr>
-      <w:r>
-        <w:rPr>
-          <w:b w:val="0"/>
-        </w:rPr>
-        <w:t xml:space="preserve">Look for: Explain the </w:t>
-      </w:r>
-      <w:r>
-        <w:rPr>
-          <w:b/>
-        </w:rPr>
-        <w:t>mechanism</w:t>
-      </w:r>
-      <w:r>
-        <w:rPr>
-          <w:b w:val="0"/>
-        </w:rPr>
-        <w:t xml:space="preserve"> and terminology of system evaluation sets</w:t>
-      </w:r>
-    </w:p>
-    <w:p>
-      <w:pPr>
-        <w:spacing w:line="336" w:lineRule="auto" w:after="180"/>
-      </w:pPr>
-      <w:r>
-        <w:rPr>
-          <w:b w:val="0"/>
-        </w:rPr>
-        <w:t>Reference example, not the only acceptable wording: Teacher explanation: A system evaluation set contains cases with expected behaviour and scoring rules.</w:t>
-      </w:r>
-    </w:p>
-    <w:p>
-      <w:pPr>
-        <w:spacing w:line="336" w:lineRule="auto" w:after="180"/>
-      </w:pPr>
-      <w:r>
-        <w:rPr>
-          <w:b w:val="0"/>
-        </w:rPr>
-        <w:t xml:space="preserve">It should cover retrieval, support, fallback and permissions rather than only easy answerable questions. Record case ID, </w:t>
-      </w:r>
-      <w:r>
-        <w:rPr>
-          <w:b/>
-        </w:rPr>
-        <w:t>evidence</w:t>
-      </w:r>
-      <w:r>
-        <w:rPr>
-          <w:b w:val="0"/>
-        </w:rPr>
-        <w:t xml:space="preserve"> version, expected claims or fallback, permitted actions and scoring rubric.</w:t>
-      </w:r>
-    </w:p>
-    <w:p>
-      <w:pPr>
-        <w:spacing w:line="336" w:lineRule="auto" w:after="180"/>
-      </w:pPr>
-      <w:r>
-        <w:rPr>
-          <w:b w:val="0"/>
-        </w:rPr>
-        <w:t>Separate development from final cases. Aggregate metrics only after checking required conditions individually.</w:t>
-      </w:r>
-    </w:p>
-    <w:p>
-      <w:pPr>
         <w:pStyle w:val="Heading3"/>
       </w:pPr>
       <w:r>
         <w:t>Block to Python Bridge</w:t>
-      </w:r>
-    </w:p>
-    <w:p>
-      <w:pPr>
-        <w:spacing w:line="336" w:lineRule="auto" w:after="180"/>
-      </w:pPr>
-      <w:r>
-        <w:rPr>
-          <w:b w:val="0"/>
-        </w:rPr>
-        <w:t>Without opening the old lesson, explain one key idea from Block to Python Bridge. Give an example and a mistake that the idea helps you avoid.</w:t>
-      </w:r>
-    </w:p>
-    <w:p>
-      <w:pPr>
-        <w:spacing w:line="336" w:lineRule="auto" w:after="180"/>
-      </w:pPr>
-      <w:r>
-        <w:rPr>
-          <w:b w:val="0"/>
-        </w:rPr>
-        <w:t>Look for: Translate a short paper calculation into a Python script</w:t>
-      </w:r>
-    </w:p>
-    <w:p>
-      <w:pPr>
-        <w:spacing w:line="336" w:lineRule="auto" w:after="180"/>
-      </w:pPr>
-      <w:r>
-        <w:rPr>
-          <w:b w:val="0"/>
-        </w:rPr>
-        <w:t>Reference example, not the only acceptable wording: packs = 4; per_pack = 6; total = packs * per_pack; print(total), each on its own line. The first two bind quantities, the third computes 24 and the fourth displays 24.</w:t>
-      </w:r>
-    </w:p>
-    <w:p>
-      <w:pPr>
-        <w:spacing w:line="336" w:lineRule="auto" w:after="180"/>
-      </w:pPr>
-      <w:r>
-        <w:rPr>
-          <w:b w:val="0"/>
-        </w:rPr>
-        <w:t xml:space="preserve">Assignment alone produces no displayed </w:t>
-      </w:r>
-      <w:r>
-        <w:rPr>
-          <w:b/>
-        </w:rPr>
-        <w:t>output</w:t>
-      </w:r>
-      <w:r>
-        <w:rPr>
-          <w:b w:val="0"/>
-        </w:rPr>
-        <w:t xml:space="preserve"> in this script.</w:t>
       </w:r>
     </w:p>
     <w:p>
@@ -694,6 +934,11 @@
       </w:r>
     </w:p>
     <w:p>
+      <w:r>
+        <w:t>This compact option is not the full-week schedule. Use the main teaching cycle and allow extra sessions for the investigation, independent work and project.</w:t>
+      </w:r>
+    </w:p>
+    <w:p>
       <w:pPr>
         <w:spacing w:line="336" w:lineRule="auto" w:after="180"/>
       </w:pPr>
@@ -701,7 +946,7 @@
         <w:rPr>
           <w:b w:val="0"/>
         </w:rPr>
-        <w:t>Use the supplied scenario, student illustrations and blank paper. For numeric work, offer counters or a calculator after learners show the setup. Fictional records are supplied; personal data and paid accounts are unnecessary.</w:t>
+        <w:t>Allow 80 minutes: recall 8; explanation 12; worked demonstration 15; guided practice 20; independent assessment 15; project and reflection 10. Extend the lab into a second session when needed.</w:t>
       </w:r>
     </w:p>
     <w:p>
@@ -709,24 +954,547 @@
         <w:pStyle w:val="Heading3"/>
       </w:pPr>
       <w:r>
-        <w:t>Alternative compact allocation</w:t>
-      </w:r>
-    </w:p>
-    <w:p>
-      <w:r>
-        <w:t>This compact option is not the full-week schedule. Use the main teaching cycle and allow extra sessions for the investigation, independent work and project.</w:t>
+        <w:t>Preparation for the connected explanation</w:t>
+      </w:r>
+    </w:p>
+    <w:p>
+      <w:pPr>
+        <w:pStyle w:val="Heading3"/>
+      </w:pPr>
+      <w:r>
+        <w:t>Readiness answer</w:t>
+      </w:r>
+    </w:p>
+    <w:p>
+      <w:pPr>
+        <w:pStyle w:val="Heading3"/>
+      </w:pPr>
+      <w:r>
+        <w:t>End goal for the pictorial case</w:t>
       </w:r>
     </w:p>
     <w:p>
       <w:pPr>
         <w:spacing w:line="336" w:lineRule="auto" w:after="180"/>
-        <w:shd w:fill="F1F6F8"/>
-      </w:pPr>
-      <w:r>
-        <w:rPr>
-          <w:b w:val="0"/>
-        </w:rPr>
-        <w:t>Allow 80 minutes: recall 8; explanation 12; worked demonstration 15; guided practice 20; independent assessment 15; project and reflection 10. Extend the lab into a second session when needed.</w:t>
+      </w:pPr>
+      <w:r>
+        <w:rPr>
+          <w:b w:val="0"/>
+        </w:rPr>
+        <w:t>This added worked case illustrates the week’s main idea. Retain all original and connected topics; schedule its practice within the teaching cycle.</w:t>
+      </w:r>
+    </w:p>
+    <w:p>
+      <w:pPr>
+        <w:pStyle w:val="Heading1"/>
+      </w:pPr>
+      <w:r>
+        <w:t>02. Teach condition matching and complete provenance</w:t>
+      </w:r>
+    </w:p>
+    <w:p>
+      <w:r>
+        <w:t>Keep real background distinct from invented exercise terms.</w:t>
+      </w:r>
+    </w:p>
+    <w:p>
+      <w:pPr>
+        <w:pStyle w:val="Heading2"/>
+      </w:pPr>
+      <w:r>
+        <w:t>Separate access, credit and permission</w:t>
+      </w:r>
+    </w:p>
+    <w:p>
+      <w:pPr>
+        <w:spacing w:line="336" w:lineRule="auto" w:after="180"/>
+      </w:pPr>
+      <w:r>
+        <w:rPr>
+          <w:b w:val="0"/>
+        </w:rPr>
+        <w:t xml:space="preserve">Permission to access a work and permission to redistribute or modify it are separate. Use a classroom </w:t>
+      </w:r>
+      <w:r>
+        <w:rPr>
+          <w:b/>
+        </w:rPr>
+        <w:t>licence</w:t>
+      </w:r>
+      <w:r>
+        <w:rPr>
+          <w:b w:val="0"/>
+        </w:rPr>
+        <w:t xml:space="preserve"> ledger instead of assuming all online material is reusable.</w:t>
+      </w:r>
+    </w:p>
+    <w:p>
+      <w:pPr>
+        <w:spacing w:line="336" w:lineRule="auto" w:after="180"/>
+      </w:pPr>
+      <w:r>
+        <w:rPr>
+          <w:b w:val="0"/>
+        </w:rPr>
+        <w:t xml:space="preserve">For this fictional policy, </w:t>
+      </w:r>
+      <w:r>
+        <w:rPr>
+          <w:b/>
+        </w:rPr>
+        <w:t>licence</w:t>
+      </w:r>
+      <w:r>
+        <w:rPr>
+          <w:b w:val="0"/>
+        </w:rPr>
+        <w:t xml:space="preserve"> L permits classroom display with </w:t>
+      </w:r>
+      <w:r>
+        <w:rPr>
+          <w:b/>
+        </w:rPr>
+        <w:t>attribution</w:t>
+      </w:r>
+      <w:r>
+        <w:rPr>
+          <w:b w:val="0"/>
+        </w:rPr>
+        <w:t xml:space="preserve"> but forbids public redistribution. </w:t>
+      </w:r>
+      <w:r>
+        <w:rPr>
+          <w:b/>
+        </w:rPr>
+        <w:t>Licence</w:t>
+      </w:r>
+      <w:r>
+        <w:rPr>
+          <w:b w:val="0"/>
+        </w:rPr>
+        <w:t xml:space="preserve"> M permits adaptation and redistribution with </w:t>
+      </w:r>
+      <w:r>
+        <w:rPr>
+          <w:b/>
+        </w:rPr>
+        <w:t>attribution</w:t>
+      </w:r>
+      <w:r>
+        <w:rPr>
+          <w:b w:val="0"/>
+        </w:rPr>
+        <w:t>.</w:t>
+      </w:r>
+    </w:p>
+    <w:p>
+      <w:pPr>
+        <w:spacing w:line="336" w:lineRule="auto" w:after="180"/>
+      </w:pPr>
+      <w:r>
+        <w:rPr>
+          <w:b w:val="0"/>
+        </w:rPr>
+        <w:t>Unknown permission means seek approval or choose a permitted alternative; this exercise is not a legal ruling.</w:t>
+      </w:r>
+    </w:p>
+    <w:tbl>
+      <w:tblPr>
+        <w:tblStyle w:val="LightShading-Accent1"/>
+        <w:tblW w:type="auto" w:w="0"/>
+        <w:tblLook w:firstColumn="1" w:firstRow="1" w:lastColumn="0" w:lastRow="0" w:noHBand="0" w:noVBand="1" w:val="04A0"/>
+      </w:tblPr>
+      <w:tblGrid>
+        <w:gridCol w:w="5112"/>
+        <w:gridCol w:w="5112"/>
+      </w:tblGrid>
+      <w:tr>
+        <w:trPr>
+          <w:tblHeader/>
+        </w:trPr>
+        <w:tc>
+          <w:tcPr>
+            <w:tcW w:type="dxa" w:w="5112"/>
+          </w:tcPr>
+          <w:p>
+            <w:r>
+              <w:t>Ledger field</w:t>
+            </w:r>
+          </w:p>
+        </w:tc>
+        <w:tc>
+          <w:tcPr>
+            <w:tcW w:type="dxa" w:w="5112"/>
+          </w:tcPr>
+          <w:p>
+            <w:r>
+              <w:t>What to preserve</w:t>
+            </w:r>
+          </w:p>
+        </w:tc>
+      </w:tr>
+      <w:tr>
+        <w:tc>
+          <w:tcPr>
+            <w:tcW w:type="dxa" w:w="5112"/>
+          </w:tcPr>
+          <w:p>
+            <w:r>
+              <w:t>Asset identity</w:t>
+            </w:r>
+          </w:p>
+        </w:tc>
+        <w:tc>
+          <w:tcPr>
+            <w:tcW w:type="dxa" w:w="5112"/>
+          </w:tcPr>
+          <w:p>
+            <w:r>
+              <w:t>Stable ID, source location and supplied creator</w:t>
+            </w:r>
+          </w:p>
+        </w:tc>
+      </w:tr>
+      <w:tr>
+        <w:tc>
+          <w:tcPr>
+            <w:tcW w:type="dxa" w:w="5112"/>
+          </w:tcPr>
+          <w:p>
+            <w:r>
+              <w:t>Terms</w:t>
+            </w:r>
+          </w:p>
+        </w:tc>
+        <w:tc>
+          <w:tcPr>
+            <w:tcW w:type="dxa" w:w="5112"/>
+          </w:tcPr>
+          <w:p>
+            <w:r>
+              <w:t>Exact fictional permission text and version</w:t>
+            </w:r>
+          </w:p>
+        </w:tc>
+      </w:tr>
+      <w:tr>
+        <w:tc>
+          <w:tcPr>
+            <w:tcW w:type="dxa" w:w="5112"/>
+          </w:tcPr>
+          <w:p>
+            <w:r>
+              <w:t>Proposed use</w:t>
+            </w:r>
+          </w:p>
+        </w:tc>
+        <w:tc>
+          <w:tcPr>
+            <w:tcW w:type="dxa" w:w="5112"/>
+          </w:tcPr>
+          <w:p>
+            <w:r>
+              <w:t>Classroom/private/public; unchanged/quoted/adapted</w:t>
+            </w:r>
+          </w:p>
+        </w:tc>
+      </w:tr>
+      <w:tr>
+        <w:tc>
+          <w:tcPr>
+            <w:tcW w:type="dxa" w:w="5112"/>
+          </w:tcPr>
+          <w:p>
+            <w:r>
+              <w:t>Transformations</w:t>
+            </w:r>
+          </w:p>
+        </w:tc>
+        <w:tc>
+          <w:tcPr>
+            <w:tcW w:type="dxa" w:w="5112"/>
+          </w:tcPr>
+          <w:p>
+            <w:r>
+              <w:t>Crop, paraphrase, combine or generated contribution</w:t>
+            </w:r>
+          </w:p>
+        </w:tc>
+      </w:tr>
+      <w:tr>
+        <w:tc>
+          <w:tcPr>
+            <w:tcW w:type="dxa" w:w="5112"/>
+          </w:tcPr>
+          <w:p>
+            <w:r>
+              <w:t>Required credit</w:t>
+            </w:r>
+          </w:p>
+        </w:tc>
+        <w:tc>
+          <w:tcPr>
+            <w:tcW w:type="dxa" w:w="5112"/>
+          </w:tcPr>
+          <w:p>
+            <w:r>
+              <w:t>Creator/source/terms notice required by this card</w:t>
+            </w:r>
+          </w:p>
+        </w:tc>
+      </w:tr>
+      <w:tr>
+        <w:tc>
+          <w:tcPr>
+            <w:tcW w:type="dxa" w:w="5112"/>
+          </w:tcPr>
+          <w:p>
+            <w:r>
+              <w:t>Decision and gap</w:t>
+            </w:r>
+          </w:p>
+        </w:tc>
+        <w:tc>
+          <w:tcPr>
+            <w:tcW w:type="dxa" w:w="5112"/>
+          </w:tcPr>
+          <w:p>
+            <w:r>
+              <w:t>Matches supplied terms, needs revision, or unknown permission</w:t>
+            </w:r>
+          </w:p>
+        </w:tc>
+      </w:tr>
+      <w:tr>
+        <w:tc>
+          <w:tcPr>
+            <w:tcW w:type="dxa" w:w="5112"/>
+          </w:tcPr>
+          <w:p>
+            <w:r>
+              <w:t>Output provenance</w:t>
+            </w:r>
+          </w:p>
+        </w:tc>
+        <w:tc>
+          <w:tcPr>
+            <w:tcW w:type="dxa" w:w="5112"/>
+          </w:tcPr>
+          <w:p>
+            <w:r>
+              <w:t>Where used, edits made and fictional/generated labels; no invented authenticity claim</w:t>
+            </w:r>
+          </w:p>
+        </w:tc>
+      </w:tr>
+    </w:tbl>
+    <w:p>
+      <w:pPr>
+        <w:pStyle w:val="Heading2"/>
+      </w:pPr>
+      <w:r>
+        <w:t>Trace the L/M public-use review</w:t>
+      </w:r>
+    </w:p>
+    <w:p>
+      <w:pPr>
+        <w:spacing w:line="336" w:lineRule="auto" w:after="180"/>
+      </w:pPr>
+      <w:r>
+        <w:rPr>
+          <w:b w:val="0"/>
+        </w:rPr>
+        <w:t>Image A has L; image B has M. The project is a publicly downloadable adapted poster.</w:t>
+      </w:r>
+    </w:p>
+    <w:p>
+      <w:pPr>
+        <w:spacing w:line="336" w:lineRule="auto" w:after="180"/>
+      </w:pPr>
+      <w:r>
+        <w:rPr>
+          <w:b w:val="0"/>
+        </w:rPr>
+        <w:t xml:space="preserve">A is not permitted for this use under L. B is permitted under the supplied M terms with </w:t>
+      </w:r>
+      <w:r>
+        <w:rPr>
+          <w:b/>
+        </w:rPr>
+        <w:t>attribution</w:t>
+      </w:r>
+      <w:r>
+        <w:rPr>
+          <w:b w:val="0"/>
+        </w:rPr>
+        <w:t xml:space="preserve">. Keep </w:t>
+      </w:r>
+      <w:r>
+        <w:rPr>
+          <w:b/>
+        </w:rPr>
+        <w:t>licence</w:t>
+      </w:r>
+      <w:r>
+        <w:rPr>
+          <w:b w:val="0"/>
+        </w:rPr>
+        <w:t xml:space="preserve"> version and </w:t>
+      </w:r>
+      <w:r>
+        <w:rPr>
+          <w:b/>
+        </w:rPr>
+        <w:t>provenance</w:t>
+      </w:r>
+      <w:r>
+        <w:rPr>
+          <w:b w:val="0"/>
+        </w:rPr>
+        <w:t>.</w:t>
+      </w:r>
+    </w:p>
+    <w:p>
+      <w:pPr>
+        <w:pStyle w:val="Heading2"/>
+      </w:pPr>
+      <w:r>
+        <w:t>Read the complete Fern/Moss case</w:t>
+      </w:r>
+    </w:p>
+    <w:p>
+      <w:pPr>
+        <w:spacing w:line="336" w:lineRule="auto" w:after="180"/>
+      </w:pPr>
+      <w:r>
+        <w:rPr>
+          <w:b w:val="0"/>
+        </w:rPr>
+        <w:t>Read fictional reuse terms before decorating a public study guide.</w:t>
+      </w:r>
+    </w:p>
+    <w:p>
+      <w:pPr>
+        <w:spacing w:line="336" w:lineRule="auto" w:after="180"/>
+      </w:pPr>
+      <w:r>
+        <w:rPr>
+          <w:b w:val="0"/>
+        </w:rPr>
+        <w:t xml:space="preserve">Image Fern allows public redistribution with </w:t>
+      </w:r>
+      <w:r>
+        <w:rPr>
+          <w:b/>
+        </w:rPr>
+        <w:t>attribution</w:t>
+      </w:r>
+      <w:r>
+        <w:rPr>
+          <w:b w:val="0"/>
+        </w:rPr>
+        <w:t xml:space="preserve"> but no alteration. Image Moss allows alteration and public redistribution with </w:t>
+      </w:r>
+      <w:r>
+        <w:rPr>
+          <w:b/>
+        </w:rPr>
+        <w:t>attribution</w:t>
+      </w:r>
+      <w:r>
+        <w:rPr>
+          <w:b w:val="0"/>
+        </w:rPr>
+        <w:t>. The plan crops an image.</w:t>
+      </w:r>
+    </w:p>
+    <w:p>
+      <w:pPr>
+        <w:spacing w:line="336" w:lineRule="auto" w:after="180"/>
+      </w:pPr>
+      <w:r>
+        <w:rPr>
+          <w:b w:val="0"/>
+        </w:rPr>
+        <w:t xml:space="preserve">All </w:t>
+      </w:r>
+      <w:r>
+        <w:rPr>
+          <w:b/>
+        </w:rPr>
+        <w:t>input</w:t>
+      </w:r>
+      <w:r>
+        <w:rPr>
+          <w:b w:val="0"/>
+        </w:rPr>
+        <w:t>s and outcomes in this worked example are invented classroom data; no real model run is claimed.</w:t>
+      </w:r>
+    </w:p>
+    <w:p>
+      <w:pPr>
+        <w:spacing w:line="336" w:lineRule="auto" w:after="180"/>
+      </w:pPr>
+      <w:r>
+        <w:rPr>
+          <w:b w:val="0"/>
+        </w:rPr>
+        <w:t>Fictional terms version F1: Fern permits public redistribution with attribution but no alteration. Version M1: Moss permits alteration and public redistribution with attribution. In these declared terms cropping counts as alteration. Thus a cropped public guide can use Moss with credit; an unchanged credited Fern is separately allowed.</w:t>
+      </w:r>
+    </w:p>
+    <w:p>
+      <w:pPr>
+        <w:spacing w:line="336" w:lineRule="auto" w:after="180"/>
+      </w:pPr>
+      <w:r>
+        <w:rPr>
+          <w:b w:val="0"/>
+        </w:rPr>
+        <w:t>This is a condition-matching exercise, not a ruling about an actual image or legal exception.</w:t>
+      </w:r>
+    </w:p>
+    <w:p>
+      <w:pPr>
+        <w:pStyle w:val="Heading2"/>
+      </w:pPr>
+      <w:r>
+        <w:t>Trace the crop condition</w:t>
+      </w:r>
+    </w:p>
+    <w:p>
+      <w:r>
+        <w:drawing>
+          <wp:inline xmlns:a="http://schemas.openxmlformats.org/drawingml/2006/main" xmlns:pic="http://schemas.openxmlformats.org/drawingml/2006/picture">
+            <wp:extent cx="5486400" cy="3182112"/>
+            <wp:docPr id="1" name="Picture 1" descr="Read terms: Fern excludes alteration; Moss permits it. → Match proposed use: Cropping is an alteration in these declared toy terms. → Choose eligible asset: Use Moss with its required attribution; do not crop Fern for this public guide."/>
+            <wp:cNvGraphicFramePr>
+              <a:graphicFrameLocks noChangeAspect="1"/>
+            </wp:cNvGraphicFramePr>
+            <a:graphic>
+              <a:graphicData uri="http://schemas.openxmlformats.org/drawingml/2006/picture">
+                <pic:pic>
+                  <pic:nvPicPr>
+                    <pic:cNvPr id="0" name="academy-story-ai-3-29-02.png"/>
+                    <pic:cNvPicPr/>
+                  </pic:nvPicPr>
+                  <pic:blipFill>
+                    <a:blip r:embed="rId9"/>
+                    <a:stretch>
+                      <a:fillRect/>
+                    </a:stretch>
+                  </pic:blipFill>
+                  <pic:spPr>
+                    <a:xfrm>
+                      <a:off x="0" y="0"/>
+                      <a:ext cx="5486400" cy="3182112"/>
+                    </a:xfrm>
+                    <a:prstGeom prst="rect"/>
+                  </pic:spPr>
+                </pic:pic>
+              </a:graphicData>
+            </a:graphic>
+          </wp:inline>
+        </w:drawing>
       </w:r>
     </w:p>
     <w:p>
@@ -734,7 +1502,114 @@
         <w:pStyle w:val="Heading3"/>
       </w:pPr>
       <w:r>
-        <w:t>Preparation for the connected explanation</w:t>
+        <w:t>Read the picture one step at a time</w:t>
+      </w:r>
+    </w:p>
+    <w:tbl>
+      <w:tblPr>
+        <w:tblStyle w:val="LightShading-Accent1"/>
+        <w:tblW w:type="auto" w:w="0"/>
+        <w:tblLook w:firstColumn="1" w:firstRow="1" w:lastColumn="0" w:lastRow="0" w:noHBand="0" w:noVBand="1" w:val="04A0"/>
+      </w:tblPr>
+      <w:tblGrid>
+        <w:gridCol w:w="5112"/>
+        <w:gridCol w:w="5112"/>
+      </w:tblGrid>
+      <w:tr>
+        <w:trPr>
+          <w:tblHeader/>
+        </w:trPr>
+        <w:tc>
+          <w:tcPr>
+            <w:tcW w:type="dxa" w:w="5112"/>
+          </w:tcPr>
+          <w:p>
+            <w:r>
+              <w:t>Step</w:t>
+            </w:r>
+          </w:p>
+        </w:tc>
+        <w:tc>
+          <w:tcPr>
+            <w:tcW w:type="dxa" w:w="5112"/>
+          </w:tcPr>
+          <w:p>
+            <w:r>
+              <w:t>What happens and why</w:t>
+            </w:r>
+          </w:p>
+        </w:tc>
+      </w:tr>
+      <w:tr>
+        <w:tc>
+          <w:tcPr>
+            <w:tcW w:type="dxa" w:w="5112"/>
+          </w:tcPr>
+          <w:p>
+            <w:r>
+              <w:t>1. Read terms</w:t>
+            </w:r>
+          </w:p>
+        </w:tc>
+        <w:tc>
+          <w:tcPr>
+            <w:tcW w:type="dxa" w:w="5112"/>
+          </w:tcPr>
+          <w:p>
+            <w:r>
+              <w:t>Fern excludes alteration; Moss permits it.</w:t>
+            </w:r>
+          </w:p>
+        </w:tc>
+      </w:tr>
+      <w:tr>
+        <w:tc>
+          <w:tcPr>
+            <w:tcW w:type="dxa" w:w="5112"/>
+          </w:tcPr>
+          <w:p>
+            <w:r>
+              <w:t>2. Match proposed use</w:t>
+            </w:r>
+          </w:p>
+        </w:tc>
+        <w:tc>
+          <w:tcPr>
+            <w:tcW w:type="dxa" w:w="5112"/>
+          </w:tcPr>
+          <w:p>
+            <w:r>
+              <w:t>Cropping is an alteration in these declared toy terms.</w:t>
+            </w:r>
+          </w:p>
+        </w:tc>
+      </w:tr>
+      <w:tr>
+        <w:tc>
+          <w:tcPr>
+            <w:tcW w:type="dxa" w:w="5112"/>
+          </w:tcPr>
+          <w:p>
+            <w:r>
+              <w:t>3. Choose eligible asset</w:t>
+            </w:r>
+          </w:p>
+        </w:tc>
+        <w:tc>
+          <w:tcPr>
+            <w:tcW w:type="dxa" w:w="5112"/>
+          </w:tcPr>
+          <w:p>
+            <w:r>
+              <w:t>Use Moss with its required attribution; do not crop Fern for this public guide.</w:t>
+            </w:r>
+          </w:p>
+        </w:tc>
+      </w:tr>
+    </w:tbl>
+    <w:p>
+      <w:r>
+        <w:t>Match each pictured step to the supplied facts. This is a worked teaching case, not an independent assessment.</w:t>
       </w:r>
     </w:p>
     <w:p>
@@ -745,19 +1620,144 @@
         <w:rPr>
           <w:b w:val="0"/>
         </w:rPr>
-        <w:t xml:space="preserve">Two 45-minute sessions. Permission to access a work and permission to redistribute or modify it are separate. Use a classroom </w:t>
+        <w:t xml:space="preserve">Read the picture in order. Use Moss with its required </w:t>
       </w:r>
       <w:r>
         <w:rPr>
           <w:b/>
         </w:rPr>
+        <w:t>attribution</w:t>
+      </w:r>
+      <w:r>
+        <w:rPr>
+          <w:b w:val="0"/>
+        </w:rPr>
+        <w:t xml:space="preserve">; do not crop Fern for this public guide. The arrows show which recorded </w:t>
+      </w:r>
+      <w:r>
+        <w:rPr>
+          <w:b/>
+        </w:rPr>
+        <w:t>input</w:t>
+      </w:r>
+      <w:r>
+        <w:rPr>
+          <w:b w:val="0"/>
+        </w:rPr>
+        <w:t xml:space="preserve"> or intermediate result each decision uses.</w:t>
+      </w:r>
+    </w:p>
+    <w:p>
+      <w:pPr>
+        <w:spacing w:line="336" w:lineRule="auto" w:after="180"/>
+      </w:pPr>
+      <w:r>
+        <w:rPr>
+          <w:b w:val="0"/>
+        </w:rPr>
+        <w:t>Explain the deciding step aloud before checking the changed case; pointing to the final answer alone does not show how it follows.</w:t>
+      </w:r>
+    </w:p>
+    <w:p>
+      <w:pPr>
+        <w:pStyle w:val="Heading2"/>
+      </w:pPr>
+      <w:r>
+        <w:t>Predict unchanged credited use</w:t>
+      </w:r>
+    </w:p>
+    <w:p>
+      <w:pPr>
+        <w:spacing w:line="336" w:lineRule="auto" w:after="180"/>
+      </w:pPr>
+      <w:r>
+        <w:rPr>
+          <w:b w:val="0"/>
+        </w:rPr>
+        <w:t xml:space="preserve">Change: Use Fern unchanged and include the required </w:t>
+      </w:r>
+      <w:r>
+        <w:rPr>
+          <w:b/>
+        </w:rPr>
+        <w:t>attribution</w:t>
+      </w:r>
+      <w:r>
+        <w:rPr>
+          <w:b w:val="0"/>
+        </w:rPr>
+        <w:t>.</w:t>
+      </w:r>
+    </w:p>
+    <w:p>
+      <w:pPr>
+        <w:spacing w:line="336" w:lineRule="auto" w:after="180"/>
+      </w:pPr>
+      <w:r>
+        <w:rPr>
+          <w:b/>
+        </w:rPr>
+        <w:t>Prediction</w:t>
+      </w:r>
+      <w:r>
+        <w:rPr>
+          <w:b w:val="0"/>
+        </w:rPr>
+        <w:t>: That use satisfies the stated fictional permission conditions.</w:t>
+      </w:r>
+    </w:p>
+    <w:p>
+      <w:pPr>
+        <w:spacing w:line="336" w:lineRule="auto" w:after="180"/>
+      </w:pPr>
+      <w:r>
+        <w:rPr>
+          <w:b w:val="0"/>
+        </w:rPr>
+        <w:t xml:space="preserve">Reason: Its public redistribution is permitted when there is no alteration and </w:t>
+      </w:r>
+      <w:r>
+        <w:rPr>
+          <w:b/>
+        </w:rPr>
+        <w:t>attribution</w:t>
+      </w:r>
+      <w:r>
+        <w:rPr>
+          <w:b w:val="0"/>
+        </w:rPr>
+        <w:t xml:space="preserve"> is included.</w:t>
+      </w:r>
+    </w:p>
+    <w:p>
+      <w:pPr>
+        <w:pStyle w:val="Heading2"/>
+      </w:pPr>
+      <w:r>
+        <w:t>State actual-licence and legal-scope limits</w:t>
+      </w:r>
+    </w:p>
+    <w:p>
+      <w:pPr>
+        <w:spacing w:line="336" w:lineRule="auto" w:after="180"/>
+      </w:pPr>
+      <w:r>
+        <w:rPr>
+          <w:b w:val="0"/>
+        </w:rPr>
+        <w:t xml:space="preserve">Real permission decisions require the actual </w:t>
+      </w:r>
+      <w:r>
+        <w:rPr>
+          <w:b/>
+        </w:rPr>
         <w:t>licence</w:t>
       </w:r>
       <w:r>
         <w:rPr>
           <w:b w:val="0"/>
         </w:rPr>
-        <w:t xml:space="preserve"> ledger instead of assuming all online material is reusable.</w:t>
+        <w:t xml:space="preserve"> and use context. These invented terms teach condition matching, not legal advice.</w:t>
       </w:r>
     </w:p>
     <w:p>
@@ -768,19 +1768,31 @@
         <w:rPr>
           <w:b w:val="0"/>
         </w:rPr>
-        <w:t xml:space="preserve">Use the supplied constructed scenarios to make the </w:t>
+        <w:t xml:space="preserve">Cover the result. Ask learners to name the </w:t>
       </w:r>
       <w:r>
         <w:rPr>
           <w:b/>
         </w:rPr>
-        <w:t>mechanism</w:t>
-      </w:r>
-      <w:r>
-        <w:rPr>
-          <w:b w:val="0"/>
-        </w:rPr>
-        <w:t xml:space="preserve"> inspectable. Collect W4 before sharing solutions.</w:t>
+        <w:t>input</w:t>
+      </w:r>
+      <w:r>
+        <w:rPr>
+          <w:b w:val="0"/>
+        </w:rPr>
+        <w:t xml:space="preserve">s and predict the next step. Uncover one step, connect the icon to the actual procedure, and explain its </w:t>
+      </w:r>
+      <w:r>
+        <w:rPr>
+          <w:b/>
+        </w:rPr>
+        <w:t>evidence</w:t>
+      </w:r>
+      <w:r>
+        <w:rPr>
+          <w:b w:val="0"/>
+        </w:rPr>
+        <w:t>. Then change the supplied condition and compare.</w:t>
       </w:r>
     </w:p>
     <w:p>
@@ -791,19 +1803,316 @@
         <w:rPr>
           <w:b w:val="0"/>
         </w:rPr>
-        <w:t xml:space="preserve">Students should name intermediate </w:t>
+        <w:t>The picture is a representation; it does not document execution of a real AI model.</w:t>
+      </w:r>
+    </w:p>
+    <w:p>
+      <w:pPr>
+        <w:pStyle w:val="Heading2"/>
+      </w:pPr>
+      <w:r>
+        <w:t>Teacher background and official reference · reference / check after trying</w:t>
+      </w:r>
+    </w:p>
+    <w:p>
+      <w:pPr>
+        <w:spacing w:line="336" w:lineRule="auto" w:after="180"/>
+      </w:pPr>
+      <w:r>
+        <w:rPr>
+          <w:b w:val="0"/>
+        </w:rPr>
+        <w:t>Teacher background: the U.S. Copyright Office explains that fair use has no fixed word-count formula. The 30-word and other limits in these exercises are invented permission conditions, not statutory thresholds. Jurisdiction and actual facts matter; use the supplied terms for scoring this lesson. Primary reference: https://www.copyright.gov/fair-use/more-info.html</w:t>
+      </w:r>
+    </w:p>
+    <w:p>
+      <w:pPr>
+        <w:pStyle w:val="Heading2"/>
+      </w:pPr>
+      <w:r>
+        <w:t>Additional practice · Unknown online sources · reference / check after trying</w:t>
+      </w:r>
+    </w:p>
+    <w:p>
+      <w:pPr>
+        <w:spacing w:line="336" w:lineRule="auto" w:after="180"/>
+      </w:pPr>
+      <w:r>
+        <w:rPr>
+          <w:b w:val="0"/>
+        </w:rPr>
+        <w:t>A slide reuses an online photograph and textbook paragraph.</w:t>
+      </w:r>
+    </w:p>
+    <w:p>
+      <w:pPr>
+        <w:spacing w:line="336" w:lineRule="auto" w:after="180"/>
+      </w:pPr>
+      <w:r>
+        <w:rPr>
+          <w:b w:val="0"/>
+        </w:rPr>
+        <w:t xml:space="preserve">What </w:t>
       </w:r>
       <w:r>
         <w:rPr>
           <w:b/>
         </w:rPr>
+        <w:t>provenance</w:t>
+      </w:r>
+      <w:r>
+        <w:rPr>
+          <w:b w:val="0"/>
+        </w:rPr>
+        <w:t xml:space="preserve"> and reuse checks are needed?</w:t>
+      </w:r>
+    </w:p>
+    <w:p>
+      <w:pPr>
+        <w:spacing w:line="336" w:lineRule="auto" w:after="180"/>
+      </w:pPr>
+      <w:r>
+        <w:rPr>
+          <w:b w:val="0"/>
+        </w:rPr>
+        <w:t xml:space="preserve">Record creator, source, </w:t>
+      </w:r>
+      <w:r>
+        <w:rPr>
+          <w:b/>
+        </w:rPr>
+        <w:t>licence</w:t>
+      </w:r>
+      <w:r>
+        <w:rPr>
+          <w:b w:val="0"/>
+        </w:rPr>
+        <w:t xml:space="preserve"> or permission, </w:t>
+      </w:r>
+      <w:r>
+        <w:rPr>
+          <w:b/>
+        </w:rPr>
+        <w:t>attribution</w:t>
+      </w:r>
+      <w:r>
+        <w:rPr>
+          <w:b w:val="0"/>
+        </w:rPr>
+        <w:t xml:space="preserve"> requirements and modifications. </w:t>
+      </w:r>
+      <w:r>
+        <w:rPr>
+          <w:b/>
+        </w:rPr>
+        <w:t>Attribution</w:t>
+      </w:r>
+      <w:r>
+        <w:rPr>
+          <w:b w:val="0"/>
+        </w:rPr>
+        <w:t xml:space="preserve"> alone is not permission; classroom context is not a universal exemption.</w:t>
+      </w:r>
+    </w:p>
+    <w:p>
+      <w:pPr>
+        <w:pStyle w:val="Heading2"/>
+      </w:pPr>
+      <w:r>
+        <w:t>Earlier wording, alternatives and picture transcripts · reference / check after trying</w:t>
+      </w:r>
+    </w:p>
+    <w:p>
+      <w:pPr>
+        <w:spacing w:line="336" w:lineRule="auto" w:after="180"/>
+      </w:pPr>
+      <w:r>
+        <w:rPr>
+          <w:b w:val="0"/>
+        </w:rPr>
+        <w:t>Explain the mechanism</w:t>
+      </w:r>
+    </w:p>
+    <w:p>
+      <w:pPr>
+        <w:spacing w:line="336" w:lineRule="auto" w:after="180"/>
+      </w:pPr>
+      <w:r>
+        <w:rPr>
+          <w:b/>
+        </w:rPr>
+        <w:t>Input</w:t>
+      </w:r>
+      <w:r>
+        <w:rPr>
+          <w:b w:val="0"/>
+        </w:rPr>
+        <w:t xml:space="preserve"> → </w:t>
+      </w:r>
+      <w:r>
+        <w:rPr>
+          <w:b/>
+        </w:rPr>
+        <w:t>Process</w:t>
+      </w:r>
+      <w:r>
+        <w:rPr>
+          <w:b w:val="0"/>
+        </w:rPr>
+        <w:t xml:space="preserve"> → </w:t>
+      </w:r>
+      <w:r>
+        <w:rPr>
+          <w:b/>
+        </w:rPr>
+        <w:t>Output</w:t>
+      </w:r>
+    </w:p>
+    <w:p>
+      <w:pPr>
+        <w:spacing w:line="336" w:lineRule="auto" w:after="180"/>
+      </w:pPr>
+      <w:r>
+        <w:rPr>
+          <w:b w:val="0"/>
+        </w:rPr>
+        <w:t>Trace the information. At each stage, ask what changed and how you could test it.</w:t>
+      </w:r>
+    </w:p>
+    <w:p>
+      <w:pPr>
+        <w:spacing w:line="336" w:lineRule="auto" w:after="180"/>
+      </w:pPr>
+      <w:r>
+        <w:rPr>
+          <w:b w:val="0"/>
+        </w:rPr>
+        <w:t>Which stage could fail even when the other two are correct? Explain:</w:t>
+      </w:r>
+    </w:p>
+    <w:p>
+      <w:pPr>
+        <w:spacing w:line="336" w:lineRule="auto" w:after="180"/>
+      </w:pPr>
+      <w:r>
+        <w:rPr>
+          <w:b w:val="0"/>
+        </w:rPr>
+        <w:t xml:space="preserve">Predict first. Then check each step. A correct answer without visible reasoning is incomplete </w:t>
+      </w:r>
+      <w:r>
+        <w:rPr>
+          <w:b/>
+        </w:rPr>
         <w:t>evidence</w:t>
       </w:r>
       <w:r>
         <w:rPr>
           <w:b w:val="0"/>
         </w:rPr>
-        <w:t xml:space="preserve"> and limitations; classroom pacing and learning effectiveness remain unvalidated.</w:t>
+        <w:t>.</w:t>
+      </w:r>
+    </w:p>
+    <w:p>
+      <w:pPr>
+        <w:spacing w:line="336" w:lineRule="auto" w:after="180"/>
+      </w:pPr>
+      <w:r>
+        <w:rPr>
+          <w:b w:val="0"/>
+        </w:rPr>
+        <w:t>1. Source paragraph is quoted within allowed classroom use and cited.</w:t>
+      </w:r>
+    </w:p>
+    <w:p>
+      <w:pPr>
+        <w:spacing w:line="336" w:lineRule="auto" w:after="180"/>
+      </w:pPr>
+      <w:r>
+        <w:rPr>
+          <w:b w:val="0"/>
+        </w:rPr>
+        <w:t>2. Student summary is a transformation but still names the source.</w:t>
+      </w:r>
+    </w:p>
+    <w:p>
+      <w:pPr>
+        <w:spacing w:line="336" w:lineRule="auto" w:after="180"/>
+      </w:pPr>
+      <w:r>
+        <w:rPr>
+          <w:b w:val="0"/>
+        </w:rPr>
+        <w:t>3. Generated image is labeled as generated.</w:t>
+      </w:r>
+    </w:p>
+    <w:p>
+      <w:pPr>
+        <w:spacing w:line="336" w:lineRule="auto" w:after="180"/>
+      </w:pPr>
+      <w:r>
+        <w:rPr>
+          <w:b w:val="0"/>
+        </w:rPr>
+        <w:t xml:space="preserve">4. </w:t>
+      </w:r>
+      <w:r>
+        <w:rPr>
+          <w:b/>
+        </w:rPr>
+        <w:t>Provenance</w:t>
+      </w:r>
+      <w:r>
+        <w:rPr>
+          <w:b w:val="0"/>
+        </w:rPr>
+        <w:t xml:space="preserve"> record stores creator/source, </w:t>
+      </w:r>
+      <w:r>
+        <w:rPr>
+          <w:b/>
+        </w:rPr>
+        <w:t>license</w:t>
+      </w:r>
+      <w:r>
+        <w:rPr>
+          <w:b w:val="0"/>
+        </w:rPr>
+        <w:t xml:space="preserve"> or permission, transformation, and use.</w:t>
+      </w:r>
+    </w:p>
+    <w:p>
+      <w:pPr>
+        <w:spacing w:line="336" w:lineRule="auto" w:after="180"/>
+      </w:pPr>
+      <w:r>
+        <w:rPr>
+          <w:b w:val="0"/>
+        </w:rPr>
+        <w:t>Recalculate, retrace, or restate the reasoning in your own representation:</w:t>
+      </w:r>
+    </w:p>
+    <w:p>
+      <w:pPr>
+        <w:spacing w:line="336" w:lineRule="auto" w:after="180"/>
+      </w:pPr>
+      <w:r>
+        <w:rPr>
+          <w:b w:val="0"/>
+        </w:rPr>
+        <w:t xml:space="preserve">CHECK Did the </w:t>
+      </w:r>
+      <w:r>
+        <w:rPr>
+          <w:b/>
+        </w:rPr>
+        <w:t>evidence</w:t>
+      </w:r>
+      <w:r>
+        <w:rPr>
+          <w:b w:val="0"/>
+        </w:rPr>
+        <w:t xml:space="preserve"> answer the exact question? Did the total, path, or source record stay consistent?</w:t>
       </w:r>
     </w:p>
     <w:p>
@@ -811,7 +2120,23 @@
         <w:pStyle w:val="Heading3"/>
       </w:pPr>
       <w:r>
-        <w:t>Readiness answer</w:t>
+        <w:t>Concrete teaching case</w:t>
+      </w:r>
+    </w:p>
+    <w:p>
+      <w:pPr>
+        <w:pStyle w:val="Heading3"/>
+      </w:pPr>
+      <w:r>
+        <w:t>Exact explanation to model</w:t>
+      </w:r>
+    </w:p>
+    <w:p>
+      <w:pPr>
+        <w:pStyle w:val="Heading3"/>
+      </w:pPr>
+      <w:r>
+        <w:t>Explain the added worked example</w:t>
       </w:r>
     </w:p>
     <w:p>
@@ -822,31 +2147,7 @@
         <w:rPr>
           <w:b w:val="0"/>
         </w:rPr>
-        <w:t xml:space="preserve">A result depends on the </w:t>
-      </w:r>
-      <w:r>
-        <w:rPr>
-          <w:b/>
-        </w:rPr>
-        <w:t>input</w:t>
-      </w:r>
-      <w:r>
-        <w:rPr>
-          <w:b w:val="0"/>
-        </w:rPr>
-        <w:t xml:space="preserve">s, procedure and conditions that produced it. Preserve data roles and distinguish observed outcomes from </w:t>
-      </w:r>
-      <w:r>
-        <w:rPr>
-          <w:b/>
-        </w:rPr>
-        <w:t>prediction</w:t>
-      </w:r>
-      <w:r>
-        <w:rPr>
-          <w:b w:val="0"/>
-        </w:rPr>
-        <w:t>s or unmeasured conditions.</w:t>
+        <w:t>Begin by writing the question the procedure is intended to answer. Identify the information already supplied, the information it will produce and the information still missing.</w:t>
       </w:r>
     </w:p>
     <w:p>
@@ -857,557 +2158,7 @@
         <w:rPr>
           <w:b w:val="0"/>
         </w:rPr>
-        <w:t>If the prior concept cannot be explained, use a short retrieval activity before this chapter.</w:t>
-      </w:r>
-    </w:p>
-    <w:p>
-      <w:pPr>
-        <w:spacing w:line="336" w:lineRule="auto" w:after="180"/>
-      </w:pPr>
-      <w:r>
-        <w:rPr>
-          <w:b w:val="0"/>
-        </w:rPr>
-        <w:t>Lesson and workbook; paper and pencil</w:t>
-      </w:r>
-    </w:p>
-    <w:p>
-      <w:pPr>
-        <w:spacing w:line="336" w:lineRule="auto" w:after="180"/>
-      </w:pPr>
-      <w:r>
-        <w:rPr>
-          <w:b w:val="0"/>
-        </w:rPr>
-        <w:t>Calculator and optional local Python 3 for arithmetic; no live API or private data</w:t>
-      </w:r>
-    </w:p>
-    <w:p>
-      <w:pPr>
-        <w:spacing w:line="336" w:lineRule="auto" w:after="180"/>
-      </w:pPr>
-      <w:r>
-        <w:rPr>
-          <w:b w:val="0"/>
-        </w:rPr>
-        <w:t>Prepare the fresh retry separately and withhold its solution until after collection</w:t>
-      </w:r>
-    </w:p>
-    <w:p>
-      <w:pPr>
-        <w:pStyle w:val="Heading3"/>
-      </w:pPr>
-      <w:r>
-        <w:t>End goal for the pictorial case</w:t>
-      </w:r>
-    </w:p>
-    <w:p>
-      <w:pPr>
-        <w:spacing w:line="336" w:lineRule="auto" w:after="180"/>
-      </w:pPr>
-      <w:r>
-        <w:rPr>
-          <w:b w:val="0"/>
-        </w:rPr>
-        <w:t xml:space="preserve">By the end, I can explain </w:t>
-      </w:r>
-      <w:r>
-        <w:rPr>
-          <w:b/>
-        </w:rPr>
-        <w:t>copyright</w:t>
-      </w:r>
-      <w:r>
-        <w:rPr>
-          <w:b w:val="0"/>
-        </w:rPr>
-        <w:t xml:space="preserve"> and </w:t>
-      </w:r>
-      <w:r>
-        <w:rPr>
-          <w:b/>
-        </w:rPr>
-        <w:t>provenance</w:t>
-      </w:r>
-      <w:r>
-        <w:rPr>
-          <w:b w:val="0"/>
-        </w:rPr>
-        <w:t xml:space="preserve"> using a traced example and a stated limitation.</w:t>
-      </w:r>
-    </w:p>
-    <w:p>
-      <w:pPr>
-        <w:spacing w:line="336" w:lineRule="auto" w:after="180"/>
-      </w:pPr>
-      <w:r>
-        <w:rPr>
-          <w:b w:val="0"/>
-        </w:rPr>
-        <w:t>This added worked case illustrates the week’s main idea. Retain all original and connected topics; schedule its practice within the teaching cycle.</w:t>
-      </w:r>
-    </w:p>
-    <w:p>
-      <w:pPr>
-        <w:pStyle w:val="Heading1"/>
-      </w:pPr>
-      <w:r>
-        <w:t>02. Explain the mechanism</w:t>
-      </w:r>
-    </w:p>
-    <w:p>
-      <w:r>
-        <w:t>Model Copyright and Provenance using the supplied case, labelled mechanism and reasoning. Make the scope of each conclusion explicit.</w:t>
-      </w:r>
-    </w:p>
-    <w:p>
-      <w:pPr>
-        <w:spacing w:line="336" w:lineRule="auto" w:after="180"/>
-      </w:pPr>
-      <w:r>
-        <w:rPr>
-          <w:b/>
-        </w:rPr>
-        <w:t>Input</w:t>
-      </w:r>
-      <w:r>
-        <w:rPr>
-          <w:b w:val="0"/>
-        </w:rPr>
-        <w:t xml:space="preserve"> → </w:t>
-      </w:r>
-      <w:r>
-        <w:rPr>
-          <w:b/>
-        </w:rPr>
-        <w:t>Process</w:t>
-      </w:r>
-      <w:r>
-        <w:rPr>
-          <w:b w:val="0"/>
-        </w:rPr>
-        <w:t xml:space="preserve"> → </w:t>
-      </w:r>
-      <w:r>
-        <w:rPr>
-          <w:b/>
-        </w:rPr>
-        <w:t>Output</w:t>
-      </w:r>
-    </w:p>
-    <w:p>
-      <w:pPr>
-        <w:spacing w:line="336" w:lineRule="auto" w:after="180"/>
-      </w:pPr>
-      <w:r>
-        <w:rPr>
-          <w:b w:val="0"/>
-        </w:rPr>
-        <w:t>Trace the information. At each stage, ask what changed and how you could test it.</w:t>
-      </w:r>
-    </w:p>
-    <w:p>
-      <w:pPr>
-        <w:spacing w:line="336" w:lineRule="auto" w:after="180"/>
-      </w:pPr>
-      <w:r>
-        <w:rPr>
-          <w:b w:val="0"/>
-        </w:rPr>
-        <w:t>Which stage could fail even when the other two are correct? Explain:</w:t>
-      </w:r>
-    </w:p>
-    <w:p>
-      <w:pPr>
-        <w:spacing w:line="336" w:lineRule="auto" w:after="180"/>
-      </w:pPr>
-      <w:r>
-        <w:rPr>
-          <w:b w:val="0"/>
-        </w:rPr>
-        <w:t xml:space="preserve">Predict first. Then check each step. A correct answer without visible reasoning is incomplete </w:t>
-      </w:r>
-      <w:r>
-        <w:rPr>
-          <w:b/>
-        </w:rPr>
-        <w:t>evidence</w:t>
-      </w:r>
-      <w:r>
-        <w:rPr>
-          <w:b w:val="0"/>
-        </w:rPr>
-        <w:t>.</w:t>
-      </w:r>
-    </w:p>
-    <w:p>
-      <w:pPr>
-        <w:spacing w:line="336" w:lineRule="auto" w:after="180"/>
-        <w:shd w:fill="F4F9FC"/>
-      </w:pPr>
-      <w:r>
-        <w:rPr>
-          <w:b w:val="0"/>
-        </w:rPr>
-        <w:t>1. Source paragraph is quoted within allowed classroom use and cited.</w:t>
-      </w:r>
-    </w:p>
-    <w:p>
-      <w:pPr>
-        <w:spacing w:line="336" w:lineRule="auto" w:after="180"/>
-        <w:shd w:fill="F4F9FC"/>
-      </w:pPr>
-      <w:r>
-        <w:rPr>
-          <w:b w:val="0"/>
-        </w:rPr>
-        <w:t>2. Student summary is a transformation but still names the source.</w:t>
-      </w:r>
-    </w:p>
-    <w:p>
-      <w:pPr>
-        <w:spacing w:line="336" w:lineRule="auto" w:after="180"/>
-        <w:shd w:fill="F4F9FC"/>
-      </w:pPr>
-      <w:r>
-        <w:rPr>
-          <w:b w:val="0"/>
-        </w:rPr>
-        <w:t>3. Generated image is labeled as generated.</w:t>
-      </w:r>
-    </w:p>
-    <w:p>
-      <w:pPr>
-        <w:spacing w:line="336" w:lineRule="auto" w:after="180"/>
-        <w:shd w:fill="F4F9FC"/>
-      </w:pPr>
-      <w:r>
-        <w:rPr>
-          <w:b w:val="0"/>
-        </w:rPr>
-        <w:t xml:space="preserve">4. </w:t>
-      </w:r>
-      <w:r>
-        <w:rPr>
-          <w:b/>
-        </w:rPr>
-        <w:t>Provenance</w:t>
-      </w:r>
-      <w:r>
-        <w:rPr>
-          <w:b w:val="0"/>
-        </w:rPr>
-        <w:t xml:space="preserve"> record stores creator/source, </w:t>
-      </w:r>
-      <w:r>
-        <w:rPr>
-          <w:b/>
-        </w:rPr>
-        <w:t>license</w:t>
-      </w:r>
-      <w:r>
-        <w:rPr>
-          <w:b w:val="0"/>
-        </w:rPr>
-        <w:t xml:space="preserve"> or permission, transformation, and use.</w:t>
-      </w:r>
-    </w:p>
-    <w:p>
-      <w:pPr>
-        <w:spacing w:line="336" w:lineRule="auto" w:after="180"/>
-      </w:pPr>
-      <w:r>
-        <w:rPr>
-          <w:b w:val="0"/>
-        </w:rPr>
-        <w:t>Recalculate, retrace, or restate the reasoning in your own representation:</w:t>
-      </w:r>
-    </w:p>
-    <w:p>
-      <w:pPr>
-        <w:spacing w:line="336" w:lineRule="auto" w:after="180"/>
-        <w:shd w:fill="F5F1FB"/>
-      </w:pPr>
-      <w:r>
-        <w:rPr>
-          <w:b w:val="0"/>
-        </w:rPr>
-        <w:t xml:space="preserve">CHECK Did the </w:t>
-      </w:r>
-      <w:r>
-        <w:rPr>
-          <w:b/>
-        </w:rPr>
-        <w:t>evidence</w:t>
-      </w:r>
-      <w:r>
-        <w:rPr>
-          <w:b w:val="0"/>
-        </w:rPr>
-        <w:t xml:space="preserve"> answer the exact question? Did the total, path, or source record stay consistent?</w:t>
-      </w:r>
-    </w:p>
-    <w:p>
-      <w:pPr>
-        <w:pStyle w:val="Heading3"/>
-      </w:pPr>
-      <w:r>
-        <w:t>Concrete teaching case</w:t>
-      </w:r>
-    </w:p>
-    <w:p>
-      <w:pPr>
-        <w:pStyle w:val="Heading3"/>
-      </w:pPr>
-      <w:r>
-        <w:t>The teaching case</w:t>
-      </w:r>
-    </w:p>
-    <w:p>
-      <w:pPr>
-        <w:spacing w:line="336" w:lineRule="auto" w:after="180"/>
-        <w:shd w:fill="F1F6FC"/>
-      </w:pPr>
-      <w:r>
-        <w:rPr>
-          <w:b w:val="0"/>
-        </w:rPr>
-        <w:t>A slide reuses an online photograph and textbook paragraph.</w:t>
-      </w:r>
-    </w:p>
-    <w:p>
-      <w:pPr>
-        <w:spacing w:line="336" w:lineRule="auto" w:after="180"/>
-        <w:shd w:fill="F5F1FB"/>
-      </w:pPr>
-      <w:r>
-        <w:rPr>
-          <w:b w:val="0"/>
-        </w:rPr>
-        <w:t xml:space="preserve">What </w:t>
-      </w:r>
-      <w:r>
-        <w:rPr>
-          <w:b/>
-        </w:rPr>
-        <w:t>provenance</w:t>
-      </w:r>
-      <w:r>
-        <w:rPr>
-          <w:b w:val="0"/>
-        </w:rPr>
-        <w:t xml:space="preserve"> and reuse checks are needed?</w:t>
-      </w:r>
-    </w:p>
-    <w:p>
-      <w:pPr>
-        <w:pStyle w:val="Heading3"/>
-      </w:pPr>
-      <w:r>
-        <w:t>Exact explanation to model</w:t>
-      </w:r>
-    </w:p>
-    <w:p>
-      <w:pPr>
-        <w:pStyle w:val="Heading3"/>
-      </w:pPr>
-      <w:r>
-        <w:t>Why the result follows</w:t>
-      </w:r>
-    </w:p>
-    <w:p>
-      <w:pPr>
-        <w:spacing w:line="336" w:lineRule="auto" w:after="180"/>
-        <w:shd w:fill="F1F6FC"/>
-      </w:pPr>
-      <w:r>
-        <w:rPr>
-          <w:b w:val="0"/>
-        </w:rPr>
-        <w:t xml:space="preserve">Record creator, source, </w:t>
-      </w:r>
-      <w:r>
-        <w:rPr>
-          <w:b/>
-        </w:rPr>
-        <w:t>licence</w:t>
-      </w:r>
-      <w:r>
-        <w:rPr>
-          <w:b w:val="0"/>
-        </w:rPr>
-        <w:t xml:space="preserve"> or permission, </w:t>
-      </w:r>
-      <w:r>
-        <w:rPr>
-          <w:b/>
-        </w:rPr>
-        <w:t>attribution</w:t>
-      </w:r>
-      <w:r>
-        <w:rPr>
-          <w:b w:val="0"/>
-        </w:rPr>
-        <w:t xml:space="preserve"> requirements and modifications. </w:t>
-      </w:r>
-      <w:r>
-        <w:rPr>
-          <w:b/>
-        </w:rPr>
-        <w:t>Attribution</w:t>
-      </w:r>
-      <w:r>
-        <w:rPr>
-          <w:b w:val="0"/>
-        </w:rPr>
-        <w:t xml:space="preserve"> alone is not permission; classroom context is not a universal exemption.</w:t>
-      </w:r>
-    </w:p>
-    <w:p>
-      <w:pPr>
-        <w:pStyle w:val="Heading3"/>
-      </w:pPr>
-      <w:r>
-        <w:t>Explain the added worked example</w:t>
-      </w:r>
-    </w:p>
-    <w:p>
-      <w:pPr>
-        <w:spacing w:line="336" w:lineRule="auto" w:after="180"/>
-      </w:pPr>
-      <w:r>
-        <w:rPr>
-          <w:b w:val="0"/>
-        </w:rPr>
-        <w:t xml:space="preserve">Permission to access a work and permission to redistribute or modify it are separate. Use a classroom </w:t>
-      </w:r>
-      <w:r>
-        <w:rPr>
-          <w:b/>
-        </w:rPr>
-        <w:t>licence</w:t>
-      </w:r>
-      <w:r>
-        <w:rPr>
-          <w:b w:val="0"/>
-        </w:rPr>
-        <w:t xml:space="preserve"> ledger instead of assuming all online material is reusable.</w:t>
-      </w:r>
-    </w:p>
-    <w:p>
-      <w:pPr>
-        <w:pStyle w:val="Heading3"/>
-      </w:pPr>
-      <w:r>
-        <w:t>Explain the added worked example · 1</w:t>
-      </w:r>
-    </w:p>
-    <w:p>
-      <w:pPr>
-        <w:spacing w:line="336" w:lineRule="auto" w:after="180"/>
-      </w:pPr>
-      <w:r>
-        <w:rPr>
-          <w:b w:val="0"/>
-        </w:rPr>
-        <w:t>Begin by writing the question the procedure is intended to answer. Identify the information already supplied, the information it will produce and the information still missing.</w:t>
-      </w:r>
-    </w:p>
-    <w:p>
-      <w:pPr>
-        <w:spacing w:line="336" w:lineRule="auto" w:after="180"/>
-      </w:pPr>
-      <w:r>
-        <w:rPr>
-          <w:b w:val="0"/>
-        </w:rPr>
         <w:t>These are constructed classroom examples; they do not require live accounts, private records or an external service. Do not treat a plausible explanation as a measured outcome.</w:t>
-      </w:r>
-    </w:p>
-    <w:p>
-      <w:pPr>
-        <w:pStyle w:val="Heading3"/>
-      </w:pPr>
-      <w:r>
-        <w:t>Explain the added worked example · 2</w:t>
-      </w:r>
-    </w:p>
-    <w:p>
-      <w:pPr>
-        <w:spacing w:line="336" w:lineRule="auto" w:after="180"/>
-      </w:pPr>
-      <w:r>
-        <w:rPr>
-          <w:b w:val="0"/>
-        </w:rPr>
-        <w:t xml:space="preserve">For this fictional policy, </w:t>
-      </w:r>
-      <w:r>
-        <w:rPr>
-          <w:b/>
-        </w:rPr>
-        <w:t>licence</w:t>
-      </w:r>
-      <w:r>
-        <w:rPr>
-          <w:b w:val="0"/>
-        </w:rPr>
-        <w:t xml:space="preserve"> L permits classroom display with </w:t>
-      </w:r>
-      <w:r>
-        <w:rPr>
-          <w:b/>
-        </w:rPr>
-        <w:t>attribution</w:t>
-      </w:r>
-      <w:r>
-        <w:rPr>
-          <w:b w:val="0"/>
-        </w:rPr>
-        <w:t xml:space="preserve"> but forbids public redistribution. </w:t>
-      </w:r>
-      <w:r>
-        <w:rPr>
-          <w:b/>
-        </w:rPr>
-        <w:t>Licence</w:t>
-      </w:r>
-      <w:r>
-        <w:rPr>
-          <w:b w:val="0"/>
-        </w:rPr>
-        <w:t xml:space="preserve"> M permits adaptation and redistribution with </w:t>
-      </w:r>
-      <w:r>
-        <w:rPr>
-          <w:b/>
-        </w:rPr>
-        <w:t>attribution</w:t>
-      </w:r>
-      <w:r>
-        <w:rPr>
-          <w:b w:val="0"/>
-        </w:rPr>
-        <w:t>.</w:t>
-      </w:r>
-    </w:p>
-    <w:p>
-      <w:pPr>
-        <w:spacing w:line="336" w:lineRule="auto" w:after="180"/>
-      </w:pPr>
-      <w:r>
-        <w:rPr>
-          <w:b w:val="0"/>
-        </w:rPr>
-        <w:t>Unknown permission means seek approval or choose a permitted alternative; this exercise is not a legal ruling.</w:t>
-      </w:r>
-    </w:p>
-    <w:p>
-      <w:pPr>
-        <w:pStyle w:val="Heading3"/>
-      </w:pPr>
-      <w:r>
-        <w:t>Explain the added worked example · 3</w:t>
       </w:r>
     </w:p>
     <w:p>
@@ -1616,72 +2367,6 @@
         <w:rPr>
           <w:b w:val="0"/>
         </w:rPr>
-        <w:t>Image A has L; image B has M. The project is a publicly downloadable adapted poster.</w:t>
-      </w:r>
-    </w:p>
-    <w:p>
-      <w:pPr>
-        <w:spacing w:line="336" w:lineRule="auto" w:after="180"/>
-      </w:pPr>
-      <w:r>
-        <w:rPr>
-          <w:b w:val="0"/>
-        </w:rPr>
-        <w:t xml:space="preserve">A is not permitted for this use under L. B is permitted under the supplied M terms with </w:t>
-      </w:r>
-      <w:r>
-        <w:rPr>
-          <w:b/>
-        </w:rPr>
-        <w:t>attribution</w:t>
-      </w:r>
-      <w:r>
-        <w:rPr>
-          <w:b w:val="0"/>
-        </w:rPr>
-        <w:t xml:space="preserve">. Keep </w:t>
-      </w:r>
-      <w:r>
-        <w:rPr>
-          <w:b/>
-        </w:rPr>
-        <w:t>licence</w:t>
-      </w:r>
-      <w:r>
-        <w:rPr>
-          <w:b w:val="0"/>
-        </w:rPr>
-        <w:t xml:space="preserve"> version and </w:t>
-      </w:r>
-      <w:r>
-        <w:rPr>
-          <w:b/>
-        </w:rPr>
-        <w:t>provenance</w:t>
-      </w:r>
-      <w:r>
-        <w:rPr>
-          <w:b w:val="0"/>
-        </w:rPr>
-        <w:t>.</w:t>
-      </w:r>
-    </w:p>
-    <w:p>
-      <w:pPr>
-        <w:pStyle w:val="Heading3"/>
-      </w:pPr>
-      <w:r>
-        <w:t>Model the reasoning aloud · 4</w:t>
-      </w:r>
-    </w:p>
-    <w:p>
-      <w:pPr>
-        <w:spacing w:line="336" w:lineRule="auto" w:after="180"/>
-      </w:pPr>
-      <w:r>
-        <w:rPr>
-          <w:b w:val="0"/>
-        </w:rPr>
         <w:t xml:space="preserve">Compare the intermediate </w:t>
       </w:r>
       <w:r>
@@ -1855,97 +2540,10 @@
     </w:p>
     <w:p>
       <w:pPr>
-        <w:spacing w:line="336" w:lineRule="auto" w:after="180"/>
-      </w:pPr>
-      <w:r>
-        <w:rPr>
-          <w:b w:val="0"/>
-        </w:rPr>
-        <w:t>Read fictional reuse terms before decorating a public study guide.</w:t>
-      </w:r>
-    </w:p>
-    <w:p>
-      <w:pPr>
         <w:pStyle w:val="Heading3"/>
       </w:pPr>
       <w:r>
         <w:t>The facts we will use</w:t>
-      </w:r>
-    </w:p>
-    <w:p>
-      <w:pPr>
-        <w:pStyle w:val="Heading3"/>
-      </w:pPr>
-      <w:r>
-        <w:t>Supplied facts</w:t>
-      </w:r>
-    </w:p>
-    <w:p>
-      <w:pPr>
-        <w:spacing w:line="336" w:lineRule="auto" w:after="180"/>
-        <w:shd w:fill="F1F6FC"/>
-      </w:pPr>
-      <w:r>
-        <w:rPr>
-          <w:b w:val="0"/>
-        </w:rPr>
-        <w:t xml:space="preserve">Image Fern allows public redistribution with </w:t>
-      </w:r>
-      <w:r>
-        <w:rPr>
-          <w:b/>
-        </w:rPr>
-        <w:t>attribution</w:t>
-      </w:r>
-      <w:r>
-        <w:rPr>
-          <w:b w:val="0"/>
-        </w:rPr>
-        <w:t xml:space="preserve"> but no alteration. Image Moss allows alteration and public redistribution with </w:t>
-      </w:r>
-      <w:r>
-        <w:rPr>
-          <w:b/>
-        </w:rPr>
-        <w:t>attribution</w:t>
-      </w:r>
-      <w:r>
-        <w:rPr>
-          <w:b w:val="0"/>
-        </w:rPr>
-        <w:t>. The plan crops an image.</w:t>
-      </w:r>
-    </w:p>
-    <w:p>
-      <w:pPr>
-        <w:pStyle w:val="Heading3"/>
-      </w:pPr>
-      <w:r>
-        <w:t>Supplied facts</w:t>
-      </w:r>
-    </w:p>
-    <w:p>
-      <w:pPr>
-        <w:spacing w:line="336" w:lineRule="auto" w:after="180"/>
-        <w:shd w:fill="F1F6FC"/>
-      </w:pPr>
-      <w:r>
-        <w:rPr>
-          <w:b w:val="0"/>
-        </w:rPr>
-        <w:t xml:space="preserve">All </w:t>
-      </w:r>
-      <w:r>
-        <w:rPr>
-          <w:b/>
-        </w:rPr>
-        <w:t>input</w:t>
-      </w:r>
-      <w:r>
-        <w:rPr>
-          <w:b w:val="0"/>
-        </w:rPr>
-        <w:t>s and outcomes in this worked example are invented classroom data; no real model run is claimed.</w:t>
       </w:r>
     </w:p>
     <w:p>
@@ -1953,7 +2551,7 @@
         <w:drawing>
           <wp:inline xmlns:a="http://schemas.openxmlformats.org/drawingml/2006/main" xmlns:pic="http://schemas.openxmlformats.org/drawingml/2006/picture">
             <wp:extent cx="5486400" cy="5185229"/>
-            <wp:docPr id="1" name="Picture 1" descr="Copyright and Provenance. Read terms: Fern excludes alteration; Moss permits it.. Match proposed use: Cropping is an alteration in these declared toy terms.. Choose eligible asset: Use Moss with its required attribution; do not crop Fern for this public guide."/>
+            <wp:docPr id="2" name="Picture 2" descr="Copyright and Provenance. Read terms: Fern excludes alteration; Moss permits it.. Match proposed use: Cropping is an alteration in these declared toy terms.. Choose eligible asset: Use Moss with its required attribution; do not crop Fern for this public guide."/>
             <wp:cNvGraphicFramePr>
               <a:graphicFrameLocks noChangeAspect="1"/>
             </wp:cNvGraphicFramePr>
@@ -1965,7 +2563,7 @@
                     <pic:cNvPicPr/>
                   </pic:nvPicPr>
                   <pic:blipFill>
-                    <a:blip r:embed="rId9"/>
+                    <a:blip r:embed="rId10"/>
                     <a:stretch>
                       <a:fillRect/>
                     </a:stretch>
@@ -1989,114 +2587,7 @@
         <w:pStyle w:val="Heading3"/>
       </w:pPr>
       <w:r>
-        <w:t>Read the picture one step at a time</w:t>
-      </w:r>
-    </w:p>
-    <w:tbl>
-      <w:tblPr>
-        <w:tblStyle w:val="LightShading-Accent1"/>
-        <w:tblW w:type="auto" w:w="0"/>
-        <w:tblLook w:firstColumn="1" w:firstRow="1" w:lastColumn="0" w:lastRow="0" w:noHBand="0" w:noVBand="1" w:val="04A0"/>
-      </w:tblPr>
-      <w:tblGrid>
-        <w:gridCol w:w="5112"/>
-        <w:gridCol w:w="5112"/>
-      </w:tblGrid>
-      <w:tr>
-        <w:trPr>
-          <w:tblHeader/>
-        </w:trPr>
-        <w:tc>
-          <w:tcPr>
-            <w:tcW w:type="dxa" w:w="5112"/>
-          </w:tcPr>
-          <w:p>
-            <w:r>
-              <w:t>Step</w:t>
-            </w:r>
-          </w:p>
-        </w:tc>
-        <w:tc>
-          <w:tcPr>
-            <w:tcW w:type="dxa" w:w="5112"/>
-          </w:tcPr>
-          <w:p>
-            <w:r>
-              <w:t>What happens and why</w:t>
-            </w:r>
-          </w:p>
-        </w:tc>
-      </w:tr>
-      <w:tr>
-        <w:tc>
-          <w:tcPr>
-            <w:tcW w:type="dxa" w:w="5112"/>
-          </w:tcPr>
-          <w:p>
-            <w:r>
-              <w:t>1. Read terms</w:t>
-            </w:r>
-          </w:p>
-        </w:tc>
-        <w:tc>
-          <w:tcPr>
-            <w:tcW w:type="dxa" w:w="5112"/>
-          </w:tcPr>
-          <w:p>
-            <w:r>
-              <w:t>Fern excludes alteration; Moss permits it.</w:t>
-            </w:r>
-          </w:p>
-        </w:tc>
-      </w:tr>
-      <w:tr>
-        <w:tc>
-          <w:tcPr>
-            <w:tcW w:type="dxa" w:w="5112"/>
-          </w:tcPr>
-          <w:p>
-            <w:r>
-              <w:t>2. Match proposed use</w:t>
-            </w:r>
-          </w:p>
-        </w:tc>
-        <w:tc>
-          <w:tcPr>
-            <w:tcW w:type="dxa" w:w="5112"/>
-          </w:tcPr>
-          <w:p>
-            <w:r>
-              <w:t>Cropping is an alteration in these declared toy terms.</w:t>
-            </w:r>
-          </w:p>
-        </w:tc>
-      </w:tr>
-      <w:tr>
-        <w:tc>
-          <w:tcPr>
-            <w:tcW w:type="dxa" w:w="5112"/>
-          </w:tcPr>
-          <w:p>
-            <w:r>
-              <w:t>3. Choose eligible asset</w:t>
-            </w:r>
-          </w:p>
-        </w:tc>
-        <w:tc>
-          <w:tcPr>
-            <w:tcW w:type="dxa" w:w="5112"/>
-          </w:tcPr>
-          <w:p>
-            <w:r>
-              <w:t>Use Moss with its required attribution; do not crop Fern for this public guide.</w:t>
-            </w:r>
-          </w:p>
-        </w:tc>
-      </w:tr>
-    </w:tbl>
-    <w:p>
-      <w:r>
-        <w:t>Match each pictured step to the supplied facts. This is a worked teaching case, not an independent assessment.</w:t>
+        <w:t>Why this result follows</w:t>
       </w:r>
     </w:p>
     <w:p>
@@ -2104,7 +2595,7 @@
         <w:pStyle w:val="Heading3"/>
       </w:pPr>
       <w:r>
-        <w:t>Why this result follows</w:t>
+        <w:t>What this example does not establish</w:t>
       </w:r>
     </w:p>
     <w:p>
@@ -2112,19 +2603,66 @@
         <w:pStyle w:val="Heading3"/>
       </w:pPr>
       <w:r>
-        <w:t>Why the result follows</w:t>
+        <w:t>Change one thing in the pictured case</w:t>
+      </w:r>
+    </w:p>
+    <w:p>
+      <w:pPr>
+        <w:pStyle w:val="Heading3"/>
+      </w:pPr>
+      <w:r>
+        <w:t>Ask while showing the picture</w:t>
+      </w:r>
+    </w:p>
+    <w:p>
+      <w:pPr>
+        <w:pStyle w:val="Heading1"/>
+      </w:pPr>
+      <w:r>
+        <w:t>03. Guide the explanation, then remove help</w:t>
+      </w:r>
+    </w:p>
+    <w:p>
+      <w:r>
+        <w:t>Collect each learner’s reasoning before showing feedback.</w:t>
+      </w:r>
+    </w:p>
+    <w:p>
+      <w:pPr>
+        <w:pStyle w:val="Heading2"/>
+      </w:pPr>
+      <w:r>
+        <w:t>Main completion prompt</w:t>
       </w:r>
     </w:p>
     <w:p>
       <w:pPr>
         <w:spacing w:line="336" w:lineRule="auto" w:after="180"/>
-        <w:shd w:fill="F1F6FC"/>
-      </w:pPr>
-      <w:r>
-        <w:rPr>
-          <w:b w:val="0"/>
-        </w:rPr>
-        <w:t xml:space="preserve">Read the picture in order. Use Moss with its required </w:t>
+      </w:pPr>
+      <w:r>
+        <w:rPr>
+          <w:b w:val="0"/>
+        </w:rPr>
+        <w:t>Completion task: Image A has L; image B has M. The project is a publicly downloadable adapted poster. Show the intermediate steps and give the conclusion with its scope.</w:t>
+      </w:r>
+    </w:p>
+    <w:p>
+      <w:pPr>
+        <w:pStyle w:val="Heading2"/>
+      </w:pPr>
+      <w:r>
+        <w:t>Expected reasoning and fading help</w:t>
+      </w:r>
+    </w:p>
+    <w:p>
+      <w:pPr>
+        <w:spacing w:line="336" w:lineRule="auto" w:after="180"/>
+      </w:pPr>
+      <w:r>
+        <w:rPr>
+          <w:b w:val="0"/>
+        </w:rPr>
+        <w:t xml:space="preserve">Teacher check: Teacher explanation: A is not permitted for this use under L. B is permitted under the supplied M terms with </w:t>
       </w:r>
       <w:r>
         <w:rPr>
@@ -2136,31 +2674,350 @@
         <w:rPr>
           <w:b w:val="0"/>
         </w:rPr>
-        <w:t xml:space="preserve">; do not crop Fern for this public guide. The arrows show which recorded </w:t>
+        <w:t xml:space="preserve">. Keep </w:t>
       </w:r>
       <w:r>
         <w:rPr>
           <w:b/>
         </w:rPr>
+        <w:t>licence</w:t>
+      </w:r>
+      <w:r>
+        <w:rPr>
+          <w:b w:val="0"/>
+        </w:rPr>
+        <w:t xml:space="preserve"> version and </w:t>
+      </w:r>
+      <w:r>
+        <w:rPr>
+          <w:b/>
+        </w:rPr>
+        <w:t>provenance</w:t>
+      </w:r>
+      <w:r>
+        <w:rPr>
+          <w:b w:val="0"/>
+        </w:rPr>
+        <w:t>.</w:t>
+      </w:r>
+    </w:p>
+    <w:p>
+      <w:pPr>
+        <w:spacing w:line="336" w:lineRule="auto" w:after="180"/>
+      </w:pPr>
+      <w:r>
+        <w:rPr>
+          <w:b w:val="0"/>
+        </w:rPr>
+        <w:t xml:space="preserve">Start by identifying the given </w:t>
+      </w:r>
+      <w:r>
+        <w:rPr>
+          <w:b/>
+        </w:rPr>
         <w:t>input</w:t>
       </w:r>
       <w:r>
         <w:rPr>
           <w:b w:val="0"/>
         </w:rPr>
-        <w:t xml:space="preserve"> or intermediate result each decision uses.</w:t>
+        <w:t>s together. Leave the intermediate steps blank. If needed, model one step, then withdraw that help on the next step. Move to a full trace only when the partial trace is understood.</w:t>
       </w:r>
     </w:p>
     <w:p>
       <w:pPr>
         <w:spacing w:line="336" w:lineRule="auto" w:after="180"/>
-        <w:shd w:fill="F1F6FC"/>
-      </w:pPr>
-      <w:r>
-        <w:rPr>
-          <w:b w:val="0"/>
-        </w:rPr>
-        <w:t>Explain the deciding step aloud before checking the changed case; pointing to the final answer alone does not show how it follows.</w:t>
+      </w:pPr>
+      <w:r>
+        <w:rPr>
+          <w:b w:val="0"/>
+        </w:rPr>
+        <w:t>For partners, alternate explainer and checker; collect a response from every learner before discussion.</w:t>
+      </w:r>
+    </w:p>
+    <w:p>
+      <w:pPr>
+        <w:pStyle w:val="Heading2"/>
+      </w:pPr>
+      <w:r>
+        <w:t>Individual misconception check</w:t>
+      </w:r>
+    </w:p>
+    <w:p>
+      <w:pPr>
+        <w:spacing w:line="336" w:lineRule="auto" w:after="180"/>
+      </w:pPr>
+      <w:r>
+        <w:rPr>
+          <w:b w:val="0"/>
+        </w:rPr>
+        <w:t xml:space="preserve">Use the worked case for </w:t>
+      </w:r>
+      <w:r>
+        <w:rPr>
+          <w:b/>
+        </w:rPr>
+        <w:t>Copyright</w:t>
+      </w:r>
+      <w:r>
+        <w:rPr>
+          <w:b w:val="0"/>
+        </w:rPr>
+        <w:t xml:space="preserve"> and permitted sources. Proposed explanation: “The worked result establishes every future case”. Decide whether this explanation is supported.</w:t>
+      </w:r>
+    </w:p>
+    <w:p>
+      <w:pPr>
+        <w:spacing w:line="336" w:lineRule="auto" w:after="180"/>
+      </w:pPr>
+      <w:r>
+        <w:rPr>
+          <w:b w:val="0"/>
+        </w:rPr>
+        <w:t>Point to the step or supplied fact that decides; explain your repair if needed.</w:t>
+      </w:r>
+    </w:p>
+    <w:p>
+      <w:pPr>
+        <w:spacing w:line="336" w:lineRule="auto" w:after="180"/>
+      </w:pPr>
+      <w:r>
+        <w:rPr>
+          <w:b w:val="0"/>
+        </w:rPr>
+        <w:t xml:space="preserve">Expected correction: Real legal outcomes depend on jurisdiction and facts; supplied </w:t>
+      </w:r>
+      <w:r>
+        <w:rPr>
+          <w:b/>
+        </w:rPr>
+        <w:t>licence</w:t>
+      </w:r>
+      <w:r>
+        <w:rPr>
+          <w:b w:val="0"/>
+        </w:rPr>
+        <w:t xml:space="preserve"> terms define this classroom exercise, not universal </w:t>
+      </w:r>
+      <w:r>
+        <w:rPr>
+          <w:b/>
+        </w:rPr>
+        <w:t>copyright</w:t>
+      </w:r>
+      <w:r>
+        <w:rPr>
+          <w:b w:val="0"/>
+        </w:rPr>
+        <w:t xml:space="preserve"> law.</w:t>
+      </w:r>
+    </w:p>
+    <w:p>
+      <w:pPr>
+        <w:spacing w:line="336" w:lineRule="auto" w:after="180"/>
+      </w:pPr>
+      <w:r>
+        <w:rPr>
+          <w:b w:val="0"/>
+        </w:rPr>
+        <w:t>Collect explanations, not only yes/no votes. If a misunderstanding is common, re-model the relevant step for the class.</w:t>
+      </w:r>
+    </w:p>
+    <w:p>
+      <w:pPr>
+        <w:spacing w:line="336" w:lineRule="auto" w:after="180"/>
+      </w:pPr>
+      <w:r>
+        <w:rPr>
+          <w:b w:val="0"/>
+        </w:rPr>
+        <w:t>If it affects a few learners, give a short targeted group explanation while others solve a more demanding variation.</w:t>
+      </w:r>
+    </w:p>
+    <w:p>
+      <w:pPr>
+        <w:pStyle w:val="Heading2"/>
+      </w:pPr>
+      <w:r>
+        <w:t>Pictorial question and changed-case reasoning</w:t>
+      </w:r>
+    </w:p>
+    <w:p>
+      <w:pPr>
+        <w:spacing w:line="336" w:lineRule="auto" w:after="180"/>
+      </w:pPr>
+      <w:r>
+        <w:rPr>
+          <w:b w:val="0"/>
+        </w:rPr>
+        <w:t xml:space="preserve">Does acknowledging Fern make a cropped version permitted? Point to the relevant step in the picture, then write the changed result and the rule or </w:t>
+      </w:r>
+      <w:r>
+        <w:rPr>
+          <w:b/>
+        </w:rPr>
+        <w:t>evidence</w:t>
+      </w:r>
+      <w:r>
+        <w:rPr>
+          <w:b w:val="0"/>
+        </w:rPr>
+        <w:t xml:space="preserve"> that supports it.</w:t>
+      </w:r>
+    </w:p>
+    <w:p>
+      <w:pPr>
+        <w:spacing w:line="336" w:lineRule="auto" w:after="180"/>
+      </w:pPr>
+      <w:r>
+        <w:rPr>
+          <w:b w:val="0"/>
+        </w:rPr>
+        <w:t xml:space="preserve">No. </w:t>
+      </w:r>
+      <w:r>
+        <w:rPr>
+          <w:b/>
+        </w:rPr>
+        <w:t>Attribution</w:t>
+      </w:r>
+      <w:r>
+        <w:rPr>
+          <w:b w:val="0"/>
+        </w:rPr>
+        <w:t xml:space="preserve"> is one condition; the no-alteration condition still prohibits cropping under these terms. Changed-case check: That use satisfies the stated fictional permission conditions.</w:t>
+      </w:r>
+    </w:p>
+    <w:p>
+      <w:pPr>
+        <w:spacing w:line="336" w:lineRule="auto" w:after="180"/>
+      </w:pPr>
+      <w:r>
+        <w:rPr>
+          <w:b w:val="0"/>
+        </w:rPr>
+        <w:t xml:space="preserve">Its public redistribution is permitted when there is no alteration and </w:t>
+      </w:r>
+      <w:r>
+        <w:rPr>
+          <w:b/>
+        </w:rPr>
+        <w:t>attribution</w:t>
+      </w:r>
+      <w:r>
+        <w:rPr>
+          <w:b w:val="0"/>
+        </w:rPr>
+        <w:t xml:space="preserve"> is included.</w:t>
+      </w:r>
+    </w:p>
+    <w:p>
+      <w:pPr>
+        <w:spacing w:line="336" w:lineRule="auto" w:after="180"/>
+      </w:pPr>
+      <w:r>
+        <w:rPr>
+          <w:b w:val="0"/>
+        </w:rPr>
+        <w:t xml:space="preserve">Changed-case reasoning: That use satisfies the stated fictional permission conditions. Its public redistribution is permitted when there is no alteration and </w:t>
+      </w:r>
+      <w:r>
+        <w:rPr>
+          <w:b/>
+        </w:rPr>
+        <w:t>attribution</w:t>
+      </w:r>
+      <w:r>
+        <w:rPr>
+          <w:b w:val="0"/>
+        </w:rPr>
+        <w:t xml:space="preserve"> is included.</w:t>
+      </w:r>
+    </w:p>
+    <w:p>
+      <w:pPr>
+        <w:spacing w:line="336" w:lineRule="auto" w:after="180"/>
+      </w:pPr>
+      <w:r>
+        <w:rPr>
+          <w:b w:val="0"/>
+        </w:rPr>
+        <w:t xml:space="preserve">Collect each learner’s explanation before discussion. Use the first missing connection between </w:t>
+      </w:r>
+      <w:r>
+        <w:rPr>
+          <w:b/>
+        </w:rPr>
+        <w:t>input</w:t>
+      </w:r>
+      <w:r>
+        <w:rPr>
+          <w:b w:val="0"/>
+        </w:rPr>
+        <w:t xml:space="preserve">, deciding step and result to choose support. This question is worked-case practice, not fresh mastery </w:t>
+      </w:r>
+      <w:r>
+        <w:rPr>
+          <w:b/>
+        </w:rPr>
+        <w:t>evidence</w:t>
+      </w:r>
+      <w:r>
+        <w:rPr>
+          <w:b w:val="0"/>
+        </w:rPr>
+        <w:t>.</w:t>
+      </w:r>
+    </w:p>
+    <w:p>
+      <w:pPr>
+        <w:pStyle w:val="Heading2"/>
+      </w:pPr>
+      <w:r>
+        <w:t>Keep each learner explaining</w:t>
+      </w:r>
+    </w:p>
+    <w:p>
+      <w:pPr>
+        <w:pStyle w:val="ListBullet"/>
+      </w:pPr>
+      <w:r>
+        <w:t>Ask: Which facts are given, and which would we have to assume? Learners mark relevant details before discussing answers.</w:t>
+      </w:r>
+    </w:p>
+    <w:p>
+      <w:pPr>
+        <w:pStyle w:val="ListBullet"/>
+      </w:pPr>
+      <w:r>
+        <w:t>Say: Predict first. Show the rule, information path or calculation that would produce the result. A correct guess is not yet an explanation.</w:t>
+      </w:r>
+    </w:p>
+    <w:p>
+      <w:pPr>
+        <w:pStyle w:val="ListBullet"/>
+      </w:pPr>
+      <w:r>
+        <w:t>In pairs, one learner solves while the other checks evidence; exchange roles. Remove the worked answer before independent assessment.</w:t>
+      </w:r>
+    </w:p>
+    <w:p>
+      <w:pPr>
+        <w:pStyle w:val="Heading2"/>
+      </w:pPr>
+      <w:r>
+        <w:t>Earlier wording, alternatives and picture transcripts · reference / check after trying</w:t>
+      </w:r>
+    </w:p>
+    <w:p>
+      <w:pPr>
+        <w:spacing w:line="336" w:lineRule="auto" w:after="180"/>
+      </w:pPr>
+      <w:r>
+        <w:rPr>
+          <w:b w:val="0"/>
+        </w:rPr>
+        <w:t>Demonstrate and guide practice</w:t>
       </w:r>
     </w:p>
     <w:p>
@@ -2168,7 +3025,111 @@
         <w:pStyle w:val="Heading3"/>
       </w:pPr>
       <w:r>
-        <w:t>What this example does not establish</w:t>
+        <w:t>Board sequence</w:t>
+      </w:r>
+    </w:p>
+    <w:p>
+      <w:pPr>
+        <w:spacing w:line="336" w:lineRule="auto" w:after="180"/>
+      </w:pPr>
+      <w:r>
+        <w:rPr>
+          <w:b w:val="0"/>
+        </w:rPr>
+        <w:t>Write the given facts: A slide reuses an online photograph and textbook paragraph.</w:t>
+      </w:r>
+    </w:p>
+    <w:p>
+      <w:pPr>
+        <w:spacing w:line="336" w:lineRule="auto" w:after="180"/>
+      </w:pPr>
+      <w:r>
+        <w:rPr>
+          <w:b w:val="0"/>
+        </w:rPr>
+        <w:t xml:space="preserve">Write the question to explain: What </w:t>
+      </w:r>
+      <w:r>
+        <w:rPr>
+          <w:b/>
+        </w:rPr>
+        <w:t>provenance</w:t>
+      </w:r>
+      <w:r>
+        <w:rPr>
+          <w:b w:val="0"/>
+        </w:rPr>
+        <w:t xml:space="preserve"> and reuse checks are needed?</w:t>
+      </w:r>
+    </w:p>
+    <w:p>
+      <w:pPr>
+        <w:spacing w:line="336" w:lineRule="auto" w:after="180"/>
+      </w:pPr>
+      <w:r>
+        <w:rPr>
+          <w:b w:val="0"/>
+        </w:rPr>
+        <w:t xml:space="preserve">Reveal after </w:t>
+      </w:r>
+      <w:r>
+        <w:rPr>
+          <w:b/>
+        </w:rPr>
+        <w:t>prediction</w:t>
+      </w:r>
+      <w:r>
+        <w:rPr>
+          <w:b w:val="0"/>
+        </w:rPr>
+        <w:t xml:space="preserve">s: Record creator, source, </w:t>
+      </w:r>
+      <w:r>
+        <w:rPr>
+          <w:b/>
+        </w:rPr>
+        <w:t>licence</w:t>
+      </w:r>
+      <w:r>
+        <w:rPr>
+          <w:b w:val="0"/>
+        </w:rPr>
+        <w:t xml:space="preserve"> or permission, </w:t>
+      </w:r>
+      <w:r>
+        <w:rPr>
+          <w:b/>
+        </w:rPr>
+        <w:t>attribution</w:t>
+      </w:r>
+      <w:r>
+        <w:rPr>
+          <w:b w:val="0"/>
+        </w:rPr>
+        <w:t xml:space="preserve"> requirements and modifications. </w:t>
+      </w:r>
+      <w:r>
+        <w:rPr>
+          <w:b/>
+        </w:rPr>
+        <w:t>Attribution</w:t>
+      </w:r>
+      <w:r>
+        <w:rPr>
+          <w:b w:val="0"/>
+        </w:rPr>
+        <w:t xml:space="preserve"> alone is not permission; classroom context is not a universal exemption.</w:t>
+      </w:r>
+    </w:p>
+    <w:p>
+      <w:pPr>
+        <w:spacing w:line="336" w:lineRule="auto" w:after="180"/>
+      </w:pPr>
+      <w:r>
+        <w:rPr>
+          <w:b w:val="0"/>
+        </w:rPr>
+        <w:t>Use the earlier changed question as optional later practice. Reserve Check the new public-quotation plan independently for the first independent attempt before hints or feedback.</w:t>
       </w:r>
     </w:p>
     <w:p>
@@ -2176,446 +3137,18 @@
         <w:pStyle w:val="Heading3"/>
       </w:pPr>
       <w:r>
-        <w:t>Keep the stated limit</w:t>
+        <w:t>Classroom dialogue</w:t>
       </w:r>
     </w:p>
     <w:p>
       <w:pPr>
         <w:spacing w:line="336" w:lineRule="auto" w:after="180"/>
-        <w:shd w:fill="FFF5E6"/>
-      </w:pPr>
-      <w:r>
-        <w:rPr>
-          <w:b w:val="0"/>
-        </w:rPr>
-        <w:t xml:space="preserve">Real permission decisions require the actual </w:t>
-      </w:r>
-      <w:r>
-        <w:rPr>
-          <w:b/>
-        </w:rPr>
-        <w:t>licence</w:t>
-      </w:r>
-      <w:r>
-        <w:rPr>
-          <w:b w:val="0"/>
-        </w:rPr>
-        <w:t xml:space="preserve"> and use context. These invented terms teach condition matching, not legal advice.</w:t>
-      </w:r>
-    </w:p>
-    <w:p>
-      <w:pPr>
-        <w:pStyle w:val="Heading3"/>
-      </w:pPr>
-      <w:r>
-        <w:t>Change one thing in the pictured case</w:t>
-      </w:r>
-    </w:p>
-    <w:p>
-      <w:pPr>
-        <w:pStyle w:val="Heading3"/>
-      </w:pPr>
-      <w:r>
-        <w:t>Change one thing</w:t>
-      </w:r>
-    </w:p>
-    <w:p>
-      <w:pPr>
-        <w:spacing w:line="336" w:lineRule="auto" w:after="180"/>
-        <w:shd w:fill="F5F1FB"/>
-      </w:pPr>
-      <w:r>
-        <w:rPr>
-          <w:b w:val="0"/>
-        </w:rPr>
-        <w:t xml:space="preserve">Change: Use Fern unchanged and include the required </w:t>
-      </w:r>
-      <w:r>
-        <w:rPr>
-          <w:b/>
-        </w:rPr>
-        <w:t>attribution</w:t>
-      </w:r>
-      <w:r>
-        <w:rPr>
-          <w:b w:val="0"/>
-        </w:rPr>
-        <w:t>.</w:t>
-      </w:r>
-    </w:p>
-    <w:p>
-      <w:pPr>
-        <w:pStyle w:val="Heading3"/>
-      </w:pPr>
-      <w:r>
-        <w:t>Predicted result</w:t>
-      </w:r>
-    </w:p>
-    <w:p>
-      <w:pPr>
-        <w:spacing w:line="336" w:lineRule="auto" w:after="180"/>
-        <w:shd w:fill="F1F6FC"/>
-      </w:pPr>
-      <w:r>
-        <w:rPr>
-          <w:b/>
-        </w:rPr>
-        <w:t>Prediction</w:t>
-      </w:r>
-      <w:r>
-        <w:rPr>
-          <w:b w:val="0"/>
-        </w:rPr>
-        <w:t>: That use satisfies the stated fictional permission conditions.</w:t>
-      </w:r>
-    </w:p>
-    <w:p>
-      <w:pPr>
-        <w:pStyle w:val="Heading3"/>
-      </w:pPr>
-      <w:r>
-        <w:t>Why the result follows</w:t>
-      </w:r>
-    </w:p>
-    <w:p>
-      <w:pPr>
-        <w:spacing w:line="336" w:lineRule="auto" w:after="180"/>
-        <w:shd w:fill="F1F6FC"/>
-      </w:pPr>
-      <w:r>
-        <w:rPr>
-          <w:b w:val="0"/>
-        </w:rPr>
-        <w:t xml:space="preserve">Reason: Its public redistribution is permitted when there is no alteration and </w:t>
-      </w:r>
-      <w:r>
-        <w:rPr>
-          <w:b/>
-        </w:rPr>
-        <w:t>attribution</w:t>
-      </w:r>
-      <w:r>
-        <w:rPr>
-          <w:b w:val="0"/>
-        </w:rPr>
-        <w:t xml:space="preserve"> is included.</w:t>
-      </w:r>
-    </w:p>
-    <w:p>
-      <w:pPr>
-        <w:pStyle w:val="Heading3"/>
-      </w:pPr>
-      <w:r>
-        <w:t>Ask while showing the picture</w:t>
-      </w:r>
-    </w:p>
-    <w:p>
-      <w:pPr>
-        <w:pStyle w:val="Heading3"/>
-      </w:pPr>
-      <w:r>
-        <w:t>Ask while showing the picture · 5</w:t>
-      </w:r>
-    </w:p>
-    <w:p>
-      <w:pPr>
-        <w:spacing w:line="336" w:lineRule="auto" w:after="180"/>
-      </w:pPr>
-      <w:r>
-        <w:rPr>
-          <w:b w:val="0"/>
-        </w:rPr>
-        <w:t xml:space="preserve">Cover the result. Ask learners to name the </w:t>
-      </w:r>
-      <w:r>
-        <w:rPr>
-          <w:b/>
-        </w:rPr>
-        <w:t>input</w:t>
-      </w:r>
-      <w:r>
-        <w:rPr>
-          <w:b w:val="0"/>
-        </w:rPr>
-        <w:t xml:space="preserve">s and predict the next step. Uncover one step, connect the icon to the actual procedure, and explain its </w:t>
-      </w:r>
-      <w:r>
-        <w:rPr>
-          <w:b/>
-        </w:rPr>
-        <w:t>evidence</w:t>
-      </w:r>
-      <w:r>
-        <w:rPr>
-          <w:b w:val="0"/>
-        </w:rPr>
-        <w:t>. Then change the supplied condition and compare.</w:t>
-      </w:r>
-    </w:p>
-    <w:p>
-      <w:pPr>
-        <w:spacing w:line="336" w:lineRule="auto" w:after="180"/>
-      </w:pPr>
-      <w:r>
-        <w:rPr>
-          <w:b w:val="0"/>
-        </w:rPr>
-        <w:t>The picture is a representation; it does not document execution of a real AI model.</w:t>
-      </w:r>
-    </w:p>
-    <w:p>
-      <w:pPr>
-        <w:pStyle w:val="Heading1"/>
-      </w:pPr>
-      <w:r>
-        <w:t>03. Demonstrate and guide practice</w:t>
-      </w:r>
-    </w:p>
-    <w:p>
-      <w:r>
-        <w:t>Demonstrate Copyright and Provenance, reduce support deliberately and check individual reasoning before discussing answers.</w:t>
-      </w:r>
-    </w:p>
-    <w:p>
-      <w:pPr>
-        <w:pStyle w:val="Heading3"/>
-      </w:pPr>
-      <w:r>
-        <w:t>Board sequence</w:t>
-      </w:r>
-    </w:p>
-    <w:p>
-      <w:pPr>
-        <w:pStyle w:val="Heading3"/>
-      </w:pPr>
-      <w:r>
-        <w:t>1. Put the facts on the board</w:t>
-      </w:r>
-    </w:p>
-    <w:p>
-      <w:pPr>
-        <w:spacing w:line="336" w:lineRule="auto" w:after="180"/>
-        <w:shd w:fill="F4F9FC"/>
-      </w:pPr>
-      <w:r>
-        <w:rPr>
-          <w:b w:val="0"/>
-        </w:rPr>
-        <w:t>Write the given facts: A slide reuses an online photograph and textbook paragraph.</w:t>
-      </w:r>
-    </w:p>
-    <w:p>
-      <w:pPr>
-        <w:pStyle w:val="Heading3"/>
-      </w:pPr>
-      <w:r>
-        <w:t>2. State the decision to explain</w:t>
-      </w:r>
-    </w:p>
-    <w:p>
-      <w:pPr>
-        <w:spacing w:line="336" w:lineRule="auto" w:after="180"/>
-        <w:shd w:fill="F5F1FB"/>
-      </w:pPr>
-      <w:r>
-        <w:rPr>
-          <w:b w:val="0"/>
-        </w:rPr>
-        <w:t xml:space="preserve">Write the question to explain: What </w:t>
-      </w:r>
-      <w:r>
-        <w:rPr>
-          <w:b/>
-        </w:rPr>
-        <w:t>provenance</w:t>
-      </w:r>
-      <w:r>
-        <w:rPr>
-          <w:b w:val="0"/>
-        </w:rPr>
-        <w:t xml:space="preserve"> and reuse checks are needed?</w:t>
-      </w:r>
-    </w:p>
-    <w:p>
-      <w:pPr>
-        <w:pStyle w:val="Heading3"/>
-      </w:pPr>
-      <w:r>
-        <w:t>3. Reveal the worked reasoning</w:t>
-      </w:r>
-    </w:p>
-    <w:p>
-      <w:pPr>
-        <w:spacing w:line="336" w:lineRule="auto" w:after="180"/>
-        <w:shd w:fill="F1F6FC"/>
-      </w:pPr>
-      <w:r>
-        <w:rPr>
-          <w:b w:val="0"/>
-        </w:rPr>
-        <w:t xml:space="preserve">Reveal after </w:t>
-      </w:r>
-      <w:r>
-        <w:rPr>
-          <w:b/>
-        </w:rPr>
-        <w:t>prediction</w:t>
-      </w:r>
-      <w:r>
-        <w:rPr>
-          <w:b w:val="0"/>
-        </w:rPr>
-        <w:t xml:space="preserve">s: Record creator, source, </w:t>
-      </w:r>
-      <w:r>
-        <w:rPr>
-          <w:b/>
-        </w:rPr>
-        <w:t>licence</w:t>
-      </w:r>
-      <w:r>
-        <w:rPr>
-          <w:b w:val="0"/>
-        </w:rPr>
-        <w:t xml:space="preserve"> or permission, </w:t>
-      </w:r>
-      <w:r>
-        <w:rPr>
-          <w:b/>
-        </w:rPr>
-        <w:t>attribution</w:t>
-      </w:r>
-      <w:r>
-        <w:rPr>
-          <w:b w:val="0"/>
-        </w:rPr>
-        <w:t xml:space="preserve"> requirements and modifications. </w:t>
-      </w:r>
-      <w:r>
-        <w:rPr>
-          <w:b/>
-        </w:rPr>
-        <w:t>Attribution</w:t>
-      </w:r>
-      <w:r>
-        <w:rPr>
-          <w:b w:val="0"/>
-        </w:rPr>
-        <w:t xml:space="preserve"> alone is not permission; classroom context is not a universal exemption.</w:t>
-      </w:r>
-    </w:p>
-    <w:p>
-      <w:pPr>
-        <w:pStyle w:val="Heading3"/>
-      </w:pPr>
-      <w:r>
-        <w:t>Hold back the independent task</w:t>
-      </w:r>
-    </w:p>
-    <w:p>
-      <w:pPr>
-        <w:spacing w:line="336" w:lineRule="auto" w:after="180"/>
-        <w:shd w:fill="F5F1FB"/>
-      </w:pPr>
-      <w:r>
-        <w:rPr>
-          <w:b w:val="0"/>
-        </w:rPr>
-        <w:t xml:space="preserve">Keep for an independent attempt: You find an attractive illustration online with no </w:t>
-      </w:r>
-      <w:r>
-        <w:rPr>
-          <w:b/>
-        </w:rPr>
-        <w:t>license</w:t>
-      </w:r>
-      <w:r>
-        <w:rPr>
-          <w:b w:val="0"/>
-        </w:rPr>
-        <w:t xml:space="preserve"> information. What should you record and check before reusing it in a public project?</w:t>
-      </w:r>
-    </w:p>
-    <w:p>
-      <w:pPr>
-        <w:pStyle w:val="Heading3"/>
-      </w:pPr>
-      <w:r>
-        <w:t>Classroom dialogue</w:t>
-      </w:r>
-    </w:p>
-    <w:p>
-      <w:pPr>
-        <w:pStyle w:val="Heading3"/>
-      </w:pPr>
-      <w:r>
-        <w:t>Ask the class</w:t>
-      </w:r>
-    </w:p>
-    <w:p>
-      <w:pPr>
-        <w:spacing w:line="336" w:lineRule="auto" w:after="180"/>
-        <w:shd w:fill="F5F1FB"/>
-      </w:pPr>
-      <w:r>
-        <w:rPr>
-          <w:b w:val="0"/>
-        </w:rPr>
-        <w:t>Ask: Which facts are given, and which would we have to assume? Learners mark relevant details before discussing answers.</w:t>
-      </w:r>
-    </w:p>
-    <w:p>
-      <w:pPr>
-        <w:pStyle w:val="Heading3"/>
-      </w:pPr>
-      <w:r>
-        <w:t>Language to model</w:t>
-      </w:r>
-    </w:p>
-    <w:p>
-      <w:pPr>
-        <w:spacing w:line="336" w:lineRule="auto" w:after="180"/>
-        <w:shd w:fill="F1F6F8"/>
-      </w:pPr>
-      <w:r>
-        <w:rPr>
-          <w:b w:val="0"/>
-        </w:rPr>
-        <w:t>Say: Predict first. Show the rule, information path or calculation that would produce the result. A correct guess is not yet an explanation.</w:t>
-      </w:r>
-    </w:p>
-    <w:p>
-      <w:pPr>
-        <w:spacing w:line="336" w:lineRule="auto" w:after="180"/>
       </w:pPr>
       <w:r>
         <w:rPr>
           <w:b w:val="0"/>
         </w:rPr>
         <w:t>Reveal reasoning one step at a time. Explain why a tempting alternative fails. Write units and denominators for arithmetic, trace conditions for decisions, and identify supporting sources for claims.</w:t>
-      </w:r>
-    </w:p>
-    <w:p>
-      <w:pPr>
-        <w:spacing w:line="336" w:lineRule="auto" w:after="180"/>
-      </w:pPr>
-      <w:r>
-        <w:rPr>
-          <w:b w:val="0"/>
-        </w:rPr>
-        <w:t xml:space="preserve">In pairs, one learner solves while the other checks </w:t>
-      </w:r>
-      <w:r>
-        <w:rPr>
-          <w:b/>
-        </w:rPr>
-        <w:t>evidence</w:t>
-      </w:r>
-      <w:r>
-        <w:rPr>
-          <w:b w:val="0"/>
-        </w:rPr>
-        <w:t>; exchange roles. Remove the worked answer before independent assessment.</w:t>
       </w:r>
     </w:p>
     <w:p>
@@ -2976,482 +3509,114 @@
         <w:pStyle w:val="Heading3"/>
       </w:pPr>
       <w:r>
-        <w:t>Completion practice</w:t>
+        <w:t>Individual reasoning check</w:t>
+      </w:r>
+    </w:p>
+    <w:p>
+      <w:pPr>
+        <w:pStyle w:val="Heading3"/>
+      </w:pPr>
+      <w:r>
+        <w:t>Pictorial practice question</w:t>
+      </w:r>
+    </w:p>
+    <w:p>
+      <w:pPr>
+        <w:pStyle w:val="Heading3"/>
+      </w:pPr>
+      <w:r>
+        <w:t>Reasoned teacher answer</w:t>
+      </w:r>
+    </w:p>
+    <w:p>
+      <w:pPr>
+        <w:pStyle w:val="Heading1"/>
+      </w:pPr>
+      <w:r>
+        <w:t>04. Run the supplied investigation</w:t>
+      </w:r>
+    </w:p>
+    <w:p>
+      <w:r>
+        <w:t>Keep expected results, observed paper traces and remaining limits distinguishable.</w:t>
+      </w:r>
+    </w:p>
+    <w:p>
+      <w:pPr>
+        <w:pStyle w:val="Heading2"/>
+      </w:pPr>
+      <w:r>
+        <w:t>Supplied materials and answer guidance</w:t>
       </w:r>
     </w:p>
     <w:p>
       <w:pPr>
         <w:spacing w:line="336" w:lineRule="auto" w:after="180"/>
-        <w:shd w:fill="F5F1FB"/>
-      </w:pPr>
-      <w:r>
-        <w:rPr>
-          <w:b w:val="0"/>
-        </w:rPr>
-        <w:t>Completion task: Image A has L; image B has M. The project is a publicly downloadable adapted poster. Show the intermediate steps and give the conclusion with its scope.</w:t>
-      </w:r>
-    </w:p>
-    <w:p>
-      <w:pPr>
-        <w:pStyle w:val="Heading3"/>
-      </w:pPr>
-      <w:r>
-        <w:t>Reasoning to listen for</w:t>
+      </w:pPr>
+      <w:r>
+        <w:rPr>
+          <w:b w:val="0"/>
+        </w:rPr>
+        <w:t>Mixed-poster key: cropped Fern fails F1 alteration condition; cropped credited Moss fits M1; 11-word D quotation fits declared 30-word credited allowance; O is declared fictional original; G generated origin does not supply missing terms; U permission unknown.</w:t>
       </w:r>
     </w:p>
     <w:p>
       <w:pPr>
         <w:spacing w:line="336" w:lineRule="auto" w:after="180"/>
-        <w:shd w:fill="F1F6FC"/>
-      </w:pPr>
-      <w:r>
-        <w:rPr>
-          <w:b w:val="0"/>
-        </w:rPr>
-        <w:t xml:space="preserve">Teacher check: Teacher explanation: A is not permitted for this use under L. B is permitted under the supplied M terms with </w:t>
-      </w:r>
-      <w:r>
-        <w:rPr>
-          <w:b/>
-        </w:rPr>
-        <w:t>attribution</w:t>
-      </w:r>
-      <w:r>
-        <w:rPr>
-          <w:b w:val="0"/>
-        </w:rPr>
-        <w:t xml:space="preserve">. Keep </w:t>
-      </w:r>
-      <w:r>
-        <w:rPr>
-          <w:b/>
-        </w:rPr>
-        <w:t>licence</w:t>
-      </w:r>
-      <w:r>
-        <w:rPr>
-          <w:b w:val="0"/>
-        </w:rPr>
-        <w:t xml:space="preserve"> version and </w:t>
-      </w:r>
-      <w:r>
-        <w:rPr>
-          <w:b/>
-        </w:rPr>
-        <w:t>provenance</w:t>
-      </w:r>
-      <w:r>
-        <w:rPr>
-          <w:b w:val="0"/>
-        </w:rPr>
-        <w:t>.</w:t>
-      </w:r>
-    </w:p>
-    <w:p>
-      <w:pPr>
-        <w:spacing w:line="336" w:lineRule="auto" w:after="180"/>
-      </w:pPr>
-      <w:r>
-        <w:rPr>
-          <w:b w:val="0"/>
-        </w:rPr>
-        <w:t xml:space="preserve">Start by identifying the given </w:t>
-      </w:r>
-      <w:r>
-        <w:rPr>
-          <w:b/>
-        </w:rPr>
-        <w:t>input</w:t>
-      </w:r>
-      <w:r>
-        <w:rPr>
-          <w:b w:val="0"/>
-        </w:rPr>
-        <w:t>s together. Leave the intermediate steps blank. If needed, model one step, then withdraw that help on the next step. Move to a full trace only when the partial trace is understood.</w:t>
-      </w:r>
-    </w:p>
-    <w:p>
-      <w:pPr>
-        <w:spacing w:line="336" w:lineRule="auto" w:after="180"/>
-      </w:pPr>
-      <w:r>
-        <w:rPr>
-          <w:b w:val="0"/>
-        </w:rPr>
-        <w:t>For partners, alternate explainer and checker; collect a response from every learner before discussion.</w:t>
-      </w:r>
-    </w:p>
-    <w:p>
-      <w:pPr>
-        <w:pStyle w:val="Heading3"/>
-      </w:pPr>
-      <w:r>
-        <w:t>Individual reasoning check</w:t>
-      </w:r>
-    </w:p>
-    <w:p>
-      <w:pPr>
-        <w:spacing w:line="336" w:lineRule="auto" w:after="180"/>
-      </w:pPr>
-      <w:r>
-        <w:rPr>
-          <w:b w:val="0"/>
-        </w:rPr>
-        <w:t xml:space="preserve">Use the worked case for </w:t>
-      </w:r>
-      <w:r>
-        <w:rPr>
-          <w:b/>
-        </w:rPr>
-        <w:t>Copyright</w:t>
-      </w:r>
-      <w:r>
-        <w:rPr>
-          <w:b w:val="0"/>
-        </w:rPr>
-        <w:t xml:space="preserve"> and permitted sources. Proposed explanation: “The worked result establishes every future case”. Decide whether this explanation is supported.</w:t>
-      </w:r>
-    </w:p>
-    <w:p>
-      <w:pPr>
-        <w:spacing w:line="336" w:lineRule="auto" w:after="180"/>
-      </w:pPr>
-      <w:r>
-        <w:rPr>
-          <w:b w:val="0"/>
-        </w:rPr>
-        <w:t>Point to the step or supplied fact that decides; explain your repair if needed.</w:t>
-      </w:r>
-    </w:p>
-    <w:p>
-      <w:pPr>
-        <w:pStyle w:val="Heading3"/>
-      </w:pPr>
-      <w:r>
-        <w:t>Expected repair</w:t>
-      </w:r>
-    </w:p>
-    <w:p>
-      <w:pPr>
-        <w:spacing w:line="336" w:lineRule="auto" w:after="180"/>
-        <w:shd w:fill="F1F6FC"/>
-      </w:pPr>
-      <w:r>
-        <w:rPr>
-          <w:b w:val="0"/>
-        </w:rPr>
-        <w:t xml:space="preserve">Expected correction: Real legal outcomes depend on jurisdiction and facts; supplied </w:t>
-      </w:r>
-      <w:r>
-        <w:rPr>
-          <w:b/>
-        </w:rPr>
-        <w:t>licence</w:t>
-      </w:r>
-      <w:r>
-        <w:rPr>
-          <w:b w:val="0"/>
-        </w:rPr>
-        <w:t xml:space="preserve"> terms define this classroom exercise, not universal </w:t>
-      </w:r>
-      <w:r>
-        <w:rPr>
-          <w:b/>
-        </w:rPr>
-        <w:t>copyright</w:t>
-      </w:r>
-      <w:r>
-        <w:rPr>
-          <w:b w:val="0"/>
-        </w:rPr>
-        <w:t xml:space="preserve"> law.</w:t>
-      </w:r>
-    </w:p>
-    <w:p>
-      <w:pPr>
-        <w:spacing w:line="336" w:lineRule="auto" w:after="180"/>
-      </w:pPr>
-      <w:r>
-        <w:rPr>
-          <w:b w:val="0"/>
-        </w:rPr>
-        <w:t>Collect explanations, not only yes/no votes. If a misunderstanding is common, re-model the relevant step for the class.</w:t>
-      </w:r>
-    </w:p>
-    <w:p>
-      <w:pPr>
-        <w:spacing w:line="336" w:lineRule="auto" w:after="180"/>
-      </w:pPr>
-      <w:r>
-        <w:rPr>
-          <w:b w:val="0"/>
-        </w:rPr>
-        <w:t>If it affects a few learners, give a short targeted group explanation while others solve a more demanding variation.</w:t>
-      </w:r>
-    </w:p>
-    <w:p>
-      <w:pPr>
-        <w:pStyle w:val="Heading3"/>
-      </w:pPr>
-      <w:r>
-        <w:t>Pictorial practice question</w:t>
-      </w:r>
-    </w:p>
-    <w:p>
-      <w:pPr>
-        <w:spacing w:line="336" w:lineRule="auto" w:after="180"/>
-      </w:pPr>
-      <w:r>
-        <w:rPr>
-          <w:b w:val="0"/>
-        </w:rPr>
-        <w:t xml:space="preserve">Does acknowledging Fern make a cropped version permitted? Point to the relevant step in the picture, then write the changed result and the rule or </w:t>
-      </w:r>
-      <w:r>
-        <w:rPr>
-          <w:b/>
-        </w:rPr>
-        <w:t>evidence</w:t>
-      </w:r>
-      <w:r>
-        <w:rPr>
-          <w:b w:val="0"/>
-        </w:rPr>
-        <w:t xml:space="preserve"> that supports it.</w:t>
-      </w:r>
-    </w:p>
-    <w:p>
-      <w:pPr>
-        <w:pStyle w:val="Heading3"/>
-      </w:pPr>
-      <w:r>
-        <w:t>Reasoned teacher answer</w:t>
-      </w:r>
-    </w:p>
-    <w:p>
-      <w:pPr>
-        <w:spacing w:line="336" w:lineRule="auto" w:after="180"/>
-      </w:pPr>
-      <w:r>
-        <w:rPr>
-          <w:b w:val="0"/>
-        </w:rPr>
-        <w:t xml:space="preserve">No. </w:t>
-      </w:r>
-      <w:r>
-        <w:rPr>
-          <w:b/>
-        </w:rPr>
-        <w:t>Attribution</w:t>
-      </w:r>
-      <w:r>
-        <w:rPr>
-          <w:b w:val="0"/>
-        </w:rPr>
-        <w:t xml:space="preserve"> is one condition; the no-alteration condition still prohibits cropping under these terms. Changed-case check: That use satisfies the stated fictional permission conditions.</w:t>
-      </w:r>
-    </w:p>
-    <w:p>
-      <w:pPr>
-        <w:spacing w:line="336" w:lineRule="auto" w:after="180"/>
-      </w:pPr>
-      <w:r>
-        <w:rPr>
-          <w:b w:val="0"/>
-        </w:rPr>
-        <w:t xml:space="preserve">Its public redistribution is permitted when there is no alteration and </w:t>
-      </w:r>
-      <w:r>
-        <w:rPr>
-          <w:b/>
-        </w:rPr>
-        <w:t>attribution</w:t>
-      </w:r>
-      <w:r>
-        <w:rPr>
-          <w:b w:val="0"/>
-        </w:rPr>
-        <w:t xml:space="preserve"> is included.</w:t>
-      </w:r>
-    </w:p>
-    <w:p>
-      <w:pPr>
-        <w:spacing w:line="336" w:lineRule="auto" w:after="180"/>
-      </w:pPr>
-      <w:r>
-        <w:rPr>
-          <w:b w:val="0"/>
-        </w:rPr>
-        <w:t xml:space="preserve">Changed-case reasoning: That use satisfies the stated fictional permission conditions. Its public redistribution is permitted when there is no alteration and </w:t>
-      </w:r>
-      <w:r>
-        <w:rPr>
-          <w:b/>
-        </w:rPr>
-        <w:t>attribution</w:t>
-      </w:r>
-      <w:r>
-        <w:rPr>
-          <w:b w:val="0"/>
-        </w:rPr>
-        <w:t xml:space="preserve"> is included.</w:t>
-      </w:r>
-    </w:p>
-    <w:p>
-      <w:pPr>
-        <w:spacing w:line="336" w:lineRule="auto" w:after="180"/>
-      </w:pPr>
-      <w:r>
-        <w:rPr>
-          <w:b w:val="0"/>
-        </w:rPr>
-        <w:t xml:space="preserve">Collect each learner’s explanation before discussion. Use the first missing connection between </w:t>
-      </w:r>
-      <w:r>
-        <w:rPr>
-          <w:b/>
-        </w:rPr>
-        <w:t>input</w:t>
-      </w:r>
-      <w:r>
-        <w:rPr>
-          <w:b w:val="0"/>
-        </w:rPr>
-        <w:t xml:space="preserve">, deciding step and result to choose support. This question is worked-case practice, not fresh mastery </w:t>
-      </w:r>
-      <w:r>
-        <w:rPr>
-          <w:b/>
-        </w:rPr>
-        <w:t>evidence</w:t>
-      </w:r>
-      <w:r>
-        <w:rPr>
-          <w:b w:val="0"/>
-        </w:rPr>
-        <w:t>.</w:t>
-      </w:r>
-    </w:p>
-    <w:p>
-      <w:pPr>
-        <w:pStyle w:val="Heading1"/>
-      </w:pPr>
-      <w:r>
-        <w:t>04. Run the weekly evidence lab</w:t>
-      </w:r>
-    </w:p>
-    <w:p>
-      <w:r>
-        <w:t>Run the Copyright and Provenance investigation and use the first unsupported step to choose a teaching response.</w:t>
-      </w:r>
-    </w:p>
-    <w:p>
-      <w:pPr>
-        <w:spacing w:line="336" w:lineRule="auto" w:after="180"/>
-      </w:pPr>
-      <w:r>
-        <w:rPr>
-          <w:b w:val="0"/>
-        </w:rPr>
-        <w:t>Words You Can Use to Reason</w:t>
-      </w:r>
-    </w:p>
-    <w:p>
-      <w:pPr>
-        <w:spacing w:line="336" w:lineRule="auto" w:after="180"/>
-      </w:pPr>
-      <w:r>
-        <w:rPr>
-          <w:b w:val="0"/>
-        </w:rPr>
-        <w:t>A definition matters when you can recognize the idea, use it, and contrast it with a near-miss.</w:t>
-      </w:r>
-    </w:p>
-    <w:p>
-      <w:pPr>
-        <w:spacing w:line="336" w:lineRule="auto" w:after="180"/>
-      </w:pPr>
-      <w:r>
-        <w:rPr>
-          <w:b w:val="0"/>
-        </w:rPr>
+      </w:pPr>
+      <w:r>
+        <w:rPr>
+          <w:b w:val="0"/>
+        </w:rPr>
+        <w:t>Independent C internal reading does not supply public reuse, D 40 words exceeds 30; shorten to at most 30 with credit or obtain appropriate permission under the toy terms. No fixed legal word threshold is taught.</w:t>
+      </w:r>
+    </w:p>
+    <w:p>
+      <w:pPr>
+        <w:pStyle w:val="Heading2"/>
+      </w:pPr>
+      <w:r>
+        <w:t>Run and record</w:t>
+      </w:r>
+    </w:p>
+    <w:p>
+      <w:pPr>
+        <w:pStyle w:val="ListNumber"/>
+      </w:pPr>
+      <w:r>
         <w:t>Predict → Test → Record → Explain</w:t>
       </w:r>
     </w:p>
     <w:p>
       <w:pPr>
-        <w:spacing w:line="336" w:lineRule="auto" w:after="180"/>
-      </w:pPr>
-      <w:r>
-        <w:rPr>
-          <w:b w:val="0"/>
-        </w:rPr>
+        <w:pStyle w:val="ListNumber"/>
+      </w:pPr>
+      <w:r>
         <w:t>Keep expected and actual results separate. Surprises are useful data when recorded honestly.</w:t>
       </w:r>
     </w:p>
     <w:p>
       <w:pPr>
-        <w:spacing w:line="336" w:lineRule="auto" w:after="180"/>
-      </w:pPr>
-      <w:r>
-        <w:rPr>
-          <w:b w:val="0"/>
-        </w:rPr>
-        <w:t xml:space="preserve">Inspect a mixed project, classify original/quoted/transformed/generated parts, check permission, and build a complete </w:t>
-      </w:r>
-      <w:r>
-        <w:rPr>
-          <w:b/>
-        </w:rPr>
-        <w:t>provenance</w:t>
-      </w:r>
-      <w:r>
-        <w:rPr>
-          <w:b w:val="0"/>
-        </w:rPr>
-        <w:t xml:space="preserve"> record.</w:t>
-      </w:r>
-    </w:p>
-    <w:p>
-      <w:pPr>
-        <w:spacing w:line="336" w:lineRule="auto" w:after="180"/>
-        <w:shd w:fill="F5F1FB"/>
-      </w:pPr>
-      <w:r>
-        <w:rPr>
-          <w:b w:val="0"/>
-        </w:rPr>
+        <w:pStyle w:val="ListNumber"/>
+      </w:pPr>
+      <w:r>
+        <w:t>Use the six fictional mixed-poster asset cards. Record provenance, proposed use, transformations, supplied terms and attribution; keep generated-origin labels separate from reuse permission. Preserve missing rights information as unresolved and apply only the declared classroom terms.</w:t>
+      </w:r>
+    </w:p>
+    <w:p>
+      <w:pPr>
+        <w:pStyle w:val="ListNumber"/>
+      </w:pPr>
+      <w:r>
         <w:t>What did the hardest test teach you that the normal test did not?</w:t>
       </w:r>
     </w:p>
     <w:p>
       <w:pPr>
-        <w:pStyle w:val="Heading3"/>
-      </w:pPr>
-      <w:r>
-        <w:t>Make the lab runnable</w:t>
-      </w:r>
-    </w:p>
-    <w:p>
-      <w:pPr>
-        <w:spacing w:line="336" w:lineRule="auto" w:after="180"/>
-      </w:pPr>
-      <w:r>
-        <w:rPr>
-          <w:b w:val="0"/>
-        </w:rPr>
-        <w:t>Use the concrete case as the shared normal case and the independent question as a second case. Each pair creates a boundary or missing-information case and predicts its result before testing.</w:t>
-      </w:r>
-    </w:p>
-    <w:p>
-      <w:pPr>
-        <w:spacing w:line="336" w:lineRule="auto" w:after="180"/>
-      </w:pPr>
-      <w:r>
-        <w:rPr>
-          <w:b w:val="0"/>
-        </w:rPr>
-        <w:t>Keep the expected result separate from an observed mistake.</w:t>
+        <w:pStyle w:val="Heading2"/>
+      </w:pPr>
+      <w:r>
+        <w:t>Keep an inspectable record</w:t>
       </w:r>
     </w:p>
     <w:tbl>
@@ -3602,10 +3767,10 @@
     </w:tbl>
     <w:p>
       <w:pPr>
-        <w:pStyle w:val="Heading3"/>
-      </w:pPr>
-      <w:r>
-        <w:t>Diagnose and reteach</w:t>
+        <w:pStyle w:val="Heading2"/>
+      </w:pPr>
+      <w:r>
+        <w:t>Diagnose the first misunderstanding</w:t>
       </w:r>
     </w:p>
     <w:p>
@@ -3616,7 +3781,31 @@
         <w:rPr>
           <w:b w:val="0"/>
         </w:rPr>
-        <w:t>For guessing, return to given facts and request a trace. For vocabulary without application, use one example and one non-example. For arithmetic errors, check the setup before the calculation.</w:t>
+        <w:t xml:space="preserve">The worked result establishes every future case: Real legal outcomes depend on jurisdiction and facts; supplied </w:t>
+      </w:r>
+      <w:r>
+        <w:rPr>
+          <w:b/>
+        </w:rPr>
+        <w:t>licence</w:t>
+      </w:r>
+      <w:r>
+        <w:rPr>
+          <w:b w:val="0"/>
+        </w:rPr>
+        <w:t xml:space="preserve"> terms define this classroom exercise, not universal </w:t>
+      </w:r>
+      <w:r>
+        <w:rPr>
+          <w:b/>
+        </w:rPr>
+        <w:t>copyright</w:t>
+      </w:r>
+      <w:r>
+        <w:rPr>
+          <w:b w:val="0"/>
+        </w:rPr>
+        <w:t xml:space="preserve"> law.</w:t>
       </w:r>
     </w:p>
     <w:p>
@@ -3627,15 +3816,31 @@
         <w:rPr>
           <w:b w:val="0"/>
         </w:rPr>
-        <w:t>Finish with a different uncoached case before recording mastery.</w:t>
-      </w:r>
-    </w:p>
-    <w:p>
-      <w:pPr>
-        <w:pStyle w:val="Heading3"/>
-      </w:pPr>
-      <w:r>
-        <w:t>Address these additional misconceptions</w:t>
+        <w:t xml:space="preserve">A missing </w:t>
+      </w:r>
+      <w:r>
+        <w:rPr>
+          <w:b/>
+        </w:rPr>
+        <w:t>input</w:t>
+      </w:r>
+      <w:r>
+        <w:rPr>
+          <w:b w:val="0"/>
+        </w:rPr>
+        <w:t xml:space="preserve"> may be replaced without recording the change: A replacement changes the </w:t>
+      </w:r>
+      <w:r>
+        <w:rPr>
+          <w:b/>
+        </w:rPr>
+        <w:t>evidence</w:t>
+      </w:r>
+      <w:r>
+        <w:rPr>
+          <w:b w:val="0"/>
+        </w:rPr>
+        <w:t xml:space="preserve"> or contract. Record the change and its justification; do not silently turn unknown into a measured value.</w:t>
       </w:r>
     </w:p>
     <w:p>
@@ -3646,97 +3851,27 @@
         <w:rPr>
           <w:b w:val="0"/>
         </w:rPr>
-        <w:t xml:space="preserve">The worked result establishes every future case: Real legal outcomes depend on jurisdiction and facts; supplied </w:t>
+        <w:t xml:space="preserve">Repeating an assessed case is new independent </w:t>
       </w:r>
       <w:r>
         <w:rPr>
           <w:b/>
         </w:rPr>
-        <w:t>licence</w:t>
-      </w:r>
-      <w:r>
-        <w:rPr>
-          <w:b w:val="0"/>
-        </w:rPr>
-        <w:t xml:space="preserve"> terms define this classroom exercise, not universal </w:t>
-      </w:r>
-      <w:r>
-        <w:rPr>
-          <w:b/>
-        </w:rPr>
-        <w:t>copyright</w:t>
-      </w:r>
-      <w:r>
-        <w:rPr>
-          <w:b w:val="0"/>
-        </w:rPr>
-        <w:t xml:space="preserve"> law.</w:t>
-      </w:r>
-    </w:p>
-    <w:p>
-      <w:pPr>
-        <w:spacing w:line="336" w:lineRule="auto" w:after="180"/>
-      </w:pPr>
-      <w:r>
-        <w:rPr>
-          <w:b w:val="0"/>
-        </w:rPr>
-        <w:t xml:space="preserve">A missing </w:t>
-      </w:r>
-      <w:r>
-        <w:rPr>
-          <w:b/>
-        </w:rPr>
-        <w:t>input</w:t>
-      </w:r>
-      <w:r>
-        <w:rPr>
-          <w:b w:val="0"/>
-        </w:rPr>
-        <w:t xml:space="preserve"> may be replaced without recording the change: A replacement changes the </w:t>
-      </w:r>
-      <w:r>
-        <w:rPr>
-          <w:b/>
-        </w:rPr>
         <w:t>evidence</w:t>
       </w:r>
       <w:r>
         <w:rPr>
           <w:b w:val="0"/>
         </w:rPr>
-        <w:t xml:space="preserve"> or contract. Record the change and its justification; do not silently turn unknown into a measured value.</w:t>
-      </w:r>
-    </w:p>
-    <w:p>
-      <w:pPr>
-        <w:spacing w:line="336" w:lineRule="auto" w:after="180"/>
-      </w:pPr>
-      <w:r>
-        <w:rPr>
-          <w:b w:val="0"/>
-        </w:rPr>
-        <w:t xml:space="preserve">Repeating an assessed case is new independent </w:t>
-      </w:r>
-      <w:r>
-        <w:rPr>
-          <w:b/>
-        </w:rPr>
-        <w:t>evidence</w:t>
-      </w:r>
-      <w:r>
-        <w:rPr>
-          <w:b w:val="0"/>
-        </w:rPr>
         <w:t>: A replay checks consistency. An example used for feedback or revision cannot later be described as untouched final evaluation.</w:t>
       </w:r>
     </w:p>
     <w:p>
       <w:pPr>
-        <w:pStyle w:val="Heading3"/>
-      </w:pPr>
-      <w:r>
-        <w:t>Match the support to the first error</w:t>
+        <w:pStyle w:val="Heading2"/>
+      </w:pPr>
+      <w:r>
+        <w:t>Choose support from the response</w:t>
       </w:r>
     </w:p>
     <w:tbl>
@@ -3909,15 +4044,817 @@
     </w:p>
     <w:p>
       <w:pPr>
+        <w:pStyle w:val="Heading2"/>
+      </w:pPr>
+      <w:r>
+        <w:t>Earlier wording, alternatives and picture transcripts · reference / check after trying</w:t>
+      </w:r>
+    </w:p>
+    <w:p>
+      <w:pPr>
+        <w:spacing w:line="336" w:lineRule="auto" w:after="180"/>
+      </w:pPr>
+      <w:r>
+        <w:rPr>
+          <w:b w:val="0"/>
+        </w:rPr>
+        <w:t>Run the weekly evidence lab</w:t>
+      </w:r>
+    </w:p>
+    <w:p>
+      <w:pPr>
+        <w:spacing w:line="336" w:lineRule="auto" w:after="180"/>
+      </w:pPr>
+      <w:r>
+        <w:rPr>
+          <w:b w:val="0"/>
+        </w:rPr>
+        <w:t>Words You Can Use to Reason</w:t>
+      </w:r>
+    </w:p>
+    <w:p>
+      <w:pPr>
+        <w:spacing w:line="336" w:lineRule="auto" w:after="180"/>
+      </w:pPr>
+      <w:r>
+        <w:rPr>
+          <w:b w:val="0"/>
+        </w:rPr>
+        <w:t>A definition matters when you can recognize the idea, use it, and contrast it with a near-miss.</w:t>
+      </w:r>
+    </w:p>
+    <w:p>
+      <w:pPr>
+        <w:pStyle w:val="Heading3"/>
+      </w:pPr>
+      <w:r>
+        <w:t>Make the lab runnable</w:t>
+      </w:r>
+    </w:p>
+    <w:p>
+      <w:pPr>
+        <w:spacing w:line="336" w:lineRule="auto" w:after="180"/>
+      </w:pPr>
+      <w:r>
+        <w:rPr>
+          <w:b w:val="0"/>
+        </w:rPr>
+        <w:t>Use the supplied investigation for shared practice. Keep predictions and observed paper-trace results separate. Reserve Check the new public-quotation plan independently for the individual first attempt before feedback; do not use the reserved case as a paired lab task.</w:t>
+      </w:r>
+    </w:p>
+    <w:p>
+      <w:pPr>
+        <w:pStyle w:val="Heading3"/>
+      </w:pPr>
+      <w:r>
+        <w:t>Diagnose and reteach</w:t>
+      </w:r>
+    </w:p>
+    <w:p>
+      <w:pPr>
+        <w:spacing w:line="336" w:lineRule="auto" w:after="180"/>
+      </w:pPr>
+      <w:r>
+        <w:rPr>
+          <w:b w:val="0"/>
+        </w:rPr>
+        <w:t>For guessing, return to given facts and request a trace. For vocabulary without application, use one example and one non-example. For arithmetic errors, check the setup before the calculation.</w:t>
+      </w:r>
+    </w:p>
+    <w:p>
+      <w:pPr>
+        <w:spacing w:line="336" w:lineRule="auto" w:after="180"/>
+      </w:pPr>
+      <w:r>
+        <w:rPr>
+          <w:b w:val="0"/>
+        </w:rPr>
+        <w:t>Finish with a different uncoached case before recording mastery.</w:t>
+      </w:r>
+    </w:p>
+    <w:p>
+      <w:pPr>
+        <w:pStyle w:val="Heading3"/>
+      </w:pPr>
+      <w:r>
+        <w:t>Address these additional misconceptions</w:t>
+      </w:r>
+    </w:p>
+    <w:p>
+      <w:pPr>
+        <w:pStyle w:val="Heading3"/>
+      </w:pPr>
+      <w:r>
+        <w:t>Match the support to the first error</w:t>
+      </w:r>
+    </w:p>
+    <w:p>
+      <w:pPr>
         <w:pStyle w:val="Heading1"/>
       </w:pPr>
       <w:r>
-        <w:t>05. Assess and explain the answers</w:t>
-      </w:r>
-    </w:p>
-    <w:p>
-      <w:r>
-        <w:t>Use the Copyright and Provenance questions, teacher keys and criteria after the relevant attempts. Previously discussed cases are practice; protect the separately selected independent task.</w:t>
+        <w:t>05. Assess the selected new case</w:t>
+      </w:r>
+    </w:p>
+    <w:p>
+      <w:r>
+        <w:t>Keep this key until after the first attempt; accept valid alternatives with defensible reasoning.</w:t>
+      </w:r>
+    </w:p>
+    <w:p>
+      <w:pPr>
+        <w:pStyle w:val="Heading2"/>
+      </w:pPr>
+      <w:r>
+        <w:t>Selected independent question and key</w:t>
+      </w:r>
+    </w:p>
+    <w:p>
+      <w:pPr>
+        <w:spacing w:line="336" w:lineRule="auto" w:after="180"/>
+      </w:pPr>
+      <w:r>
+        <w:rPr>
+          <w:b w:val="0"/>
+        </w:rPr>
+        <w:t xml:space="preserve">Selected case: Text C permits internal reading only; D permits public quotation up to 30 words with </w:t>
+      </w:r>
+      <w:r>
+        <w:rPr>
+          <w:b/>
+        </w:rPr>
+        <w:t>attribution</w:t>
+      </w:r>
+      <w:r>
+        <w:rPr>
+          <w:b w:val="0"/>
+        </w:rPr>
+        <w:t>. Proposed public handout reproduces 40 words. Apply the fictional terms.</w:t>
+      </w:r>
+    </w:p>
+    <w:p>
+      <w:pPr>
+        <w:spacing w:line="336" w:lineRule="auto" w:after="180"/>
+      </w:pPr>
+      <w:r>
+        <w:rPr>
+          <w:b w:val="0"/>
+        </w:rPr>
+        <w:t xml:space="preserve">Teacher explanation: C lacks public-use permission; 40 exceeds D limit. Revise D quotation to at most 30 words with </w:t>
+      </w:r>
+      <w:r>
+        <w:rPr>
+          <w:b/>
+        </w:rPr>
+        <w:t>attribution</w:t>
+      </w:r>
+      <w:r>
+        <w:rPr>
+          <w:b w:val="0"/>
+        </w:rPr>
+        <w:t xml:space="preserve"> or obtain permission. Do not infer legal exceptions from this fictional policy.</w:t>
+      </w:r>
+    </w:p>
+    <w:p>
+      <w:pPr>
+        <w:pStyle w:val="Heading2"/>
+      </w:pPr>
+      <w:r>
+        <w:t>Judge explanation, trace and limits</w:t>
+      </w:r>
+    </w:p>
+    <w:tbl>
+      <w:tblPr>
+        <w:tblStyle w:val="LightShading-Accent1"/>
+        <w:tblW w:type="auto" w:w="0"/>
+        <w:tblLook w:firstColumn="1" w:firstRow="1" w:lastColumn="0" w:lastRow="0" w:noHBand="0" w:noVBand="1" w:val="04A0"/>
+      </w:tblPr>
+      <w:tblGrid>
+        <w:gridCol w:w="5112"/>
+        <w:gridCol w:w="5112"/>
+      </w:tblGrid>
+      <w:tr>
+        <w:trPr>
+          <w:tblHeader/>
+        </w:trPr>
+        <w:tc>
+          <w:tcPr>
+            <w:tcW w:type="dxa" w:w="5112"/>
+          </w:tcPr>
+          <w:p>
+            <w:r>
+              <w:t>Dimension</w:t>
+            </w:r>
+          </w:p>
+        </w:tc>
+        <w:tc>
+          <w:tcPr>
+            <w:tcW w:type="dxa" w:w="5112"/>
+          </w:tcPr>
+          <w:p>
+            <w:r>
+              <w:t>Evidence required</w:t>
+            </w:r>
+          </w:p>
+        </w:tc>
+      </w:tr>
+      <w:tr>
+        <w:tc>
+          <w:tcPr>
+            <w:tcW w:type="dxa" w:w="5112"/>
+          </w:tcPr>
+          <w:p>
+            <w:r>
+              <w:t>Explanation</w:t>
+            </w:r>
+          </w:p>
+        </w:tc>
+        <w:tc>
+          <w:tcPr>
+            <w:tcW w:type="dxa" w:w="5112"/>
+          </w:tcPr>
+          <w:p>
+            <w:r>
+              <w:t>Names the applicable idea or procedure and ties it to the supplied facts.</w:t>
+            </w:r>
+          </w:p>
+        </w:tc>
+      </w:tr>
+      <w:tr>
+        <w:tc>
+          <w:tcPr>
+            <w:tcW w:type="dxa" w:w="5112"/>
+          </w:tcPr>
+          <w:p>
+            <w:r>
+              <w:t>Trace and result</w:t>
+            </w:r>
+          </w:p>
+        </w:tc>
+        <w:tc>
+          <w:tcPr>
+            <w:tcW w:type="dxa" w:w="5112"/>
+          </w:tcPr>
+          <w:p>
+            <w:r>
+              <w:t>Preserves the given inputs and shows the relevant intermediate steps; distinguishes a prediction from an observed execution.</w:t>
+            </w:r>
+          </w:p>
+        </w:tc>
+      </w:tr>
+      <w:tr>
+        <w:tc>
+          <w:tcPr>
+            <w:tcW w:type="dxa" w:w="5112"/>
+          </w:tcPr>
+          <w:p>
+            <w:r>
+              <w:t>Limits</w:t>
+            </w:r>
+          </w:p>
+        </w:tc>
+        <w:tc>
+          <w:tcPr>
+            <w:tcW w:type="dxa" w:w="5112"/>
+          </w:tcPr>
+          <w:p>
+            <w:r>
+              <w:t>States the assumptions, missing evidence or conditions under which the result would change.</w:t>
+            </w:r>
+          </w:p>
+        </w:tc>
+      </w:tr>
+    </w:tbl>
+    <w:p>
+      <w:pPr>
+        <w:spacing w:line="336" w:lineRule="auto" w:after="180"/>
+      </w:pPr>
+      <w:r>
+        <w:rPr>
+          <w:b w:val="0"/>
+        </w:rPr>
+        <w:t>Record each dimension as not yet, with support, or independent. Accept a valid alternative procedure with a defensible trace.</w:t>
+      </w:r>
+    </w:p>
+    <w:p>
+      <w:pPr>
+        <w:spacing w:line="336" w:lineRule="auto" w:after="180"/>
+      </w:pPr>
+      <w:r>
+        <w:rPr>
+          <w:b w:val="0"/>
+        </w:rPr>
+        <w:t xml:space="preserve">Do not penalise an honestly recorded model failure if the learner correctly explains its </w:t>
+      </w:r>
+      <w:r>
+        <w:rPr>
+          <w:b/>
+        </w:rPr>
+        <w:t>evidence</w:t>
+      </w:r>
+      <w:r>
+        <w:rPr>
+          <w:b w:val="0"/>
+        </w:rPr>
+        <w:t xml:space="preserve"> and limits.</w:t>
+      </w:r>
+    </w:p>
+    <w:p>
+      <w:pPr>
+        <w:pStyle w:val="Heading2"/>
+      </w:pPr>
+      <w:r>
+        <w:t>Give one usable repair action</w:t>
+      </w:r>
+    </w:p>
+    <w:p>
+      <w:pPr>
+        <w:spacing w:line="336" w:lineRule="auto" w:after="180"/>
+      </w:pPr>
+      <w:r>
+        <w:rPr>
+          <w:b w:val="0"/>
+        </w:rPr>
+        <w:t>Name the earliest unsupported step and give one action to repair it. Have the learner make that repair now and explain why. Then assess the relevant skill on a fresh, fully specified case.</w:t>
+      </w:r>
+    </w:p>
+    <w:p>
+      <w:pPr>
+        <w:spacing w:line="336" w:lineRule="auto" w:after="180"/>
+      </w:pPr>
+      <w:r>
+        <w:rPr>
+          <w:b w:val="0"/>
+        </w:rPr>
+        <w:t>Confirm it was not previously practised with feedback; solve and check the new case before assigning it. A follow-up design prompt is a starting brief, not automatically an equivalent test.</w:t>
+      </w:r>
+    </w:p>
+    <w:p>
+      <w:pPr>
+        <w:pStyle w:val="Heading2"/>
+      </w:pPr>
+      <w:r>
+        <w:t>W1 Explain the mechanism</w:t>
+      </w:r>
+    </w:p>
+    <w:p>
+      <w:pPr>
+        <w:spacing w:line="336" w:lineRule="auto" w:after="180"/>
+      </w:pPr>
+      <w:r>
+        <w:rPr>
+          <w:b w:val="0"/>
+        </w:rPr>
+        <w:t xml:space="preserve">Explain the weekly </w:t>
+      </w:r>
+      <w:r>
+        <w:rPr>
+          <w:b/>
+        </w:rPr>
+        <w:t>mechanism</w:t>
+      </w:r>
+      <w:r>
+        <w:rPr>
+          <w:b w:val="0"/>
+        </w:rPr>
+        <w:t xml:space="preserve"> in your own words. Use the worked scenario to name its </w:t>
+      </w:r>
+      <w:r>
+        <w:rPr>
+          <w:b/>
+        </w:rPr>
+        <w:t>input</w:t>
+      </w:r>
+      <w:r>
+        <w:rPr>
+          <w:b w:val="0"/>
+        </w:rPr>
+        <w:t xml:space="preserve">, decision rule and </w:t>
+      </w:r>
+      <w:r>
+        <w:rPr>
+          <w:b/>
+        </w:rPr>
+        <w:t>output</w:t>
+      </w:r>
+      <w:r>
+        <w:rPr>
+          <w:b w:val="0"/>
+        </w:rPr>
+        <w:t>.</w:t>
+      </w:r>
+    </w:p>
+    <w:p>
+      <w:pPr>
+        <w:spacing w:line="336" w:lineRule="auto" w:after="180"/>
+      </w:pPr>
+      <w:r>
+        <w:rPr>
+          <w:b w:val="0"/>
+        </w:rPr>
+        <w:t xml:space="preserve">Teacher explanation: Permission to access a work and permission to redistribute or modify it are separate. Use a classroom </w:t>
+      </w:r>
+      <w:r>
+        <w:rPr>
+          <w:b/>
+        </w:rPr>
+        <w:t>licence</w:t>
+      </w:r>
+      <w:r>
+        <w:rPr>
+          <w:b w:val="0"/>
+        </w:rPr>
+        <w:t xml:space="preserve"> ledger instead of assuming all online material is reusable.</w:t>
+      </w:r>
+    </w:p>
+    <w:p>
+      <w:pPr>
+        <w:spacing w:line="336" w:lineRule="auto" w:after="180"/>
+      </w:pPr>
+      <w:r>
+        <w:rPr>
+          <w:b w:val="0"/>
+        </w:rPr>
+        <w:t xml:space="preserve">For this fictional policy, </w:t>
+      </w:r>
+      <w:r>
+        <w:rPr>
+          <w:b/>
+        </w:rPr>
+        <w:t>licence</w:t>
+      </w:r>
+      <w:r>
+        <w:rPr>
+          <w:b w:val="0"/>
+        </w:rPr>
+        <w:t xml:space="preserve"> L permits classroom display with </w:t>
+      </w:r>
+      <w:r>
+        <w:rPr>
+          <w:b/>
+        </w:rPr>
+        <w:t>attribution</w:t>
+      </w:r>
+      <w:r>
+        <w:rPr>
+          <w:b w:val="0"/>
+        </w:rPr>
+        <w:t xml:space="preserve"> but forbids public redistribution. </w:t>
+      </w:r>
+      <w:r>
+        <w:rPr>
+          <w:b/>
+        </w:rPr>
+        <w:t>Licence</w:t>
+      </w:r>
+      <w:r>
+        <w:rPr>
+          <w:b w:val="0"/>
+        </w:rPr>
+        <w:t xml:space="preserve"> M permits adaptation and redistribution with </w:t>
+      </w:r>
+      <w:r>
+        <w:rPr>
+          <w:b/>
+        </w:rPr>
+        <w:t>attribution</w:t>
+      </w:r>
+      <w:r>
+        <w:rPr>
+          <w:b w:val="0"/>
+        </w:rPr>
+        <w:t>.</w:t>
+      </w:r>
+    </w:p>
+    <w:p>
+      <w:pPr>
+        <w:spacing w:line="336" w:lineRule="auto" w:after="180"/>
+      </w:pPr>
+      <w:r>
+        <w:rPr>
+          <w:b w:val="0"/>
+        </w:rPr>
+        <w:t>Unknown permission means seek approval or choose a permitted alternative; this exercise is not a legal ruling.</w:t>
+      </w:r>
+    </w:p>
+    <w:p>
+      <w:pPr>
+        <w:pStyle w:val="Heading2"/>
+      </w:pPr>
+      <w:r>
+        <w:t>W2 Trace the worked case</w:t>
+      </w:r>
+    </w:p>
+    <w:p>
+      <w:pPr>
+        <w:spacing w:line="336" w:lineRule="auto" w:after="180"/>
+      </w:pPr>
+      <w:r>
+        <w:rPr>
+          <w:b w:val="0"/>
+        </w:rPr>
+        <w:t>Image A has L; image B has M. The project is a publicly downloadable adapted poster. Show the intermediate steps and give the conclusion with its scope.</w:t>
+      </w:r>
+    </w:p>
+    <w:p>
+      <w:pPr>
+        <w:spacing w:line="336" w:lineRule="auto" w:after="180"/>
+      </w:pPr>
+      <w:r>
+        <w:rPr>
+          <w:b w:val="0"/>
+        </w:rPr>
+        <w:t xml:space="preserve">Teacher explanation: A is not permitted for this use under L. B is permitted under the supplied M terms with </w:t>
+      </w:r>
+      <w:r>
+        <w:rPr>
+          <w:b/>
+        </w:rPr>
+        <w:t>attribution</w:t>
+      </w:r>
+      <w:r>
+        <w:rPr>
+          <w:b w:val="0"/>
+        </w:rPr>
+        <w:t xml:space="preserve">. Keep </w:t>
+      </w:r>
+      <w:r>
+        <w:rPr>
+          <w:b/>
+        </w:rPr>
+        <w:t>licence</w:t>
+      </w:r>
+      <w:r>
+        <w:rPr>
+          <w:b w:val="0"/>
+        </w:rPr>
+        <w:t xml:space="preserve"> version and </w:t>
+      </w:r>
+      <w:r>
+        <w:rPr>
+          <w:b/>
+        </w:rPr>
+        <w:t>provenance</w:t>
+      </w:r>
+      <w:r>
+        <w:rPr>
+          <w:b w:val="0"/>
+        </w:rPr>
+        <w:t>.</w:t>
+      </w:r>
+    </w:p>
+    <w:p>
+      <w:pPr>
+        <w:pStyle w:val="Heading2"/>
+      </w:pPr>
+      <w:r>
+        <w:t>W3 Audit the limit</w:t>
+      </w:r>
+    </w:p>
+    <w:p>
+      <w:pPr>
+        <w:spacing w:line="336" w:lineRule="auto" w:after="180"/>
+      </w:pPr>
+      <w:r>
+        <w:rPr>
+          <w:b w:val="0"/>
+        </w:rPr>
+        <w:t xml:space="preserve">A report omits this qualification: Real legal outcomes depend on jurisdiction and facts; supplied </w:t>
+      </w:r>
+      <w:r>
+        <w:rPr>
+          <w:b/>
+        </w:rPr>
+        <w:t>licence</w:t>
+      </w:r>
+      <w:r>
+        <w:rPr>
+          <w:b w:val="0"/>
+        </w:rPr>
+        <w:t xml:space="preserve"> terms define this classroom exercise, not universal </w:t>
+      </w:r>
+      <w:r>
+        <w:rPr>
+          <w:b/>
+        </w:rPr>
+        <w:t>copyright</w:t>
+      </w:r>
+      <w:r>
+        <w:rPr>
+          <w:b w:val="0"/>
+        </w:rPr>
+        <w:t xml:space="preserve"> law.</w:t>
+      </w:r>
+    </w:p>
+    <w:p>
+      <w:pPr>
+        <w:spacing w:line="336" w:lineRule="auto" w:after="180"/>
+      </w:pPr>
+      <w:r>
+        <w:rPr>
+          <w:b w:val="0"/>
+        </w:rPr>
+        <w:t>Explain how omitting it could change a reader's interpretation, and write an accurate replacement.</w:t>
+      </w:r>
+    </w:p>
+    <w:p>
+      <w:pPr>
+        <w:spacing w:line="336" w:lineRule="auto" w:after="180"/>
+      </w:pPr>
+      <w:r>
+        <w:rPr>
+          <w:b w:val="0"/>
+        </w:rPr>
+        <w:t xml:space="preserve">Teacher explanation: Real legal outcomes depend on jurisdiction and facts; supplied </w:t>
+      </w:r>
+      <w:r>
+        <w:rPr>
+          <w:b/>
+        </w:rPr>
+        <w:t>licence</w:t>
+      </w:r>
+      <w:r>
+        <w:rPr>
+          <w:b w:val="0"/>
+        </w:rPr>
+        <w:t xml:space="preserve"> terms define this classroom exercise, not universal </w:t>
+      </w:r>
+      <w:r>
+        <w:rPr>
+          <w:b/>
+        </w:rPr>
+        <w:t>copyright</w:t>
+      </w:r>
+      <w:r>
+        <w:rPr>
+          <w:b w:val="0"/>
+        </w:rPr>
+        <w:t xml:space="preserve"> law.</w:t>
+      </w:r>
+    </w:p>
+    <w:p>
+      <w:pPr>
+        <w:spacing w:line="336" w:lineRule="auto" w:after="180"/>
+      </w:pPr>
+      <w:r>
+        <w:rPr>
+          <w:b w:val="0"/>
+        </w:rPr>
+        <w:t xml:space="preserve">State the observed result separately from the unverified or out-of-scope claim; preserve the original </w:t>
+      </w:r>
+      <w:r>
+        <w:rPr>
+          <w:b/>
+        </w:rPr>
+        <w:t>evidence</w:t>
+      </w:r>
+      <w:r>
+        <w:rPr>
+          <w:b w:val="0"/>
+        </w:rPr>
+        <w:t xml:space="preserve"> rather than inventing a missing fact.</w:t>
+      </w:r>
+    </w:p>
+    <w:p>
+      <w:pPr>
+        <w:pStyle w:val="Heading2"/>
+      </w:pPr>
+      <w:r>
+        <w:t>W5 Design a revealing follow-up</w:t>
+      </w:r>
+    </w:p>
+    <w:p>
+      <w:pPr>
+        <w:spacing w:line="336" w:lineRule="auto" w:after="180"/>
+      </w:pPr>
+      <w:r>
+        <w:rPr>
+          <w:b w:val="0"/>
+        </w:rPr>
+        <w:t>For the worked scenario, propose one additional case that could reveal a failure, describe its expected outcome before running it, and explain what would need to remain fixed for a fair comparison.</w:t>
+      </w:r>
+    </w:p>
+    <w:p>
+      <w:pPr>
+        <w:spacing w:line="336" w:lineRule="auto" w:after="180"/>
+      </w:pPr>
+      <w:r>
+        <w:rPr>
+          <w:b w:val="0"/>
+        </w:rPr>
+        <w:t>Do not reuse W4 as a new final test after receiving feedback.</w:t>
+      </w:r>
+    </w:p>
+    <w:p>
+      <w:pPr>
+        <w:spacing w:line="336" w:lineRule="auto" w:after="180"/>
+      </w:pPr>
+      <w:r>
+        <w:rPr>
+          <w:b w:val="0"/>
+        </w:rPr>
+        <w:t xml:space="preserve">Teacher explanation: Accept a concrete variant of the worked </w:t>
+      </w:r>
+      <w:r>
+        <w:rPr>
+          <w:b/>
+        </w:rPr>
+        <w:t>input</w:t>
+      </w:r>
+      <w:r>
+        <w:rPr>
+          <w:b w:val="0"/>
+        </w:rPr>
+        <w:t xml:space="preserve"> or a missing/conflicting/boundary condition, with an expectation derived from the declared procedure.</w:t>
+      </w:r>
+    </w:p>
+    <w:p>
+      <w:pPr>
+        <w:spacing w:line="336" w:lineRule="auto" w:after="180"/>
+      </w:pPr>
+      <w:r>
+        <w:rPr>
+          <w:b w:val="0"/>
+        </w:rPr>
+        <w:t xml:space="preserve">Require preserved settings, original </w:t>
+      </w:r>
+      <w:r>
+        <w:rPr>
+          <w:b/>
+        </w:rPr>
+        <w:t>output</w:t>
+      </w:r>
+      <w:r>
+        <w:rPr>
+          <w:b w:val="0"/>
+        </w:rPr>
+        <w:t xml:space="preserve">s and data roles. Real legal outcomes depend on jurisdiction and facts; supplied </w:t>
+      </w:r>
+      <w:r>
+        <w:rPr>
+          <w:b/>
+        </w:rPr>
+        <w:t>licence</w:t>
+      </w:r>
+      <w:r>
+        <w:rPr>
+          <w:b w:val="0"/>
+        </w:rPr>
+        <w:t xml:space="preserve"> terms define this classroom exercise, not universal </w:t>
+      </w:r>
+      <w:r>
+        <w:rPr>
+          <w:b/>
+        </w:rPr>
+        <w:t>copyright</w:t>
+      </w:r>
+      <w:r>
+        <w:rPr>
+          <w:b w:val="0"/>
+        </w:rPr>
+        <w:t xml:space="preserve"> law.</w:t>
+      </w:r>
+    </w:p>
+    <w:p>
+      <w:pPr>
+        <w:spacing w:line="336" w:lineRule="auto" w:after="180"/>
+      </w:pPr>
+      <w:r>
+        <w:rPr>
+          <w:b w:val="0"/>
+        </w:rPr>
+        <w:t xml:space="preserve">The new case should test this particular </w:t>
+      </w:r>
+      <w:r>
+        <w:rPr>
+          <w:b/>
+        </w:rPr>
+        <w:t>mechanism</w:t>
+      </w:r>
+      <w:r>
+        <w:rPr>
+          <w:b w:val="0"/>
+        </w:rPr>
+        <w:t xml:space="preserve"> rather than merely restate the original result.</w:t>
+      </w:r>
+    </w:p>
+    <w:p>
+      <w:pPr>
+        <w:pStyle w:val="Heading2"/>
+      </w:pPr>
+      <w:r>
+        <w:t>Earlier wording, alternatives and picture transcripts · reference / check after trying</w:t>
+      </w:r>
+    </w:p>
+    <w:p>
+      <w:pPr>
+        <w:spacing w:line="336" w:lineRule="auto" w:after="180"/>
+      </w:pPr>
+      <w:r>
+        <w:rPr>
+          <w:b w:val="0"/>
+        </w:rPr>
+        <w:t>Assess and explain the answers</w:t>
       </w:r>
     </w:p>
     <w:p>
@@ -3930,58 +4867,80 @@
     </w:p>
     <w:p>
       <w:pPr>
+        <w:spacing w:line="336" w:lineRule="auto" w:after="180"/>
+      </w:pPr>
+      <w:r>
+        <w:rPr>
+          <w:b w:val="0"/>
+        </w:rPr>
+        <w:t xml:space="preserve">Record creator, source, </w:t>
+      </w:r>
+      <w:r>
+        <w:rPr>
+          <w:b/>
+        </w:rPr>
+        <w:t>licence</w:t>
+      </w:r>
+      <w:r>
+        <w:rPr>
+          <w:b w:val="0"/>
+        </w:rPr>
+        <w:t xml:space="preserve"> or permission, </w:t>
+      </w:r>
+      <w:r>
+        <w:rPr>
+          <w:b/>
+        </w:rPr>
+        <w:t>attribution</w:t>
+      </w:r>
+      <w:r>
+        <w:rPr>
+          <w:b w:val="0"/>
+        </w:rPr>
+        <w:t xml:space="preserve"> requirements and modifications. </w:t>
+      </w:r>
+      <w:r>
+        <w:rPr>
+          <w:b/>
+        </w:rPr>
+        <w:t>Attribution</w:t>
+      </w:r>
+      <w:r>
+        <w:rPr>
+          <w:b w:val="0"/>
+        </w:rPr>
+        <w:t xml:space="preserve"> alone is not permission; classroom context is not a universal exemption.</w:t>
+      </w:r>
+    </w:p>
+    <w:p>
+      <w:pPr>
         <w:pStyle w:val="Heading3"/>
       </w:pPr>
       <w:r>
-        <w:t>Teacher key · Worked case answer</w:t>
+        <w:t>Additional transfer practice question</w:t>
       </w:r>
     </w:p>
     <w:p>
       <w:pPr>
         <w:spacing w:line="336" w:lineRule="auto" w:after="180"/>
-        <w:shd w:fill="F1F6FC"/>
-      </w:pPr>
-      <w:r>
-        <w:rPr>
-          <w:b w:val="0"/>
-        </w:rPr>
-        <w:t xml:space="preserve">Record creator, source, </w:t>
+      </w:pPr>
+      <w:r>
+        <w:rPr>
+          <w:b w:val="0"/>
+        </w:rPr>
+        <w:t xml:space="preserve">You find an attractive illustration online with no </w:t>
       </w:r>
       <w:r>
         <w:rPr>
           <w:b/>
         </w:rPr>
-        <w:t>licence</w:t>
-      </w:r>
-      <w:r>
-        <w:rPr>
-          <w:b w:val="0"/>
-        </w:rPr>
-        <w:t xml:space="preserve"> or permission, </w:t>
-      </w:r>
-      <w:r>
-        <w:rPr>
-          <w:b/>
-        </w:rPr>
-        <w:t>attribution</w:t>
-      </w:r>
-      <w:r>
-        <w:rPr>
-          <w:b w:val="0"/>
-        </w:rPr>
-        <w:t xml:space="preserve"> requirements and modifications. </w:t>
-      </w:r>
-      <w:r>
-        <w:rPr>
-          <w:b/>
-        </w:rPr>
-        <w:t>Attribution</w:t>
-      </w:r>
-      <w:r>
-        <w:rPr>
-          <w:b w:val="0"/>
-        </w:rPr>
-        <w:t xml:space="preserve"> alone is not permission; classroom context is not a universal exemption.</w:t>
+        <w:t>license</w:t>
+      </w:r>
+      <w:r>
+        <w:rPr>
+          <w:b w:val="0"/>
+        </w:rPr>
+        <w:t xml:space="preserve"> information. What should you record and check before reusing it in a public project?</w:t>
       </w:r>
     </w:p>
     <w:p>
@@ -3989,61 +4948,12 @@
         <w:pStyle w:val="Heading3"/>
       </w:pPr>
       <w:r>
-        <w:t>Independent question</w:t>
-      </w:r>
-    </w:p>
-    <w:p>
-      <w:pPr>
-        <w:pStyle w:val="Heading3"/>
-      </w:pPr>
-      <w:r>
-        <w:t>Independent question · withhold the key</w:t>
+        <w:t>Reasoned practice answer</w:t>
       </w:r>
     </w:p>
     <w:p>
       <w:pPr>
         <w:spacing w:line="336" w:lineRule="auto" w:after="180"/>
-        <w:shd w:fill="F5F1FB"/>
-      </w:pPr>
-      <w:r>
-        <w:rPr>
-          <w:b w:val="0"/>
-        </w:rPr>
-        <w:t xml:space="preserve">You find an attractive illustration online with no </w:t>
-      </w:r>
-      <w:r>
-        <w:rPr>
-          <w:b/>
-        </w:rPr>
-        <w:t>license</w:t>
-      </w:r>
-      <w:r>
-        <w:rPr>
-          <w:b w:val="0"/>
-        </w:rPr>
-        <w:t xml:space="preserve"> information. What should you record and check before reusing it in a public project?</w:t>
-      </w:r>
-    </w:p>
-    <w:p>
-      <w:pPr>
-        <w:pStyle w:val="Heading3"/>
-      </w:pPr>
-      <w:r>
-        <w:t>Expected independent answer</w:t>
-      </w:r>
-    </w:p>
-    <w:p>
-      <w:pPr>
-        <w:pStyle w:val="Heading3"/>
-      </w:pPr>
-      <w:r>
-        <w:t>Teacher key · Expected independent answer</w:t>
-      </w:r>
-    </w:p>
-    <w:p>
-      <w:pPr>
-        <w:spacing w:line="336" w:lineRule="auto" w:after="180"/>
-        <w:shd w:fill="F1F6FC"/>
       </w:pPr>
       <w:r>
         <w:rPr>
@@ -4373,1258 +5283,466 @@
     </w:p>
     <w:p>
       <w:pPr>
+        <w:spacing w:line="336" w:lineRule="auto" w:after="180"/>
+      </w:pPr>
+      <w:r>
+        <w:rPr>
+          <w:b w:val="0"/>
+        </w:rPr>
+        <w:t xml:space="preserve">No. Record creator, source URL, </w:t>
+      </w:r>
+      <w:r>
+        <w:rPr>
+          <w:b/>
+        </w:rPr>
+        <w:t>licence</w:t>
+      </w:r>
+      <w:r>
+        <w:rPr>
+          <w:b w:val="0"/>
+        </w:rPr>
+        <w:t xml:space="preserve"> or permission </w:t>
+      </w:r>
+      <w:r>
+        <w:rPr>
+          <w:b/>
+        </w:rPr>
+        <w:t>evidence</w:t>
+      </w:r>
+      <w:r>
+        <w:rPr>
+          <w:b w:val="0"/>
+        </w:rPr>
+        <w:t xml:space="preserve">, required </w:t>
+      </w:r>
+      <w:r>
+        <w:rPr>
+          <w:b/>
+        </w:rPr>
+        <w:t>attribution</w:t>
+      </w:r>
+      <w:r>
+        <w:rPr>
+          <w:b w:val="0"/>
+        </w:rPr>
+        <w:t xml:space="preserve"> and modifications. If permission is unclear, use an appropriately </w:t>
+      </w:r>
+      <w:r>
+        <w:rPr>
+          <w:b/>
+        </w:rPr>
+        <w:t>license</w:t>
+      </w:r>
+      <w:r>
+        <w:rPr>
+          <w:b w:val="0"/>
+        </w:rPr>
+        <w:t>d alternative or seek guidance from the teacher.</w:t>
+      </w:r>
+    </w:p>
+    <w:p>
+      <w:pPr>
+        <w:spacing w:line="336" w:lineRule="auto" w:after="180"/>
+      </w:pPr>
+      <w:r>
+        <w:rPr>
+          <w:b w:val="0"/>
+        </w:rPr>
+        <w:t>Do not assume search visibility or classroom use provides universal permission.</w:t>
+      </w:r>
+    </w:p>
+    <w:p>
+      <w:pPr>
         <w:pStyle w:val="Heading3"/>
       </w:pPr>
       <w:r>
-        <w:t>Teacher key · Original transfer answer</w:t>
+        <w:t>Explanations for the additional workbook examples</w:t>
+      </w:r>
+    </w:p>
+    <w:p>
+      <w:pPr>
+        <w:pStyle w:val="Heading3"/>
+      </w:pPr>
+      <w:r>
+        <w:t>W1 Explain the mechanism</w:t>
+      </w:r>
+    </w:p>
+    <w:p>
+      <w:pPr>
+        <w:pStyle w:val="Heading3"/>
+      </w:pPr>
+      <w:r>
+        <w:t>W2 Trace the worked case</w:t>
+      </w:r>
+    </w:p>
+    <w:p>
+      <w:pPr>
+        <w:pStyle w:val="Heading3"/>
+      </w:pPr>
+      <w:r>
+        <w:t>W3 Audit the limit</w:t>
+      </w:r>
+    </w:p>
+    <w:p>
+      <w:pPr>
+        <w:pStyle w:val="Heading3"/>
+      </w:pPr>
+      <w:r>
+        <w:t>W4 Apply a new case independently</w:t>
       </w:r>
     </w:p>
     <w:p>
       <w:pPr>
         <w:spacing w:line="336" w:lineRule="auto" w:after="180"/>
-        <w:shd w:fill="F1F6FC"/>
-      </w:pPr>
-      <w:r>
-        <w:rPr>
-          <w:b w:val="0"/>
-        </w:rPr>
-        <w:t xml:space="preserve">No. Record creator, source URL, </w:t>
+      </w:pPr>
+      <w:r>
+        <w:rPr>
+          <w:b w:val="0"/>
+        </w:rPr>
+        <w:t xml:space="preserve">Text C permits internal reading only; D permits public quotation up to 30 words with </w:t>
       </w:r>
       <w:r>
         <w:rPr>
           <w:b/>
         </w:rPr>
-        <w:t>licence</w:t>
-      </w:r>
-      <w:r>
-        <w:rPr>
-          <w:b w:val="0"/>
-        </w:rPr>
-        <w:t xml:space="preserve"> or permission </w:t>
+        <w:t>attribution</w:t>
+      </w:r>
+      <w:r>
+        <w:rPr>
+          <w:b w:val="0"/>
+        </w:rPr>
+        <w:t>. Proposed public handout reproduces 40 words. Apply the fictional terms.</w:t>
+      </w:r>
+    </w:p>
+    <w:p>
+      <w:pPr>
+        <w:spacing w:line="336" w:lineRule="auto" w:after="180"/>
+      </w:pPr>
+      <w:r>
+        <w:rPr>
+          <w:b w:val="0"/>
+        </w:rPr>
+        <w:t xml:space="preserve">Teacher explanation: C lacks public-use permission; 40 exceeds D limit. Revise D quotation to at most 30 words with </w:t>
       </w:r>
       <w:r>
         <w:rPr>
           <w:b/>
         </w:rPr>
+        <w:t>attribution</w:t>
+      </w:r>
+      <w:r>
+        <w:rPr>
+          <w:b w:val="0"/>
+        </w:rPr>
+        <w:t xml:space="preserve"> or obtain permission. Do not infer legal exceptions from this fictional policy.</w:t>
+      </w:r>
+    </w:p>
+    <w:p>
+      <w:pPr>
+        <w:pStyle w:val="Heading3"/>
+      </w:pPr>
+      <w:r>
+        <w:t>W5 Design a revealing follow-up</w:t>
+      </w:r>
+    </w:p>
+    <w:p>
+      <w:pPr>
+        <w:pStyle w:val="Heading3"/>
+      </w:pPr>
+      <w:r>
+        <w:t>Assess independent transfer</w:t>
+      </w:r>
+    </w:p>
+    <w:p>
+      <w:pPr>
+        <w:pStyle w:val="Heading3"/>
+      </w:pPr>
+      <w:r>
+        <w:t>Selected case answer</w:t>
+      </w:r>
+    </w:p>
+    <w:p>
+      <w:pPr>
+        <w:pStyle w:val="Heading3"/>
+      </w:pPr>
+      <w:r>
+        <w:t>Feedback that the learner uses</w:t>
+      </w:r>
+    </w:p>
+    <w:p>
+      <w:pPr>
+        <w:pStyle w:val="Heading1"/>
+      </w:pPr>
+      <w:r>
+        <w:t>06. Connect, adapt and return</w:t>
+      </w:r>
+    </w:p>
+    <w:p>
+      <w:r>
+        <w:t>Retain the project evidence and revisit the reasoning on a changed case.</w:t>
+      </w:r>
+    </w:p>
+    <w:p>
+      <w:pPr>
+        <w:pStyle w:val="Heading2"/>
+      </w:pPr>
+      <w:r>
+        <w:t>Project evidence to keep</w:t>
+      </w:r>
+    </w:p>
+    <w:p>
+      <w:pPr>
+        <w:spacing w:line="336" w:lineRule="auto" w:after="180"/>
+      </w:pPr>
+      <w:r>
+        <w:rPr>
+          <w:b w:val="0"/>
+        </w:rPr>
+        <w:t xml:space="preserve">Attach citations and </w:t>
+      </w:r>
+      <w:r>
+        <w:rPr>
+          <w:b/>
+        </w:rPr>
+        <w:t>provenance</w:t>
+      </w:r>
+      <w:r>
+        <w:rPr>
+          <w:b w:val="0"/>
+        </w:rPr>
+        <w:t xml:space="preserve"> metadata to every Study Buddy learning asset.</w:t>
+      </w:r>
+    </w:p>
+    <w:p>
+      <w:pPr>
+        <w:spacing w:line="336" w:lineRule="auto" w:after="180"/>
+      </w:pPr>
+      <w:r>
+        <w:rPr>
+          <w:b w:val="0"/>
+        </w:rPr>
+        <w:t xml:space="preserve">Keep the decision, </w:t>
+      </w:r>
+      <w:r>
+        <w:rPr>
+          <w:b/>
+        </w:rPr>
+        <w:t>input</w:t>
+      </w:r>
+      <w:r>
+        <w:rPr>
+          <w:b w:val="0"/>
+        </w:rPr>
+        <w:t xml:space="preserve">, result, explanation and remaining limitation in the project </w:t>
+      </w:r>
+      <w:r>
+        <w:rPr>
+          <w:b/>
+        </w:rPr>
         <w:t>evidence</w:t>
       </w:r>
       <w:r>
         <w:rPr>
           <w:b w:val="0"/>
         </w:rPr>
-        <w:t xml:space="preserve">, required </w:t>
+        <w:t xml:space="preserve"> record. Retrieve this record next week rather than restarting the project.</w:t>
+      </w:r>
+    </w:p>
+    <w:p>
+      <w:pPr>
+        <w:spacing w:line="336" w:lineRule="auto" w:after="180"/>
+      </w:pPr>
+      <w:r>
+        <w:rPr>
+          <w:b w:val="0"/>
+        </w:rPr>
+        <w:t xml:space="preserve">For your Verified Study Buddy, save the </w:t>
       </w:r>
       <w:r>
         <w:rPr>
           <w:b/>
         </w:rPr>
+        <w:t>input</w:t>
+      </w:r>
+      <w:r>
+        <w:rPr>
+          <w:b w:val="0"/>
+        </w:rPr>
+        <w:t>, procedure, observed result and limitation of this check.</w:t>
+      </w:r>
+    </w:p>
+    <w:p>
+      <w:pPr>
+        <w:spacing w:line="336" w:lineRule="auto" w:after="180"/>
+      </w:pPr>
+      <w:r>
+        <w:rPr>
+          <w:b w:val="0"/>
+        </w:rPr>
+        <w:t>Label this worked example as practice; use a different, previously unreviewed case when checking independent understanding.</w:t>
+      </w:r>
+    </w:p>
+    <w:p>
+      <w:pPr>
+        <w:pStyle w:val="Heading2"/>
+      </w:pPr>
+      <w:r>
+        <w:t>Support while preserving the reasoning goal</w:t>
+      </w:r>
+    </w:p>
+    <w:p>
+      <w:pPr>
+        <w:spacing w:line="336" w:lineRule="auto" w:after="180"/>
+      </w:pPr>
+      <w:r>
+        <w:rPr>
+          <w:b w:val="0"/>
+        </w:rPr>
+        <w:t xml:space="preserve">Provide one short approved passage; separate instruction, </w:t>
+      </w:r>
+      <w:r>
+        <w:rPr>
+          <w:b/>
+        </w:rPr>
+        <w:t>input</w:t>
+      </w:r>
+      <w:r>
+        <w:rPr>
+          <w:b w:val="0"/>
+        </w:rPr>
+        <w:t xml:space="preserve">, </w:t>
+      </w:r>
+      <w:r>
+        <w:rPr>
+          <w:b/>
+        </w:rPr>
+        <w:t>output</w:t>
+      </w:r>
+      <w:r>
+        <w:rPr>
+          <w:b w:val="0"/>
+        </w:rPr>
+        <w:t xml:space="preserve"> and </w:t>
+      </w:r>
+      <w:r>
+        <w:rPr>
+          <w:b/>
+        </w:rPr>
+        <w:t>evidence</w:t>
+      </w:r>
+      <w:r>
+        <w:rPr>
+          <w:b w:val="0"/>
+        </w:rPr>
+        <w:t>. Stretch: introduce an unsupported claim or conflicting source and validate claim by claim with a fallback.</w:t>
+      </w:r>
+    </w:p>
+    <w:p>
+      <w:pPr>
+        <w:spacing w:line="336" w:lineRule="auto" w:after="180"/>
+      </w:pPr>
+      <w:r>
+        <w:rPr>
+          <w:b w:val="0"/>
+        </w:rPr>
+        <w:t xml:space="preserve">Provide an </w:t>
+      </w:r>
+      <w:r>
+        <w:rPr>
+          <w:b/>
+        </w:rPr>
+        <w:t>input</w:t>
+      </w:r>
+      <w:r>
+        <w:rPr>
+          <w:b w:val="0"/>
+        </w:rPr>
+        <w:t>/procedure/result/limit frame and a calculator when needed. Ask students to identify the first step before completing the whole trace.</w:t>
+      </w:r>
+    </w:p>
+    <w:p>
+      <w:pPr>
+        <w:spacing w:line="336" w:lineRule="auto" w:after="180"/>
+      </w:pPr>
+      <w:r>
+        <w:rPr>
+          <w:b w:val="0"/>
+        </w:rPr>
+        <w:t xml:space="preserve">Extension: compare two concrete variants of this </w:t>
+      </w:r>
+      <w:r>
+        <w:rPr>
+          <w:b/>
+        </w:rPr>
+        <w:t>mechanism</w:t>
+      </w:r>
+      <w:r>
+        <w:rPr>
+          <w:b w:val="0"/>
+        </w:rPr>
+        <w:t xml:space="preserve"> while holding unrelated conditions fixed; report both successful and unsuccessful outcomes.</w:t>
+      </w:r>
+    </w:p>
+    <w:p>
+      <w:pPr>
+        <w:spacing w:line="336" w:lineRule="auto" w:after="180"/>
+      </w:pPr>
+      <w:r>
+        <w:rPr>
+          <w:b w:val="0"/>
+        </w:rPr>
+        <w:t xml:space="preserve">W4: C lacks public-use permission; 40 exceeds D limit. Revise D quotation to at most 30 words with </w:t>
+      </w:r>
+      <w:r>
+        <w:rPr>
+          <w:b/>
+        </w:rPr>
         <w:t>attribution</w:t>
       </w:r>
       <w:r>
         <w:rPr>
           <w:b w:val="0"/>
         </w:rPr>
-        <w:t xml:space="preserve"> and modifications. If permission is unclear, use an appropriately </w:t>
+        <w:t xml:space="preserve"> or obtain permission. Do not infer legal exceptions from this fictional policy.</w:t>
+      </w:r>
+    </w:p>
+    <w:p>
+      <w:pPr>
+        <w:spacing w:line="336" w:lineRule="auto" w:after="180"/>
+      </w:pPr>
+      <w:r>
+        <w:rPr>
+          <w:b w:val="0"/>
+        </w:rPr>
+        <w:t xml:space="preserve">Require intermediate reasoning and the stated scope. Fresh retry: </w:t>
       </w:r>
       <w:r>
         <w:rPr>
           <w:b/>
         </w:rPr>
-        <w:t>license</w:t>
-      </w:r>
-      <w:r>
-        <w:rPr>
-          <w:b w:val="0"/>
-        </w:rPr>
-        <w:t>d alternative or seek guidance from the teacher.</w:t>
+        <w:t>Licence</w:t>
+      </w:r>
+      <w:r>
+        <w:rPr>
+          <w:b w:val="0"/>
+        </w:rPr>
+        <w:t xml:space="preserve"> permits 20 attributed words; handout includes 25.</w:t>
       </w:r>
     </w:p>
     <w:p>
       <w:pPr>
         <w:spacing w:line="336" w:lineRule="auto" w:after="180"/>
-        <w:shd w:fill="F1F6FC"/>
-      </w:pPr>
-      <w:r>
-        <w:rPr>
-          <w:b w:val="0"/>
-        </w:rPr>
-        <w:t>Do not assume search visibility or classroom use provides universal permission.</w:t>
-      </w:r>
-    </w:p>
-    <w:p>
-      <w:pPr>
-        <w:pStyle w:val="Heading3"/>
-      </w:pPr>
-      <w:r>
-        <w:t>Explanations for the additional workbook examples</w:t>
-      </w:r>
-    </w:p>
-    <w:p>
-      <w:pPr>
-        <w:pStyle w:val="Heading3"/>
-      </w:pPr>
-      <w:r>
-        <w:t>W1 Explain the mechanism</w:t>
-      </w:r>
-    </w:p>
-    <w:p>
-      <w:pPr>
-        <w:pStyle w:val="Heading3"/>
-      </w:pPr>
-      <w:r>
-        <w:t>Workbook question · W1</w:t>
+      </w:pPr>
+      <w:r>
+        <w:rPr>
+          <w:b w:val="0"/>
+        </w:rPr>
+        <w:t>Expected reasoning: Reduce to at most 20 or obtain permission under this policy; unknown rights are not assumed granted.</w:t>
       </w:r>
     </w:p>
     <w:p>
       <w:pPr>
         <w:spacing w:line="336" w:lineRule="auto" w:after="180"/>
-        <w:shd w:fill="F5F1FB"/>
-      </w:pPr>
-      <w:r>
-        <w:rPr>
-          <w:b w:val="0"/>
-        </w:rPr>
-        <w:t xml:space="preserve">Explain the weekly </w:t>
-      </w:r>
-      <w:r>
-        <w:rPr>
-          <w:b/>
-        </w:rPr>
-        <w:t>mechanism</w:t>
-      </w:r>
-      <w:r>
-        <w:rPr>
-          <w:b w:val="0"/>
-        </w:rPr>
-        <w:t xml:space="preserve"> in your own words. Use the worked scenario to name its </w:t>
-      </w:r>
-      <w:r>
-        <w:rPr>
-          <w:b/>
-        </w:rPr>
-        <w:t>input</w:t>
-      </w:r>
-      <w:r>
-        <w:rPr>
-          <w:b w:val="0"/>
-        </w:rPr>
-        <w:t xml:space="preserve">, decision rule and </w:t>
-      </w:r>
-      <w:r>
-        <w:rPr>
-          <w:b/>
-        </w:rPr>
-        <w:t>output</w:t>
-      </w:r>
-      <w:r>
-        <w:rPr>
-          <w:b w:val="0"/>
-        </w:rPr>
-        <w:t>.</w:t>
-      </w:r>
-    </w:p>
-    <w:p>
-      <w:pPr>
-        <w:pStyle w:val="Heading3"/>
-      </w:pPr>
-      <w:r>
-        <w:t>Teacher reasoning · W1</w:t>
-      </w:r>
-    </w:p>
-    <w:p>
-      <w:pPr>
-        <w:spacing w:line="336" w:lineRule="auto" w:after="180"/>
-        <w:shd w:fill="F1F6FC"/>
-      </w:pPr>
-      <w:r>
-        <w:rPr>
-          <w:b w:val="0"/>
-        </w:rPr>
-        <w:t xml:space="preserve">Teacher explanation: Permission to access a work and permission to redistribute or modify it are separate. Use a classroom </w:t>
-      </w:r>
-      <w:r>
-        <w:rPr>
-          <w:b/>
-        </w:rPr>
-        <w:t>licence</w:t>
-      </w:r>
-      <w:r>
-        <w:rPr>
-          <w:b w:val="0"/>
-        </w:rPr>
-        <w:t xml:space="preserve"> ledger instead of assuming all online material is reusable.</w:t>
-      </w:r>
-    </w:p>
-    <w:p>
-      <w:pPr>
-        <w:spacing w:line="336" w:lineRule="auto" w:after="180"/>
-        <w:shd w:fill="F1F6FC"/>
-      </w:pPr>
-      <w:r>
-        <w:rPr>
-          <w:b w:val="0"/>
-        </w:rPr>
-        <w:t xml:space="preserve">For this fictional policy, </w:t>
-      </w:r>
-      <w:r>
-        <w:rPr>
-          <w:b/>
-        </w:rPr>
-        <w:t>licence</w:t>
-      </w:r>
-      <w:r>
-        <w:rPr>
-          <w:b w:val="0"/>
-        </w:rPr>
-        <w:t xml:space="preserve"> L permits classroom display with </w:t>
-      </w:r>
-      <w:r>
-        <w:rPr>
-          <w:b/>
-        </w:rPr>
-        <w:t>attribution</w:t>
-      </w:r>
-      <w:r>
-        <w:rPr>
-          <w:b w:val="0"/>
-        </w:rPr>
-        <w:t xml:space="preserve"> but forbids public redistribution. </w:t>
-      </w:r>
-      <w:r>
-        <w:rPr>
-          <w:b/>
-        </w:rPr>
-        <w:t>Licence</w:t>
-      </w:r>
-      <w:r>
-        <w:rPr>
-          <w:b w:val="0"/>
-        </w:rPr>
-        <w:t xml:space="preserve"> M permits adaptation and redistribution with </w:t>
-      </w:r>
-      <w:r>
-        <w:rPr>
-          <w:b/>
-        </w:rPr>
-        <w:t>attribution</w:t>
-      </w:r>
-      <w:r>
-        <w:rPr>
-          <w:b w:val="0"/>
-        </w:rPr>
-        <w:t>.</w:t>
-      </w:r>
-    </w:p>
-    <w:p>
-      <w:pPr>
-        <w:spacing w:line="336" w:lineRule="auto" w:after="180"/>
-        <w:shd w:fill="F1F6FC"/>
-      </w:pPr>
-      <w:r>
-        <w:rPr>
-          <w:b w:val="0"/>
-        </w:rPr>
-        <w:t>Unknown permission means seek approval or choose a permitted alternative; this exercise is not a legal ruling.</w:t>
-      </w:r>
-    </w:p>
-    <w:p>
-      <w:pPr>
-        <w:pStyle w:val="Heading3"/>
-      </w:pPr>
-      <w:r>
-        <w:t>W2 Trace the worked case</w:t>
-      </w:r>
-    </w:p>
-    <w:p>
-      <w:pPr>
-        <w:pStyle w:val="Heading3"/>
-      </w:pPr>
-      <w:r>
-        <w:t>Workbook question · W2</w:t>
-      </w:r>
-    </w:p>
-    <w:p>
-      <w:pPr>
-        <w:spacing w:line="336" w:lineRule="auto" w:after="180"/>
-        <w:shd w:fill="F5F1FB"/>
-      </w:pPr>
-      <w:r>
-        <w:rPr>
-          <w:b w:val="0"/>
-        </w:rPr>
-        <w:t>Image A has L; image B has M. The project is a publicly downloadable adapted poster. Show the intermediate steps and give the conclusion with its scope.</w:t>
-      </w:r>
-    </w:p>
-    <w:p>
-      <w:pPr>
-        <w:pStyle w:val="Heading3"/>
-      </w:pPr>
-      <w:r>
-        <w:t>Teacher reasoning · W2</w:t>
-      </w:r>
-    </w:p>
-    <w:p>
-      <w:pPr>
-        <w:spacing w:line="336" w:lineRule="auto" w:after="180"/>
-        <w:shd w:fill="F1F6FC"/>
-      </w:pPr>
-      <w:r>
-        <w:rPr>
-          <w:b w:val="0"/>
-        </w:rPr>
-        <w:t xml:space="preserve">Teacher explanation: A is not permitted for this use under L. B is permitted under the supplied M terms with </w:t>
-      </w:r>
-      <w:r>
-        <w:rPr>
-          <w:b/>
-        </w:rPr>
-        <w:t>attribution</w:t>
-      </w:r>
-      <w:r>
-        <w:rPr>
-          <w:b w:val="0"/>
-        </w:rPr>
-        <w:t xml:space="preserve">. Keep </w:t>
-      </w:r>
-      <w:r>
-        <w:rPr>
-          <w:b/>
-        </w:rPr>
-        <w:t>licence</w:t>
-      </w:r>
-      <w:r>
-        <w:rPr>
-          <w:b w:val="0"/>
-        </w:rPr>
-        <w:t xml:space="preserve"> version and </w:t>
-      </w:r>
-      <w:r>
-        <w:rPr>
-          <w:b/>
-        </w:rPr>
-        <w:t>provenance</w:t>
-      </w:r>
-      <w:r>
-        <w:rPr>
-          <w:b w:val="0"/>
-        </w:rPr>
-        <w:t>.</w:t>
-      </w:r>
-    </w:p>
-    <w:p>
-      <w:pPr>
-        <w:pStyle w:val="Heading3"/>
-      </w:pPr>
-      <w:r>
-        <w:t>W3 Audit the limit</w:t>
-      </w:r>
-    </w:p>
-    <w:p>
-      <w:pPr>
-        <w:pStyle w:val="Heading3"/>
-      </w:pPr>
-      <w:r>
-        <w:t>Workbook question · W3</w:t>
-      </w:r>
-    </w:p>
-    <w:p>
-      <w:pPr>
-        <w:spacing w:line="336" w:lineRule="auto" w:after="180"/>
-        <w:shd w:fill="F5F1FB"/>
-      </w:pPr>
-      <w:r>
-        <w:rPr>
-          <w:b w:val="0"/>
-        </w:rPr>
-        <w:t xml:space="preserve">A report omits this qualification: Real legal outcomes depend on jurisdiction and facts; supplied </w:t>
-      </w:r>
-      <w:r>
-        <w:rPr>
-          <w:b/>
-        </w:rPr>
-        <w:t>licence</w:t>
-      </w:r>
-      <w:r>
-        <w:rPr>
-          <w:b w:val="0"/>
-        </w:rPr>
-        <w:t xml:space="preserve"> terms define this classroom exercise, not universal </w:t>
-      </w:r>
-      <w:r>
-        <w:rPr>
-          <w:b/>
-        </w:rPr>
-        <w:t>copyright</w:t>
-      </w:r>
-      <w:r>
-        <w:rPr>
-          <w:b w:val="0"/>
-        </w:rPr>
-        <w:t xml:space="preserve"> law.</w:t>
-      </w:r>
-    </w:p>
-    <w:p>
-      <w:pPr>
-        <w:spacing w:line="336" w:lineRule="auto" w:after="180"/>
-        <w:shd w:fill="F5F1FB"/>
-      </w:pPr>
-      <w:r>
-        <w:rPr>
-          <w:b w:val="0"/>
-        </w:rPr>
-        <w:t>Explain how omitting it could change a reader's interpretation, and write an accurate replacement.</w:t>
-      </w:r>
-    </w:p>
-    <w:p>
-      <w:pPr>
-        <w:pStyle w:val="Heading3"/>
-      </w:pPr>
-      <w:r>
-        <w:t>Teacher reasoning · W3</w:t>
-      </w:r>
-    </w:p>
-    <w:p>
-      <w:pPr>
-        <w:spacing w:line="336" w:lineRule="auto" w:after="180"/>
-        <w:shd w:fill="F1F6FC"/>
-      </w:pPr>
-      <w:r>
-        <w:rPr>
-          <w:b w:val="0"/>
-        </w:rPr>
-        <w:t xml:space="preserve">Teacher explanation: Real legal outcomes depend on jurisdiction and facts; supplied </w:t>
-      </w:r>
-      <w:r>
-        <w:rPr>
-          <w:b/>
-        </w:rPr>
-        <w:t>licence</w:t>
-      </w:r>
-      <w:r>
-        <w:rPr>
-          <w:b w:val="0"/>
-        </w:rPr>
-        <w:t xml:space="preserve"> terms define this classroom exercise, not universal </w:t>
-      </w:r>
-      <w:r>
-        <w:rPr>
-          <w:b/>
-        </w:rPr>
-        <w:t>copyright</w:t>
-      </w:r>
-      <w:r>
-        <w:rPr>
-          <w:b w:val="0"/>
-        </w:rPr>
-        <w:t xml:space="preserve"> law.</w:t>
-      </w:r>
-    </w:p>
-    <w:p>
-      <w:pPr>
-        <w:spacing w:line="336" w:lineRule="auto" w:after="180"/>
-        <w:shd w:fill="F1F6FC"/>
-      </w:pPr>
-      <w:r>
-        <w:rPr>
-          <w:b w:val="0"/>
-        </w:rPr>
-        <w:t xml:space="preserve">State the observed result separately from the unverified or out-of-scope claim; preserve the original </w:t>
-      </w:r>
-      <w:r>
-        <w:rPr>
-          <w:b/>
-        </w:rPr>
-        <w:t>evidence</w:t>
-      </w:r>
-      <w:r>
-        <w:rPr>
-          <w:b w:val="0"/>
-        </w:rPr>
-        <w:t xml:space="preserve"> rather than inventing a missing fact.</w:t>
-      </w:r>
-    </w:p>
-    <w:p>
-      <w:pPr>
-        <w:pStyle w:val="Heading3"/>
-      </w:pPr>
-      <w:r>
-        <w:t>W4 Apply a new case independently</w:t>
-      </w:r>
-    </w:p>
-    <w:p>
-      <w:pPr>
-        <w:pStyle w:val="Heading3"/>
-      </w:pPr>
-      <w:r>
-        <w:t>Workbook question · W4</w:t>
-      </w:r>
-    </w:p>
-    <w:p>
-      <w:pPr>
-        <w:spacing w:line="336" w:lineRule="auto" w:after="180"/>
-        <w:shd w:fill="F5F1FB"/>
-      </w:pPr>
-      <w:r>
-        <w:rPr>
-          <w:b w:val="0"/>
-        </w:rPr>
-        <w:t xml:space="preserve">Text C permits internal reading only; D permits public quotation up to 30 words with </w:t>
-      </w:r>
-      <w:r>
-        <w:rPr>
-          <w:b/>
-        </w:rPr>
-        <w:t>attribution</w:t>
-      </w:r>
-      <w:r>
-        <w:rPr>
-          <w:b w:val="0"/>
-        </w:rPr>
-        <w:t>. Proposed public handout reproduces 40 words. Apply the fictional terms.</w:t>
-      </w:r>
-    </w:p>
-    <w:p>
-      <w:pPr>
-        <w:pStyle w:val="Heading3"/>
-      </w:pPr>
-      <w:r>
-        <w:t>Teacher reasoning · W4</w:t>
-      </w:r>
-    </w:p>
-    <w:p>
-      <w:pPr>
-        <w:spacing w:line="336" w:lineRule="auto" w:after="180"/>
-        <w:shd w:fill="F1F6FC"/>
-      </w:pPr>
-      <w:r>
-        <w:rPr>
-          <w:b w:val="0"/>
-        </w:rPr>
-        <w:t xml:space="preserve">Teacher explanation: C lacks public-use permission; 40 exceeds D limit. Revise D quotation to at most 30 words with </w:t>
-      </w:r>
-      <w:r>
-        <w:rPr>
-          <w:b/>
-        </w:rPr>
-        <w:t>attribution</w:t>
-      </w:r>
-      <w:r>
-        <w:rPr>
-          <w:b w:val="0"/>
-        </w:rPr>
-        <w:t xml:space="preserve"> or obtain permission. Do not infer legal exceptions from this fictional policy.</w:t>
-      </w:r>
-    </w:p>
-    <w:p>
-      <w:pPr>
-        <w:pStyle w:val="Heading3"/>
-      </w:pPr>
-      <w:r>
-        <w:t>W5 Design a revealing follow-up</w:t>
-      </w:r>
-    </w:p>
-    <w:p>
-      <w:pPr>
-        <w:pStyle w:val="Heading3"/>
-      </w:pPr>
-      <w:r>
-        <w:t>Workbook question · W5</w:t>
-      </w:r>
-    </w:p>
-    <w:p>
-      <w:pPr>
-        <w:spacing w:line="336" w:lineRule="auto" w:after="180"/>
-        <w:shd w:fill="F5F1FB"/>
-      </w:pPr>
-      <w:r>
-        <w:rPr>
-          <w:b w:val="0"/>
-        </w:rPr>
-        <w:t>For the worked scenario, propose one additional case that could reveal a failure, describe its expected outcome before running it, and explain what would need to remain fixed for a fair comparison.</w:t>
-      </w:r>
-    </w:p>
-    <w:p>
-      <w:pPr>
-        <w:spacing w:line="336" w:lineRule="auto" w:after="180"/>
-        <w:shd w:fill="F5F1FB"/>
-      </w:pPr>
-      <w:r>
-        <w:rPr>
-          <w:b w:val="0"/>
-        </w:rPr>
-        <w:t>Do not reuse W4 as a new final test after receiving feedback.</w:t>
-      </w:r>
-    </w:p>
-    <w:p>
-      <w:pPr>
-        <w:pStyle w:val="Heading3"/>
-      </w:pPr>
-      <w:r>
-        <w:t>Teacher reasoning · W5</w:t>
-      </w:r>
-    </w:p>
-    <w:p>
-      <w:pPr>
-        <w:spacing w:line="336" w:lineRule="auto" w:after="180"/>
-        <w:shd w:fill="F1F6FC"/>
-      </w:pPr>
-      <w:r>
-        <w:rPr>
-          <w:b w:val="0"/>
-        </w:rPr>
-        <w:t xml:space="preserve">Teacher explanation: Accept a concrete variant of the worked </w:t>
-      </w:r>
-      <w:r>
-        <w:rPr>
-          <w:b/>
-        </w:rPr>
-        <w:t>input</w:t>
-      </w:r>
-      <w:r>
-        <w:rPr>
-          <w:b w:val="0"/>
-        </w:rPr>
-        <w:t xml:space="preserve"> or a missing/conflicting/boundary condition, with an expectation derived from the declared procedure.</w:t>
-      </w:r>
-    </w:p>
-    <w:p>
-      <w:pPr>
-        <w:spacing w:line="336" w:lineRule="auto" w:after="180"/>
-        <w:shd w:fill="F1F6FC"/>
-      </w:pPr>
-      <w:r>
-        <w:rPr>
-          <w:b w:val="0"/>
-        </w:rPr>
-        <w:t xml:space="preserve">Require preserved settings, original </w:t>
-      </w:r>
-      <w:r>
-        <w:rPr>
-          <w:b/>
-        </w:rPr>
-        <w:t>output</w:t>
-      </w:r>
-      <w:r>
-        <w:rPr>
-          <w:b w:val="0"/>
-        </w:rPr>
-        <w:t xml:space="preserve">s and data roles. Real legal outcomes depend on jurisdiction and facts; supplied </w:t>
-      </w:r>
-      <w:r>
-        <w:rPr>
-          <w:b/>
-        </w:rPr>
-        <w:t>licence</w:t>
-      </w:r>
-      <w:r>
-        <w:rPr>
-          <w:b w:val="0"/>
-        </w:rPr>
-        <w:t xml:space="preserve"> terms define this classroom exercise, not universal </w:t>
-      </w:r>
-      <w:r>
-        <w:rPr>
-          <w:b/>
-        </w:rPr>
-        <w:t>copyright</w:t>
-      </w:r>
-      <w:r>
-        <w:rPr>
-          <w:b w:val="0"/>
-        </w:rPr>
-        <w:t xml:space="preserve"> law.</w:t>
-      </w:r>
-    </w:p>
-    <w:p>
-      <w:pPr>
-        <w:spacing w:line="336" w:lineRule="auto" w:after="180"/>
-        <w:shd w:fill="F1F6FC"/>
-      </w:pPr>
-      <w:r>
-        <w:rPr>
-          <w:b w:val="0"/>
-        </w:rPr>
-        <w:t xml:space="preserve">The new case should test this particular </w:t>
-      </w:r>
-      <w:r>
-        <w:rPr>
-          <w:b/>
-        </w:rPr>
-        <w:t>mechanism</w:t>
-      </w:r>
-      <w:r>
-        <w:rPr>
-          <w:b w:val="0"/>
-        </w:rPr>
-        <w:t xml:space="preserve"> rather than merely restate the original result.</w:t>
-      </w:r>
-    </w:p>
-    <w:p>
-      <w:pPr>
-        <w:pStyle w:val="Heading3"/>
-      </w:pPr>
-      <w:r>
-        <w:t>Assess independent transfer</w:t>
-      </w:r>
-    </w:p>
-    <w:p>
-      <w:pPr>
-        <w:pStyle w:val="Heading3"/>
-      </w:pPr>
-      <w:r>
-        <w:t>Independent question · withhold the key</w:t>
-      </w:r>
-    </w:p>
-    <w:p>
-      <w:pPr>
-        <w:spacing w:line="336" w:lineRule="auto" w:after="180"/>
-        <w:shd w:fill="F5F1FB"/>
-      </w:pPr>
-      <w:r>
-        <w:rPr>
-          <w:b w:val="0"/>
-        </w:rPr>
-        <w:t xml:space="preserve">Selected case: Text C permits internal reading only; D permits public quotation up to 30 words with </w:t>
-      </w:r>
-      <w:r>
-        <w:rPr>
-          <w:b/>
-        </w:rPr>
-        <w:t>attribution</w:t>
-      </w:r>
-      <w:r>
-        <w:rPr>
-          <w:b w:val="0"/>
-        </w:rPr>
-        <w:t>. Proposed public handout reproduces 40 words. Apply the fictional terms.</w:t>
-      </w:r>
-    </w:p>
-    <w:p>
-      <w:pPr>
-        <w:pStyle w:val="Heading3"/>
-      </w:pPr>
-      <w:r>
-        <w:t>Selected case answer</w:t>
-      </w:r>
-    </w:p>
-    <w:p>
-      <w:pPr>
-        <w:pStyle w:val="Heading3"/>
-      </w:pPr>
-      <w:r>
-        <w:t>Teacher key · Selected case answer</w:t>
-      </w:r>
-    </w:p>
-    <w:p>
-      <w:pPr>
-        <w:spacing w:line="336" w:lineRule="auto" w:after="180"/>
-        <w:shd w:fill="F1F6FC"/>
-      </w:pPr>
-      <w:r>
-        <w:rPr>
-          <w:b w:val="0"/>
-        </w:rPr>
-        <w:t xml:space="preserve">Teacher explanation: C lacks public-use permission; 40 exceeds D limit. Revise D quotation to at most 30 words with </w:t>
-      </w:r>
-      <w:r>
-        <w:rPr>
-          <w:b/>
-        </w:rPr>
-        <w:t>attribution</w:t>
-      </w:r>
-      <w:r>
-        <w:rPr>
-          <w:b w:val="0"/>
-        </w:rPr>
-        <w:t xml:space="preserve"> or obtain permission. Do not infer legal exceptions from this fictional policy.</w:t>
-      </w:r>
-    </w:p>
-    <w:tbl>
-      <w:tblPr>
-        <w:tblStyle w:val="LightShading-Accent1"/>
-        <w:tblW w:type="auto" w:w="0"/>
-        <w:tblLook w:firstColumn="1" w:firstRow="1" w:lastColumn="0" w:lastRow="0" w:noHBand="0" w:noVBand="1" w:val="04A0"/>
-      </w:tblPr>
-      <w:tblGrid>
-        <w:gridCol w:w="5112"/>
-        <w:gridCol w:w="5112"/>
-      </w:tblGrid>
-      <w:tr>
-        <w:trPr>
-          <w:tblHeader/>
-        </w:trPr>
-        <w:tc>
-          <w:tcPr>
-            <w:tcW w:type="dxa" w:w="5112"/>
-          </w:tcPr>
-          <w:p>
-            <w:r>
-              <w:t>Dimension</w:t>
-            </w:r>
-          </w:p>
-        </w:tc>
-        <w:tc>
-          <w:tcPr>
-            <w:tcW w:type="dxa" w:w="5112"/>
-          </w:tcPr>
-          <w:p>
-            <w:r>
-              <w:t>Evidence required</w:t>
-            </w:r>
-          </w:p>
-        </w:tc>
-      </w:tr>
-      <w:tr>
-        <w:tc>
-          <w:tcPr>
-            <w:tcW w:type="dxa" w:w="5112"/>
-          </w:tcPr>
-          <w:p>
-            <w:r>
-              <w:t>Explanation</w:t>
-            </w:r>
-          </w:p>
-        </w:tc>
-        <w:tc>
-          <w:tcPr>
-            <w:tcW w:type="dxa" w:w="5112"/>
-          </w:tcPr>
-          <w:p>
-            <w:r>
-              <w:t>Names the applicable idea or procedure and ties it to the supplied facts.</w:t>
-            </w:r>
-          </w:p>
-        </w:tc>
-      </w:tr>
-      <w:tr>
-        <w:tc>
-          <w:tcPr>
-            <w:tcW w:type="dxa" w:w="5112"/>
-          </w:tcPr>
-          <w:p>
-            <w:r>
-              <w:t>Trace and result</w:t>
-            </w:r>
-          </w:p>
-        </w:tc>
-        <w:tc>
-          <w:tcPr>
-            <w:tcW w:type="dxa" w:w="5112"/>
-          </w:tcPr>
-          <w:p>
-            <w:r>
-              <w:t>Preserves the given inputs and shows the relevant intermediate steps; distinguishes a prediction from an observed execution.</w:t>
-            </w:r>
-          </w:p>
-        </w:tc>
-      </w:tr>
-      <w:tr>
-        <w:tc>
-          <w:tcPr>
-            <w:tcW w:type="dxa" w:w="5112"/>
-          </w:tcPr>
-          <w:p>
-            <w:r>
-              <w:t>Limits</w:t>
-            </w:r>
-          </w:p>
-        </w:tc>
-        <w:tc>
-          <w:tcPr>
-            <w:tcW w:type="dxa" w:w="5112"/>
-          </w:tcPr>
-          <w:p>
-            <w:r>
-              <w:t>States the assumptions, missing evidence or conditions under which the result would change.</w:t>
-            </w:r>
-          </w:p>
-        </w:tc>
-      </w:tr>
-    </w:tbl>
-    <w:p>
-      <w:pPr>
-        <w:pStyle w:val="Heading3"/>
-      </w:pPr>
-      <w:r>
-        <w:t>Teacher key · Selected case answer</w:t>
-      </w:r>
-    </w:p>
-    <w:p>
-      <w:pPr>
-        <w:spacing w:line="336" w:lineRule="auto" w:after="180"/>
-        <w:shd w:fill="F1F6FC"/>
-      </w:pPr>
-      <w:r>
-        <w:rPr>
-          <w:b w:val="0"/>
-        </w:rPr>
-        <w:t>Record each dimension as not yet, with support, or independent. Accept a valid alternative procedure with a defensible trace.</w:t>
-      </w:r>
-    </w:p>
-    <w:p>
-      <w:pPr>
-        <w:spacing w:line="336" w:lineRule="auto" w:after="180"/>
-        <w:shd w:fill="F1F6FC"/>
-      </w:pPr>
-      <w:r>
-        <w:rPr>
-          <w:b w:val="0"/>
-        </w:rPr>
-        <w:t xml:space="preserve">Do not penalise an honestly recorded model failure if the learner correctly explains its </w:t>
-      </w:r>
-      <w:r>
-        <w:rPr>
-          <w:b/>
-        </w:rPr>
-        <w:t>evidence</w:t>
-      </w:r>
-      <w:r>
-        <w:rPr>
-          <w:b w:val="0"/>
-        </w:rPr>
-        <w:t xml:space="preserve"> and limits.</w:t>
-      </w:r>
-    </w:p>
-    <w:p>
-      <w:pPr>
-        <w:pStyle w:val="Heading3"/>
-      </w:pPr>
-      <w:r>
-        <w:t>Feedback that the learner uses</w:t>
-      </w:r>
-    </w:p>
-    <w:p>
-      <w:pPr>
-        <w:spacing w:line="336" w:lineRule="auto" w:after="180"/>
-      </w:pPr>
-      <w:r>
-        <w:rPr>
-          <w:b w:val="0"/>
-        </w:rPr>
-        <w:t>Name the earliest unsupported step and give one action to repair it. Have the learner make that repair now and explain why. Then assess the relevant skill on a fresh, fully specified case.</w:t>
-      </w:r>
-    </w:p>
-    <w:p>
-      <w:pPr>
-        <w:spacing w:line="336" w:lineRule="auto" w:after="180"/>
-      </w:pPr>
-      <w:r>
-        <w:rPr>
-          <w:b w:val="0"/>
-        </w:rPr>
-        <w:t>Confirm it was not previously practised with feedback; solve and check the new case before assigning it. A follow-up design prompt is a starting brief, not automatically an equivalent test.</w:t>
-      </w:r>
-    </w:p>
-    <w:p>
-      <w:pPr>
-        <w:pStyle w:val="Heading1"/>
-      </w:pPr>
-      <w:r>
-        <w:t>06. Connect and extend learning</w:t>
-      </w:r>
-    </w:p>
-    <w:p>
-      <w:r>
-        <w:t>Connect Copyright and Provenance to Verified Study Buddy, adapt support and plan a later changed-case check.</w:t>
-      </w:r>
-    </w:p>
-    <w:p>
-      <w:pPr>
-        <w:pStyle w:val="Heading3"/>
-      </w:pPr>
-      <w:r>
-        <w:t>Verified Study Buddy</w:t>
-      </w:r>
-    </w:p>
-    <w:p>
-      <w:pPr>
-        <w:spacing w:line="336" w:lineRule="auto" w:after="180"/>
-      </w:pPr>
-      <w:r>
-        <w:rPr>
-          <w:b w:val="0"/>
-        </w:rPr>
-        <w:t xml:space="preserve">Attach citations and </w:t>
-      </w:r>
-      <w:r>
-        <w:rPr>
-          <w:b/>
-        </w:rPr>
-        <w:t>provenance</w:t>
-      </w:r>
-      <w:r>
-        <w:rPr>
-          <w:b w:val="0"/>
-        </w:rPr>
-        <w:t xml:space="preserve"> metadata to every Study Buddy learning asset.</w:t>
-      </w:r>
-    </w:p>
-    <w:p>
-      <w:pPr>
-        <w:spacing w:line="336" w:lineRule="auto" w:after="180"/>
-      </w:pPr>
-      <w:r>
-        <w:rPr>
-          <w:b w:val="0"/>
-        </w:rPr>
-        <w:t xml:space="preserve">Keep the decision, </w:t>
-      </w:r>
-      <w:r>
-        <w:rPr>
-          <w:b/>
-        </w:rPr>
-        <w:t>input</w:t>
-      </w:r>
-      <w:r>
-        <w:rPr>
-          <w:b w:val="0"/>
-        </w:rPr>
-        <w:t xml:space="preserve">, result, explanation and remaining limitation in the project </w:t>
-      </w:r>
-      <w:r>
-        <w:rPr>
-          <w:b/>
-        </w:rPr>
-        <w:t>evidence</w:t>
-      </w:r>
-      <w:r>
-        <w:rPr>
-          <w:b w:val="0"/>
-        </w:rPr>
-        <w:t xml:space="preserve"> record. Retrieve this record next week rather than restarting the project.</w:t>
-      </w:r>
-    </w:p>
-    <w:p>
-      <w:pPr>
-        <w:pStyle w:val="Heading3"/>
-      </w:pPr>
-      <w:r>
-        <w:t>Support and stretch</w:t>
-      </w:r>
-    </w:p>
-    <w:p>
-      <w:pPr>
-        <w:spacing w:line="336" w:lineRule="auto" w:after="180"/>
-      </w:pPr>
-      <w:r>
-        <w:rPr>
-          <w:b w:val="0"/>
-        </w:rPr>
-        <w:t xml:space="preserve">Provide one short approved passage; separate instruction, </w:t>
-      </w:r>
-      <w:r>
-        <w:rPr>
-          <w:b/>
-        </w:rPr>
-        <w:t>input</w:t>
-      </w:r>
-      <w:r>
-        <w:rPr>
-          <w:b w:val="0"/>
-        </w:rPr>
-        <w:t xml:space="preserve">, </w:t>
-      </w:r>
-      <w:r>
-        <w:rPr>
-          <w:b/>
-        </w:rPr>
-        <w:t>output</w:t>
-      </w:r>
-      <w:r>
-        <w:rPr>
-          <w:b w:val="0"/>
-        </w:rPr>
-        <w:t xml:space="preserve"> and </w:t>
-      </w:r>
-      <w:r>
-        <w:rPr>
-          <w:b/>
-        </w:rPr>
-        <w:t>evidence</w:t>
-      </w:r>
-      <w:r>
-        <w:rPr>
-          <w:b w:val="0"/>
-        </w:rPr>
-        <w:t>. Stretch: introduce an unsupported claim or conflicting source and validate claim by claim with a fallback.</w:t>
-      </w:r>
-    </w:p>
-    <w:p>
-      <w:pPr>
-        <w:pStyle w:val="Heading3"/>
-      </w:pPr>
-      <w:r>
-        <w:t>Exit reflection</w:t>
-      </w:r>
-    </w:p>
-    <w:p>
-      <w:pPr>
-        <w:spacing w:line="336" w:lineRule="auto" w:after="180"/>
-      </w:pPr>
-      <w:r>
-        <w:rPr>
-          <w:b w:val="0"/>
-        </w:rPr>
-        <w:t xml:space="preserve">Ask for one decision the learner can now justify and one situation requiring more </w:t>
-      </w:r>
-      <w:r>
-        <w:rPr>
-          <w:b/>
-        </w:rPr>
-        <w:t>evidence</w:t>
-      </w:r>
-      <w:r>
-        <w:rPr>
-          <w:b w:val="0"/>
-        </w:rPr>
-        <w:t xml:space="preserve"> or human review. Confidence ratings are separate from correct independent performance.</w:t>
-      </w:r>
-    </w:p>
-    <w:p>
-      <w:pPr>
-        <w:pStyle w:val="Heading3"/>
-      </w:pPr>
-      <w:r>
-        <w:t>Bridge to the next week</w:t>
-      </w:r>
-    </w:p>
-    <w:p>
-      <w:pPr>
-        <w:spacing w:line="336" w:lineRule="auto" w:after="180"/>
-      </w:pPr>
-      <w:r>
-        <w:rPr>
-          <w:b w:val="0"/>
-        </w:rPr>
-        <w:t xml:space="preserve">Next: Week 30: Bias and Representation. Retrieve today’s </w:t>
-      </w:r>
-      <w:r>
-        <w:rPr>
-          <w:b/>
-        </w:rPr>
-        <w:t>evidence</w:t>
-      </w:r>
-      <w:r>
-        <w:rPr>
-          <w:b w:val="0"/>
-        </w:rPr>
-        <w:t xml:space="preserve"> and identify what carries forward and what is new.</w:t>
-      </w:r>
-    </w:p>
-    <w:p>
-      <w:pPr>
-        <w:pStyle w:val="Heading3"/>
-      </w:pPr>
-      <w:r>
-        <w:t>Support and fresh reassessment</w:t>
-      </w:r>
-    </w:p>
-    <w:p>
-      <w:pPr>
-        <w:spacing w:line="336" w:lineRule="auto" w:after="180"/>
-      </w:pPr>
-      <w:r>
-        <w:rPr>
-          <w:b w:val="0"/>
-        </w:rPr>
-        <w:t xml:space="preserve">Provide an </w:t>
-      </w:r>
-      <w:r>
-        <w:rPr>
-          <w:b/>
-        </w:rPr>
-        <w:t>input</w:t>
-      </w:r>
-      <w:r>
-        <w:rPr>
-          <w:b w:val="0"/>
-        </w:rPr>
-        <w:t>/procedure/result/limit frame and a calculator when needed. Ask students to identify the first step before completing the whole trace.</w:t>
-      </w:r>
-    </w:p>
-    <w:p>
-      <w:pPr>
-        <w:spacing w:line="336" w:lineRule="auto" w:after="180"/>
-      </w:pPr>
-      <w:r>
-        <w:rPr>
-          <w:b w:val="0"/>
-        </w:rPr>
-        <w:t xml:space="preserve">Extension: compare two concrete variants of this </w:t>
-      </w:r>
-      <w:r>
-        <w:rPr>
-          <w:b/>
-        </w:rPr>
-        <w:t>mechanism</w:t>
-      </w:r>
-      <w:r>
-        <w:rPr>
-          <w:b w:val="0"/>
-        </w:rPr>
-        <w:t xml:space="preserve"> while holding unrelated conditions fixed; report both successful and unsuccessful outcomes.</w:t>
-      </w:r>
-    </w:p>
-    <w:p>
-      <w:pPr>
-        <w:spacing w:line="336" w:lineRule="auto" w:after="180"/>
-      </w:pPr>
-      <w:r>
-        <w:rPr>
-          <w:b w:val="0"/>
-        </w:rPr>
-        <w:t xml:space="preserve">W4: C lacks public-use permission; 40 exceeds D limit. Revise D quotation to at most 30 words with </w:t>
-      </w:r>
-      <w:r>
-        <w:rPr>
-          <w:b/>
-        </w:rPr>
-        <w:t>attribution</w:t>
-      </w:r>
-      <w:r>
-        <w:rPr>
-          <w:b w:val="0"/>
-        </w:rPr>
-        <w:t xml:space="preserve"> or obtain permission. Do not infer legal exceptions from this fictional policy.</w:t>
-      </w:r>
-    </w:p>
-    <w:p>
-      <w:pPr>
-        <w:spacing w:line="336" w:lineRule="auto" w:after="180"/>
-      </w:pPr>
-      <w:r>
-        <w:rPr>
-          <w:b w:val="0"/>
-        </w:rPr>
-        <w:t xml:space="preserve">Require intermediate reasoning and the stated scope. Fresh retry: </w:t>
-      </w:r>
-      <w:r>
-        <w:rPr>
-          <w:b/>
-        </w:rPr>
-        <w:t>Licence</w:t>
-      </w:r>
-      <w:r>
-        <w:rPr>
-          <w:b w:val="0"/>
-        </w:rPr>
-        <w:t xml:space="preserve"> permits 20 attributed words; handout includes 25.</w:t>
-      </w:r>
-    </w:p>
-    <w:p>
-      <w:pPr>
-        <w:spacing w:line="336" w:lineRule="auto" w:after="180"/>
-      </w:pPr>
-      <w:r>
-        <w:rPr>
-          <w:b w:val="0"/>
-        </w:rPr>
-        <w:t>Expected reasoning: Reduce to at most 20 or obtain permission under this policy; unknown rights are not assumed granted.</w:t>
-      </w:r>
-    </w:p>
-    <w:p>
-      <w:pPr>
-        <w:spacing w:line="336" w:lineRule="auto" w:after="180"/>
       </w:pPr>
       <w:r>
         <w:rPr>
@@ -5635,33 +5753,10 @@
     </w:p>
     <w:p>
       <w:pPr>
-        <w:spacing w:line="336" w:lineRule="auto" w:after="180"/>
-      </w:pPr>
-      <w:r>
-        <w:rPr>
-          <w:b w:val="0"/>
-        </w:rPr>
-        <w:t xml:space="preserve">Next connection: Representation and bias evaluation. Preserve the current case record and retrieve its </w:t>
-      </w:r>
-      <w:r>
-        <w:rPr>
-          <w:b/>
-        </w:rPr>
-        <w:t>evidence</w:t>
-      </w:r>
-      <w:r>
-        <w:rPr>
-          <w:b w:val="0"/>
-        </w:rPr>
-        <w:t xml:space="preserve"> boundary before moving on.</w:t>
-      </w:r>
-    </w:p>
-    <w:p>
-      <w:pPr>
-        <w:pStyle w:val="Heading3"/>
-      </w:pPr>
-      <w:r>
-        <w:t>Plan the delayed return</w:t>
+        <w:pStyle w:val="Heading2"/>
+      </w:pPr>
+      <w:r>
+        <w:t>Plan the delayed check</w:t>
       </w:r>
     </w:p>
     <w:p>
@@ -5878,71 +5973,176 @@
     </w:p>
     <w:p>
       <w:pPr>
+        <w:pStyle w:val="Heading2"/>
+      </w:pPr>
+      <w:r>
+        <w:t>Bridge to next week</w:t>
+      </w:r>
+    </w:p>
+    <w:p>
+      <w:pPr>
+        <w:spacing w:line="336" w:lineRule="auto" w:after="180"/>
+      </w:pPr>
+      <w:r>
+        <w:rPr>
+          <w:b w:val="0"/>
+        </w:rPr>
+        <w:t xml:space="preserve">Ask for one decision the learner can now justify and one situation requiring more </w:t>
+      </w:r>
+      <w:r>
+        <w:rPr>
+          <w:b/>
+        </w:rPr>
+        <w:t>evidence</w:t>
+      </w:r>
+      <w:r>
+        <w:rPr>
+          <w:b w:val="0"/>
+        </w:rPr>
+        <w:t xml:space="preserve"> or human review. Confidence ratings are separate from correct independent performance.</w:t>
+      </w:r>
+    </w:p>
+    <w:p>
+      <w:pPr>
+        <w:spacing w:line="336" w:lineRule="auto" w:after="180"/>
+      </w:pPr>
+      <w:r>
+        <w:rPr>
+          <w:b w:val="0"/>
+        </w:rPr>
+        <w:t xml:space="preserve">Next: Week 30: Bias and Representation. Retrieve today’s </w:t>
+      </w:r>
+      <w:r>
+        <w:rPr>
+          <w:b/>
+        </w:rPr>
+        <w:t>evidence</w:t>
+      </w:r>
+      <w:r>
+        <w:rPr>
+          <w:b w:val="0"/>
+        </w:rPr>
+        <w:t xml:space="preserve"> and identify what carries forward and what is new.</w:t>
+      </w:r>
+    </w:p>
+    <w:p>
+      <w:pPr>
+        <w:spacing w:line="336" w:lineRule="auto" w:after="180"/>
+      </w:pPr>
+      <w:r>
+        <w:rPr>
+          <w:b w:val="0"/>
+        </w:rPr>
+        <w:t>Next is Week 30: Bias and Representation. Carry forward source provenance and explicit scope when inspecting whose situations and outcomes a dataset represents.</w:t>
+      </w:r>
+    </w:p>
+    <w:p>
+      <w:pPr>
+        <w:pStyle w:val="Heading2"/>
+      </w:pPr>
+      <w:r>
+        <w:t>Earlier wording, alternatives and picture transcripts · reference / check after trying</w:t>
+      </w:r>
+    </w:p>
+    <w:p>
+      <w:pPr>
+        <w:spacing w:line="336" w:lineRule="auto" w:after="180"/>
+      </w:pPr>
+      <w:r>
+        <w:rPr>
+          <w:b w:val="0"/>
+        </w:rPr>
+        <w:t>Connect and extend learning</w:t>
+      </w:r>
+    </w:p>
+    <w:p>
+      <w:pPr>
         <w:pStyle w:val="Heading3"/>
       </w:pPr>
       <w:r>
+        <w:t>Verified Study Buddy</w:t>
+      </w:r>
+    </w:p>
+    <w:p>
+      <w:pPr>
+        <w:pStyle w:val="Heading3"/>
+      </w:pPr>
+      <w:r>
+        <w:t>Support and stretch</w:t>
+      </w:r>
+    </w:p>
+    <w:p>
+      <w:pPr>
+        <w:pStyle w:val="Heading3"/>
+      </w:pPr>
+      <w:r>
+        <w:t>Exit reflection</w:t>
+      </w:r>
+    </w:p>
+    <w:p>
+      <w:pPr>
+        <w:pStyle w:val="Heading3"/>
+      </w:pPr>
+      <w:r>
+        <w:t>Bridge to the next week</w:t>
+      </w:r>
+    </w:p>
+    <w:p>
+      <w:pPr>
+        <w:pStyle w:val="Heading3"/>
+      </w:pPr>
+      <w:r>
+        <w:t>Support and fresh reassessment</w:t>
+      </w:r>
+    </w:p>
+    <w:p>
+      <w:pPr>
+        <w:pStyle w:val="Heading3"/>
+      </w:pPr>
+      <w:r>
+        <w:t>Plan the delayed return</w:t>
+      </w:r>
+    </w:p>
+    <w:p>
+      <w:pPr>
+        <w:pStyle w:val="Heading3"/>
+      </w:pPr>
+      <w:r>
         <w:t>Project evidence from this case</w:t>
       </w:r>
     </w:p>
     <w:p>
       <w:pPr>
+        <w:pStyle w:val="Heading1"/>
+      </w:pPr>
+      <w:r>
+        <w:t>Reference bank and extra practice</w:t>
+      </w:r>
+    </w:p>
+    <w:p>
+      <w:pPr>
+        <w:pStyle w:val="Heading1"/>
+      </w:pPr>
+      <w:r>
+        <w:t>07. Reference: alternative planning checklist</w:t>
+      </w:r>
+    </w:p>
+    <w:p>
+      <w:r>
+        <w:t>Use as a reminder alongside the main route rather than teaching the cycle twice.</w:t>
+      </w:r>
+    </w:p>
+    <w:p>
+      <w:pPr>
+        <w:pStyle w:val="Heading2"/>
+      </w:pPr>
+      <w:r>
+        <w:t>Preparation and schedule</w:t>
+      </w:r>
+    </w:p>
+    <w:p>
+      <w:pPr>
         <w:spacing w:line="336" w:lineRule="auto" w:after="180"/>
-      </w:pPr>
-      <w:r>
-        <w:rPr>
-          <w:b w:val="0"/>
-        </w:rPr>
-        <w:t xml:space="preserve">For your Verified Study Buddy, save the </w:t>
-      </w:r>
-      <w:r>
-        <w:rPr>
-          <w:b/>
-        </w:rPr>
-        <w:t>input</w:t>
-      </w:r>
-      <w:r>
-        <w:rPr>
-          <w:b w:val="0"/>
-        </w:rPr>
-        <w:t>, procedure, observed result and limitation of this check.</w:t>
-      </w:r>
-    </w:p>
-    <w:p>
-      <w:pPr>
-        <w:spacing w:line="336" w:lineRule="auto" w:after="180"/>
-      </w:pPr>
-      <w:r>
-        <w:rPr>
-          <w:b w:val="0"/>
-        </w:rPr>
-        <w:t>Label this worked example as practice; use a different, previously unreviewed case when checking independent understanding.</w:t>
-      </w:r>
-    </w:p>
-    <w:p>
-      <w:pPr>
-        <w:pStyle w:val="Heading1"/>
-      </w:pPr>
-      <w:r>
-        <w:t>07. Prepare, teach and assess</w:t>
-      </w:r>
-    </w:p>
-    <w:p>
-      <w:r>
-        <w:t>Use this preparation summary alongside the detailed Copyright and Provenance lesson; it is a checklist rather than a replacement for the full sequence.</w:t>
-      </w:r>
-    </w:p>
-    <w:p>
-      <w:pPr>
-        <w:pStyle w:val="Heading3"/>
-      </w:pPr>
-      <w:r>
-        <w:t>Teaching target</w:t>
-      </w:r>
-    </w:p>
-    <w:p>
-      <w:pPr>
-        <w:spacing w:line="336" w:lineRule="auto" w:after="180"/>
-        <w:shd w:fill="EDF7F3"/>
       </w:pPr>
       <w:r>
         <w:rPr>
@@ -6143,6 +6343,14 @@
     </w:tbl>
     <w:p>
       <w:pPr>
+        <w:pStyle w:val="Heading2"/>
+      </w:pPr>
+      <w:r>
+        <w:t>Practice and assessment reminders</w:t>
+      </w:r>
+    </w:p>
+    <w:p>
+      <w:pPr>
         <w:spacing w:line="336" w:lineRule="auto" w:after="180"/>
       </w:pPr>
       <w:r>
@@ -6154,16 +6362,7 @@
     </w:p>
     <w:p>
       <w:pPr>
-        <w:pStyle w:val="Heading3"/>
-      </w:pPr>
-      <w:r>
-        <w:t>Supported practice answer</w:t>
-      </w:r>
-    </w:p>
-    <w:p>
-      <w:pPr>
         <w:spacing w:line="336" w:lineRule="auto" w:after="180"/>
-        <w:shd w:fill="F1F6FC"/>
       </w:pPr>
       <w:r>
         <w:rPr>
@@ -6244,16 +6443,7 @@
     </w:p>
     <w:p>
       <w:pPr>
-        <w:pStyle w:val="Heading3"/>
-      </w:pPr>
-      <w:r>
-        <w:t>Repair the misconception</w:t>
-      </w:r>
-    </w:p>
-    <w:p>
-      <w:pPr>
         <w:spacing w:line="336" w:lineRule="auto" w:after="180"/>
-        <w:shd w:fill="FFF5E6"/>
       </w:pPr>
       <w:r>
         <w:rPr>
@@ -6288,16 +6478,7 @@
     </w:p>
     <w:p>
       <w:pPr>
-        <w:pStyle w:val="Heading3"/>
-      </w:pPr>
-      <w:r>
-        <w:t>Support without giving away the answer</w:t>
-      </w:r>
-    </w:p>
-    <w:p>
-      <w:pPr>
         <w:spacing w:line="336" w:lineRule="auto" w:after="180"/>
-        <w:shd w:fill="F1F6F8"/>
       </w:pPr>
       <w:r>
         <w:rPr>
@@ -6320,16 +6501,7 @@
     </w:p>
     <w:p>
       <w:pPr>
-        <w:pStyle w:val="Heading3"/>
-      </w:pPr>
-      <w:r>
-        <w:t>Extend the reasoning</w:t>
-      </w:r>
-    </w:p>
-    <w:p>
-      <w:pPr>
         <w:spacing w:line="336" w:lineRule="auto" w:after="180"/>
-        <w:shd w:fill="F5F1FB"/>
       </w:pPr>
       <w:r>
         <w:rPr>
@@ -6365,7 +6537,6 @@
     <w:p>
       <w:pPr>
         <w:spacing w:line="336" w:lineRule="auto" w:after="180"/>
-        <w:shd w:fill="F5F1FB"/>
       </w:pPr>
       <w:r>
         <w:rPr>
@@ -6388,16 +6559,7 @@
     </w:p>
     <w:p>
       <w:pPr>
-        <w:pStyle w:val="Heading3"/>
-      </w:pPr>
-      <w:r>
-        <w:t>Protect the independent attempt</w:t>
-      </w:r>
-    </w:p>
-    <w:p>
-      <w:pPr>
         <w:spacing w:line="336" w:lineRule="auto" w:after="180"/>
-        <w:shd w:fill="FFF5E6"/>
       </w:pPr>
       <w:r>
         <w:rPr>
@@ -6592,16 +6754,7 @@
     </w:tbl>
     <w:p>
       <w:pPr>
-        <w:pStyle w:val="Heading3"/>
-      </w:pPr>
-      <w:r>
-        <w:t>Project checkpoint</w:t>
-      </w:r>
-    </w:p>
-    <w:p>
-      <w:pPr>
         <w:spacing w:line="336" w:lineRule="auto" w:after="180"/>
-        <w:shd w:fill="EDF7F3"/>
       </w:pPr>
       <w:r>
         <w:rPr>
@@ -6650,12 +6803,20 @@
         <w:pStyle w:val="Heading1"/>
       </w:pPr>
       <w:r>
-        <w:t>08. Use feedback, labs and repair paths</w:t>
-      </w:r>
-    </w:p>
-    <w:p>
-      <w:r>
-        <w:t>Use feedback, earlier review and portfolios purposefully. Apply the coding routine only when this lesson has an executable lab.</w:t>
+        <w:t>08. Reference: feedback and records</w:t>
+      </w:r>
+    </w:p>
+    <w:p>
+      <w:r>
+        <w:t>Use digital tools where they help retain an explanation and its evidence.</w:t>
+      </w:r>
+    </w:p>
+    <w:p>
+      <w:pPr>
+        <w:pStyle w:val="Heading2"/>
+      </w:pPr>
+      <w:r>
+        <w:t>Keep practice and independent evidence separate</w:t>
       </w:r>
     </w:p>
     <w:p>
@@ -6694,10 +6855,52 @@
     </w:p>
     <w:p>
       <w:pPr>
-        <w:pStyle w:val="Heading3"/>
-      </w:pPr>
-      <w:r>
-        <w:t>For later coding lessons</w:t>
+        <w:pStyle w:val="Heading2"/>
+      </w:pPr>
+      <w:r>
+        <w:t>Repair and portfolio records</w:t>
+      </w:r>
+    </w:p>
+    <w:p>
+      <w:pPr>
+        <w:spacing w:line="336" w:lineRule="auto" w:after="180"/>
+      </w:pPr>
+      <w:r>
+        <w:rPr>
+          <w:b w:val="0"/>
+        </w:rPr>
+        <w:t>Use the earlier worked-explanation links to address a specific missing building block, then return to the current question. Adapt this suggestion after observing the learner; it is not an automatic diagnosis.</w:t>
+      </w:r>
+    </w:p>
+    <w:p>
+      <w:pPr>
+        <w:spacing w:line="336" w:lineRule="auto" w:after="180"/>
+      </w:pPr>
+      <w:r>
+        <w:rPr>
+          <w:b w:val="0"/>
+        </w:rPr>
+        <w:t xml:space="preserve">Collect the completed-work portfolio as </w:t>
+      </w:r>
+      <w:r>
+        <w:rPr>
+          <w:b/>
+        </w:rPr>
+        <w:t>evidence</w:t>
+      </w:r>
+      <w:r>
+        <w:rPr>
+          <w:b w:val="0"/>
+        </w:rPr>
+        <w:t>. Record support separately from correctness, and assess explanation, trace/test and limitations. Progress ticks and quiz selections alone do not establish mastery.</w:t>
+      </w:r>
+    </w:p>
+    <w:p>
+      <w:pPr>
+        <w:pStyle w:val="Heading2"/>
+      </w:pPr>
+      <w:r>
+        <w:t>Earlier wording, alternatives and picture transcripts · reference / check after trying</w:t>
       </w:r>
     </w:p>
     <w:p>
@@ -6708,7 +6911,6 @@
     <w:p>
       <w:pPr>
         <w:spacing w:line="336" w:lineRule="auto" w:after="180"/>
-        <w:shd w:fill="F1F6F8"/>
       </w:pPr>
       <w:r>
         <w:rPr>
@@ -6731,77 +6933,20 @@
     </w:p>
     <w:p>
       <w:pPr>
-        <w:spacing w:line="336" w:lineRule="auto" w:after="180"/>
-      </w:pPr>
-      <w:r>
-        <w:rPr>
-          <w:b w:val="0"/>
-        </w:rPr>
-        <w:t>Use the earlier worked-explanation links to address a specific missing building block, then return to the current question. Adapt this suggestion after observing the learner; it is not an automatic diagnosis.</w:t>
-      </w:r>
-    </w:p>
-    <w:p>
-      <w:pPr>
-        <w:spacing w:line="336" w:lineRule="auto" w:after="180"/>
-      </w:pPr>
-      <w:r>
-        <w:rPr>
-          <w:b w:val="0"/>
-        </w:rPr>
-        <w:t xml:space="preserve">Collect the completed-work portfolio as </w:t>
-      </w:r>
-      <w:r>
-        <w:rPr>
-          <w:b/>
-        </w:rPr>
-        <w:t>evidence</w:t>
-      </w:r>
-      <w:r>
-        <w:rPr>
-          <w:b w:val="0"/>
-        </w:rPr>
-        <w:t>. Record support separately from correctness, and assess explanation, trace/test and limitations. Progress ticks and quiz selections alone do not establish mastery.</w:t>
-      </w:r>
-    </w:p>
-    <w:p>
-      <w:pPr>
         <w:pStyle w:val="Heading1"/>
       </w:pPr>
       <w:r>
-        <w:t>09. Visual concept journey</w:t>
-      </w:r>
-    </w:p>
-    <w:p>
-      <w:r>
-        <w:t>Show one Copyright and Provenance graphic at a time, request a prediction and discuss its trace before the independent assessment.</w:t>
-      </w:r>
-    </w:p>
-    <w:p>
-      <w:pPr>
-        <w:spacing w:line="336" w:lineRule="auto" w:after="180"/>
-      </w:pPr>
-      <w:r>
-        <w:rPr>
-          <w:b w:val="0"/>
-        </w:rPr>
-        <w:t xml:space="preserve">Use one picture at a time. Hide a worked result before asking for a </w:t>
-      </w:r>
-      <w:r>
-        <w:rPr>
-          <w:b/>
-        </w:rPr>
-        <w:t>prediction</w:t>
-      </w:r>
-      <w:r>
-        <w:rPr>
-          <w:b w:val="0"/>
-        </w:rPr>
-        <w:t>, then reveal it for feedback. These are supported teaching cases; retain the separate independent assessment for a fresh first attempt.</w:t>
-      </w:r>
-    </w:p>
-    <w:p>
-      <w:pPr>
-        <w:pStyle w:val="Heading3"/>
+        <w:t>09. Reference: teach with the six pictures</w:t>
+      </w:r>
+    </w:p>
+    <w:p>
+      <w:r>
+        <w:t>Choose the picture for the teaching move and connect it to the explanation.</w:t>
+      </w:r>
+    </w:p>
+    <w:p>
+      <w:pPr>
+        <w:pStyle w:val="Heading2"/>
       </w:pPr>
       <w:r>
         <w:t>01. Copyright and Provenance: the case</w:t>
@@ -6812,7 +6957,7 @@
         <w:drawing>
           <wp:inline xmlns:a="http://schemas.openxmlformats.org/drawingml/2006/main" xmlns:pic="http://schemas.openxmlformats.org/drawingml/2006/picture">
             <wp:extent cx="5486400" cy="3142488"/>
-            <wp:docPr id="2" name="Picture 2" descr="Read fictional reuse terms before decorating a public study guide. Supplied facts: Image Fern allows public redistribution with attribution but no alteration. Image Moss allows alteration and public redistribution with attribution. The plan crops an image. All inputs and outcomes in this worked example are invented classroom data; no real model run is claimed."/>
+            <wp:docPr id="3" name="Picture 3" descr="Read fictional reuse terms before decorating a public study guide. Supplied facts: Image Fern allows public redistribution with attribution but no alteration. Image Moss allows alteration and public redistribution with attribution. The plan crops an image. All inputs and outcomes in this worked example are invented classroom data; no real model run is claimed."/>
             <wp:cNvGraphicFramePr>
               <a:graphicFrameLocks noChangeAspect="1"/>
             </wp:cNvGraphicFramePr>
@@ -6824,7 +6969,7 @@
                     <pic:cNvPicPr/>
                   </pic:nvPicPr>
                   <pic:blipFill>
-                    <a:blip r:embed="rId10"/>
+                    <a:blip r:embed="rId11"/>
                     <a:stretch>
                       <a:fillRect/>
                     </a:stretch>
@@ -6904,7 +7049,6 @@
     <w:p>
       <w:pPr>
         <w:spacing w:line="336" w:lineRule="auto" w:after="180"/>
-        <w:shd w:fill="F5F1FB"/>
       </w:pPr>
       <w:r>
         <w:rPr>
@@ -6915,16 +7059,7 @@
     </w:p>
     <w:p>
       <w:pPr>
-        <w:pStyle w:val="Heading3"/>
-      </w:pPr>
-      <w:r>
-        <w:t>Discuss while showing the picture</w:t>
-      </w:r>
-    </w:p>
-    <w:p>
-      <w:pPr>
         <w:spacing w:line="336" w:lineRule="auto" w:after="180"/>
-        <w:shd w:fill="F1F6F8"/>
       </w:pPr>
       <w:r>
         <w:rPr>
@@ -6935,7 +7070,7 @@
     </w:p>
     <w:p>
       <w:pPr>
-        <w:pStyle w:val="Heading3"/>
+        <w:pStyle w:val="Heading2"/>
       </w:pPr>
       <w:r>
         <w:t>02. Follow the deciding steps</w:t>
@@ -6946,7 +7081,7 @@
         <w:drawing>
           <wp:inline xmlns:a="http://schemas.openxmlformats.org/drawingml/2006/main" xmlns:pic="http://schemas.openxmlformats.org/drawingml/2006/picture">
             <wp:extent cx="5486400" cy="3182112"/>
-            <wp:docPr id="3" name="Picture 3" descr="Read terms: Fern excludes alteration; Moss permits it. → Match proposed use: Cropping is an alteration in these declared toy terms. → Choose eligible asset: Use Moss with its required attribution; do not crop Fern for this public guide."/>
+            <wp:docPr id="4" name="Picture 4" descr="Read terms: Fern excludes alteration; Moss permits it. → Match proposed use: Cropping is an alteration in these declared toy terms. → Choose eligible asset: Use Moss with its required attribution; do not crop Fern for this public guide."/>
             <wp:cNvGraphicFramePr>
               <a:graphicFrameLocks noChangeAspect="1"/>
             </wp:cNvGraphicFramePr>
@@ -6958,7 +7093,7 @@
                     <pic:cNvPicPr/>
                   </pic:nvPicPr>
                   <pic:blipFill>
-                    <a:blip r:embed="rId11"/>
+                    <a:blip r:embed="rId9"/>
                     <a:stretch>
                       <a:fillRect/>
                     </a:stretch>
@@ -7003,7 +7138,6 @@
     <w:p>
       <w:pPr>
         <w:spacing w:line="336" w:lineRule="auto" w:after="180"/>
-        <w:shd w:fill="F5F1FB"/>
       </w:pPr>
       <w:r>
         <w:rPr>
@@ -7026,16 +7160,7 @@
     </w:p>
     <w:p>
       <w:pPr>
-        <w:pStyle w:val="Heading3"/>
-      </w:pPr>
-      <w:r>
-        <w:t>Discuss while showing the picture</w:t>
-      </w:r>
-    </w:p>
-    <w:p>
-      <w:pPr>
         <w:spacing w:line="336" w:lineRule="auto" w:after="180"/>
-        <w:shd w:fill="F1F6F8"/>
       </w:pPr>
       <w:r>
         <w:rPr>
@@ -7058,7 +7183,7 @@
     </w:p>
     <w:p>
       <w:pPr>
-        <w:pStyle w:val="Heading3"/>
+        <w:pStyle w:val="Heading2"/>
       </w:pPr>
       <w:r>
         <w:t>03. Copyright and permitted sources — evidence trace</w:t>
@@ -7069,7 +7194,7 @@
         <w:drawing>
           <wp:inline xmlns:a="http://schemas.openxmlformats.org/drawingml/2006/main" xmlns:pic="http://schemas.openxmlformats.org/drawingml/2006/picture">
             <wp:extent cx="5486400" cy="3447288"/>
-            <wp:docPr id="4" name="Picture 4" descr="Copyright and permitted sources — evidence trace. Image A has L; image B has M. The project is a publicly downloadable adapted poster. | For this fictional policy, licence L permits classroom display with attribution but forbids public redistribution. Licence M permits adaptation and redistribution with attribution. Unknown permission means seek approval or choose a permitted alternative; this exercise is not a legal ruling. | A is not permitted for this use under L. B is permitted under the supplied M terms with attribution. Keep licence version and provenance."/>
+            <wp:docPr id="5" name="Picture 5" descr="Copyright and permitted sources — evidence trace. Image A has L; image B has M. The project is a publicly downloadable adapted poster. | For this fictional policy, licence L permits classroom display with attribution but forbids public redistribution. Licence M permits adaptation and redistribution with attribution. Unknown permission means seek approval or choose a permitted alternative; this exercise is not a legal ruling. | A is not permitted for this use under L. B is permitted under the supplied M terms with attribution. Keep licence version and provenance."/>
             <wp:cNvGraphicFramePr>
               <a:graphicFrameLocks noChangeAspect="1"/>
             </wp:cNvGraphicFramePr>
@@ -7243,7 +7368,6 @@
     <w:p>
       <w:pPr>
         <w:spacing w:line="336" w:lineRule="auto" w:after="180"/>
-        <w:shd w:fill="F5F1FB"/>
       </w:pPr>
       <w:r>
         <w:rPr>
@@ -7254,16 +7378,7 @@
     </w:p>
     <w:p>
       <w:pPr>
-        <w:pStyle w:val="Heading3"/>
-      </w:pPr>
-      <w:r>
-        <w:t>Discuss while showing the picture</w:t>
-      </w:r>
-    </w:p>
-    <w:p>
-      <w:pPr>
         <w:spacing w:line="336" w:lineRule="auto" w:after="180"/>
-        <w:shd w:fill="F1F6F8"/>
       </w:pPr>
       <w:r>
         <w:rPr>
@@ -7274,7 +7389,7 @@
     </w:p>
     <w:p>
       <w:pPr>
-        <w:pStyle w:val="Heading3"/>
+        <w:pStyle w:val="Heading2"/>
       </w:pPr>
       <w:r>
         <w:t>04. Change one thing. Trace what follows.</w:t>
@@ -7285,7 +7400,7 @@
         <w:drawing>
           <wp:inline xmlns:a="http://schemas.openxmlformats.org/drawingml/2006/main" xmlns:pic="http://schemas.openxmlformats.org/drawingml/2006/picture">
             <wp:extent cx="5486400" cy="3026664"/>
-            <wp:docPr id="5" name="Picture 5" descr="Original case: Use Moss with its required attribution; do not crop Fern for this public guide. Changed condition: Use Fern unchanged and include the required attribution. Expected result: That use satisfies the stated fictional permission conditions. Reason: Its public redistribution is permitted when there is no alteration and attribution is included."/>
+            <wp:docPr id="6" name="Picture 6" descr="Original case: Use Moss with its required attribution; do not crop Fern for this public guide. Changed condition: Use Fern unchanged and include the required attribution. Expected result: That use satisfies the stated fictional permission conditions. Reason: Its public redistribution is permitted when there is no alteration and attribution is included."/>
             <wp:cNvGraphicFramePr>
               <a:graphicFrameLocks noChangeAspect="1"/>
             </wp:cNvGraphicFramePr>
@@ -7377,7 +7492,6 @@
     <w:p>
       <w:pPr>
         <w:spacing w:line="336" w:lineRule="auto" w:after="180"/>
-        <w:shd w:fill="F5F1FB"/>
       </w:pPr>
       <w:r>
         <w:rPr>
@@ -7388,16 +7502,7 @@
     </w:p>
     <w:p>
       <w:pPr>
-        <w:pStyle w:val="Heading3"/>
-      </w:pPr>
-      <w:r>
-        <w:t>Discuss while showing the picture</w:t>
-      </w:r>
-    </w:p>
-    <w:p>
-      <w:pPr>
         <w:spacing w:line="336" w:lineRule="auto" w:after="180"/>
-        <w:shd w:fill="F1F6F8"/>
       </w:pPr>
       <w:r>
         <w:rPr>
@@ -7409,7 +7514,6 @@
     <w:p>
       <w:pPr>
         <w:spacing w:line="336" w:lineRule="auto" w:after="180"/>
-        <w:shd w:fill="F1F6F8"/>
       </w:pPr>
       <w:r>
         <w:rPr>
@@ -7432,7 +7536,7 @@
     </w:p>
     <w:p>
       <w:pPr>
-        <w:pStyle w:val="Heading3"/>
+        <w:pStyle w:val="Heading2"/>
       </w:pPr>
       <w:r>
         <w:t>05. Connect the explanation to its limit</w:t>
@@ -7443,7 +7547,7 @@
         <w:drawing>
           <wp:inline xmlns:a="http://schemas.openxmlformats.org/drawingml/2006/main" xmlns:pic="http://schemas.openxmlformats.org/drawingml/2006/picture">
             <wp:extent cx="5486400" cy="2834640"/>
-            <wp:docPr id="6" name="Picture 6" descr="Read the picture in order. Use Moss with its required attribution; do not crop Fern for this public guide. The arrows show which recorded input or intermediate result each decision uses. Explain the deciding step aloud before checking the changed case; pointing to the final answer alone does not show how it follows. Limit: Real permission decisions require the actual licence and use context. These invented terms teach condition matching, not legal advice."/>
+            <wp:docPr id="7" name="Picture 7" descr="Read the picture in order. Use Moss with its required attribution; do not crop Fern for this public guide. The arrows show which recorded input or intermediate result each decision uses. Explain the deciding step aloud before checking the changed case; pointing to the final answer alone does not show how it follows. Limit: Real permission decisions require the actual licence and use context. These invented terms teach condition matching, not legal advice."/>
             <wp:cNvGraphicFramePr>
               <a:graphicFrameLocks noChangeAspect="1"/>
             </wp:cNvGraphicFramePr>
@@ -7546,7 +7650,6 @@
     <w:p>
       <w:pPr>
         <w:spacing w:line="336" w:lineRule="auto" w:after="180"/>
-        <w:shd w:fill="F5F1FB"/>
       </w:pPr>
       <w:r>
         <w:rPr>
@@ -7557,16 +7660,7 @@
     </w:p>
     <w:p>
       <w:pPr>
-        <w:pStyle w:val="Heading3"/>
-      </w:pPr>
-      <w:r>
-        <w:t>Discuss while showing the picture</w:t>
-      </w:r>
-    </w:p>
-    <w:p>
-      <w:pPr>
         <w:spacing w:line="336" w:lineRule="auto" w:after="180"/>
-        <w:shd w:fill="F1F6F8"/>
       </w:pPr>
       <w:r>
         <w:rPr>
@@ -7578,7 +7672,6 @@
     <w:p>
       <w:pPr>
         <w:spacing w:line="336" w:lineRule="auto" w:after="180"/>
-        <w:shd w:fill="F1F6F8"/>
       </w:pPr>
       <w:r>
         <w:rPr>
@@ -7601,7 +7694,7 @@
     </w:p>
     <w:p>
       <w:pPr>
-        <w:pStyle w:val="Heading3"/>
+        <w:pStyle w:val="Heading2"/>
       </w:pPr>
       <w:r>
         <w:t>06. Make the idea visible in your project</w:t>
@@ -7612,7 +7705,7 @@
         <w:drawing>
           <wp:inline xmlns:a="http://schemas.openxmlformats.org/drawingml/2006/main" xmlns:pic="http://schemas.openxmlformats.org/drawingml/2006/picture">
             <wp:extent cx="5486400" cy="3681984"/>
-            <wp:docPr id="7" name="Picture 7" descr="For your Verified Study Buddy, save the input, procedure, observed result and limitation of this check. Label this worked example as practice; use a different, previously unreviewed case when checking independent understanding. Draw your input, deciding step, result and limit. Supported question: Does acknowledging Fern make a cropped version permitted? Point to the relevant step in the picture, then write the changed result and the rule or evidence that supports it."/>
+            <wp:docPr id="8" name="Picture 8" descr="For your Verified Study Buddy, save the input, procedure, observed result and limitation of this check. Label this worked example as practice; use a different, previously unreviewed case when checking independent understanding. Draw your input, deciding step, result and limit. Supported question: Does acknowledging Fern make a cropped version permitted? Point to the relevant step in the picture, then write the changed result and the rule or evidence that supports it."/>
             <wp:cNvGraphicFramePr>
               <a:graphicFrameLocks noChangeAspect="1"/>
             </wp:cNvGraphicFramePr>
@@ -7715,7 +7808,6 @@
     <w:p>
       <w:pPr>
         <w:spacing w:line="336" w:lineRule="auto" w:after="180"/>
-        <w:shd w:fill="F5F1FB"/>
       </w:pPr>
       <w:r>
         <w:rPr>
@@ -7738,82 +7830,150 @@
     </w:p>
     <w:p>
       <w:pPr>
+        <w:spacing w:line="336" w:lineRule="auto" w:after="180"/>
+      </w:pPr>
+      <w:r>
+        <w:rPr>
+          <w:b w:val="0"/>
+        </w:rPr>
+        <w:t xml:space="preserve">Teacher prompt: Draw your project trace and justify the deciding step using </w:t>
+      </w:r>
+      <w:r>
+        <w:rPr>
+          <w:b/>
+        </w:rPr>
+        <w:t>evidence</w:t>
+      </w:r>
+      <w:r>
+        <w:rPr>
+          <w:b w:val="0"/>
+        </w:rPr>
+        <w:t>. Ask learners to describe one label or arrow in ordinary words. Use the adjacent transcript if the image is difficult to see.</w:t>
+      </w:r>
+    </w:p>
+    <w:p>
+      <w:pPr>
+        <w:spacing w:line="336" w:lineRule="auto" w:after="180"/>
+      </w:pPr>
+      <w:r>
+        <w:rPr>
+          <w:b w:val="0"/>
+        </w:rPr>
+        <w:t xml:space="preserve">Supported practice key: No. </w:t>
+      </w:r>
+      <w:r>
+        <w:rPr>
+          <w:b/>
+        </w:rPr>
+        <w:t>Attribution</w:t>
+      </w:r>
+      <w:r>
+        <w:rPr>
+          <w:b w:val="0"/>
+        </w:rPr>
+        <w:t xml:space="preserve"> is one condition; the no-alteration condition still prohibits cropping under these terms. Changed-case check: That use satisfies the stated fictional permission conditions.</w:t>
+      </w:r>
+    </w:p>
+    <w:p>
+      <w:pPr>
+        <w:spacing w:line="336" w:lineRule="auto" w:after="180"/>
+      </w:pPr>
+      <w:r>
+        <w:rPr>
+          <w:b w:val="0"/>
+        </w:rPr>
+        <w:t xml:space="preserve">Its public redistribution is permitted when there is no alteration and </w:t>
+      </w:r>
+      <w:r>
+        <w:rPr>
+          <w:b/>
+        </w:rPr>
+        <w:t>attribution</w:t>
+      </w:r>
+      <w:r>
+        <w:rPr>
+          <w:b w:val="0"/>
+        </w:rPr>
+        <w:t xml:space="preserve"> is included.</w:t>
+      </w:r>
+    </w:p>
+    <w:p>
+      <w:pPr>
+        <w:pStyle w:val="Heading2"/>
+      </w:pPr>
+      <w:r>
+        <w:t>Earlier wording, alternatives and picture transcripts · reference / check after trying</w:t>
+      </w:r>
+    </w:p>
+    <w:p>
+      <w:pPr>
+        <w:spacing w:line="336" w:lineRule="auto" w:after="180"/>
+      </w:pPr>
+      <w:r>
+        <w:rPr>
+          <w:b w:val="0"/>
+        </w:rPr>
+        <w:t xml:space="preserve">Use one picture at a time. Hide a worked result before asking for a </w:t>
+      </w:r>
+      <w:r>
+        <w:rPr>
+          <w:b/>
+        </w:rPr>
+        <w:t>prediction</w:t>
+      </w:r>
+      <w:r>
+        <w:rPr>
+          <w:b w:val="0"/>
+        </w:rPr>
+        <w:t>, then reveal it for feedback. These are supported teaching cases; retain the separate independent assessment for a fresh first attempt.</w:t>
+      </w:r>
+    </w:p>
+    <w:p>
+      <w:pPr>
         <w:pStyle w:val="Heading3"/>
       </w:pPr>
       <w:r>
-        <w:t>Discuss while showing the picture</w:t>
-      </w:r>
-    </w:p>
-    <w:p>
-      <w:pPr>
-        <w:spacing w:line="336" w:lineRule="auto" w:after="180"/>
-        <w:shd w:fill="F1F6F8"/>
-      </w:pPr>
-      <w:r>
-        <w:rPr>
-          <w:b w:val="0"/>
-        </w:rPr>
-        <w:t xml:space="preserve">Teacher prompt: Draw your project trace and justify the deciding step using </w:t>
-      </w:r>
-      <w:r>
-        <w:rPr>
-          <w:b/>
-        </w:rPr>
-        <w:t>evidence</w:t>
-      </w:r>
-      <w:r>
-        <w:rPr>
-          <w:b w:val="0"/>
-        </w:rPr>
-        <w:t>. Ask learners to describe one label or arrow in ordinary words. Use the adjacent transcript if the image is difficult to see.</w:t>
-      </w:r>
-    </w:p>
-    <w:p>
-      <w:pPr>
-        <w:spacing w:line="336" w:lineRule="auto" w:after="180"/>
-        <w:shd w:fill="F1F6F8"/>
-      </w:pPr>
-      <w:r>
-        <w:rPr>
-          <w:b w:val="0"/>
-        </w:rPr>
-        <w:t xml:space="preserve">Supported practice key: No. </w:t>
-      </w:r>
-      <w:r>
-        <w:rPr>
-          <w:b/>
-        </w:rPr>
-        <w:t>Attribution</w:t>
-      </w:r>
-      <w:r>
-        <w:rPr>
-          <w:b w:val="0"/>
-        </w:rPr>
-        <w:t xml:space="preserve"> is one condition; the no-alteration condition still prohibits cropping under these terms. Changed-case check: That use satisfies the stated fictional permission conditions.</w:t>
-      </w:r>
-    </w:p>
-    <w:p>
-      <w:pPr>
-        <w:spacing w:line="336" w:lineRule="auto" w:after="180"/>
-        <w:shd w:fill="F1F6F8"/>
-      </w:pPr>
-      <w:r>
-        <w:rPr>
-          <w:b w:val="0"/>
-        </w:rPr>
-        <w:t xml:space="preserve">Its public redistribution is permitted when there is no alteration and </w:t>
-      </w:r>
-      <w:r>
-        <w:rPr>
-          <w:b/>
-        </w:rPr>
-        <w:t>attribution</w:t>
-      </w:r>
-      <w:r>
-        <w:rPr>
-          <w:b w:val="0"/>
-        </w:rPr>
-        <w:t xml:space="preserve"> is included.</w:t>
+        <w:t>01. Copyright and Provenance: the case</w:t>
+      </w:r>
+    </w:p>
+    <w:p>
+      <w:pPr>
+        <w:pStyle w:val="Heading3"/>
+      </w:pPr>
+      <w:r>
+        <w:t>02. Follow the deciding steps</w:t>
+      </w:r>
+    </w:p>
+    <w:p>
+      <w:pPr>
+        <w:pStyle w:val="Heading3"/>
+      </w:pPr>
+      <w:r>
+        <w:t>03. Copyright and permitted sources — evidence trace</w:t>
+      </w:r>
+    </w:p>
+    <w:p>
+      <w:pPr>
+        <w:pStyle w:val="Heading3"/>
+      </w:pPr>
+      <w:r>
+        <w:t>04. Change one thing. Trace what follows.</w:t>
+      </w:r>
+    </w:p>
+    <w:p>
+      <w:pPr>
+        <w:pStyle w:val="Heading3"/>
+      </w:pPr>
+      <w:r>
+        <w:t>05. Connect the explanation to its limit</w:t>
+      </w:r>
+    </w:p>
+    <w:p>
+      <w:pPr>
+        <w:pStyle w:val="Heading3"/>
+      </w:pPr>
+      <w:r>
+        <w:t>06. Make the idea visible in your project</w:t>
       </w:r>
     </w:p>
     <w:sectPr>
